--- a/ADG/_실측판/15장/15장_V뷰기반모니터링과문제해결.docx
+++ b/ADG/_실측판/15장/15장_V뷰기반모니터링과문제해결.docx
@@ -16,7 +16,50 @@
           <w:rFonts w:ascii="맑은 고딕" w:hAnsi="맑은 고딕" w:eastAsia="맑은 고딕"/>
           <w:sz w:val="21"/>
         </w:rPr>
-        <w:t>13·14장에서 Broker를 익혔다. `SHOW CONFIGURATION` 한 줄로 구성 전체를 볼 수 있는 편리한 도구다. 그러나 **Broker의 요약은 계산된 값**이며 어떤 위험은 거기 나타나지 않는다. 전송이 완전히 끊긴 상태에서 `SUCCESS`가 나왔다.</w:t>
+        <w:t xml:space="preserve">13·14장에서 Broker를 익혔다. </w:t>
+      </w:r>
+      <w:r>
+        <w:rPr>
+          <w:rFonts w:ascii="Consolas" w:hAnsi="Consolas" w:eastAsia="맑은 고딕"/>
+          <w:sz w:val="21"/>
+        </w:rPr>
+        <w:t xml:space="preserve">SHOW CONFIGURATION</w:t>
+      </w:r>
+      <w:r>
+        <w:rPr>
+          <w:rFonts w:ascii="맑은 고딕" w:hAnsi="맑은 고딕" w:eastAsia="맑은 고딕"/>
+          <w:sz w:val="21"/>
+        </w:rPr>
+        <w:t xml:space="preserve"> 한 줄로 구성 전체를 볼 수 있는 편리한 도구다. 그러나 </w:t>
+      </w:r>
+      <w:r>
+        <w:rPr>
+          <w:rFonts w:ascii="맑은 고딕" w:hAnsi="맑은 고딕" w:eastAsia="맑은 고딕"/>
+          <w:b/>
+          <w:sz w:val="21"/>
+        </w:rPr>
+        <w:t xml:space="preserve">Broker의 요약은 계산된 값</w:t>
+      </w:r>
+      <w:r>
+        <w:rPr>
+          <w:rFonts w:ascii="맑은 고딕" w:hAnsi="맑은 고딕" w:eastAsia="맑은 고딕"/>
+          <w:sz w:val="21"/>
+        </w:rPr>
+        <w:t xml:space="preserve">이며 어떤 위험은 거기 나타나지 않는다. 전송이 완전히 끊긴 상태에서 </w:t>
+      </w:r>
+      <w:r>
+        <w:rPr>
+          <w:rFonts w:ascii="Consolas" w:hAnsi="Consolas" w:eastAsia="맑은 고딕"/>
+          <w:sz w:val="21"/>
+        </w:rPr>
+        <w:t xml:space="preserve">SUCCESS</w:t>
+      </w:r>
+      <w:r>
+        <w:rPr>
+          <w:rFonts w:ascii="맑은 고딕" w:hAnsi="맑은 고딕" w:eastAsia="맑은 고딕"/>
+          <w:sz w:val="21"/>
+        </w:rPr>
+        <w:t xml:space="preserve">가 나왔다.</w:t>
       </w:r>
     </w:p>
     <w:p>
@@ -25,7 +68,22 @@
           <w:rFonts w:ascii="맑은 고딕" w:hAnsi="맑은 고딕" w:eastAsia="맑은 고딕"/>
           <w:sz w:val="21"/>
         </w:rPr>
-        <w:t>이 장은 그 아래층으로 내려간다. 요약되기 전의 **원자료**를 직접 읽는다.</w:t>
+        <w:t xml:space="preserve">이 장은 그 아래층으로 내려간다. 요약되기 전의 </w:t>
+      </w:r>
+      <w:r>
+        <w:rPr>
+          <w:rFonts w:ascii="맑은 고딕" w:hAnsi="맑은 고딕" w:eastAsia="맑은 고딕"/>
+          <w:b/>
+          <w:sz w:val="21"/>
+        </w:rPr>
+        <w:t xml:space="preserve">원자료</w:t>
+      </w:r>
+      <w:r>
+        <w:rPr>
+          <w:rFonts w:ascii="맑은 고딕" w:hAnsi="맑은 고딕" w:eastAsia="맑은 고딕"/>
+          <w:sz w:val="21"/>
+        </w:rPr>
+        <w:t xml:space="preserve">를 직접 읽는다.</w:t>
       </w:r>
     </w:p>
     <w:p>
@@ -44,9 +102,17 @@
       <w:r>
         <w:rPr>
           <w:rFonts w:ascii="맑은 고딕" w:hAnsi="맑은 고딕" w:eastAsia="맑은 고딕"/>
-          <w:sz w:val="21"/>
-        </w:rPr>
-        <w:t>**① Broker를 쓸 수 없는 환경이 있다.** 감시 도구가 JDBC로만 붙거나 운영 정책상 Broker를 쓰지 않는 곳이 있다.</w:t>
+          <w:b/>
+          <w:sz w:val="21"/>
+        </w:rPr>
+        <w:t xml:space="preserve">① Broker를 쓸 수 없는 환경이 있다.</w:t>
+      </w:r>
+      <w:r>
+        <w:rPr>
+          <w:rFonts w:ascii="맑은 고딕" w:hAnsi="맑은 고딕" w:eastAsia="맑은 고딕"/>
+          <w:sz w:val="21"/>
+        </w:rPr>
+        <w:t xml:space="preserve"> 감시 도구가 JDBC로만 붙거나 운영 정책상 Broker를 쓰지 않는 곳이 있다.</w:t>
       </w:r>
     </w:p>
     <w:p>
@@ -56,9 +122,31 @@
       <w:r>
         <w:rPr>
           <w:rFonts w:ascii="맑은 고딕" w:hAnsi="맑은 고딕" w:eastAsia="맑은 고딕"/>
-          <w:sz w:val="21"/>
-        </w:rPr>
-        <w:t>**② 요약은 왜 그런 값이 나왔는지 말해 주지 않는다.** `Transport Lag: 0`이 정상이어서 0인지 아무것도 흐르지 않아서 0인지는 원자료를 봐야 안다.</w:t>
+          <w:b/>
+          <w:sz w:val="21"/>
+        </w:rPr>
+        <w:t xml:space="preserve">② 요약은 왜 그런 값이 나왔는지 말해 주지 않는다.</w:t>
+      </w:r>
+      <w:r>
+        <w:rPr>
+          <w:rFonts w:ascii="맑은 고딕" w:hAnsi="맑은 고딕" w:eastAsia="맑은 고딕"/>
+          <w:sz w:val="21"/>
+        </w:rPr>
+        <w:t xml:space="preserve"> </w:t>
+      </w:r>
+      <w:r>
+        <w:rPr>
+          <w:rFonts w:ascii="Consolas" w:hAnsi="Consolas" w:eastAsia="맑은 고딕"/>
+          <w:sz w:val="21"/>
+        </w:rPr>
+        <w:t xml:space="preserve">Transport Lag: 0</w:t>
+      </w:r>
+      <w:r>
+        <w:rPr>
+          <w:rFonts w:ascii="맑은 고딕" w:hAnsi="맑은 고딕" w:eastAsia="맑은 고딕"/>
+          <w:sz w:val="21"/>
+        </w:rPr>
+        <w:t xml:space="preserve">이 정상이어서 0인지 아무것도 흐르지 않아서 0인지는 원자료를 봐야 안다.</w:t>
       </w:r>
     </w:p>
     <w:p>
@@ -68,9 +156,17 @@
       <w:r>
         <w:rPr>
           <w:rFonts w:ascii="맑은 고딕" w:hAnsi="맑은 고딕" w:eastAsia="맑은 고딕"/>
-          <w:sz w:val="21"/>
-        </w:rPr>
-        <w:t>**③ 장애의 상세는 아래층에 있다.** Broker는 "오류가 있다"까지만 말한다.</w:t>
+          <w:b/>
+          <w:sz w:val="21"/>
+        </w:rPr>
+        <w:t xml:space="preserve">③ 장애의 상세는 아래층에 있다.</w:t>
+      </w:r>
+      <w:r>
+        <w:rPr>
+          <w:rFonts w:ascii="맑은 고딕" w:hAnsi="맑은 고딕" w:eastAsia="맑은 고딕"/>
+          <w:sz w:val="21"/>
+        </w:rPr>
+        <w:t xml:space="preserve"> Broker는 "오류가 있다"까지만 말한다.</w:t>
       </w:r>
     </w:p>
     <w:p>
@@ -79,7 +175,15 @@
           <w:rFonts w:ascii="맑은 고딕" w:hAnsi="맑은 고딕" w:eastAsia="맑은 고딕"/>
           <w:sz w:val="21"/>
         </w:rPr>
-        <w:t>이 장에서 다루는 뷰는 새로운 것이 아니다. 4장부터 써 온 것들이며 여기서 **하나의 진단 체계로 묶는다.**</w:t>
+        <w:t xml:space="preserve">이 장에서 다루는 뷰는 새로운 것이 아니다. 4장부터 써 온 것들이며 여기서 </w:t>
+      </w:r>
+      <w:r>
+        <w:rPr>
+          <w:rFonts w:ascii="맑은 고딕" w:hAnsi="맑은 고딕" w:eastAsia="맑은 고딕"/>
+          <w:b/>
+          <w:sz w:val="21"/>
+        </w:rPr>
+        <w:t xml:space="preserve">하나의 진단 체계로 묶는다.</w:t>
       </w:r>
     </w:p>
     <w:p>
@@ -96,10 +200,59 @@
       </w:pPr>
       <w:r>
         <w:rPr>
-          <w:rFonts w:ascii="맑은 고딕" w:hAnsi="맑은 고딕" w:eastAsia="맑은 고딕"/>
-          <w:sz w:val="21"/>
-        </w:rPr>
-        <w:t>`V$LOG`·`V$LOGFILE`·`V$STANDBY_LOG`의 `STATUS` 값을 역할별로 해석한다.</w:t>
+          <w:rFonts w:ascii="Consolas" w:hAnsi="Consolas" w:eastAsia="맑은 고딕"/>
+          <w:sz w:val="21"/>
+        </w:rPr>
+        <w:t xml:space="preserve">V$LOG</w:t>
+      </w:r>
+      <w:r>
+        <w:rPr>
+          <w:rFonts w:ascii="맑은 고딕" w:hAnsi="맑은 고딕" w:eastAsia="맑은 고딕"/>
+          <w:sz w:val="21"/>
+        </w:rPr>
+        <w:t xml:space="preserve">·</w:t>
+      </w:r>
+      <w:r>
+        <w:rPr>
+          <w:rFonts w:ascii="Consolas" w:hAnsi="Consolas" w:eastAsia="맑은 고딕"/>
+          <w:sz w:val="21"/>
+        </w:rPr>
+        <w:t xml:space="preserve">V$LOGFILE</w:t>
+      </w:r>
+      <w:r>
+        <w:rPr>
+          <w:rFonts w:ascii="맑은 고딕" w:hAnsi="맑은 고딕" w:eastAsia="맑은 고딕"/>
+          <w:sz w:val="21"/>
+        </w:rPr>
+        <w:t xml:space="preserve">·</w:t>
+      </w:r>
+      <w:r>
+        <w:rPr>
+          <w:rFonts w:ascii="Consolas" w:hAnsi="Consolas" w:eastAsia="맑은 고딕"/>
+          <w:sz w:val="21"/>
+        </w:rPr>
+        <w:t xml:space="preserve">V$STANDBY_LOG</w:t>
+      </w:r>
+      <w:r>
+        <w:rPr>
+          <w:rFonts w:ascii="맑은 고딕" w:hAnsi="맑은 고딕" w:eastAsia="맑은 고딕"/>
+          <w:sz w:val="21"/>
+        </w:rPr>
+        <w:t xml:space="preserve">의 </w:t>
+      </w:r>
+      <w:r>
+        <w:rPr>
+          <w:rFonts w:ascii="Consolas" w:hAnsi="Consolas" w:eastAsia="맑은 고딕"/>
+          <w:sz w:val="21"/>
+        </w:rPr>
+        <w:t xml:space="preserve">STATUS</w:t>
+      </w:r>
+      <w:r>
+        <w:rPr>
+          <w:rFonts w:ascii="맑은 고딕" w:hAnsi="맑은 고딕" w:eastAsia="맑은 고딕"/>
+          <w:sz w:val="21"/>
+        </w:rPr>
+        <w:t xml:space="preserve"> 값을 역할별로 해석한다.</w:t>
       </w:r>
     </w:p>
     <w:p>
@@ -108,10 +261,73 @@
       </w:pPr>
       <w:r>
         <w:rPr>
-          <w:rFonts w:ascii="맑은 고딕" w:hAnsi="맑은 고딕" w:eastAsia="맑은 고딕"/>
-          <w:sz w:val="21"/>
-        </w:rPr>
-        <w:t>`V$ARCHIVE_DEST`와 `V$ARCHIVE_DEST_STATUS`의 차이를 알고 `VALID_NOW`·`VALID_TYPE`·`VALID_ROLE`로 목적지가 지금 유효한지 판정한다.</w:t>
+          <w:rFonts w:ascii="Consolas" w:hAnsi="Consolas" w:eastAsia="맑은 고딕"/>
+          <w:sz w:val="21"/>
+        </w:rPr>
+        <w:t xml:space="preserve">V$ARCHIVE_DEST</w:t>
+      </w:r>
+      <w:r>
+        <w:rPr>
+          <w:rFonts w:ascii="맑은 고딕" w:hAnsi="맑은 고딕" w:eastAsia="맑은 고딕"/>
+          <w:sz w:val="21"/>
+        </w:rPr>
+        <w:t xml:space="preserve">와 </w:t>
+      </w:r>
+      <w:r>
+        <w:rPr>
+          <w:rFonts w:ascii="Consolas" w:hAnsi="Consolas" w:eastAsia="맑은 고딕"/>
+          <w:sz w:val="21"/>
+        </w:rPr>
+        <w:t xml:space="preserve">V$ARCHIVE_DEST_STATUS</w:t>
+      </w:r>
+      <w:r>
+        <w:rPr>
+          <w:rFonts w:ascii="맑은 고딕" w:hAnsi="맑은 고딕" w:eastAsia="맑은 고딕"/>
+          <w:sz w:val="21"/>
+        </w:rPr>
+        <w:t xml:space="preserve">의 차이를 알고 </w:t>
+      </w:r>
+      <w:r>
+        <w:rPr>
+          <w:rFonts w:ascii="Consolas" w:hAnsi="Consolas" w:eastAsia="맑은 고딕"/>
+          <w:sz w:val="21"/>
+        </w:rPr>
+        <w:t xml:space="preserve">VALID_NOW</w:t>
+      </w:r>
+      <w:r>
+        <w:rPr>
+          <w:rFonts w:ascii="맑은 고딕" w:hAnsi="맑은 고딕" w:eastAsia="맑은 고딕"/>
+          <w:sz w:val="21"/>
+        </w:rPr>
+        <w:t xml:space="preserve">·</w:t>
+      </w:r>
+      <w:r>
+        <w:rPr>
+          <w:rFonts w:ascii="Consolas" w:hAnsi="Consolas" w:eastAsia="맑은 고딕"/>
+          <w:sz w:val="21"/>
+        </w:rPr>
+        <w:t xml:space="preserve">VALID_TYPE</w:t>
+      </w:r>
+      <w:r>
+        <w:rPr>
+          <w:rFonts w:ascii="맑은 고딕" w:hAnsi="맑은 고딕" w:eastAsia="맑은 고딕"/>
+          <w:sz w:val="21"/>
+        </w:rPr>
+        <w:t xml:space="preserve">·</w:t>
+      </w:r>
+      <w:r>
+        <w:rPr>
+          <w:rFonts w:ascii="Consolas" w:hAnsi="Consolas" w:eastAsia="맑은 고딕"/>
+          <w:sz w:val="21"/>
+        </w:rPr>
+        <w:t xml:space="preserve">VALID_ROLE</w:t>
+      </w:r>
+      <w:r>
+        <w:rPr>
+          <w:rFonts w:ascii="맑은 고딕" w:hAnsi="맑은 고딕" w:eastAsia="맑은 고딕"/>
+          <w:sz w:val="21"/>
+        </w:rPr>
+        <w:t xml:space="preserve">로 목적지가 지금 유효한지 판정한다.</w:t>
       </w:r>
     </w:p>
     <w:p>
@@ -123,7 +339,21 @@
           <w:rFonts w:ascii="맑은 고딕" w:hAnsi="맑은 고딕" w:eastAsia="맑은 고딕"/>
           <w:sz w:val="21"/>
         </w:rPr>
-        <w:t>전송이 끊긴 상황을 만들어 `ERROR` 열에 무엇이 나오는지 확인하고 복구를 검증한다.</w:t>
+        <w:t xml:space="preserve">전송이 끊긴 상황을 만들어 </w:t>
+      </w:r>
+      <w:r>
+        <w:rPr>
+          <w:rFonts w:ascii="Consolas" w:hAnsi="Consolas" w:eastAsia="맑은 고딕"/>
+          <w:sz w:val="21"/>
+        </w:rPr>
+        <w:t xml:space="preserve">ERROR</w:t>
+      </w:r>
+      <w:r>
+        <w:rPr>
+          <w:rFonts w:ascii="맑은 고딕" w:hAnsi="맑은 고딕" w:eastAsia="맑은 고딕"/>
+          <w:sz w:val="21"/>
+        </w:rPr>
+        <w:t xml:space="preserve"> 열에 무엇이 나오는지 확인하고 복구를 검증한다.</w:t>
       </w:r>
     </w:p>
     <w:p>
@@ -132,10 +362,45 @@
       </w:pPr>
       <w:r>
         <w:rPr>
-          <w:rFonts w:ascii="맑은 고딕" w:hAnsi="맑은 고딕" w:eastAsia="맑은 고딕"/>
-          <w:sz w:val="21"/>
-        </w:rPr>
-        <w:t>`V$ARCHIVED_LOG`의 `APPLIED`가 목적지마다 다른 이유를 설명하고 `V$MANAGED_STANDBY`의 프로세스 구성을 읽는다.</w:t>
+          <w:rFonts w:ascii="Consolas" w:hAnsi="Consolas" w:eastAsia="맑은 고딕"/>
+          <w:sz w:val="21"/>
+        </w:rPr>
+        <w:t xml:space="preserve">V$ARCHIVED_LOG</w:t>
+      </w:r>
+      <w:r>
+        <w:rPr>
+          <w:rFonts w:ascii="맑은 고딕" w:hAnsi="맑은 고딕" w:eastAsia="맑은 고딕"/>
+          <w:sz w:val="21"/>
+        </w:rPr>
+        <w:t xml:space="preserve">의 </w:t>
+      </w:r>
+      <w:r>
+        <w:rPr>
+          <w:rFonts w:ascii="Consolas" w:hAnsi="Consolas" w:eastAsia="맑은 고딕"/>
+          <w:sz w:val="21"/>
+        </w:rPr>
+        <w:t xml:space="preserve">APPLIED</w:t>
+      </w:r>
+      <w:r>
+        <w:rPr>
+          <w:rFonts w:ascii="맑은 고딕" w:hAnsi="맑은 고딕" w:eastAsia="맑은 고딕"/>
+          <w:sz w:val="21"/>
+        </w:rPr>
+        <w:t xml:space="preserve">가 목적지마다 다른 이유를 설명하고 </w:t>
+      </w:r>
+      <w:r>
+        <w:rPr>
+          <w:rFonts w:ascii="Consolas" w:hAnsi="Consolas" w:eastAsia="맑은 고딕"/>
+          <w:sz w:val="21"/>
+        </w:rPr>
+        <w:t xml:space="preserve">V$MANAGED_STANDBY</w:t>
+      </w:r>
+      <w:r>
+        <w:rPr>
+          <w:rFonts w:ascii="맑은 고딕" w:hAnsi="맑은 고딕" w:eastAsia="맑은 고딕"/>
+          <w:sz w:val="21"/>
+        </w:rPr>
+        <w:t xml:space="preserve">의 프로세스 구성을 읽는다.</w:t>
       </w:r>
     </w:p>
     <w:p>
@@ -144,10 +409,17 @@
       </w:pPr>
       <w:r>
         <w:rPr>
-          <w:rFonts w:ascii="맑은 고딕" w:hAnsi="맑은 고딕" w:eastAsia="맑은 고딕"/>
-          <w:sz w:val="21"/>
-        </w:rPr>
-        <w:t>`LOG_ARCHIVE_TRACE`로 추적을 켜고 트레이스 파일을 찾아 읽는다.</w:t>
+          <w:rFonts w:ascii="Consolas" w:hAnsi="Consolas" w:eastAsia="맑은 고딕"/>
+          <w:sz w:val="21"/>
+        </w:rPr>
+        <w:t xml:space="preserve">LOG_ARCHIVE_TRACE</w:t>
+      </w:r>
+      <w:r>
+        <w:rPr>
+          <w:rFonts w:ascii="맑은 고딕" w:hAnsi="맑은 고딕" w:eastAsia="맑은 고딕"/>
+          <w:sz w:val="21"/>
+        </w:rPr>
+        <w:t xml:space="preserve">로 추적을 켜고 트레이스 파일을 찾아 읽는다.</w:t>
       </w:r>
     </w:p>
     <w:p>
@@ -159,7 +431,21 @@
           <w:rFonts w:ascii="맑은 고딕" w:hAnsi="맑은 고딕" w:eastAsia="맑은 고딕"/>
           <w:sz w:val="21"/>
         </w:rPr>
-        <w:t>Logical Standby에서 어떤 뷰가 비는지 알고 `V$LOGSTDBY_TRANSACTION`으로 적용 중인 트랜잭션을 추적한다.</w:t>
+        <w:t xml:space="preserve">Logical Standby에서 어떤 뷰가 비는지 알고 </w:t>
+      </w:r>
+      <w:r>
+        <w:rPr>
+          <w:rFonts w:ascii="Consolas" w:hAnsi="Consolas" w:eastAsia="맑은 고딕"/>
+          <w:sz w:val="21"/>
+        </w:rPr>
+        <w:t xml:space="preserve">V$LOGSTDBY_TRANSACTION</w:t>
+      </w:r>
+      <w:r>
+        <w:rPr>
+          <w:rFonts w:ascii="맑은 고딕" w:hAnsi="맑은 고딕" w:eastAsia="맑은 고딕"/>
+          <w:sz w:val="21"/>
+        </w:rPr>
+        <w:t xml:space="preserve">으로 적용 중인 트랜잭션을 추적한다.</w:t>
       </w:r>
     </w:p>
     <w:p>
@@ -332,11 +618,11 @@
           <w:p>
             <w:r>
               <w:rPr>
-                <w:rFonts w:ascii="맑은 고딕" w:hAnsi="맑은 고딕" w:eastAsia="맑은 고딕"/>
+                <w:rFonts w:ascii="Consolas" w:hAnsi="Consolas" w:eastAsia="맑은 고딕"/>
                 <w:b/>
                 <w:sz w:val="19"/>
               </w:rPr>
-              <w:t>`STATUS`</w:t>
+              <w:t xml:space="preserve">STATUS</w:t>
             </w:r>
           </w:p>
         </w:tc>
@@ -365,10 +651,10 @@
           <w:p>
             <w:r>
               <w:rPr>
-                <w:rFonts w:ascii="맑은 고딕" w:hAnsi="맑은 고딕" w:eastAsia="맑은 고딕"/>
-                <w:sz w:val="19"/>
-              </w:rPr>
-              <w:t>`CURRENT`</w:t>
+                <w:rFonts w:ascii="Consolas" w:hAnsi="Consolas" w:eastAsia="맑은 고딕"/>
+                <w:sz w:val="19"/>
+              </w:rPr>
+              <w:t xml:space="preserve">CURRENT</w:t>
             </w:r>
           </w:p>
         </w:tc>
@@ -395,10 +681,10 @@
           <w:p>
             <w:r>
               <w:rPr>
-                <w:rFonts w:ascii="맑은 고딕" w:hAnsi="맑은 고딕" w:eastAsia="맑은 고딕"/>
-                <w:sz w:val="19"/>
-              </w:rPr>
-              <w:t>`ACTIVE`</w:t>
+                <w:rFonts w:ascii="Consolas" w:hAnsi="Consolas" w:eastAsia="맑은 고딕"/>
+                <w:sz w:val="19"/>
+              </w:rPr>
+              <w:t xml:space="preserve">ACTIVE</w:t>
             </w:r>
           </w:p>
         </w:tc>
@@ -425,10 +711,10 @@
           <w:p>
             <w:r>
               <w:rPr>
-                <w:rFonts w:ascii="맑은 고딕" w:hAnsi="맑은 고딕" w:eastAsia="맑은 고딕"/>
-                <w:sz w:val="19"/>
-              </w:rPr>
-              <w:t>`INACTIVE`</w:t>
+                <w:rFonts w:ascii="Consolas" w:hAnsi="Consolas" w:eastAsia="맑은 고딕"/>
+                <w:sz w:val="19"/>
+              </w:rPr>
+              <w:t xml:space="preserve">INACTIVE</w:t>
             </w:r>
           </w:p>
         </w:tc>
@@ -455,10 +741,10 @@
           <w:p>
             <w:r>
               <w:rPr>
-                <w:rFonts w:ascii="맑은 고딕" w:hAnsi="맑은 고딕" w:eastAsia="맑은 고딕"/>
-                <w:sz w:val="19"/>
-              </w:rPr>
-              <w:t>`UNUSED`</w:t>
+                <w:rFonts w:ascii="Consolas" w:hAnsi="Consolas" w:eastAsia="맑은 고딕"/>
+                <w:sz w:val="19"/>
+              </w:rPr>
+              <w:t xml:space="preserve">UNUSED</w:t>
             </w:r>
           </w:p>
         </w:tc>
@@ -482,10 +768,88 @@
     <w:p>
       <w:r>
         <w:rPr>
-          <w:rFonts w:ascii="맑은 고딕" w:hAnsi="맑은 고딕" w:eastAsia="맑은 고딕"/>
-          <w:sz w:val="21"/>
-        </w:rPr>
-        <w:t>`ARCHIVED` 열을 함께 본다. `CURRENT`인 그룹만 `NO`이며 **아직 쓰는 중이니 정상**이다. `ACTIVE`이면서 `ARCHIVED=NO`인 그룹이 쌓이면 아카이버가 밀리고 있다는 뜻이고, 그대로 두면 로그 전환이 멈춘다.</w:t>
+          <w:rFonts w:ascii="Consolas" w:hAnsi="Consolas" w:eastAsia="맑은 고딕"/>
+          <w:sz w:val="21"/>
+        </w:rPr>
+        <w:t xml:space="preserve">ARCHIVED</w:t>
+      </w:r>
+      <w:r>
+        <w:rPr>
+          <w:rFonts w:ascii="맑은 고딕" w:hAnsi="맑은 고딕" w:eastAsia="맑은 고딕"/>
+          <w:sz w:val="21"/>
+        </w:rPr>
+        <w:t xml:space="preserve"> 열을 함께 본다. </w:t>
+      </w:r>
+      <w:r>
+        <w:rPr>
+          <w:rFonts w:ascii="Consolas" w:hAnsi="Consolas" w:eastAsia="맑은 고딕"/>
+          <w:sz w:val="21"/>
+        </w:rPr>
+        <w:t xml:space="preserve">CURRENT</w:t>
+      </w:r>
+      <w:r>
+        <w:rPr>
+          <w:rFonts w:ascii="맑은 고딕" w:hAnsi="맑은 고딕" w:eastAsia="맑은 고딕"/>
+          <w:sz w:val="21"/>
+        </w:rPr>
+        <w:t xml:space="preserve">인 그룹만 </w:t>
+      </w:r>
+      <w:r>
+        <w:rPr>
+          <w:rFonts w:ascii="Consolas" w:hAnsi="Consolas" w:eastAsia="맑은 고딕"/>
+          <w:sz w:val="21"/>
+        </w:rPr>
+        <w:t xml:space="preserve">NO</w:t>
+      </w:r>
+      <w:r>
+        <w:rPr>
+          <w:rFonts w:ascii="맑은 고딕" w:hAnsi="맑은 고딕" w:eastAsia="맑은 고딕"/>
+          <w:sz w:val="21"/>
+        </w:rPr>
+        <w:t xml:space="preserve">이며 </w:t>
+      </w:r>
+      <w:r>
+        <w:rPr>
+          <w:rFonts w:ascii="맑은 고딕" w:hAnsi="맑은 고딕" w:eastAsia="맑은 고딕"/>
+          <w:b/>
+          <w:sz w:val="21"/>
+        </w:rPr>
+        <w:t xml:space="preserve">아직 쓰는 중이니 정상</w:t>
+      </w:r>
+      <w:r>
+        <w:rPr>
+          <w:rFonts w:ascii="맑은 고딕" w:hAnsi="맑은 고딕" w:eastAsia="맑은 고딕"/>
+          <w:sz w:val="21"/>
+        </w:rPr>
+        <w:t xml:space="preserve">이다. </w:t>
+      </w:r>
+      <w:r>
+        <w:rPr>
+          <w:rFonts w:ascii="Consolas" w:hAnsi="Consolas" w:eastAsia="맑은 고딕"/>
+          <w:sz w:val="21"/>
+        </w:rPr>
+        <w:t xml:space="preserve">ACTIVE</w:t>
+      </w:r>
+      <w:r>
+        <w:rPr>
+          <w:rFonts w:ascii="맑은 고딕" w:hAnsi="맑은 고딕" w:eastAsia="맑은 고딕"/>
+          <w:sz w:val="21"/>
+        </w:rPr>
+        <w:t xml:space="preserve">이면서 </w:t>
+      </w:r>
+      <w:r>
+        <w:rPr>
+          <w:rFonts w:ascii="Consolas" w:hAnsi="Consolas" w:eastAsia="맑은 고딕"/>
+          <w:sz w:val="21"/>
+        </w:rPr>
+        <w:t xml:space="preserve">ARCHIVED=NO</w:t>
+      </w:r>
+      <w:r>
+        <w:rPr>
+          <w:rFonts w:ascii="맑은 고딕" w:hAnsi="맑은 고딕" w:eastAsia="맑은 고딕"/>
+          <w:sz w:val="21"/>
+        </w:rPr>
+        <w:t xml:space="preserve">인 그룹이 쌓이면 아카이버가 밀리고 있다는 뜻이고, 그대로 두면 로그 전환이 멈춘다.</w:t>
       </w:r>
     </w:p>
     <w:p>
@@ -622,10 +986,69 @@
     <w:p>
       <w:r>
         <w:rPr>
-          <w:rFonts w:ascii="맑은 고딕" w:hAnsi="맑은 고딕" w:eastAsia="맑은 고딕"/>
-          <w:sz w:val="21"/>
-        </w:rPr>
-        <w:t>**`SEQUENCE#`가 전부 0**이다. Standby는 자기 온라인 리두에 아무것도 쓰지 않는다. 있는 이유는 **역할이 바뀐 뒤에 쓰기 위해서**이며, 14장의 `VERBOSE`가 `Future` 구성에서 계산한 것이 이 그룹들이다.</w:t>
+          <w:rFonts w:ascii="Consolas" w:hAnsi="Consolas" w:eastAsia="맑은 고딕"/>
+          <w:b/>
+          <w:sz w:val="21"/>
+        </w:rPr>
+        <w:t xml:space="preserve">SEQUENCE#</w:t>
+      </w:r>
+      <w:r>
+        <w:rPr>
+          <w:rFonts w:ascii="맑은 고딕" w:hAnsi="맑은 고딕" w:eastAsia="맑은 고딕"/>
+          <w:b/>
+          <w:sz w:val="21"/>
+        </w:rPr>
+        <w:t xml:space="preserve">가 전부 0</w:t>
+      </w:r>
+      <w:r>
+        <w:rPr>
+          <w:rFonts w:ascii="맑은 고딕" w:hAnsi="맑은 고딕" w:eastAsia="맑은 고딕"/>
+          <w:sz w:val="21"/>
+        </w:rPr>
+        <w:t xml:space="preserve">이다. Standby는 자기 온라인 리두에 아무것도 쓰지 않는다. 있는 이유는 </w:t>
+      </w:r>
+      <w:r>
+        <w:rPr>
+          <w:rFonts w:ascii="맑은 고딕" w:hAnsi="맑은 고딕" w:eastAsia="맑은 고딕"/>
+          <w:b/>
+          <w:sz w:val="21"/>
+        </w:rPr>
+        <w:t xml:space="preserve">역할이 바뀐 뒤에 쓰기 위해서</w:t>
+      </w:r>
+      <w:r>
+        <w:rPr>
+          <w:rFonts w:ascii="맑은 고딕" w:hAnsi="맑은 고딕" w:eastAsia="맑은 고딕"/>
+          <w:sz w:val="21"/>
+        </w:rPr>
+        <w:t xml:space="preserve">이며, 14장의 </w:t>
+      </w:r>
+      <w:r>
+        <w:rPr>
+          <w:rFonts w:ascii="Consolas" w:hAnsi="Consolas" w:eastAsia="맑은 고딕"/>
+          <w:sz w:val="21"/>
+        </w:rPr>
+        <w:t xml:space="preserve">VERBOSE</w:t>
+      </w:r>
+      <w:r>
+        <w:rPr>
+          <w:rFonts w:ascii="맑은 고딕" w:hAnsi="맑은 고딕" w:eastAsia="맑은 고딕"/>
+          <w:sz w:val="21"/>
+        </w:rPr>
+        <w:t xml:space="preserve">가 </w:t>
+      </w:r>
+      <w:r>
+        <w:rPr>
+          <w:rFonts w:ascii="Consolas" w:hAnsi="Consolas" w:eastAsia="맑은 고딕"/>
+          <w:sz w:val="21"/>
+        </w:rPr>
+        <w:t xml:space="preserve">Future</w:t>
+      </w:r>
+      <w:r>
+        <w:rPr>
+          <w:rFonts w:ascii="맑은 고딕" w:hAnsi="맑은 고딕" w:eastAsia="맑은 고딕"/>
+          <w:sz w:val="21"/>
+        </w:rPr>
+        <w:t xml:space="preserve"> 구성에서 계산한 것이 이 그룹들이다.</w:t>
       </w:r>
     </w:p>
     <w:p>
@@ -764,9 +1187,60 @@
       <w:r>
         <w:rPr>
           <w:rFonts w:ascii="맑은 고딕" w:hAnsi="맑은 고딕" w:eastAsia="맑은 고딕"/>
-          <w:sz w:val="21"/>
-        </w:rPr>
-        <w:t>**그룹마다 멤버가 둘**이다. 6장에서 OMF로 복제할 때 `DB_CREATE_ONLINE_LOG_DEST_1`과 `_2`를 지정해 자동으로 다중화됐다. chicago는 같은 조회에서 7행, 그룹당 하나였다. **양쪽 구성이 다르다.** 동작에는 지장이 없지만 역할이 바뀌면 다중화 수준도 함께 바뀐다.</w:t>
+          <w:b/>
+          <w:sz w:val="21"/>
+        </w:rPr>
+        <w:t xml:space="preserve">그룹마다 멤버가 둘</w:t>
+      </w:r>
+      <w:r>
+        <w:rPr>
+          <w:rFonts w:ascii="맑은 고딕" w:hAnsi="맑은 고딕" w:eastAsia="맑은 고딕"/>
+          <w:sz w:val="21"/>
+        </w:rPr>
+        <w:t xml:space="preserve">이다. 6장에서 OMF로 복제할 때 </w:t>
+      </w:r>
+      <w:r>
+        <w:rPr>
+          <w:rFonts w:ascii="Consolas" w:hAnsi="Consolas" w:eastAsia="맑은 고딕"/>
+          <w:sz w:val="21"/>
+        </w:rPr>
+        <w:t xml:space="preserve">DB_CREATE_ONLINE_LOG_DEST_1</w:t>
+      </w:r>
+      <w:r>
+        <w:rPr>
+          <w:rFonts w:ascii="맑은 고딕" w:hAnsi="맑은 고딕" w:eastAsia="맑은 고딕"/>
+          <w:sz w:val="21"/>
+        </w:rPr>
+        <w:t xml:space="preserve">과 </w:t>
+      </w:r>
+      <w:r>
+        <w:rPr>
+          <w:rFonts w:ascii="Consolas" w:hAnsi="Consolas" w:eastAsia="맑은 고딕"/>
+          <w:sz w:val="21"/>
+        </w:rPr>
+        <w:t xml:space="preserve">_2</w:t>
+      </w:r>
+      <w:r>
+        <w:rPr>
+          <w:rFonts w:ascii="맑은 고딕" w:hAnsi="맑은 고딕" w:eastAsia="맑은 고딕"/>
+          <w:sz w:val="21"/>
+        </w:rPr>
+        <w:t xml:space="preserve">를 지정해 자동으로 다중화됐다. chicago는 같은 조회에서 7행, 그룹당 하나였다. </w:t>
+      </w:r>
+      <w:r>
+        <w:rPr>
+          <w:rFonts w:ascii="맑은 고딕" w:hAnsi="맑은 고딕" w:eastAsia="맑은 고딕"/>
+          <w:b/>
+          <w:sz w:val="21"/>
+        </w:rPr>
+        <w:t xml:space="preserve">양쪽 구성이 다르다.</w:t>
+      </w:r>
+      <w:r>
+        <w:rPr>
+          <w:rFonts w:ascii="맑은 고딕" w:hAnsi="맑은 고딕" w:eastAsia="맑은 고딕"/>
+          <w:sz w:val="21"/>
+        </w:rPr>
+        <w:t xml:space="preserve"> 동작에는 지장이 없지만 역할이 바뀌면 다중화 수준도 함께 바뀐다.</w:t>
       </w:r>
     </w:p>
     <w:tbl>
@@ -800,10 +1274,88 @@
             </w:pPr>
             <w:r>
               <w:rPr>
+                <w:rFonts w:ascii="Consolas" w:hAnsi="Consolas" w:eastAsia="맑은 고딕"/>
+                <w:sz w:val="20"/>
+              </w:rPr>
+              <w:t xml:space="preserve">V$LOGFILE</w:t>
+            </w:r>
+            <w:r>
+              <w:rPr>
                 <w:rFonts w:ascii="맑은 고딕" w:hAnsi="맑은 고딕" w:eastAsia="맑은 고딕"/>
                 <w:sz w:val="20"/>
               </w:rPr>
-              <w:t>`V$LOGFILE`의 `STATUS`가 비어 있으면 **정상**이다. 값이 들어가는 경우는 `INVALID`(파일에 접근할 수 없다), `STALE`(내용이 불완전하다), `DELETED`(더 이상 쓰지 않는다)뿐이다.</w:t>
+              <w:t xml:space="preserve">의 </w:t>
+            </w:r>
+            <w:r>
+              <w:rPr>
+                <w:rFonts w:ascii="Consolas" w:hAnsi="Consolas" w:eastAsia="맑은 고딕"/>
+                <w:sz w:val="20"/>
+              </w:rPr>
+              <w:t xml:space="preserve">STATUS</w:t>
+            </w:r>
+            <w:r>
+              <w:rPr>
+                <w:rFonts w:ascii="맑은 고딕" w:hAnsi="맑은 고딕" w:eastAsia="맑은 고딕"/>
+                <w:sz w:val="20"/>
+              </w:rPr>
+              <w:t xml:space="preserve">가 비어 있으면 </w:t>
+            </w:r>
+            <w:r>
+              <w:rPr>
+                <w:rFonts w:ascii="맑은 고딕" w:hAnsi="맑은 고딕" w:eastAsia="맑은 고딕"/>
+                <w:b/>
+                <w:sz w:val="20"/>
+              </w:rPr>
+              <w:t xml:space="preserve">정상</w:t>
+            </w:r>
+            <w:r>
+              <w:rPr>
+                <w:rFonts w:ascii="맑은 고딕" w:hAnsi="맑은 고딕" w:eastAsia="맑은 고딕"/>
+                <w:sz w:val="20"/>
+              </w:rPr>
+              <w:t xml:space="preserve">이다. 값이 들어가는 경우는 </w:t>
+            </w:r>
+            <w:r>
+              <w:rPr>
+                <w:rFonts w:ascii="Consolas" w:hAnsi="Consolas" w:eastAsia="맑은 고딕"/>
+                <w:sz w:val="20"/>
+              </w:rPr>
+              <w:t xml:space="preserve">INVALID</w:t>
+            </w:r>
+            <w:r>
+              <w:rPr>
+                <w:rFonts w:ascii="맑은 고딕" w:hAnsi="맑은 고딕" w:eastAsia="맑은 고딕"/>
+                <w:sz w:val="20"/>
+              </w:rPr>
+              <w:t xml:space="preserve">(파일에 접근할 수 없다), </w:t>
+            </w:r>
+            <w:r>
+              <w:rPr>
+                <w:rFonts w:ascii="Consolas" w:hAnsi="Consolas" w:eastAsia="맑은 고딕"/>
+                <w:sz w:val="20"/>
+              </w:rPr>
+              <w:t xml:space="preserve">STALE</w:t>
+            </w:r>
+            <w:r>
+              <w:rPr>
+                <w:rFonts w:ascii="맑은 고딕" w:hAnsi="맑은 고딕" w:eastAsia="맑은 고딕"/>
+                <w:sz w:val="20"/>
+              </w:rPr>
+              <w:t xml:space="preserve">(내용이 불완전하다), </w:t>
+            </w:r>
+            <w:r>
+              <w:rPr>
+                <w:rFonts w:ascii="Consolas" w:hAnsi="Consolas" w:eastAsia="맑은 고딕"/>
+                <w:sz w:val="20"/>
+              </w:rPr>
+              <w:t xml:space="preserve">DELETED</w:t>
+            </w:r>
+            <w:r>
+              <w:rPr>
+                <w:rFonts w:ascii="맑은 고딕" w:hAnsi="맑은 고딕" w:eastAsia="맑은 고딕"/>
+                <w:sz w:val="20"/>
+              </w:rPr>
+              <w:t xml:space="preserve">(더 이상 쓰지 않는다)뿐이다.</w:t>
             </w:r>
           </w:p>
           <w:p>
@@ -815,7 +1367,21 @@
                 <w:rFonts w:ascii="맑은 고딕" w:hAnsi="맑은 고딕" w:eastAsia="맑은 고딕"/>
                 <w:sz w:val="20"/>
               </w:rPr>
-              <w:t>감시 스크립트에서는 `WHERE status IS NOT NULL`인 행이 하나라도 나오면 확인 대상이다.</w:t>
+              <w:t xml:space="preserve">감시 스크립트에서는 </w:t>
+            </w:r>
+            <w:r>
+              <w:rPr>
+                <w:rFonts w:ascii="Consolas" w:hAnsi="Consolas" w:eastAsia="맑은 고딕"/>
+                <w:sz w:val="20"/>
+              </w:rPr>
+              <w:t xml:space="preserve">WHERE status IS NOT NULL</w:t>
+            </w:r>
+            <w:r>
+              <w:rPr>
+                <w:rFonts w:ascii="맑은 고딕" w:hAnsi="맑은 고딕" w:eastAsia="맑은 고딕"/>
+                <w:sz w:val="20"/>
+              </w:rPr>
+              <w:t xml:space="preserve">인 행이 하나라도 나오면 확인 대상이다.</w:t>
             </w:r>
           </w:p>
         </w:tc>
@@ -985,16 +1551,161 @@
           <w:rFonts w:ascii="맑은 고딕" w:hAnsi="맑은 고딕" w:eastAsia="맑은 고딕"/>
           <w:sz w:val="21"/>
         </w:rPr>
-        <w:t>넷 중 하나만 `ACTIVE`다. **지금 리두를 받는 그룹**이며 `SEQUENCE# 74`는 Primary의 현재 시퀀스와 일치한다. `USED` 8,977KB는 200MB 중 약 9MB를 썼다는 뜻으로, 14장의 `SendQEntries`가 보여 준 `SIZE (KBs) 6911`과 같은 성격이다.</w:t>
+        <w:t xml:space="preserve">넷 중 하나만 </w:t>
+      </w:r>
+      <w:r>
+        <w:rPr>
+          <w:rFonts w:ascii="Consolas" w:hAnsi="Consolas" w:eastAsia="맑은 고딕"/>
+          <w:sz w:val="21"/>
+        </w:rPr>
+        <w:t xml:space="preserve">ACTIVE</w:t>
+      </w:r>
+      <w:r>
+        <w:rPr>
+          <w:rFonts w:ascii="맑은 고딕" w:hAnsi="맑은 고딕" w:eastAsia="맑은 고딕"/>
+          <w:sz w:val="21"/>
+        </w:rPr>
+        <w:t xml:space="preserve">다. </w:t>
+      </w:r>
+      <w:r>
+        <w:rPr>
+          <w:rFonts w:ascii="맑은 고딕" w:hAnsi="맑은 고딕" w:eastAsia="맑은 고딕"/>
+          <w:b/>
+          <w:sz w:val="21"/>
+        </w:rPr>
+        <w:t xml:space="preserve">지금 리두를 받는 그룹</w:t>
+      </w:r>
+      <w:r>
+        <w:rPr>
+          <w:rFonts w:ascii="맑은 고딕" w:hAnsi="맑은 고딕" w:eastAsia="맑은 고딕"/>
+          <w:sz w:val="21"/>
+        </w:rPr>
+        <w:t xml:space="preserve">이며 </w:t>
+      </w:r>
+      <w:r>
+        <w:rPr>
+          <w:rFonts w:ascii="Consolas" w:hAnsi="Consolas" w:eastAsia="맑은 고딕"/>
+          <w:sz w:val="21"/>
+        </w:rPr>
+        <w:t xml:space="preserve">SEQUENCE# 74</w:t>
+      </w:r>
+      <w:r>
+        <w:rPr>
+          <w:rFonts w:ascii="맑은 고딕" w:hAnsi="맑은 고딕" w:eastAsia="맑은 고딕"/>
+          <w:sz w:val="21"/>
+        </w:rPr>
+        <w:t xml:space="preserve">는 Primary의 현재 시퀀스와 일치한다. </w:t>
+      </w:r>
+      <w:r>
+        <w:rPr>
+          <w:rFonts w:ascii="Consolas" w:hAnsi="Consolas" w:eastAsia="맑은 고딕"/>
+          <w:sz w:val="21"/>
+        </w:rPr>
+        <w:t xml:space="preserve">USED</w:t>
+      </w:r>
+      <w:r>
+        <w:rPr>
+          <w:rFonts w:ascii="맑은 고딕" w:hAnsi="맑은 고딕" w:eastAsia="맑은 고딕"/>
+          <w:sz w:val="21"/>
+        </w:rPr>
+        <w:t xml:space="preserve"> 8,977KB는 200MB 중 약 9MB를 썼다는 뜻으로, 14장의 </w:t>
+      </w:r>
+      <w:r>
+        <w:rPr>
+          <w:rFonts w:ascii="Consolas" w:hAnsi="Consolas" w:eastAsia="맑은 고딕"/>
+          <w:sz w:val="21"/>
+        </w:rPr>
+        <w:t xml:space="preserve">SendQEntries</w:t>
+      </w:r>
+      <w:r>
+        <w:rPr>
+          <w:rFonts w:ascii="맑은 고딕" w:hAnsi="맑은 고딕" w:eastAsia="맑은 고딕"/>
+          <w:sz w:val="21"/>
+        </w:rPr>
+        <w:t xml:space="preserve">가 보여 준 </w:t>
+      </w:r>
+      <w:r>
+        <w:rPr>
+          <w:rFonts w:ascii="Consolas" w:hAnsi="Consolas" w:eastAsia="맑은 고딕"/>
+          <w:sz w:val="21"/>
+        </w:rPr>
+        <w:t xml:space="preserve">SIZE (KBs) 6911</w:t>
+      </w:r>
+      <w:r>
+        <w:rPr>
+          <w:rFonts w:ascii="맑은 고딕" w:hAnsi="맑은 고딕" w:eastAsia="맑은 고딕"/>
+          <w:sz w:val="21"/>
+        </w:rPr>
+        <w:t xml:space="preserve">과 같은 성격이다.</w:t>
       </w:r>
     </w:p>
     <w:p>
       <w:r>
         <w:rPr>
-          <w:rFonts w:ascii="맑은 고딕" w:hAnsi="맑은 고딕" w:eastAsia="맑은 고딕"/>
-          <w:sz w:val="21"/>
-        </w:rPr>
-        <w:t>`ACTIVE`는 지금 받는 중, `UNASSIGNED`는 대기 중이다. **정상 상태에서 `ACTIVE`는 하나뿐**이며, 둘 이상이면 앞의 것이 아카이브되지 않은 채 다음을 받는 것이므로 아카이버를 확인한다. 하나도 없으면 리두가 오지 않는 것이며 **전송이 끊겼을 때 여기서 먼저 드러난다.**</w:t>
+          <w:rFonts w:ascii="Consolas" w:hAnsi="Consolas" w:eastAsia="맑은 고딕"/>
+          <w:sz w:val="21"/>
+        </w:rPr>
+        <w:t xml:space="preserve">ACTIVE</w:t>
+      </w:r>
+      <w:r>
+        <w:rPr>
+          <w:rFonts w:ascii="맑은 고딕" w:hAnsi="맑은 고딕" w:eastAsia="맑은 고딕"/>
+          <w:sz w:val="21"/>
+        </w:rPr>
+        <w:t xml:space="preserve">는 지금 받는 중, </w:t>
+      </w:r>
+      <w:r>
+        <w:rPr>
+          <w:rFonts w:ascii="Consolas" w:hAnsi="Consolas" w:eastAsia="맑은 고딕"/>
+          <w:sz w:val="21"/>
+        </w:rPr>
+        <w:t xml:space="preserve">UNASSIGNED</w:t>
+      </w:r>
+      <w:r>
+        <w:rPr>
+          <w:rFonts w:ascii="맑은 고딕" w:hAnsi="맑은 고딕" w:eastAsia="맑은 고딕"/>
+          <w:sz w:val="21"/>
+        </w:rPr>
+        <w:t xml:space="preserve">는 대기 중이다. </w:t>
+      </w:r>
+      <w:r>
+        <w:rPr>
+          <w:rFonts w:ascii="맑은 고딕" w:hAnsi="맑은 고딕" w:eastAsia="맑은 고딕"/>
+          <w:b/>
+          <w:sz w:val="21"/>
+        </w:rPr>
+        <w:t xml:space="preserve">정상 상태에서 </w:t>
+      </w:r>
+      <w:r>
+        <w:rPr>
+          <w:rFonts w:ascii="Consolas" w:hAnsi="Consolas" w:eastAsia="맑은 고딕"/>
+          <w:b/>
+          <w:sz w:val="21"/>
+        </w:rPr>
+        <w:t xml:space="preserve">ACTIVE</w:t>
+      </w:r>
+      <w:r>
+        <w:rPr>
+          <w:rFonts w:ascii="맑은 고딕" w:hAnsi="맑은 고딕" w:eastAsia="맑은 고딕"/>
+          <w:b/>
+          <w:sz w:val="21"/>
+        </w:rPr>
+        <w:t xml:space="preserve">는 하나뿐</w:t>
+      </w:r>
+      <w:r>
+        <w:rPr>
+          <w:rFonts w:ascii="맑은 고딕" w:hAnsi="맑은 고딕" w:eastAsia="맑은 고딕"/>
+          <w:sz w:val="21"/>
+        </w:rPr>
+        <w:t xml:space="preserve">이며, 둘 이상이면 앞의 것이 아카이브되지 않은 채 다음을 받는 것이므로 아카이버를 확인한다. 하나도 없으면 리두가 오지 않는 것이며 </w:t>
+      </w:r>
+      <w:r>
+        <w:rPr>
+          <w:rFonts w:ascii="맑은 고딕" w:hAnsi="맑은 고딕" w:eastAsia="맑은 고딕"/>
+          <w:b/>
+          <w:sz w:val="21"/>
+        </w:rPr>
+        <w:t xml:space="preserve">전송이 끊겼을 때 여기서 먼저 드러난다.</w:t>
       </w:r>
     </w:p>
     <w:p>
@@ -1135,16 +1846,90 @@
           <w:rFonts w:ascii="맑은 고딕" w:hAnsi="맑은 고딕" w:eastAsia="맑은 고딕"/>
           <w:sz w:val="21"/>
         </w:rPr>
-        <w:t>넷 다 `UNASSIGNED`다. Primary는 SRL을 쓰지 않으며 **전환 후를 대비해 만들어 둔 것**이다.</w:t>
+        <w:t xml:space="preserve">넷 다 </w:t>
+      </w:r>
+      <w:r>
+        <w:rPr>
+          <w:rFonts w:ascii="Consolas" w:hAnsi="Consolas" w:eastAsia="맑은 고딕"/>
+          <w:sz w:val="21"/>
+        </w:rPr>
+        <w:t xml:space="preserve">UNASSIGNED</w:t>
+      </w:r>
+      <w:r>
+        <w:rPr>
+          <w:rFonts w:ascii="맑은 고딕" w:hAnsi="맑은 고딕" w:eastAsia="맑은 고딕"/>
+          <w:sz w:val="21"/>
+        </w:rPr>
+        <w:t xml:space="preserve">다. Primary는 SRL을 쓰지 않으며 </w:t>
+      </w:r>
+      <w:r>
+        <w:rPr>
+          <w:rFonts w:ascii="맑은 고딕" w:hAnsi="맑은 고딕" w:eastAsia="맑은 고딕"/>
+          <w:b/>
+          <w:sz w:val="21"/>
+        </w:rPr>
+        <w:t xml:space="preserve">전환 후를 대비해 만들어 둔 것</w:t>
+      </w:r>
+      <w:r>
+        <w:rPr>
+          <w:rFonts w:ascii="맑은 고딕" w:hAnsi="맑은 고딕" w:eastAsia="맑은 고딕"/>
+          <w:sz w:val="21"/>
+        </w:rPr>
+        <w:t xml:space="preserve">이다.</w:t>
       </w:r>
     </w:p>
     <w:p>
       <w:r>
         <w:rPr>
-          <w:rFonts w:ascii="맑은 고딕" w:hAnsi="맑은 고딕" w:eastAsia="맑은 고딕"/>
-          <w:sz w:val="21"/>
-        </w:rPr>
-        <w:t>**`V$STANDBY_LOG`는 Primary에서도 오류 없이 조회된다.** 감시 스크립트가 전부 `UNASSIGNED`를 받았다면 **Primary에서 조회했을 가능성**을 먼저 의심한다.</w:t>
+          <w:rFonts w:ascii="Consolas" w:hAnsi="Consolas" w:eastAsia="맑은 고딕"/>
+          <w:b/>
+          <w:sz w:val="21"/>
+        </w:rPr>
+        <w:t xml:space="preserve">V$STANDBY_LOG</w:t>
+      </w:r>
+      <w:r>
+        <w:rPr>
+          <w:rFonts w:ascii="맑은 고딕" w:hAnsi="맑은 고딕" w:eastAsia="맑은 고딕"/>
+          <w:b/>
+          <w:sz w:val="21"/>
+        </w:rPr>
+        <w:t xml:space="preserve">는 Primary에서도 오류 없이 조회된다.</w:t>
+      </w:r>
+      <w:r>
+        <w:rPr>
+          <w:rFonts w:ascii="맑은 고딕" w:hAnsi="맑은 고딕" w:eastAsia="맑은 고딕"/>
+          <w:sz w:val="21"/>
+        </w:rPr>
+        <w:t xml:space="preserve"> 감시 스크립트가 전부 </w:t>
+      </w:r>
+      <w:r>
+        <w:rPr>
+          <w:rFonts w:ascii="Consolas" w:hAnsi="Consolas" w:eastAsia="맑은 고딕"/>
+          <w:sz w:val="21"/>
+        </w:rPr>
+        <w:t xml:space="preserve">UNASSIGNED</w:t>
+      </w:r>
+      <w:r>
+        <w:rPr>
+          <w:rFonts w:ascii="맑은 고딕" w:hAnsi="맑은 고딕" w:eastAsia="맑은 고딕"/>
+          <w:sz w:val="21"/>
+        </w:rPr>
+        <w:t xml:space="preserve">를 받았다면 </w:t>
+      </w:r>
+      <w:r>
+        <w:rPr>
+          <w:rFonts w:ascii="맑은 고딕" w:hAnsi="맑은 고딕" w:eastAsia="맑은 고딕"/>
+          <w:b/>
+          <w:sz w:val="21"/>
+        </w:rPr>
+        <w:t xml:space="preserve">Primary에서 조회했을 가능성</w:t>
+      </w:r>
+      <w:r>
+        <w:rPr>
+          <w:rFonts w:ascii="맑은 고딕" w:hAnsi="맑은 고딕" w:eastAsia="맑은 고딕"/>
+          <w:sz w:val="21"/>
+        </w:rPr>
+        <w:t xml:space="preserve">을 먼저 의심한다.</w:t>
       </w:r>
     </w:p>
     <w:tbl>
@@ -1179,9 +1964,88 @@
             <w:r>
               <w:rPr>
                 <w:rFonts w:ascii="맑은 고딕" w:hAnsi="맑은 고딕" w:eastAsia="맑은 고딕"/>
+                <w:b/>
                 <w:sz w:val="20"/>
               </w:rPr>
-              <w:t>**①** `V$LOG`에서 `CURRENT`가 정확히 하나인가. **②** `ACTIVE`이면서 `ARCHIVED=NO`인 그룹이 쌓이지 않았는가.</w:t>
+              <w:t xml:space="preserve">①</w:t>
+            </w:r>
+            <w:r>
+              <w:rPr>
+                <w:rFonts w:ascii="맑은 고딕" w:hAnsi="맑은 고딕" w:eastAsia="맑은 고딕"/>
+                <w:sz w:val="20"/>
+              </w:rPr>
+              <w:t xml:space="preserve"> </w:t>
+            </w:r>
+            <w:r>
+              <w:rPr>
+                <w:rFonts w:ascii="Consolas" w:hAnsi="Consolas" w:eastAsia="맑은 고딕"/>
+                <w:sz w:val="20"/>
+              </w:rPr>
+              <w:t xml:space="preserve">V$LOG</w:t>
+            </w:r>
+            <w:r>
+              <w:rPr>
+                <w:rFonts w:ascii="맑은 고딕" w:hAnsi="맑은 고딕" w:eastAsia="맑은 고딕"/>
+                <w:sz w:val="20"/>
+              </w:rPr>
+              <w:t xml:space="preserve">에서 </w:t>
+            </w:r>
+            <w:r>
+              <w:rPr>
+                <w:rFonts w:ascii="Consolas" w:hAnsi="Consolas" w:eastAsia="맑은 고딕"/>
+                <w:sz w:val="20"/>
+              </w:rPr>
+              <w:t xml:space="preserve">CURRENT</w:t>
+            </w:r>
+            <w:r>
+              <w:rPr>
+                <w:rFonts w:ascii="맑은 고딕" w:hAnsi="맑은 고딕" w:eastAsia="맑은 고딕"/>
+                <w:sz w:val="20"/>
+              </w:rPr>
+              <w:t xml:space="preserve">가 정확히 하나인가. </w:t>
+            </w:r>
+            <w:r>
+              <w:rPr>
+                <w:rFonts w:ascii="맑은 고딕" w:hAnsi="맑은 고딕" w:eastAsia="맑은 고딕"/>
+                <w:b/>
+                <w:sz w:val="20"/>
+              </w:rPr>
+              <w:t xml:space="preserve">②</w:t>
+            </w:r>
+            <w:r>
+              <w:rPr>
+                <w:rFonts w:ascii="맑은 고딕" w:hAnsi="맑은 고딕" w:eastAsia="맑은 고딕"/>
+                <w:sz w:val="20"/>
+              </w:rPr>
+              <w:t xml:space="preserve"> </w:t>
+            </w:r>
+            <w:r>
+              <w:rPr>
+                <w:rFonts w:ascii="Consolas" w:hAnsi="Consolas" w:eastAsia="맑은 고딕"/>
+                <w:sz w:val="20"/>
+              </w:rPr>
+              <w:t xml:space="preserve">ACTIVE</w:t>
+            </w:r>
+            <w:r>
+              <w:rPr>
+                <w:rFonts w:ascii="맑은 고딕" w:hAnsi="맑은 고딕" w:eastAsia="맑은 고딕"/>
+                <w:sz w:val="20"/>
+              </w:rPr>
+              <w:t xml:space="preserve">이면서 </w:t>
+            </w:r>
+            <w:r>
+              <w:rPr>
+                <w:rFonts w:ascii="Consolas" w:hAnsi="Consolas" w:eastAsia="맑은 고딕"/>
+                <w:sz w:val="20"/>
+              </w:rPr>
+              <w:t xml:space="preserve">ARCHIVED=NO</w:t>
+            </w:r>
+            <w:r>
+              <w:rPr>
+                <w:rFonts w:ascii="맑은 고딕" w:hAnsi="맑은 고딕" w:eastAsia="맑은 고딕"/>
+                <w:sz w:val="20"/>
+              </w:rPr>
+              <w:t xml:space="preserve">인 그룹이 쌓이지 않았는가.</w:t>
             </w:r>
           </w:p>
           <w:p>
@@ -1191,9 +2055,88 @@
             <w:r>
               <w:rPr>
                 <w:rFonts w:ascii="맑은 고딕" w:hAnsi="맑은 고딕" w:eastAsia="맑은 고딕"/>
+                <w:b/>
                 <w:sz w:val="20"/>
               </w:rPr>
-              <w:t>**③** Standby의 `V$STANDBY_LOG`에서 `ACTIVE`가 정확히 하나인가. **④** 그 `SEQUENCE#`가 Primary의 `CURRENT`와 같은가. 다르면 밀린 것이다.</w:t>
+              <w:t xml:space="preserve">③</w:t>
+            </w:r>
+            <w:r>
+              <w:rPr>
+                <w:rFonts w:ascii="맑은 고딕" w:hAnsi="맑은 고딕" w:eastAsia="맑은 고딕"/>
+                <w:sz w:val="20"/>
+              </w:rPr>
+              <w:t xml:space="preserve"> Standby의 </w:t>
+            </w:r>
+            <w:r>
+              <w:rPr>
+                <w:rFonts w:ascii="Consolas" w:hAnsi="Consolas" w:eastAsia="맑은 고딕"/>
+                <w:sz w:val="20"/>
+              </w:rPr>
+              <w:t xml:space="preserve">V$STANDBY_LOG</w:t>
+            </w:r>
+            <w:r>
+              <w:rPr>
+                <w:rFonts w:ascii="맑은 고딕" w:hAnsi="맑은 고딕" w:eastAsia="맑은 고딕"/>
+                <w:sz w:val="20"/>
+              </w:rPr>
+              <w:t xml:space="preserve">에서 </w:t>
+            </w:r>
+            <w:r>
+              <w:rPr>
+                <w:rFonts w:ascii="Consolas" w:hAnsi="Consolas" w:eastAsia="맑은 고딕"/>
+                <w:sz w:val="20"/>
+              </w:rPr>
+              <w:t xml:space="preserve">ACTIVE</w:t>
+            </w:r>
+            <w:r>
+              <w:rPr>
+                <w:rFonts w:ascii="맑은 고딕" w:hAnsi="맑은 고딕" w:eastAsia="맑은 고딕"/>
+                <w:sz w:val="20"/>
+              </w:rPr>
+              <w:t xml:space="preserve">가 정확히 하나인가. </w:t>
+            </w:r>
+            <w:r>
+              <w:rPr>
+                <w:rFonts w:ascii="맑은 고딕" w:hAnsi="맑은 고딕" w:eastAsia="맑은 고딕"/>
+                <w:b/>
+                <w:sz w:val="20"/>
+              </w:rPr>
+              <w:t xml:space="preserve">④</w:t>
+            </w:r>
+            <w:r>
+              <w:rPr>
+                <w:rFonts w:ascii="맑은 고딕" w:hAnsi="맑은 고딕" w:eastAsia="맑은 고딕"/>
+                <w:sz w:val="20"/>
+              </w:rPr>
+              <w:t xml:space="preserve"> 그 </w:t>
+            </w:r>
+            <w:r>
+              <w:rPr>
+                <w:rFonts w:ascii="Consolas" w:hAnsi="Consolas" w:eastAsia="맑은 고딕"/>
+                <w:sz w:val="20"/>
+              </w:rPr>
+              <w:t xml:space="preserve">SEQUENCE#</w:t>
+            </w:r>
+            <w:r>
+              <w:rPr>
+                <w:rFonts w:ascii="맑은 고딕" w:hAnsi="맑은 고딕" w:eastAsia="맑은 고딕"/>
+                <w:sz w:val="20"/>
+              </w:rPr>
+              <w:t xml:space="preserve">가 Primary의 </w:t>
+            </w:r>
+            <w:r>
+              <w:rPr>
+                <w:rFonts w:ascii="Consolas" w:hAnsi="Consolas" w:eastAsia="맑은 고딕"/>
+                <w:sz w:val="20"/>
+              </w:rPr>
+              <w:t xml:space="preserve">CURRENT</w:t>
+            </w:r>
+            <w:r>
+              <w:rPr>
+                <w:rFonts w:ascii="맑은 고딕" w:hAnsi="맑은 고딕" w:eastAsia="맑은 고딕"/>
+                <w:sz w:val="20"/>
+              </w:rPr>
+              <w:t xml:space="preserve">와 같은가. 다르면 밀린 것이다.</w:t>
             </w:r>
           </w:p>
           <w:p>
@@ -1203,9 +2146,45 @@
             <w:r>
               <w:rPr>
                 <w:rFonts w:ascii="맑은 고딕" w:hAnsi="맑은 고딕" w:eastAsia="맑은 고딕"/>
+                <w:b/>
                 <w:sz w:val="20"/>
               </w:rPr>
-              <w:t>**⑤** `V$LOGFILE`에서 `STATUS`가 비어 있지 않은 행이 있는가.</w:t>
+              <w:t xml:space="preserve">⑤</w:t>
+            </w:r>
+            <w:r>
+              <w:rPr>
+                <w:rFonts w:ascii="맑은 고딕" w:hAnsi="맑은 고딕" w:eastAsia="맑은 고딕"/>
+                <w:sz w:val="20"/>
+              </w:rPr>
+              <w:t xml:space="preserve"> </w:t>
+            </w:r>
+            <w:r>
+              <w:rPr>
+                <w:rFonts w:ascii="Consolas" w:hAnsi="Consolas" w:eastAsia="맑은 고딕"/>
+                <w:sz w:val="20"/>
+              </w:rPr>
+              <w:t xml:space="preserve">V$LOGFILE</w:t>
+            </w:r>
+            <w:r>
+              <w:rPr>
+                <w:rFonts w:ascii="맑은 고딕" w:hAnsi="맑은 고딕" w:eastAsia="맑은 고딕"/>
+                <w:sz w:val="20"/>
+              </w:rPr>
+              <w:t xml:space="preserve">에서 </w:t>
+            </w:r>
+            <w:r>
+              <w:rPr>
+                <w:rFonts w:ascii="Consolas" w:hAnsi="Consolas" w:eastAsia="맑은 고딕"/>
+                <w:sz w:val="20"/>
+              </w:rPr>
+              <w:t xml:space="preserve">STATUS</w:t>
+            </w:r>
+            <w:r>
+              <w:rPr>
+                <w:rFonts w:ascii="맑은 고딕" w:hAnsi="맑은 고딕" w:eastAsia="맑은 고딕"/>
+                <w:sz w:val="20"/>
+              </w:rPr>
+              <w:t xml:space="preserve">가 비어 있지 않은 행이 있는가.</w:t>
             </w:r>
           </w:p>
           <w:p>
@@ -1538,10 +2517,10 @@
           <w:p>
             <w:r>
               <w:rPr>
-                <w:rFonts w:ascii="맑은 고딕" w:hAnsi="맑은 고딕" w:eastAsia="맑은 고딕"/>
-                <w:sz w:val="19"/>
-              </w:rPr>
-              <w:t>`V$ARCHIVE_DEST`</w:t>
+                <w:rFonts w:ascii="Consolas" w:hAnsi="Consolas" w:eastAsia="맑은 고딕"/>
+                <w:sz w:val="19"/>
+              </w:rPr>
+              <w:t xml:space="preserve">V$ARCHIVE_DEST</w:t>
             </w:r>
           </w:p>
         </w:tc>
@@ -1553,9 +2532,17 @@
             <w:r>
               <w:rPr>
                 <w:rFonts w:ascii="맑은 고딕" w:hAnsi="맑은 고딕" w:eastAsia="맑은 고딕"/>
-                <w:sz w:val="19"/>
-              </w:rPr>
-              <w:t>**설정**이 어떻게 되어 있는가</w:t>
+                <w:b/>
+                <w:sz w:val="19"/>
+              </w:rPr>
+              <w:t xml:space="preserve">설정</w:t>
+            </w:r>
+            <w:r>
+              <w:rPr>
+                <w:rFonts w:ascii="맑은 고딕" w:hAnsi="맑은 고딕" w:eastAsia="맑은 고딕"/>
+                <w:sz w:val="19"/>
+              </w:rPr>
+              <w:t xml:space="preserve">이 어떻게 되어 있는가</w:t>
             </w:r>
           </w:p>
         </w:tc>
@@ -1566,10 +2553,66 @@
           <w:p>
             <w:r>
               <w:rPr>
+                <w:rFonts w:ascii="Consolas" w:hAnsi="Consolas" w:eastAsia="맑은 고딕"/>
+                <w:sz w:val="19"/>
+              </w:rPr>
+              <w:t xml:space="preserve">VALID_TYPE</w:t>
+            </w:r>
+            <w:r>
+              <w:rPr>
                 <w:rFonts w:ascii="맑은 고딕" w:hAnsi="맑은 고딕" w:eastAsia="맑은 고딕"/>
                 <w:sz w:val="19"/>
               </w:rPr>
-              <w:t>`VALID_TYPE`·`VALID_ROLE`·`VALID_NOW`·`BINDING`·`AFFIRM`</w:t>
+              <w:t xml:space="preserve">·</w:t>
+            </w:r>
+            <w:r>
+              <w:rPr>
+                <w:rFonts w:ascii="Consolas" w:hAnsi="Consolas" w:eastAsia="맑은 고딕"/>
+                <w:sz w:val="19"/>
+              </w:rPr>
+              <w:t xml:space="preserve">VALID_ROLE</w:t>
+            </w:r>
+            <w:r>
+              <w:rPr>
+                <w:rFonts w:ascii="맑은 고딕" w:hAnsi="맑은 고딕" w:eastAsia="맑은 고딕"/>
+                <w:sz w:val="19"/>
+              </w:rPr>
+              <w:t xml:space="preserve">·</w:t>
+            </w:r>
+            <w:r>
+              <w:rPr>
+                <w:rFonts w:ascii="Consolas" w:hAnsi="Consolas" w:eastAsia="맑은 고딕"/>
+                <w:sz w:val="19"/>
+              </w:rPr>
+              <w:t xml:space="preserve">VALID_NOW</w:t>
+            </w:r>
+            <w:r>
+              <w:rPr>
+                <w:rFonts w:ascii="맑은 고딕" w:hAnsi="맑은 고딕" w:eastAsia="맑은 고딕"/>
+                <w:sz w:val="19"/>
+              </w:rPr>
+              <w:t xml:space="preserve">·</w:t>
+            </w:r>
+            <w:r>
+              <w:rPr>
+                <w:rFonts w:ascii="Consolas" w:hAnsi="Consolas" w:eastAsia="맑은 고딕"/>
+                <w:sz w:val="19"/>
+              </w:rPr>
+              <w:t xml:space="preserve">BINDING</w:t>
+            </w:r>
+            <w:r>
+              <w:rPr>
+                <w:rFonts w:ascii="맑은 고딕" w:hAnsi="맑은 고딕" w:eastAsia="맑은 고딕"/>
+                <w:sz w:val="19"/>
+              </w:rPr>
+              <w:t xml:space="preserve">·</w:t>
+            </w:r>
+            <w:r>
+              <w:rPr>
+                <w:rFonts w:ascii="Consolas" w:hAnsi="Consolas" w:eastAsia="맑은 고딕"/>
+                <w:sz w:val="19"/>
+              </w:rPr>
+              <w:t xml:space="preserve">AFFIRM</w:t>
             </w:r>
           </w:p>
         </w:tc>
@@ -1582,10 +2625,10 @@
           <w:p>
             <w:r>
               <w:rPr>
-                <w:rFonts w:ascii="맑은 고딕" w:hAnsi="맑은 고딕" w:eastAsia="맑은 고딕"/>
-                <w:sz w:val="19"/>
-              </w:rPr>
-              <w:t>`V$ARCHIVE_DEST_STATUS`</w:t>
+                <w:rFonts w:ascii="Consolas" w:hAnsi="Consolas" w:eastAsia="맑은 고딕"/>
+                <w:sz w:val="19"/>
+              </w:rPr>
+              <w:t xml:space="preserve">V$ARCHIVE_DEST_STATUS</w:t>
             </w:r>
           </w:p>
         </w:tc>
@@ -1597,9 +2640,17 @@
             <w:r>
               <w:rPr>
                 <w:rFonts w:ascii="맑은 고딕" w:hAnsi="맑은 고딕" w:eastAsia="맑은 고딕"/>
-                <w:sz w:val="19"/>
-              </w:rPr>
-              <w:t>**지금** 어떤 상태인가</w:t>
+                <w:b/>
+                <w:sz w:val="19"/>
+              </w:rPr>
+              <w:t xml:space="preserve">지금</w:t>
+            </w:r>
+            <w:r>
+              <w:rPr>
+                <w:rFonts w:ascii="맑은 고딕" w:hAnsi="맑은 고딕" w:eastAsia="맑은 고딕"/>
+                <w:sz w:val="19"/>
+              </w:rPr>
+              <w:t xml:space="preserve"> 어떤 상태인가</w:t>
             </w:r>
           </w:p>
         </w:tc>
@@ -1610,10 +2661,52 @@
           <w:p>
             <w:r>
               <w:rPr>
+                <w:rFonts w:ascii="Consolas" w:hAnsi="Consolas" w:eastAsia="맑은 고딕"/>
+                <w:sz w:val="19"/>
+              </w:rPr>
+              <w:t xml:space="preserve">STATUS</w:t>
+            </w:r>
+            <w:r>
+              <w:rPr>
                 <w:rFonts w:ascii="맑은 고딕" w:hAnsi="맑은 고딕" w:eastAsia="맑은 고딕"/>
                 <w:sz w:val="19"/>
               </w:rPr>
-              <w:t>`STATUS`·`ERROR`·`TYPE`·`RECOVERY_MODE`</w:t>
+              <w:t xml:space="preserve">·</w:t>
+            </w:r>
+            <w:r>
+              <w:rPr>
+                <w:rFonts w:ascii="Consolas" w:hAnsi="Consolas" w:eastAsia="맑은 고딕"/>
+                <w:sz w:val="19"/>
+              </w:rPr>
+              <w:t xml:space="preserve">ERROR</w:t>
+            </w:r>
+            <w:r>
+              <w:rPr>
+                <w:rFonts w:ascii="맑은 고딕" w:hAnsi="맑은 고딕" w:eastAsia="맑은 고딕"/>
+                <w:sz w:val="19"/>
+              </w:rPr>
+              <w:t xml:space="preserve">·</w:t>
+            </w:r>
+            <w:r>
+              <w:rPr>
+                <w:rFonts w:ascii="Consolas" w:hAnsi="Consolas" w:eastAsia="맑은 고딕"/>
+                <w:sz w:val="19"/>
+              </w:rPr>
+              <w:t xml:space="preserve">TYPE</w:t>
+            </w:r>
+            <w:r>
+              <w:rPr>
+                <w:rFonts w:ascii="맑은 고딕" w:hAnsi="맑은 고딕" w:eastAsia="맑은 고딕"/>
+                <w:sz w:val="19"/>
+              </w:rPr>
+              <w:t xml:space="preserve">·</w:t>
+            </w:r>
+            <w:r>
+              <w:rPr>
+                <w:rFonts w:ascii="Consolas" w:hAnsi="Consolas" w:eastAsia="맑은 고딕"/>
+                <w:sz w:val="19"/>
+              </w:rPr>
+              <w:t xml:space="preserve">RECOVERY_MODE</w:t>
             </w:r>
           </w:p>
         </w:tc>
@@ -1626,7 +2719,134 @@
           <w:rFonts w:ascii="맑은 고딕" w:hAnsi="맑은 고딕" w:eastAsia="맑은 고딕"/>
           <w:sz w:val="21"/>
         </w:rPr>
-        <w:t>두 뷰가 같은 `STATUS` 열을 가져 혼동하기 쉽다. `RECOVERY_MODE`가 있으면 `_STATUS`, `VALID_NOW`가 있으면 `V$ARCHIVE_DEST`다. `dest_id=1`의 `RECOVERY_MODE`가 `IDLE`인 것은 **로컬 목적지에 적용이라는 개념이 없기** 때문이다.</w:t>
+        <w:t xml:space="preserve">두 뷰가 같은 </w:t>
+      </w:r>
+      <w:r>
+        <w:rPr>
+          <w:rFonts w:ascii="Consolas" w:hAnsi="Consolas" w:eastAsia="맑은 고딕"/>
+          <w:sz w:val="21"/>
+        </w:rPr>
+        <w:t xml:space="preserve">STATUS</w:t>
+      </w:r>
+      <w:r>
+        <w:rPr>
+          <w:rFonts w:ascii="맑은 고딕" w:hAnsi="맑은 고딕" w:eastAsia="맑은 고딕"/>
+          <w:sz w:val="21"/>
+        </w:rPr>
+        <w:t xml:space="preserve"> 열을 가져 혼동하기 쉽다. </w:t>
+      </w:r>
+      <w:r>
+        <w:rPr>
+          <w:rFonts w:ascii="Consolas" w:hAnsi="Consolas" w:eastAsia="맑은 고딕"/>
+          <w:sz w:val="21"/>
+        </w:rPr>
+        <w:t xml:space="preserve">RECOVERY_MODE</w:t>
+      </w:r>
+      <w:r>
+        <w:rPr>
+          <w:rFonts w:ascii="맑은 고딕" w:hAnsi="맑은 고딕" w:eastAsia="맑은 고딕"/>
+          <w:sz w:val="21"/>
+        </w:rPr>
+        <w:t xml:space="preserve">가 있으면 </w:t>
+      </w:r>
+      <w:r>
+        <w:rPr>
+          <w:rFonts w:ascii="Consolas" w:hAnsi="Consolas" w:eastAsia="맑은 고딕"/>
+          <w:sz w:val="21"/>
+        </w:rPr>
+        <w:t xml:space="preserve">_STATUS</w:t>
+      </w:r>
+      <w:r>
+        <w:rPr>
+          <w:rFonts w:ascii="맑은 고딕" w:hAnsi="맑은 고딕" w:eastAsia="맑은 고딕"/>
+          <w:sz w:val="21"/>
+        </w:rPr>
+        <w:t xml:space="preserve">, </w:t>
+      </w:r>
+      <w:r>
+        <w:rPr>
+          <w:rFonts w:ascii="Consolas" w:hAnsi="Consolas" w:eastAsia="맑은 고딕"/>
+          <w:sz w:val="21"/>
+        </w:rPr>
+        <w:t xml:space="preserve">VALID_NOW</w:t>
+      </w:r>
+      <w:r>
+        <w:rPr>
+          <w:rFonts w:ascii="맑은 고딕" w:hAnsi="맑은 고딕" w:eastAsia="맑은 고딕"/>
+          <w:sz w:val="21"/>
+        </w:rPr>
+        <w:t xml:space="preserve">가 있으면 </w:t>
+      </w:r>
+      <w:r>
+        <w:rPr>
+          <w:rFonts w:ascii="Consolas" w:hAnsi="Consolas" w:eastAsia="맑은 고딕"/>
+          <w:sz w:val="21"/>
+        </w:rPr>
+        <w:t xml:space="preserve">V$ARCHIVE_DEST</w:t>
+      </w:r>
+      <w:r>
+        <w:rPr>
+          <w:rFonts w:ascii="맑은 고딕" w:hAnsi="맑은 고딕" w:eastAsia="맑은 고딕"/>
+          <w:sz w:val="21"/>
+        </w:rPr>
+        <w:t xml:space="preserve">다. </w:t>
+      </w:r>
+      <w:r>
+        <w:rPr>
+          <w:rFonts w:ascii="Consolas" w:hAnsi="Consolas" w:eastAsia="맑은 고딕"/>
+          <w:sz w:val="21"/>
+        </w:rPr>
+        <w:t xml:space="preserve">dest_id=1</w:t>
+      </w:r>
+      <w:r>
+        <w:rPr>
+          <w:rFonts w:ascii="맑은 고딕" w:hAnsi="맑은 고딕" w:eastAsia="맑은 고딕"/>
+          <w:sz w:val="21"/>
+        </w:rPr>
+        <w:t xml:space="preserve">의 </w:t>
+      </w:r>
+      <w:r>
+        <w:rPr>
+          <w:rFonts w:ascii="Consolas" w:hAnsi="Consolas" w:eastAsia="맑은 고딕"/>
+          <w:sz w:val="21"/>
+        </w:rPr>
+        <w:t xml:space="preserve">RECOVERY_MODE</w:t>
+      </w:r>
+      <w:r>
+        <w:rPr>
+          <w:rFonts w:ascii="맑은 고딕" w:hAnsi="맑은 고딕" w:eastAsia="맑은 고딕"/>
+          <w:sz w:val="21"/>
+        </w:rPr>
+        <w:t xml:space="preserve">가 </w:t>
+      </w:r>
+      <w:r>
+        <w:rPr>
+          <w:rFonts w:ascii="Consolas" w:hAnsi="Consolas" w:eastAsia="맑은 고딕"/>
+          <w:sz w:val="21"/>
+        </w:rPr>
+        <w:t xml:space="preserve">IDLE</w:t>
+      </w:r>
+      <w:r>
+        <w:rPr>
+          <w:rFonts w:ascii="맑은 고딕" w:hAnsi="맑은 고딕" w:eastAsia="맑은 고딕"/>
+          <w:sz w:val="21"/>
+        </w:rPr>
+        <w:t xml:space="preserve">인 것은 </w:t>
+      </w:r>
+      <w:r>
+        <w:rPr>
+          <w:rFonts w:ascii="맑은 고딕" w:hAnsi="맑은 고딕" w:eastAsia="맑은 고딕"/>
+          <w:b/>
+          <w:sz w:val="21"/>
+        </w:rPr>
+        <w:t xml:space="preserve">로컬 목적지에 적용이라는 개념이 없기</w:t>
+      </w:r>
+      <w:r>
+        <w:rPr>
+          <w:rFonts w:ascii="맑은 고딕" w:hAnsi="맑은 고딕" w:eastAsia="맑은 고딕"/>
+          <w:sz w:val="21"/>
+        </w:rPr>
+        <w:t xml:space="preserve"> 때문이다.</w:t>
       </w:r>
     </w:p>
     <w:p>
@@ -1753,7 +2973,21 @@
           <w:rFonts w:ascii="맑은 고딕" w:hAnsi="맑은 고딕" w:eastAsia="맑은 고딕"/>
           <w:sz w:val="21"/>
         </w:rPr>
-        <w:t>7장의 `VALID_FOR`가 열로 분해되어 나타난다.</w:t>
+        <w:t xml:space="preserve">7장의 </w:t>
+      </w:r>
+      <w:r>
+        <w:rPr>
+          <w:rFonts w:ascii="Consolas" w:hAnsi="Consolas" w:eastAsia="맑은 고딕"/>
+          <w:sz w:val="21"/>
+        </w:rPr>
+        <w:t xml:space="preserve">VALID_FOR</w:t>
+      </w:r>
+      <w:r>
+        <w:rPr>
+          <w:rFonts w:ascii="맑은 고딕" w:hAnsi="맑은 고딕" w:eastAsia="맑은 고딕"/>
+          <w:sz w:val="21"/>
+        </w:rPr>
+        <w:t xml:space="preserve">가 열로 분해되어 나타난다.</w:t>
       </w:r>
     </w:p>
     <w:tbl>
@@ -1825,10 +3059,10 @@
           <w:p>
             <w:r>
               <w:rPr>
-                <w:rFonts w:ascii="맑은 고딕" w:hAnsi="맑은 고딕" w:eastAsia="맑은 고딕"/>
-                <w:sz w:val="19"/>
-              </w:rPr>
-              <w:t>`TARGET`</w:t>
+                <w:rFonts w:ascii="Consolas" w:hAnsi="Consolas" w:eastAsia="맑은 고딕"/>
+                <w:sz w:val="19"/>
+              </w:rPr>
+              <w:t xml:space="preserve">TARGET</w:t>
             </w:r>
           </w:p>
         </w:tc>
@@ -1856,7 +3090,35 @@
                 <w:rFonts w:ascii="맑은 고딕" w:hAnsi="맑은 고딕" w:eastAsia="맑은 고딕"/>
                 <w:sz w:val="19"/>
               </w:rPr>
-              <w:t>1번 `PRIMARY`(로컬), 2번 `STANDBY`(원격)</w:t>
+              <w:t xml:space="preserve">1번 </w:t>
+            </w:r>
+            <w:r>
+              <w:rPr>
+                <w:rFonts w:ascii="Consolas" w:hAnsi="Consolas" w:eastAsia="맑은 고딕"/>
+                <w:sz w:val="19"/>
+              </w:rPr>
+              <w:t xml:space="preserve">PRIMARY</w:t>
+            </w:r>
+            <w:r>
+              <w:rPr>
+                <w:rFonts w:ascii="맑은 고딕" w:hAnsi="맑은 고딕" w:eastAsia="맑은 고딕"/>
+                <w:sz w:val="19"/>
+              </w:rPr>
+              <w:t xml:space="preserve">(로컬), 2번 </w:t>
+            </w:r>
+            <w:r>
+              <w:rPr>
+                <w:rFonts w:ascii="Consolas" w:hAnsi="Consolas" w:eastAsia="맑은 고딕"/>
+                <w:sz w:val="19"/>
+              </w:rPr>
+              <w:t xml:space="preserve">STANDBY</w:t>
+            </w:r>
+            <w:r>
+              <w:rPr>
+                <w:rFonts w:ascii="맑은 고딕" w:hAnsi="맑은 고딕" w:eastAsia="맑은 고딕"/>
+                <w:sz w:val="19"/>
+              </w:rPr>
+              <w:t xml:space="preserve">(원격)</w:t>
             </w:r>
           </w:p>
         </w:tc>
@@ -1869,10 +3131,10 @@
           <w:p>
             <w:r>
               <w:rPr>
-                <w:rFonts w:ascii="맑은 고딕" w:hAnsi="맑은 고딕" w:eastAsia="맑은 고딕"/>
-                <w:sz w:val="19"/>
-              </w:rPr>
-              <w:t>`VALID_TYPE`</w:t>
+                <w:rFonts w:ascii="Consolas" w:hAnsi="Consolas" w:eastAsia="맑은 고딕"/>
+                <w:sz w:val="19"/>
+              </w:rPr>
+              <w:t xml:space="preserve">VALID_TYPE</w:t>
             </w:r>
           </w:p>
         </w:tc>
@@ -1900,7 +3162,15 @@
                 <w:rFonts w:ascii="맑은 고딕" w:hAnsi="맑은 고딕" w:eastAsia="맑은 고딕"/>
                 <w:sz w:val="19"/>
               </w:rPr>
-              <w:t>1번 모든 로그, 2번 **온라인 리두만**</w:t>
+              <w:t xml:space="preserve">1번 모든 로그, 2번 </w:t>
+            </w:r>
+            <w:r>
+              <w:rPr>
+                <w:rFonts w:ascii="맑은 고딕" w:hAnsi="맑은 고딕" w:eastAsia="맑은 고딕"/>
+                <w:b/>
+                <w:sz w:val="19"/>
+              </w:rPr>
+              <w:t xml:space="preserve">온라인 리두만</w:t>
             </w:r>
           </w:p>
         </w:tc>
@@ -1913,10 +3183,10 @@
           <w:p>
             <w:r>
               <w:rPr>
-                <w:rFonts w:ascii="맑은 고딕" w:hAnsi="맑은 고딕" w:eastAsia="맑은 고딕"/>
-                <w:sz w:val="19"/>
-              </w:rPr>
-              <w:t>`VALID_ROLE`</w:t>
+                <w:rFonts w:ascii="Consolas" w:hAnsi="Consolas" w:eastAsia="맑은 고딕"/>
+                <w:sz w:val="19"/>
+              </w:rPr>
+              <w:t xml:space="preserve">VALID_ROLE</w:t>
             </w:r>
           </w:p>
         </w:tc>
@@ -1944,7 +3214,14 @@
                 <w:rFonts w:ascii="맑은 고딕" w:hAnsi="맑은 고딕" w:eastAsia="맑은 고딕"/>
                 <w:sz w:val="19"/>
               </w:rPr>
-              <w:t>둘 다 `ALL_ROLES`</w:t>
+              <w:t xml:space="preserve">둘 다 </w:t>
+            </w:r>
+            <w:r>
+              <w:rPr>
+                <w:rFonts w:ascii="Consolas" w:hAnsi="Consolas" w:eastAsia="맑은 고딕"/>
+                <w:sz w:val="19"/>
+              </w:rPr>
+              <w:t xml:space="preserve">ALL_ROLES</w:t>
             </w:r>
           </w:p>
         </w:tc>
@@ -1957,10 +3234,10 @@
           <w:p>
             <w:r>
               <w:rPr>
-                <w:rFonts w:ascii="맑은 고딕" w:hAnsi="맑은 고딕" w:eastAsia="맑은 고딕"/>
-                <w:sz w:val="19"/>
-              </w:rPr>
-              <w:t>`AFFIRM`</w:t>
+                <w:rFonts w:ascii="Consolas" w:hAnsi="Consolas" w:eastAsia="맑은 고딕"/>
+                <w:sz w:val="19"/>
+              </w:rPr>
+              <w:t xml:space="preserve">AFFIRM</w:t>
             </w:r>
           </w:p>
         </w:tc>
@@ -1985,10 +3262,17 @@
           <w:p>
             <w:r>
               <w:rPr>
+                <w:rFonts w:ascii="Consolas" w:hAnsi="Consolas" w:eastAsia="맑은 고딕"/>
+                <w:sz w:val="19"/>
+              </w:rPr>
+              <w:t xml:space="preserve">NO</w:t>
+            </w:r>
+            <w:r>
+              <w:rPr>
                 <w:rFonts w:ascii="맑은 고딕" w:hAnsi="맑은 고딕" w:eastAsia="맑은 고딕"/>
                 <w:sz w:val="19"/>
               </w:rPr>
-              <w:t>`NO` (MaxPerformance이므로)</w:t>
+              <w:t xml:space="preserve"> (MaxPerformance이므로)</w:t>
             </w:r>
           </w:p>
         </w:tc>
@@ -2001,10 +3285,10 @@
           <w:p>
             <w:r>
               <w:rPr>
-                <w:rFonts w:ascii="맑은 고딕" w:hAnsi="맑은 고딕" w:eastAsia="맑은 고딕"/>
-                <w:sz w:val="19"/>
-              </w:rPr>
-              <w:t>`TRANSMIT_MODE`</w:t>
+                <w:rFonts w:ascii="Consolas" w:hAnsi="Consolas" w:eastAsia="맑은 고딕"/>
+                <w:sz w:val="19"/>
+              </w:rPr>
+              <w:t xml:space="preserve">TRANSMIT_MODE</w:t>
             </w:r>
           </w:p>
         </w:tc>
@@ -2032,7 +3316,28 @@
                 <w:rFonts w:ascii="맑은 고딕" w:hAnsi="맑은 고딕" w:eastAsia="맑은 고딕"/>
                 <w:sz w:val="19"/>
               </w:rPr>
-              <w:t>1번 `SYNCHRONOUS`, 2번 `ASYNCHRONOUS`</w:t>
+              <w:t xml:space="preserve">1번 </w:t>
+            </w:r>
+            <w:r>
+              <w:rPr>
+                <w:rFonts w:ascii="Consolas" w:hAnsi="Consolas" w:eastAsia="맑은 고딕"/>
+                <w:sz w:val="19"/>
+              </w:rPr>
+              <w:t xml:space="preserve">SYNCHRONOUS</w:t>
+            </w:r>
+            <w:r>
+              <w:rPr>
+                <w:rFonts w:ascii="맑은 고딕" w:hAnsi="맑은 고딕" w:eastAsia="맑은 고딕"/>
+                <w:sz w:val="19"/>
+              </w:rPr>
+              <w:t xml:space="preserve">, 2번 </w:t>
+            </w:r>
+            <w:r>
+              <w:rPr>
+                <w:rFonts w:ascii="Consolas" w:hAnsi="Consolas" w:eastAsia="맑은 고딕"/>
+                <w:sz w:val="19"/>
+              </w:rPr>
+              <w:t xml:space="preserve">ASYNCHRONOUS</w:t>
             </w:r>
           </w:p>
         </w:tc>
@@ -2043,9 +3348,90 @@
       <w:r>
         <w:rPr>
           <w:rFonts w:ascii="맑은 고딕" w:hAnsi="맑은 고딕" w:eastAsia="맑은 고딕"/>
-          <w:sz w:val="21"/>
-        </w:rPr>
-        <w:t>**1번이 `SYNCHRONOUS`인 것이 눈에 띈다.** 로컬 디스크에 쓰므로 네트워크 전송이 아니고 프로세스가 기다린다는 뜻일 뿐이며 **보호 모드와 무관하다.** 2번의 `VALID_TYPE`이 `ONLINE_LOGFILE`인 것은 13장에서 Broker가 만든 `(online_logfiles, all_roles)`가 두 열로 나뉜 것이다.</w:t>
+          <w:b/>
+          <w:sz w:val="21"/>
+        </w:rPr>
+        <w:t xml:space="preserve">1번이 </w:t>
+      </w:r>
+      <w:r>
+        <w:rPr>
+          <w:rFonts w:ascii="Consolas" w:hAnsi="Consolas" w:eastAsia="맑은 고딕"/>
+          <w:b/>
+          <w:sz w:val="21"/>
+        </w:rPr>
+        <w:t xml:space="preserve">SYNCHRONOUS</w:t>
+      </w:r>
+      <w:r>
+        <w:rPr>
+          <w:rFonts w:ascii="맑은 고딕" w:hAnsi="맑은 고딕" w:eastAsia="맑은 고딕"/>
+          <w:b/>
+          <w:sz w:val="21"/>
+        </w:rPr>
+        <w:t xml:space="preserve">인 것이 눈에 띈다.</w:t>
+      </w:r>
+      <w:r>
+        <w:rPr>
+          <w:rFonts w:ascii="맑은 고딕" w:hAnsi="맑은 고딕" w:eastAsia="맑은 고딕"/>
+          <w:sz w:val="21"/>
+        </w:rPr>
+        <w:t xml:space="preserve"> 로컬 디스크에 쓰므로 네트워크 전송이 아니고 프로세스가 기다린다는 뜻일 뿐이며 </w:t>
+      </w:r>
+      <w:r>
+        <w:rPr>
+          <w:rFonts w:ascii="맑은 고딕" w:hAnsi="맑은 고딕" w:eastAsia="맑은 고딕"/>
+          <w:b/>
+          <w:sz w:val="21"/>
+        </w:rPr>
+        <w:t xml:space="preserve">보호 모드와 무관하다.</w:t>
+      </w:r>
+      <w:r>
+        <w:rPr>
+          <w:rFonts w:ascii="맑은 고딕" w:hAnsi="맑은 고딕" w:eastAsia="맑은 고딕"/>
+          <w:sz w:val="21"/>
+        </w:rPr>
+        <w:t xml:space="preserve"> 2번의 </w:t>
+      </w:r>
+      <w:r>
+        <w:rPr>
+          <w:rFonts w:ascii="Consolas" w:hAnsi="Consolas" w:eastAsia="맑은 고딕"/>
+          <w:sz w:val="21"/>
+        </w:rPr>
+        <w:t xml:space="preserve">VALID_TYPE</w:t>
+      </w:r>
+      <w:r>
+        <w:rPr>
+          <w:rFonts w:ascii="맑은 고딕" w:hAnsi="맑은 고딕" w:eastAsia="맑은 고딕"/>
+          <w:sz w:val="21"/>
+        </w:rPr>
+        <w:t xml:space="preserve">이 </w:t>
+      </w:r>
+      <w:r>
+        <w:rPr>
+          <w:rFonts w:ascii="Consolas" w:hAnsi="Consolas" w:eastAsia="맑은 고딕"/>
+          <w:sz w:val="21"/>
+        </w:rPr>
+        <w:t xml:space="preserve">ONLINE_LOGFILE</w:t>
+      </w:r>
+      <w:r>
+        <w:rPr>
+          <w:rFonts w:ascii="맑은 고딕" w:hAnsi="맑은 고딕" w:eastAsia="맑은 고딕"/>
+          <w:sz w:val="21"/>
+        </w:rPr>
+        <w:t xml:space="preserve">인 것은 13장에서 Broker가 만든 </w:t>
+      </w:r>
+      <w:r>
+        <w:rPr>
+          <w:rFonts w:ascii="Consolas" w:hAnsi="Consolas" w:eastAsia="맑은 고딕"/>
+          <w:sz w:val="21"/>
+        </w:rPr>
+        <w:t xml:space="preserve">(online_logfiles, all_roles)</w:t>
+      </w:r>
+      <w:r>
+        <w:rPr>
+          <w:rFonts w:ascii="맑은 고딕" w:hAnsi="맑은 고딕" w:eastAsia="맑은 고딕"/>
+          <w:sz w:val="21"/>
+        </w:rPr>
+        <w:t xml:space="preserve">가 두 열로 나뉜 것이다.</w:t>
       </w:r>
     </w:p>
     <w:tbl>
@@ -2161,10 +3547,97 @@
     <w:p>
       <w:r>
         <w:rPr>
-          <w:rFonts w:ascii="맑은 고딕" w:hAnsi="맑은 고딕" w:eastAsia="맑은 고딕"/>
-          <w:sz w:val="21"/>
-        </w:rPr>
-        <w:t>**`UNKNOWN`이 29개**다. 이 뷰는 목적지 31개(19c 기준)를 전부 보여 주며 쓰지 않는 목적지는 설정이 비어 `UNKNOWN`이다. 10장에서 Far Sync를 설정한 직후에도 `UNKNOWN`이었다. **막 바꾼 직후와 아예 쓰지 않는 목적지가 같은 값**이므로, `UNKNOWN`을 보면 `DESTINATION`이 비어 있는지 먼저 확인한다.</w:t>
+          <w:rFonts w:ascii="Consolas" w:hAnsi="Consolas" w:eastAsia="맑은 고딕"/>
+          <w:b/>
+          <w:sz w:val="21"/>
+        </w:rPr>
+        <w:t xml:space="preserve">UNKNOWN</w:t>
+      </w:r>
+      <w:r>
+        <w:rPr>
+          <w:rFonts w:ascii="맑은 고딕" w:hAnsi="맑은 고딕" w:eastAsia="맑은 고딕"/>
+          <w:b/>
+          <w:sz w:val="21"/>
+        </w:rPr>
+        <w:t xml:space="preserve">이 29개</w:t>
+      </w:r>
+      <w:r>
+        <w:rPr>
+          <w:rFonts w:ascii="맑은 고딕" w:hAnsi="맑은 고딕" w:eastAsia="맑은 고딕"/>
+          <w:sz w:val="21"/>
+        </w:rPr>
+        <w:t xml:space="preserve">다. 이 뷰는 목적지 31개(19c 기준)를 전부 보여 주며 쓰지 않는 목적지는 설정이 비어 </w:t>
+      </w:r>
+      <w:r>
+        <w:rPr>
+          <w:rFonts w:ascii="Consolas" w:hAnsi="Consolas" w:eastAsia="맑은 고딕"/>
+          <w:sz w:val="21"/>
+        </w:rPr>
+        <w:t xml:space="preserve">UNKNOWN</w:t>
+      </w:r>
+      <w:r>
+        <w:rPr>
+          <w:rFonts w:ascii="맑은 고딕" w:hAnsi="맑은 고딕" w:eastAsia="맑은 고딕"/>
+          <w:sz w:val="21"/>
+        </w:rPr>
+        <w:t xml:space="preserve">이다. 10장에서 Far Sync를 설정한 직후에도 </w:t>
+      </w:r>
+      <w:r>
+        <w:rPr>
+          <w:rFonts w:ascii="Consolas" w:hAnsi="Consolas" w:eastAsia="맑은 고딕"/>
+          <w:sz w:val="21"/>
+        </w:rPr>
+        <w:t xml:space="preserve">UNKNOWN</w:t>
+      </w:r>
+      <w:r>
+        <w:rPr>
+          <w:rFonts w:ascii="맑은 고딕" w:hAnsi="맑은 고딕" w:eastAsia="맑은 고딕"/>
+          <w:sz w:val="21"/>
+        </w:rPr>
+        <w:t xml:space="preserve">이었다. </w:t>
+      </w:r>
+      <w:r>
+        <w:rPr>
+          <w:rFonts w:ascii="맑은 고딕" w:hAnsi="맑은 고딕" w:eastAsia="맑은 고딕"/>
+          <w:b/>
+          <w:sz w:val="21"/>
+        </w:rPr>
+        <w:t xml:space="preserve">막 바꾼 직후와 아예 쓰지 않는 목적지가 같은 값</w:t>
+      </w:r>
+      <w:r>
+        <w:rPr>
+          <w:rFonts w:ascii="맑은 고딕" w:hAnsi="맑은 고딕" w:eastAsia="맑은 고딕"/>
+          <w:sz w:val="21"/>
+        </w:rPr>
+        <w:t xml:space="preserve">이므로, </w:t>
+      </w:r>
+      <w:r>
+        <w:rPr>
+          <w:rFonts w:ascii="Consolas" w:hAnsi="Consolas" w:eastAsia="맑은 고딕"/>
+          <w:sz w:val="21"/>
+        </w:rPr>
+        <w:t xml:space="preserve">UNKNOWN</w:t>
+      </w:r>
+      <w:r>
+        <w:rPr>
+          <w:rFonts w:ascii="맑은 고딕" w:hAnsi="맑은 고딕" w:eastAsia="맑은 고딕"/>
+          <w:sz w:val="21"/>
+        </w:rPr>
+        <w:t xml:space="preserve">을 보면 </w:t>
+      </w:r>
+      <w:r>
+        <w:rPr>
+          <w:rFonts w:ascii="Consolas" w:hAnsi="Consolas" w:eastAsia="맑은 고딕"/>
+          <w:sz w:val="21"/>
+        </w:rPr>
+        <w:t xml:space="preserve">DESTINATION</w:t>
+      </w:r>
+      <w:r>
+        <w:rPr>
+          <w:rFonts w:ascii="맑은 고딕" w:hAnsi="맑은 고딕" w:eastAsia="맑은 고딕"/>
+          <w:sz w:val="21"/>
+        </w:rPr>
+        <w:t xml:space="preserve">이 비어 있는지 먼저 확인한다.</w:t>
       </w:r>
     </w:p>
     <w:tbl>
@@ -2186,11 +3659,11 @@
           <w:p>
             <w:r>
               <w:rPr>
-                <w:rFonts w:ascii="맑은 고딕" w:hAnsi="맑은 고딕" w:eastAsia="맑은 고딕"/>
+                <w:rFonts w:ascii="Consolas" w:hAnsi="Consolas" w:eastAsia="맑은 고딕"/>
                 <w:b/>
                 <w:sz w:val="19"/>
               </w:rPr>
-              <w:t>`VALID_NOW`</w:t>
+              <w:t xml:space="preserve">VALID_NOW</w:t>
             </w:r>
           </w:p>
         </w:tc>
@@ -2219,10 +3692,10 @@
           <w:p>
             <w:r>
               <w:rPr>
-                <w:rFonts w:ascii="맑은 고딕" w:hAnsi="맑은 고딕" w:eastAsia="맑은 고딕"/>
-                <w:sz w:val="19"/>
-              </w:rPr>
-              <w:t>`YES`</w:t>
+                <w:rFonts w:ascii="Consolas" w:hAnsi="Consolas" w:eastAsia="맑은 고딕"/>
+                <w:sz w:val="19"/>
+              </w:rPr>
+              <w:t xml:space="preserve">YES</w:t>
             </w:r>
           </w:p>
         </w:tc>
@@ -2249,10 +3722,24 @@
           <w:p>
             <w:r>
               <w:rPr>
+                <w:rFonts w:ascii="Consolas" w:hAnsi="Consolas" w:eastAsia="맑은 고딕"/>
+                <w:sz w:val="19"/>
+              </w:rPr>
+              <w:t xml:space="preserve">WRONG VALID_TYPE</w:t>
+            </w:r>
+            <w:r>
+              <w:rPr>
                 <w:rFonts w:ascii="맑은 고딕" w:hAnsi="맑은 고딕" w:eastAsia="맑은 고딕"/>
                 <w:sz w:val="19"/>
               </w:rPr>
-              <w:t>`WRONG VALID_TYPE`·`WRONG VALID_ROLE`</w:t>
+              <w:t xml:space="preserve">·</w:t>
+            </w:r>
+            <w:r>
+              <w:rPr>
+                <w:rFonts w:ascii="Consolas" w:hAnsi="Consolas" w:eastAsia="맑은 고딕"/>
+                <w:sz w:val="19"/>
+              </w:rPr>
+              <w:t xml:space="preserve">WRONG VALID_ROLE</w:t>
             </w:r>
           </w:p>
         </w:tc>
@@ -2279,10 +3766,10 @@
           <w:p>
             <w:r>
               <w:rPr>
-                <w:rFonts w:ascii="맑은 고딕" w:hAnsi="맑은 고딕" w:eastAsia="맑은 고딕"/>
-                <w:sz w:val="19"/>
-              </w:rPr>
-              <w:t>`INACTIVE`</w:t>
+                <w:rFonts w:ascii="Consolas" w:hAnsi="Consolas" w:eastAsia="맑은 고딕"/>
+                <w:sz w:val="19"/>
+              </w:rPr>
+              <w:t xml:space="preserve">INACTIVE</w:t>
             </w:r>
           </w:p>
         </w:tc>
@@ -2309,10 +3796,10 @@
           <w:p>
             <w:r>
               <w:rPr>
-                <w:rFonts w:ascii="맑은 고딕" w:hAnsi="맑은 고딕" w:eastAsia="맑은 고딕"/>
-                <w:sz w:val="19"/>
-              </w:rPr>
-              <w:t>`UNKNOWN`</w:t>
+                <w:rFonts w:ascii="Consolas" w:hAnsi="Consolas" w:eastAsia="맑은 고딕"/>
+                <w:sz w:val="19"/>
+              </w:rPr>
+              <w:t xml:space="preserve">UNKNOWN</w:t>
             </w:r>
           </w:p>
         </w:tc>
@@ -2339,7 +3826,64 @@
           <w:rFonts w:ascii="맑은 고딕" w:hAnsi="맑은 고딕" w:eastAsia="맑은 고딕"/>
           <w:sz w:val="21"/>
         </w:rPr>
-        <w:t>boston에서 같은 조회를 하면 2번은 `DESTINATION`이 비어 있고 `INACTIVE`·`UNKNOWN`이다. 13장에서 Broker가 **Standby 쪽 2번을 비워 두었고** 역할이 바뀌면 그때 채운다. 열이 많아 이름을 잘못 쓰기도 쉽다.</w:t>
+        <w:t xml:space="preserve">boston에서 같은 조회를 하면 2번은 </w:t>
+      </w:r>
+      <w:r>
+        <w:rPr>
+          <w:rFonts w:ascii="Consolas" w:hAnsi="Consolas" w:eastAsia="맑은 고딕"/>
+          <w:sz w:val="21"/>
+        </w:rPr>
+        <w:t xml:space="preserve">DESTINATION</w:t>
+      </w:r>
+      <w:r>
+        <w:rPr>
+          <w:rFonts w:ascii="맑은 고딕" w:hAnsi="맑은 고딕" w:eastAsia="맑은 고딕"/>
+          <w:sz w:val="21"/>
+        </w:rPr>
+        <w:t xml:space="preserve">이 비어 있고 </w:t>
+      </w:r>
+      <w:r>
+        <w:rPr>
+          <w:rFonts w:ascii="Consolas" w:hAnsi="Consolas" w:eastAsia="맑은 고딕"/>
+          <w:sz w:val="21"/>
+        </w:rPr>
+        <w:t xml:space="preserve">INACTIVE</w:t>
+      </w:r>
+      <w:r>
+        <w:rPr>
+          <w:rFonts w:ascii="맑은 고딕" w:hAnsi="맑은 고딕" w:eastAsia="맑은 고딕"/>
+          <w:sz w:val="21"/>
+        </w:rPr>
+        <w:t xml:space="preserve">·</w:t>
+      </w:r>
+      <w:r>
+        <w:rPr>
+          <w:rFonts w:ascii="Consolas" w:hAnsi="Consolas" w:eastAsia="맑은 고딕"/>
+          <w:sz w:val="21"/>
+        </w:rPr>
+        <w:t xml:space="preserve">UNKNOWN</w:t>
+      </w:r>
+      <w:r>
+        <w:rPr>
+          <w:rFonts w:ascii="맑은 고딕" w:hAnsi="맑은 고딕" w:eastAsia="맑은 고딕"/>
+          <w:sz w:val="21"/>
+        </w:rPr>
+        <w:t xml:space="preserve">이다. 13장에서 Broker가 </w:t>
+      </w:r>
+      <w:r>
+        <w:rPr>
+          <w:rFonts w:ascii="맑은 고딕" w:hAnsi="맑은 고딕" w:eastAsia="맑은 고딕"/>
+          <w:b/>
+          <w:sz w:val="21"/>
+        </w:rPr>
+        <w:t xml:space="preserve">Standby 쪽 2번을 비워 두었고</w:t>
+      </w:r>
+      <w:r>
+        <w:rPr>
+          <w:rFonts w:ascii="맑은 고딕" w:hAnsi="맑은 고딕" w:eastAsia="맑은 고딕"/>
+          <w:sz w:val="21"/>
+        </w:rPr>
+        <w:t xml:space="preserve"> 역할이 바뀌면 그때 채운다. 열이 많아 이름을 잘못 쓰기도 쉽다.</w:t>
       </w:r>
     </w:p>
     <w:tbl>
@@ -2470,10 +4014,61 @@
             </w:pPr>
             <w:r>
               <w:rPr>
+                <w:rFonts w:ascii="Consolas" w:hAnsi="Consolas" w:eastAsia="맑은 고딕"/>
+                <w:sz w:val="20"/>
+              </w:rPr>
+              <w:t xml:space="preserve">ORA-00904: invalid identifier</w:t>
+            </w:r>
+            <w:r>
+              <w:rPr>
                 <w:rFonts w:ascii="맑은 고딕" w:hAnsi="맑은 고딕" w:eastAsia="맑은 고딕"/>
                 <w:sz w:val="20"/>
               </w:rPr>
-              <w:t>`ORA-00904: invalid identifier`는 **열 이름**이 틀렸을 때, `ORA-00942: table or view does not exist`는 **뷰 이름**이 틀렸거나 권한이 없을 때다.</w:t>
+              <w:t xml:space="preserve">는 </w:t>
+            </w:r>
+            <w:r>
+              <w:rPr>
+                <w:rFonts w:ascii="맑은 고딕" w:hAnsi="맑은 고딕" w:eastAsia="맑은 고딕"/>
+                <w:b/>
+                <w:sz w:val="20"/>
+              </w:rPr>
+              <w:t xml:space="preserve">열 이름</w:t>
+            </w:r>
+            <w:r>
+              <w:rPr>
+                <w:rFonts w:ascii="맑은 고딕" w:hAnsi="맑은 고딕" w:eastAsia="맑은 고딕"/>
+                <w:sz w:val="20"/>
+              </w:rPr>
+              <w:t xml:space="preserve">이 틀렸을 때, </w:t>
+            </w:r>
+            <w:r>
+              <w:rPr>
+                <w:rFonts w:ascii="Consolas" w:hAnsi="Consolas" w:eastAsia="맑은 고딕"/>
+                <w:sz w:val="20"/>
+              </w:rPr>
+              <w:t xml:space="preserve">ORA-00942: table or view does not exist</w:t>
+            </w:r>
+            <w:r>
+              <w:rPr>
+                <w:rFonts w:ascii="맑은 고딕" w:hAnsi="맑은 고딕" w:eastAsia="맑은 고딕"/>
+                <w:sz w:val="20"/>
+              </w:rPr>
+              <w:t xml:space="preserve">는 </w:t>
+            </w:r>
+            <w:r>
+              <w:rPr>
+                <w:rFonts w:ascii="맑은 고딕" w:hAnsi="맑은 고딕" w:eastAsia="맑은 고딕"/>
+                <w:b/>
+                <w:sz w:val="20"/>
+              </w:rPr>
+              <w:t xml:space="preserve">뷰 이름</w:t>
+            </w:r>
+            <w:r>
+              <w:rPr>
+                <w:rFonts w:ascii="맑은 고딕" w:hAnsi="맑은 고딕" w:eastAsia="맑은 고딕"/>
+                <w:sz w:val="20"/>
+              </w:rPr>
+              <w:t xml:space="preserve">이 틀렸거나 권한이 없을 때다.</w:t>
             </w:r>
           </w:p>
           <w:p>
@@ -2497,7 +4092,21 @@
                 <w:rFonts w:ascii="맑은 고딕" w:hAnsi="맑은 고딕" w:eastAsia="맑은 고딕"/>
                 <w:sz w:val="20"/>
               </w:rPr>
-              <w:t>열 목록은 `DESC v$archive_dest`로 확인한다. 40개가 넘으므로 필요한 것만 골라 조회한다.</w:t>
+              <w:t xml:space="preserve">열 목록은 </w:t>
+            </w:r>
+            <w:r>
+              <w:rPr>
+                <w:rFonts w:ascii="Consolas" w:hAnsi="Consolas" w:eastAsia="맑은 고딕"/>
+                <w:sz w:val="20"/>
+              </w:rPr>
+              <w:t xml:space="preserve">DESC v$archive_dest</w:t>
+            </w:r>
+            <w:r>
+              <w:rPr>
+                <w:rFonts w:ascii="맑은 고딕" w:hAnsi="맑은 고딕" w:eastAsia="맑은 고딕"/>
+                <w:sz w:val="20"/>
+              </w:rPr>
+              <w:t xml:space="preserve">로 확인한다. 40개가 넘으므로 필요한 것만 골라 조회한다.</w:t>
             </w:r>
           </w:p>
         </w:tc>
@@ -2752,10 +4361,17 @@
           <w:p>
             <w:r>
               <w:rPr>
+                <w:rFonts w:ascii="Consolas" w:hAnsi="Consolas" w:eastAsia="맑은 고딕"/>
+                <w:sz w:val="19"/>
+              </w:rPr>
+              <w:t xml:space="preserve">RFS</w:t>
+            </w:r>
+            <w:r>
+              <w:rPr>
                 <w:rFonts w:ascii="맑은 고딕" w:hAnsi="맑은 고딕" w:eastAsia="맑은 고딕"/>
                 <w:sz w:val="19"/>
               </w:rPr>
-              <w:t>`RFS`(LGWR)</w:t>
+              <w:t xml:space="preserve">(LGWR)</w:t>
             </w:r>
           </w:p>
         </w:tc>
@@ -2782,10 +4398,17 @@
           <w:p>
             <w:r>
               <w:rPr>
+                <w:rFonts w:ascii="Consolas" w:hAnsi="Consolas" w:eastAsia="맑은 고딕"/>
+                <w:sz w:val="19"/>
+              </w:rPr>
+              <w:t xml:space="preserve">RFS</w:t>
+            </w:r>
+            <w:r>
+              <w:rPr>
                 <w:rFonts w:ascii="맑은 고딕" w:hAnsi="맑은 고딕" w:eastAsia="맑은 고딕"/>
                 <w:sz w:val="19"/>
               </w:rPr>
-              <w:t>`RFS`(Archival)</w:t>
+              <w:t xml:space="preserve">(Archival)</w:t>
             </w:r>
           </w:p>
         </w:tc>
@@ -2812,10 +4435,10 @@
           <w:p>
             <w:r>
               <w:rPr>
-                <w:rFonts w:ascii="맑은 고딕" w:hAnsi="맑은 고딕" w:eastAsia="맑은 고딕"/>
-                <w:sz w:val="19"/>
-              </w:rPr>
-              <w:t>`MRP0`</w:t>
+                <w:rFonts w:ascii="Consolas" w:hAnsi="Consolas" w:eastAsia="맑은 고딕"/>
+                <w:sz w:val="19"/>
+              </w:rPr>
+              <w:t xml:space="preserve">MRP0</w:t>
             </w:r>
           </w:p>
         </w:tc>
@@ -2842,10 +4465,10 @@
           <w:p>
             <w:r>
               <w:rPr>
-                <w:rFonts w:ascii="맑은 고딕" w:hAnsi="맑은 고딕" w:eastAsia="맑은 고딕"/>
-                <w:sz w:val="19"/>
-              </w:rPr>
-              <w:t>`ARCH`</w:t>
+                <w:rFonts w:ascii="Consolas" w:hAnsi="Consolas" w:eastAsia="맑은 고딕"/>
+                <w:sz w:val="19"/>
+              </w:rPr>
+              <w:t xml:space="preserve">ARCH</w:t>
             </w:r>
           </w:p>
         </w:tc>
@@ -2872,10 +4495,10 @@
           <w:p>
             <w:r>
               <w:rPr>
-                <w:rFonts w:ascii="맑은 고딕" w:hAnsi="맑은 고딕" w:eastAsia="맑은 고딕"/>
-                <w:sz w:val="19"/>
-              </w:rPr>
-              <w:t>`DGRD`</w:t>
+                <w:rFonts w:ascii="Consolas" w:hAnsi="Consolas" w:eastAsia="맑은 고딕"/>
+                <w:sz w:val="19"/>
+              </w:rPr>
+              <w:t xml:space="preserve">DGRD</w:t>
             </w:r>
           </w:p>
         </w:tc>
@@ -2899,10 +4522,104 @@
     <w:p>
       <w:r>
         <w:rPr>
-          <w:rFonts w:ascii="맑은 고딕" w:hAnsi="맑은 고딕" w:eastAsia="맑은 고딕"/>
-          <w:sz w:val="21"/>
-        </w:rPr>
-        <w:t>**`RFS(LGWR)`와 `MRP0`의 `SEQUENCE#`·`BLOCK#`이 같다.** 둘 다 74번 시퀀스의 17,964번 블록이며 받는 즉시 적용한다는 뜻으로, 이것이 **실시간 적용의 모습**이다. 두 값이 벌어지면 밀린 것이며 지연을 **블록 단위로** 볼 수 있다.</w:t>
+          <w:rFonts w:ascii="Consolas" w:hAnsi="Consolas" w:eastAsia="맑은 고딕"/>
+          <w:b/>
+          <w:sz w:val="21"/>
+        </w:rPr>
+        <w:t xml:space="preserve">RFS(LGWR)</w:t>
+      </w:r>
+      <w:r>
+        <w:rPr>
+          <w:rFonts w:ascii="맑은 고딕" w:hAnsi="맑은 고딕" w:eastAsia="맑은 고딕"/>
+          <w:b/>
+          <w:sz w:val="21"/>
+        </w:rPr>
+        <w:t xml:space="preserve">와 </w:t>
+      </w:r>
+      <w:r>
+        <w:rPr>
+          <w:rFonts w:ascii="Consolas" w:hAnsi="Consolas" w:eastAsia="맑은 고딕"/>
+          <w:b/>
+          <w:sz w:val="21"/>
+        </w:rPr>
+        <w:t xml:space="preserve">MRP0</w:t>
+      </w:r>
+      <w:r>
+        <w:rPr>
+          <w:rFonts w:ascii="맑은 고딕" w:hAnsi="맑은 고딕" w:eastAsia="맑은 고딕"/>
+          <w:b/>
+          <w:sz w:val="21"/>
+        </w:rPr>
+        <w:t xml:space="preserve">의 </w:t>
+      </w:r>
+      <w:r>
+        <w:rPr>
+          <w:rFonts w:ascii="Consolas" w:hAnsi="Consolas" w:eastAsia="맑은 고딕"/>
+          <w:b/>
+          <w:sz w:val="21"/>
+        </w:rPr>
+        <w:t xml:space="preserve">SEQUENCE#</w:t>
+      </w:r>
+      <w:r>
+        <w:rPr>
+          <w:rFonts w:ascii="맑은 고딕" w:hAnsi="맑은 고딕" w:eastAsia="맑은 고딕"/>
+          <w:b/>
+          <w:sz w:val="21"/>
+        </w:rPr>
+        <w:t xml:space="preserve">·</w:t>
+      </w:r>
+      <w:r>
+        <w:rPr>
+          <w:rFonts w:ascii="Consolas" w:hAnsi="Consolas" w:eastAsia="맑은 고딕"/>
+          <w:b/>
+          <w:sz w:val="21"/>
+        </w:rPr>
+        <w:t xml:space="preserve">BLOCK#</w:t>
+      </w:r>
+      <w:r>
+        <w:rPr>
+          <w:rFonts w:ascii="맑은 고딕" w:hAnsi="맑은 고딕" w:eastAsia="맑은 고딕"/>
+          <w:b/>
+          <w:sz w:val="21"/>
+        </w:rPr>
+        <w:t xml:space="preserve">이 같다.</w:t>
+      </w:r>
+      <w:r>
+        <w:rPr>
+          <w:rFonts w:ascii="맑은 고딕" w:hAnsi="맑은 고딕" w:eastAsia="맑은 고딕"/>
+          <w:sz w:val="21"/>
+        </w:rPr>
+        <w:t xml:space="preserve"> 둘 다 74번 시퀀스의 17,964번 블록이며 받는 즉시 적용한다는 뜻으로, 이것이 </w:t>
+      </w:r>
+      <w:r>
+        <w:rPr>
+          <w:rFonts w:ascii="맑은 고딕" w:hAnsi="맑은 고딕" w:eastAsia="맑은 고딕"/>
+          <w:b/>
+          <w:sz w:val="21"/>
+        </w:rPr>
+        <w:t xml:space="preserve">실시간 적용의 모습</w:t>
+      </w:r>
+      <w:r>
+        <w:rPr>
+          <w:rFonts w:ascii="맑은 고딕" w:hAnsi="맑은 고딕" w:eastAsia="맑은 고딕"/>
+          <w:sz w:val="21"/>
+        </w:rPr>
+        <w:t xml:space="preserve">이다. 두 값이 벌어지면 밀린 것이며 지연을 </w:t>
+      </w:r>
+      <w:r>
+        <w:rPr>
+          <w:rFonts w:ascii="맑은 고딕" w:hAnsi="맑은 고딕" w:eastAsia="맑은 고딕"/>
+          <w:b/>
+          <w:sz w:val="21"/>
+        </w:rPr>
+        <w:t xml:space="preserve">블록 단위로</w:t>
+      </w:r>
+      <w:r>
+        <w:rPr>
+          <w:rFonts w:ascii="맑은 고딕" w:hAnsi="맑은 고딕" w:eastAsia="맑은 고딕"/>
+          <w:sz w:val="21"/>
+        </w:rPr>
+        <w:t xml:space="preserve"> 볼 수 있다.</w:t>
       </w:r>
     </w:p>
     <w:tbl>
@@ -2936,10 +4653,45 @@
             </w:pPr>
             <w:r>
               <w:rPr>
+                <w:rFonts w:ascii="Consolas" w:hAnsi="Consolas" w:eastAsia="맑은 고딕"/>
+                <w:sz w:val="20"/>
+              </w:rPr>
+              <w:t xml:space="preserve">APPLYING_LOG</w:t>
+            </w:r>
+            <w:r>
+              <w:rPr>
                 <w:rFonts w:ascii="맑은 고딕" w:hAnsi="맑은 고딕" w:eastAsia="맑은 고딕"/>
                 <w:sz w:val="20"/>
               </w:rPr>
-              <w:t>`APPLYING_LOG`는 적용 중이며 정상, `WAIT_FOR_LOG`는 다음 리두를 기다리는 것, `WAIT_FOR_GAP`은 갭이 채워지기를 기다리는 것이다.</w:t>
+              <w:t xml:space="preserve">는 적용 중이며 정상, </w:t>
+            </w:r>
+            <w:r>
+              <w:rPr>
+                <w:rFonts w:ascii="Consolas" w:hAnsi="Consolas" w:eastAsia="맑은 고딕"/>
+                <w:sz w:val="20"/>
+              </w:rPr>
+              <w:t xml:space="preserve">WAIT_FOR_LOG</w:t>
+            </w:r>
+            <w:r>
+              <w:rPr>
+                <w:rFonts w:ascii="맑은 고딕" w:hAnsi="맑은 고딕" w:eastAsia="맑은 고딕"/>
+                <w:sz w:val="20"/>
+              </w:rPr>
+              <w:t xml:space="preserve">는 다음 리두를 기다리는 것, </w:t>
+            </w:r>
+            <w:r>
+              <w:rPr>
+                <w:rFonts w:ascii="Consolas" w:hAnsi="Consolas" w:eastAsia="맑은 고딕"/>
+                <w:sz w:val="20"/>
+              </w:rPr>
+              <w:t xml:space="preserve">WAIT_FOR_GAP</w:t>
+            </w:r>
+            <w:r>
+              <w:rPr>
+                <w:rFonts w:ascii="맑은 고딕" w:hAnsi="맑은 고딕" w:eastAsia="맑은 고딕"/>
+                <w:sz w:val="20"/>
+              </w:rPr>
+              <w:t xml:space="preserve">은 갭이 채워지기를 기다리는 것이다.</w:t>
             </w:r>
           </w:p>
           <w:p>
@@ -2951,7 +4703,44 @@
                 <w:rFonts w:ascii="맑은 고딕" w:hAnsi="맑은 고딕" w:eastAsia="맑은 고딕"/>
                 <w:sz w:val="20"/>
               </w:rPr>
-              <w:t>한가한 시스템에서는 `WAIT_FOR_LOG`도 정상일 수 있다. **`SEQUENCE#`가 Primary의 현재 시퀀스와 같은지**를 함께 봐야 구별되며, MRP0 행 자체가 없으면 적용이 멈춘 것이다.</w:t>
+              <w:t xml:space="preserve">한가한 시스템에서는 </w:t>
+            </w:r>
+            <w:r>
+              <w:rPr>
+                <w:rFonts w:ascii="Consolas" w:hAnsi="Consolas" w:eastAsia="맑은 고딕"/>
+                <w:sz w:val="20"/>
+              </w:rPr>
+              <w:t xml:space="preserve">WAIT_FOR_LOG</w:t>
+            </w:r>
+            <w:r>
+              <w:rPr>
+                <w:rFonts w:ascii="맑은 고딕" w:hAnsi="맑은 고딕" w:eastAsia="맑은 고딕"/>
+                <w:sz w:val="20"/>
+              </w:rPr>
+              <w:t xml:space="preserve">도 정상일 수 있다. </w:t>
+            </w:r>
+            <w:r>
+              <w:rPr>
+                <w:rFonts w:ascii="Consolas" w:hAnsi="Consolas" w:eastAsia="맑은 고딕"/>
+                <w:b/>
+                <w:sz w:val="20"/>
+              </w:rPr>
+              <w:t xml:space="preserve">SEQUENCE#</w:t>
+            </w:r>
+            <w:r>
+              <w:rPr>
+                <w:rFonts w:ascii="맑은 고딕" w:hAnsi="맑은 고딕" w:eastAsia="맑은 고딕"/>
+                <w:b/>
+                <w:sz w:val="20"/>
+              </w:rPr>
+              <w:t xml:space="preserve">가 Primary의 현재 시퀀스와 같은지</w:t>
+            </w:r>
+            <w:r>
+              <w:rPr>
+                <w:rFonts w:ascii="맑은 고딕" w:hAnsi="맑은 고딕" w:eastAsia="맑은 고딕"/>
+                <w:sz w:val="20"/>
+              </w:rPr>
+              <w:t xml:space="preserve">를 함께 봐야 구별되며, MRP0 행 자체가 없으면 적용이 멈춘 것이다.</w:t>
             </w:r>
           </w:p>
         </w:tc>
@@ -3119,9 +4908,127 @@
       <w:r>
         <w:rPr>
           <w:rFonts w:ascii="맑은 고딕" w:hAnsi="맑은 고딕" w:eastAsia="맑은 고딕"/>
-          <w:sz w:val="21"/>
-        </w:rPr>
-        <w:t>**같은 시퀀스가 두 줄씩 나오고 `APPLIED`가 서로 다르다.** `dest_id=1`은 **Primary 자신의 로컬 아카이브**이므로 영원히 `NO`이고 `dest_id=2`가 실제 적용 여부다. **`WHERE dest_id=2`가 필수**이며 빼면 항상 절반이 `NO`로 나온다.</w:t>
+          <w:b/>
+          <w:sz w:val="21"/>
+        </w:rPr>
+        <w:t xml:space="preserve">같은 시퀀스가 두 줄씩 나오고 </w:t>
+      </w:r>
+      <w:r>
+        <w:rPr>
+          <w:rFonts w:ascii="Consolas" w:hAnsi="Consolas" w:eastAsia="맑은 고딕"/>
+          <w:b/>
+          <w:sz w:val="21"/>
+        </w:rPr>
+        <w:t xml:space="preserve">APPLIED</w:t>
+      </w:r>
+      <w:r>
+        <w:rPr>
+          <w:rFonts w:ascii="맑은 고딕" w:hAnsi="맑은 고딕" w:eastAsia="맑은 고딕"/>
+          <w:b/>
+          <w:sz w:val="21"/>
+        </w:rPr>
+        <w:t xml:space="preserve">가 서로 다르다.</w:t>
+      </w:r>
+      <w:r>
+        <w:rPr>
+          <w:rFonts w:ascii="맑은 고딕" w:hAnsi="맑은 고딕" w:eastAsia="맑은 고딕"/>
+          <w:sz w:val="21"/>
+        </w:rPr>
+        <w:t xml:space="preserve"> </w:t>
+      </w:r>
+      <w:r>
+        <w:rPr>
+          <w:rFonts w:ascii="Consolas" w:hAnsi="Consolas" w:eastAsia="맑은 고딕"/>
+          <w:sz w:val="21"/>
+        </w:rPr>
+        <w:t xml:space="preserve">dest_id=1</w:t>
+      </w:r>
+      <w:r>
+        <w:rPr>
+          <w:rFonts w:ascii="맑은 고딕" w:hAnsi="맑은 고딕" w:eastAsia="맑은 고딕"/>
+          <w:sz w:val="21"/>
+        </w:rPr>
+        <w:t xml:space="preserve">은 </w:t>
+      </w:r>
+      <w:r>
+        <w:rPr>
+          <w:rFonts w:ascii="맑은 고딕" w:hAnsi="맑은 고딕" w:eastAsia="맑은 고딕"/>
+          <w:b/>
+          <w:sz w:val="21"/>
+        </w:rPr>
+        <w:t xml:space="preserve">Primary 자신의 로컬 아카이브</w:t>
+      </w:r>
+      <w:r>
+        <w:rPr>
+          <w:rFonts w:ascii="맑은 고딕" w:hAnsi="맑은 고딕" w:eastAsia="맑은 고딕"/>
+          <w:sz w:val="21"/>
+        </w:rPr>
+        <w:t xml:space="preserve">이므로 영원히 </w:t>
+      </w:r>
+      <w:r>
+        <w:rPr>
+          <w:rFonts w:ascii="Consolas" w:hAnsi="Consolas" w:eastAsia="맑은 고딕"/>
+          <w:sz w:val="21"/>
+        </w:rPr>
+        <w:t xml:space="preserve">NO</w:t>
+      </w:r>
+      <w:r>
+        <w:rPr>
+          <w:rFonts w:ascii="맑은 고딕" w:hAnsi="맑은 고딕" w:eastAsia="맑은 고딕"/>
+          <w:sz w:val="21"/>
+        </w:rPr>
+        <w:t xml:space="preserve">이고 </w:t>
+      </w:r>
+      <w:r>
+        <w:rPr>
+          <w:rFonts w:ascii="Consolas" w:hAnsi="Consolas" w:eastAsia="맑은 고딕"/>
+          <w:sz w:val="21"/>
+        </w:rPr>
+        <w:t xml:space="preserve">dest_id=2</w:t>
+      </w:r>
+      <w:r>
+        <w:rPr>
+          <w:rFonts w:ascii="맑은 고딕" w:hAnsi="맑은 고딕" w:eastAsia="맑은 고딕"/>
+          <w:sz w:val="21"/>
+        </w:rPr>
+        <w:t xml:space="preserve">가 실제 적용 여부다. </w:t>
+      </w:r>
+      <w:r>
+        <w:rPr>
+          <w:rFonts w:ascii="Consolas" w:hAnsi="Consolas" w:eastAsia="맑은 고딕"/>
+          <w:b/>
+          <w:sz w:val="21"/>
+        </w:rPr>
+        <w:t xml:space="preserve">WHERE dest_id=2</w:t>
+      </w:r>
+      <w:r>
+        <w:rPr>
+          <w:rFonts w:ascii="맑은 고딕" w:hAnsi="맑은 고딕" w:eastAsia="맑은 고딕"/>
+          <w:b/>
+          <w:sz w:val="21"/>
+        </w:rPr>
+        <w:t xml:space="preserve">가 필수</w:t>
+      </w:r>
+      <w:r>
+        <w:rPr>
+          <w:rFonts w:ascii="맑은 고딕" w:hAnsi="맑은 고딕" w:eastAsia="맑은 고딕"/>
+          <w:sz w:val="21"/>
+        </w:rPr>
+        <w:t xml:space="preserve">이며 빼면 항상 절반이 </w:t>
+      </w:r>
+      <w:r>
+        <w:rPr>
+          <w:rFonts w:ascii="Consolas" w:hAnsi="Consolas" w:eastAsia="맑은 고딕"/>
+          <w:sz w:val="21"/>
+        </w:rPr>
+        <w:t xml:space="preserve">NO</w:t>
+      </w:r>
+      <w:r>
+        <w:rPr>
+          <w:rFonts w:ascii="맑은 고딕" w:hAnsi="맑은 고딕" w:eastAsia="맑은 고딕"/>
+          <w:sz w:val="21"/>
+        </w:rPr>
+        <w:t xml:space="preserve">로 나온다.</w:t>
       </w:r>
     </w:p>
     <w:p>
@@ -3130,7 +5037,36 @@
           <w:rFonts w:ascii="맑은 고딕" w:hAnsi="맑은 고딕" w:eastAsia="맑은 고딕"/>
           <w:sz w:val="21"/>
         </w:rPr>
-        <w:t>70번의 `COMPLETION_TIME`이 목적지마다 다르다. 로컬 19:55:38, 원격 19:56:30 — **약 52초**가 전송에 걸린 시간이다.</w:t>
+        <w:t xml:space="preserve">70번의 </w:t>
+      </w:r>
+      <w:r>
+        <w:rPr>
+          <w:rFonts w:ascii="Consolas" w:hAnsi="Consolas" w:eastAsia="맑은 고딕"/>
+          <w:sz w:val="21"/>
+        </w:rPr>
+        <w:t xml:space="preserve">COMPLETION_TIME</w:t>
+      </w:r>
+      <w:r>
+        <w:rPr>
+          <w:rFonts w:ascii="맑은 고딕" w:hAnsi="맑은 고딕" w:eastAsia="맑은 고딕"/>
+          <w:sz w:val="21"/>
+        </w:rPr>
+        <w:t xml:space="preserve">이 목적지마다 다르다. 로컬 19:55:38, 원격 19:56:30 — </w:t>
+      </w:r>
+      <w:r>
+        <w:rPr>
+          <w:rFonts w:ascii="맑은 고딕" w:hAnsi="맑은 고딕" w:eastAsia="맑은 고딕"/>
+          <w:b/>
+          <w:sz w:val="21"/>
+        </w:rPr>
+        <w:t xml:space="preserve">약 52초</w:t>
+      </w:r>
+      <w:r>
+        <w:rPr>
+          <w:rFonts w:ascii="맑은 고딕" w:hAnsi="맑은 고딕" w:eastAsia="맑은 고딕"/>
+          <w:sz w:val="21"/>
+        </w:rPr>
+        <w:t xml:space="preserve">가 전송에 걸린 시간이다.</w:t>
       </w:r>
     </w:p>
     <w:tbl>
@@ -3246,10 +5182,61 @@
     <w:p>
       <w:r>
         <w:rPr>
-          <w:rFonts w:ascii="맑은 고딕" w:hAnsi="맑은 고딕" w:eastAsia="맑은 고딕"/>
-          <w:sz w:val="21"/>
-        </w:rPr>
-        <w:t>`APPLIED_SEQ#`가 **0**이지만 적용이 안 되는 것이 아니다. **실시간 적용은 아카이브 파일이 아니라 SRL에서 직접 읽으므로** 이 열이 채워지지 않는다. `RECOVERY_MODE`가 그 근거다.</w:t>
+          <w:rFonts w:ascii="Consolas" w:hAnsi="Consolas" w:eastAsia="맑은 고딕"/>
+          <w:sz w:val="21"/>
+        </w:rPr>
+        <w:t xml:space="preserve">APPLIED_SEQ#</w:t>
+      </w:r>
+      <w:r>
+        <w:rPr>
+          <w:rFonts w:ascii="맑은 고딕" w:hAnsi="맑은 고딕" w:eastAsia="맑은 고딕"/>
+          <w:sz w:val="21"/>
+        </w:rPr>
+        <w:t xml:space="preserve">가 </w:t>
+      </w:r>
+      <w:r>
+        <w:rPr>
+          <w:rFonts w:ascii="맑은 고딕" w:hAnsi="맑은 고딕" w:eastAsia="맑은 고딕"/>
+          <w:b/>
+          <w:sz w:val="21"/>
+        </w:rPr>
+        <w:t xml:space="preserve">0</w:t>
+      </w:r>
+      <w:r>
+        <w:rPr>
+          <w:rFonts w:ascii="맑은 고딕" w:hAnsi="맑은 고딕" w:eastAsia="맑은 고딕"/>
+          <w:sz w:val="21"/>
+        </w:rPr>
+        <w:t xml:space="preserve">이지만 적용이 안 되는 것이 아니다. </w:t>
+      </w:r>
+      <w:r>
+        <w:rPr>
+          <w:rFonts w:ascii="맑은 고딕" w:hAnsi="맑은 고딕" w:eastAsia="맑은 고딕"/>
+          <w:b/>
+          <w:sz w:val="21"/>
+        </w:rPr>
+        <w:t xml:space="preserve">실시간 적용은 아카이브 파일이 아니라 SRL에서 직접 읽으므로</w:t>
+      </w:r>
+      <w:r>
+        <w:rPr>
+          <w:rFonts w:ascii="맑은 고딕" w:hAnsi="맑은 고딕" w:eastAsia="맑은 고딕"/>
+          <w:sz w:val="21"/>
+        </w:rPr>
+        <w:t xml:space="preserve"> 이 열이 채워지지 않는다. </w:t>
+      </w:r>
+      <w:r>
+        <w:rPr>
+          <w:rFonts w:ascii="Consolas" w:hAnsi="Consolas" w:eastAsia="맑은 고딕"/>
+          <w:sz w:val="21"/>
+        </w:rPr>
+        <w:t xml:space="preserve">RECOVERY_MODE</w:t>
+      </w:r>
+      <w:r>
+        <w:rPr>
+          <w:rFonts w:ascii="맑은 고딕" w:hAnsi="맑은 고딕" w:eastAsia="맑은 고딕"/>
+          <w:sz w:val="21"/>
+        </w:rPr>
+        <w:t xml:space="preserve">가 그 근거다.</w:t>
       </w:r>
     </w:p>
     <w:p>
@@ -3258,7 +5245,79 @@
           <w:rFonts w:ascii="맑은 고딕" w:hAnsi="맑은 고딕" w:eastAsia="맑은 고딕"/>
           <w:sz w:val="21"/>
         </w:rPr>
-        <w:t>이 값을 감시 지표로 쓰면 상시 경보가 뜬다. **실시간 적용 환경에서는 `V$DATAGUARD_STATS`의 `apply lag`이나 `V$MANAGED_STANDBY`의 `SEQUENCE#`를 본다.**</w:t>
+        <w:t xml:space="preserve">이 값을 감시 지표로 쓰면 상시 경보가 뜬다. </w:t>
+      </w:r>
+      <w:r>
+        <w:rPr>
+          <w:rFonts w:ascii="맑은 고딕" w:hAnsi="맑은 고딕" w:eastAsia="맑은 고딕"/>
+          <w:b/>
+          <w:sz w:val="21"/>
+        </w:rPr>
+        <w:t xml:space="preserve">실시간 적용 환경에서는 </w:t>
+      </w:r>
+      <w:r>
+        <w:rPr>
+          <w:rFonts w:ascii="Consolas" w:hAnsi="Consolas" w:eastAsia="맑은 고딕"/>
+          <w:b/>
+          <w:sz w:val="21"/>
+        </w:rPr>
+        <w:t xml:space="preserve">V$DATAGUARD_STATS</w:t>
+      </w:r>
+      <w:r>
+        <w:rPr>
+          <w:rFonts w:ascii="맑은 고딕" w:hAnsi="맑은 고딕" w:eastAsia="맑은 고딕"/>
+          <w:b/>
+          <w:sz w:val="21"/>
+        </w:rPr>
+        <w:t xml:space="preserve">의 </w:t>
+      </w:r>
+      <w:r>
+        <w:rPr>
+          <w:rFonts w:ascii="Consolas" w:hAnsi="Consolas" w:eastAsia="맑은 고딕"/>
+          <w:b/>
+          <w:sz w:val="21"/>
+        </w:rPr>
+        <w:t xml:space="preserve">apply lag</w:t>
+      </w:r>
+      <w:r>
+        <w:rPr>
+          <w:rFonts w:ascii="맑은 고딕" w:hAnsi="맑은 고딕" w:eastAsia="맑은 고딕"/>
+          <w:b/>
+          <w:sz w:val="21"/>
+        </w:rPr>
+        <w:t xml:space="preserve">이나 </w:t>
+      </w:r>
+      <w:r>
+        <w:rPr>
+          <w:rFonts w:ascii="Consolas" w:hAnsi="Consolas" w:eastAsia="맑은 고딕"/>
+          <w:b/>
+          <w:sz w:val="21"/>
+        </w:rPr>
+        <w:t xml:space="preserve">V$MANAGED_STANDBY</w:t>
+      </w:r>
+      <w:r>
+        <w:rPr>
+          <w:rFonts w:ascii="맑은 고딕" w:hAnsi="맑은 고딕" w:eastAsia="맑은 고딕"/>
+          <w:b/>
+          <w:sz w:val="21"/>
+        </w:rPr>
+        <w:t xml:space="preserve">의 </w:t>
+      </w:r>
+      <w:r>
+        <w:rPr>
+          <w:rFonts w:ascii="Consolas" w:hAnsi="Consolas" w:eastAsia="맑은 고딕"/>
+          <w:b/>
+          <w:sz w:val="21"/>
+        </w:rPr>
+        <w:t xml:space="preserve">SEQUENCE#</w:t>
+      </w:r>
+      <w:r>
+        <w:rPr>
+          <w:rFonts w:ascii="맑은 고딕" w:hAnsi="맑은 고딕" w:eastAsia="맑은 고딕"/>
+          <w:b/>
+          <w:sz w:val="21"/>
+        </w:rPr>
+        <w:t xml:space="preserve">를 본다.</w:t>
       </w:r>
     </w:p>
     <w:p>
@@ -3275,7 +5334,65 @@
           <w:rFonts w:ascii="맑은 고딕" w:hAnsi="맑은 고딕" w:eastAsia="맑은 고딕"/>
           <w:sz w:val="21"/>
         </w:rPr>
-        <w:t>14장에서는 Broker 속성으로 전송을 껐다. **의도한 중단**이었고 `SHOW`가 `SUCCESS`를 냈다. 이번에는 **의도하지 않은 중단**을 만든다. Standby의 리스너를 내린다.</w:t>
+        <w:t xml:space="preserve">14장에서는 Broker 속성으로 전송을 껐다. </w:t>
+      </w:r>
+      <w:r>
+        <w:rPr>
+          <w:rFonts w:ascii="맑은 고딕" w:hAnsi="맑은 고딕" w:eastAsia="맑은 고딕"/>
+          <w:b/>
+          <w:sz w:val="21"/>
+        </w:rPr>
+        <w:t xml:space="preserve">의도한 중단</w:t>
+      </w:r>
+      <w:r>
+        <w:rPr>
+          <w:rFonts w:ascii="맑은 고딕" w:hAnsi="맑은 고딕" w:eastAsia="맑은 고딕"/>
+          <w:sz w:val="21"/>
+        </w:rPr>
+        <w:t xml:space="preserve">이었고 </w:t>
+      </w:r>
+      <w:r>
+        <w:rPr>
+          <w:rFonts w:ascii="Consolas" w:hAnsi="Consolas" w:eastAsia="맑은 고딕"/>
+          <w:sz w:val="21"/>
+        </w:rPr>
+        <w:t xml:space="preserve">SHOW</w:t>
+      </w:r>
+      <w:r>
+        <w:rPr>
+          <w:rFonts w:ascii="맑은 고딕" w:hAnsi="맑은 고딕" w:eastAsia="맑은 고딕"/>
+          <w:sz w:val="21"/>
+        </w:rPr>
+        <w:t xml:space="preserve">가 </w:t>
+      </w:r>
+      <w:r>
+        <w:rPr>
+          <w:rFonts w:ascii="Consolas" w:hAnsi="Consolas" w:eastAsia="맑은 고딕"/>
+          <w:sz w:val="21"/>
+        </w:rPr>
+        <w:t xml:space="preserve">SUCCESS</w:t>
+      </w:r>
+      <w:r>
+        <w:rPr>
+          <w:rFonts w:ascii="맑은 고딕" w:hAnsi="맑은 고딕" w:eastAsia="맑은 고딕"/>
+          <w:sz w:val="21"/>
+        </w:rPr>
+        <w:t xml:space="preserve">를 냈다. 이번에는 </w:t>
+      </w:r>
+      <w:r>
+        <w:rPr>
+          <w:rFonts w:ascii="맑은 고딕" w:hAnsi="맑은 고딕" w:eastAsia="맑은 고딕"/>
+          <w:b/>
+          <w:sz w:val="21"/>
+        </w:rPr>
+        <w:t xml:space="preserve">의도하지 않은 중단</w:t>
+      </w:r>
+      <w:r>
+        <w:rPr>
+          <w:rFonts w:ascii="맑은 고딕" w:hAnsi="맑은 고딕" w:eastAsia="맑은 고딕"/>
+          <w:sz w:val="21"/>
+        </w:rPr>
+        <w:t xml:space="preserve">을 만든다. Standby의 리스너를 내린다.</w:t>
       </w:r>
     </w:p>
     <w:p>
@@ -3565,10 +5682,170 @@
     <w:p>
       <w:r>
         <w:rPr>
-          <w:rFonts w:ascii="맑은 고딕" w:hAnsi="맑은 고딕" w:eastAsia="맑은 고딕"/>
-          <w:sz w:val="21"/>
-        </w:rPr>
-        <w:t>`STATUS`는 `VALID`에서 **`ERROR`**로, `VALID_NOW`는 `YES`에서 **`INACTIVE`**로 바뀌고 **`ORA-12541`**이 들어왔다. **`ERROR` 열에 실제 원인이 그대로 있다.** `VALID_NOW`의 `INACTIVE`는 **설정은 유효한데 지금 동작하지 않는다**는 뜻이다.</w:t>
+          <w:rFonts w:ascii="Consolas" w:hAnsi="Consolas" w:eastAsia="맑은 고딕"/>
+          <w:sz w:val="21"/>
+        </w:rPr>
+        <w:t xml:space="preserve">STATUS</w:t>
+      </w:r>
+      <w:r>
+        <w:rPr>
+          <w:rFonts w:ascii="맑은 고딕" w:hAnsi="맑은 고딕" w:eastAsia="맑은 고딕"/>
+          <w:sz w:val="21"/>
+        </w:rPr>
+        <w:t xml:space="preserve">는 </w:t>
+      </w:r>
+      <w:r>
+        <w:rPr>
+          <w:rFonts w:ascii="Consolas" w:hAnsi="Consolas" w:eastAsia="맑은 고딕"/>
+          <w:sz w:val="21"/>
+        </w:rPr>
+        <w:t xml:space="preserve">VALID</w:t>
+      </w:r>
+      <w:r>
+        <w:rPr>
+          <w:rFonts w:ascii="맑은 고딕" w:hAnsi="맑은 고딕" w:eastAsia="맑은 고딕"/>
+          <w:sz w:val="21"/>
+        </w:rPr>
+        <w:t xml:space="preserve">에서 </w:t>
+      </w:r>
+      <w:r>
+        <w:rPr>
+          <w:rFonts w:ascii="Consolas" w:hAnsi="Consolas" w:eastAsia="맑은 고딕"/>
+          <w:b/>
+          <w:sz w:val="21"/>
+        </w:rPr>
+        <w:t xml:space="preserve">ERROR</w:t>
+      </w:r>
+      <w:r>
+        <w:rPr>
+          <w:rFonts w:ascii="맑은 고딕" w:hAnsi="맑은 고딕" w:eastAsia="맑은 고딕"/>
+          <w:sz w:val="21"/>
+        </w:rPr>
+        <w:t xml:space="preserve">로, </w:t>
+      </w:r>
+      <w:r>
+        <w:rPr>
+          <w:rFonts w:ascii="Consolas" w:hAnsi="Consolas" w:eastAsia="맑은 고딕"/>
+          <w:sz w:val="21"/>
+        </w:rPr>
+        <w:t xml:space="preserve">VALID_NOW</w:t>
+      </w:r>
+      <w:r>
+        <w:rPr>
+          <w:rFonts w:ascii="맑은 고딕" w:hAnsi="맑은 고딕" w:eastAsia="맑은 고딕"/>
+          <w:sz w:val="21"/>
+        </w:rPr>
+        <w:t xml:space="preserve">는 </w:t>
+      </w:r>
+      <w:r>
+        <w:rPr>
+          <w:rFonts w:ascii="Consolas" w:hAnsi="Consolas" w:eastAsia="맑은 고딕"/>
+          <w:sz w:val="21"/>
+        </w:rPr>
+        <w:t xml:space="preserve">YES</w:t>
+      </w:r>
+      <w:r>
+        <w:rPr>
+          <w:rFonts w:ascii="맑은 고딕" w:hAnsi="맑은 고딕" w:eastAsia="맑은 고딕"/>
+          <w:sz w:val="21"/>
+        </w:rPr>
+        <w:t xml:space="preserve">에서 </w:t>
+      </w:r>
+      <w:r>
+        <w:rPr>
+          <w:rFonts w:ascii="Consolas" w:hAnsi="Consolas" w:eastAsia="맑은 고딕"/>
+          <w:b/>
+          <w:sz w:val="21"/>
+        </w:rPr>
+        <w:t xml:space="preserve">INACTIVE</w:t>
+      </w:r>
+      <w:r>
+        <w:rPr>
+          <w:rFonts w:ascii="맑은 고딕" w:hAnsi="맑은 고딕" w:eastAsia="맑은 고딕"/>
+          <w:sz w:val="21"/>
+        </w:rPr>
+        <w:t xml:space="preserve">로 바뀌고 </w:t>
+      </w:r>
+      <w:r>
+        <w:rPr>
+          <w:rFonts w:ascii="Consolas" w:hAnsi="Consolas" w:eastAsia="맑은 고딕"/>
+          <w:b/>
+          <w:sz w:val="21"/>
+        </w:rPr>
+        <w:t xml:space="preserve">ORA-12541</w:t>
+      </w:r>
+      <w:r>
+        <w:rPr>
+          <w:rFonts w:ascii="맑은 고딕" w:hAnsi="맑은 고딕" w:eastAsia="맑은 고딕"/>
+          <w:sz w:val="21"/>
+        </w:rPr>
+        <w:t xml:space="preserve">이 들어왔다. </w:t>
+      </w:r>
+      <w:r>
+        <w:rPr>
+          <w:rFonts w:ascii="Consolas" w:hAnsi="Consolas" w:eastAsia="맑은 고딕"/>
+          <w:b/>
+          <w:sz w:val="21"/>
+        </w:rPr>
+        <w:t xml:space="preserve">ERROR</w:t>
+      </w:r>
+      <w:r>
+        <w:rPr>
+          <w:rFonts w:ascii="맑은 고딕" w:hAnsi="맑은 고딕" w:eastAsia="맑은 고딕"/>
+          <w:b/>
+          <w:sz w:val="21"/>
+        </w:rPr>
+        <w:t xml:space="preserve"> 열에 실제 원인이 그대로 있다.</w:t>
+      </w:r>
+      <w:r>
+        <w:rPr>
+          <w:rFonts w:ascii="맑은 고딕" w:hAnsi="맑은 고딕" w:eastAsia="맑은 고딕"/>
+          <w:sz w:val="21"/>
+        </w:rPr>
+        <w:t xml:space="preserve"> </w:t>
+      </w:r>
+      <w:r>
+        <w:rPr>
+          <w:rFonts w:ascii="Consolas" w:hAnsi="Consolas" w:eastAsia="맑은 고딕"/>
+          <w:sz w:val="21"/>
+        </w:rPr>
+        <w:t xml:space="preserve">VALID_NOW</w:t>
+      </w:r>
+      <w:r>
+        <w:rPr>
+          <w:rFonts w:ascii="맑은 고딕" w:hAnsi="맑은 고딕" w:eastAsia="맑은 고딕"/>
+          <w:sz w:val="21"/>
+        </w:rPr>
+        <w:t xml:space="preserve">의 </w:t>
+      </w:r>
+      <w:r>
+        <w:rPr>
+          <w:rFonts w:ascii="Consolas" w:hAnsi="Consolas" w:eastAsia="맑은 고딕"/>
+          <w:sz w:val="21"/>
+        </w:rPr>
+        <w:t xml:space="preserve">INACTIVE</w:t>
+      </w:r>
+      <w:r>
+        <w:rPr>
+          <w:rFonts w:ascii="맑은 고딕" w:hAnsi="맑은 고딕" w:eastAsia="맑은 고딕"/>
+          <w:sz w:val="21"/>
+        </w:rPr>
+        <w:t xml:space="preserve">는 </w:t>
+      </w:r>
+      <w:r>
+        <w:rPr>
+          <w:rFonts w:ascii="맑은 고딕" w:hAnsi="맑은 고딕" w:eastAsia="맑은 고딕"/>
+          <w:b/>
+          <w:sz w:val="21"/>
+        </w:rPr>
+        <w:t xml:space="preserve">설정은 유효한데 지금 동작하지 않는다</w:t>
+      </w:r>
+      <w:r>
+        <w:rPr>
+          <w:rFonts w:ascii="맑은 고딕" w:hAnsi="맑은 고딕" w:eastAsia="맑은 고딕"/>
+          <w:sz w:val="21"/>
+        </w:rPr>
+        <w:t xml:space="preserve">는 뜻이다.</w:t>
       </w:r>
     </w:p>
     <w:tbl>
@@ -3659,9 +5936,47 @@
       <w:r>
         <w:rPr>
           <w:rFonts w:ascii="맑은 고딕" w:hAnsi="맑은 고딕" w:eastAsia="맑은 고딕"/>
-          <w:sz w:val="21"/>
-        </w:rPr>
-        <w:t>**파라미터는 `ENABLE` 그대로다.** 14장에서 Broker로 껐을 때 `RESET`이 됐던 것과 대비되며, 이 차이가 진단의 열쇠다.</w:t>
+          <w:b/>
+          <w:sz w:val="21"/>
+        </w:rPr>
+        <w:t xml:space="preserve">파라미터는 </w:t>
+      </w:r>
+      <w:r>
+        <w:rPr>
+          <w:rFonts w:ascii="Consolas" w:hAnsi="Consolas" w:eastAsia="맑은 고딕"/>
+          <w:b/>
+          <w:sz w:val="21"/>
+        </w:rPr>
+        <w:t xml:space="preserve">ENABLE</w:t>
+      </w:r>
+      <w:r>
+        <w:rPr>
+          <w:rFonts w:ascii="맑은 고딕" w:hAnsi="맑은 고딕" w:eastAsia="맑은 고딕"/>
+          <w:b/>
+          <w:sz w:val="21"/>
+        </w:rPr>
+        <w:t xml:space="preserve"> 그대로다.</w:t>
+      </w:r>
+      <w:r>
+        <w:rPr>
+          <w:rFonts w:ascii="맑은 고딕" w:hAnsi="맑은 고딕" w:eastAsia="맑은 고딕"/>
+          <w:sz w:val="21"/>
+        </w:rPr>
+        <w:t xml:space="preserve"> 14장에서 Broker로 껐을 때 </w:t>
+      </w:r>
+      <w:r>
+        <w:rPr>
+          <w:rFonts w:ascii="Consolas" w:hAnsi="Consolas" w:eastAsia="맑은 고딕"/>
+          <w:sz w:val="21"/>
+        </w:rPr>
+        <w:t xml:space="preserve">RESET</w:t>
+      </w:r>
+      <w:r>
+        <w:rPr>
+          <w:rFonts w:ascii="맑은 고딕" w:hAnsi="맑은 고딕" w:eastAsia="맑은 고딕"/>
+          <w:sz w:val="21"/>
+        </w:rPr>
+        <w:t xml:space="preserve">이 됐던 것과 대비되며, 이 차이가 진단의 열쇠다.</w:t>
       </w:r>
     </w:p>
     <w:tbl>
@@ -3684,11 +5999,11 @@
           <w:p>
             <w:r>
               <w:rPr>
-                <w:rFonts w:ascii="맑은 고딕" w:hAnsi="맑은 고딕" w:eastAsia="맑은 고딕"/>
+                <w:rFonts w:ascii="Consolas" w:hAnsi="Consolas" w:eastAsia="맑은 고딕"/>
                 <w:b/>
                 <w:sz w:val="19"/>
               </w:rPr>
-              <w:t>`LOG_ARCHIVE_DEST_STATE_2`</w:t>
+              <w:t xml:space="preserve">LOG_ARCHIVE_DEST_STATE_2</w:t>
             </w:r>
           </w:p>
         </w:tc>
@@ -3700,11 +6015,11 @@
           <w:p>
             <w:r>
               <w:rPr>
-                <w:rFonts w:ascii="맑은 고딕" w:hAnsi="맑은 고딕" w:eastAsia="맑은 고딕"/>
+                <w:rFonts w:ascii="Consolas" w:hAnsi="Consolas" w:eastAsia="맑은 고딕"/>
                 <w:b/>
                 <w:sz w:val="19"/>
               </w:rPr>
-              <w:t>`V$ARCHIVE_DEST.STATUS`</w:t>
+              <w:t xml:space="preserve">V$ARCHIVE_DEST.STATUS</w:t>
             </w:r>
           </w:p>
         </w:tc>
@@ -3733,10 +6048,10 @@
           <w:p>
             <w:r>
               <w:rPr>
-                <w:rFonts w:ascii="맑은 고딕" w:hAnsi="맑은 고딕" w:eastAsia="맑은 고딕"/>
-                <w:sz w:val="19"/>
-              </w:rPr>
-              <w:t>`ENABLE`</w:t>
+                <w:rFonts w:ascii="Consolas" w:hAnsi="Consolas" w:eastAsia="맑은 고딕"/>
+                <w:sz w:val="19"/>
+              </w:rPr>
+              <w:t xml:space="preserve">ENABLE</w:t>
             </w:r>
           </w:p>
         </w:tc>
@@ -3747,10 +6062,10 @@
           <w:p>
             <w:r>
               <w:rPr>
-                <w:rFonts w:ascii="맑은 고딕" w:hAnsi="맑은 고딕" w:eastAsia="맑은 고딕"/>
-                <w:sz w:val="19"/>
-              </w:rPr>
-              <w:t>`VALID`</w:t>
+                <w:rFonts w:ascii="Consolas" w:hAnsi="Consolas" w:eastAsia="맑은 고딕"/>
+                <w:sz w:val="19"/>
+              </w:rPr>
+              <w:t xml:space="preserve">VALID</w:t>
             </w:r>
           </w:p>
         </w:tc>
@@ -3777,10 +6092,10 @@
           <w:p>
             <w:r>
               <w:rPr>
-                <w:rFonts w:ascii="맑은 고딕" w:hAnsi="맑은 고딕" w:eastAsia="맑은 고딕"/>
-                <w:sz w:val="19"/>
-              </w:rPr>
-              <w:t>`ENABLE`</w:t>
+                <w:rFonts w:ascii="Consolas" w:hAnsi="Consolas" w:eastAsia="맑은 고딕"/>
+                <w:sz w:val="19"/>
+              </w:rPr>
+              <w:t xml:space="preserve">ENABLE</w:t>
             </w:r>
           </w:p>
         </w:tc>
@@ -3791,10 +6106,11 @@
           <w:p>
             <w:r>
               <w:rPr>
-                <w:rFonts w:ascii="맑은 고딕" w:hAnsi="맑은 고딕" w:eastAsia="맑은 고딕"/>
-                <w:sz w:val="19"/>
-              </w:rPr>
-              <w:t>**`ERROR`**</w:t>
+                <w:rFonts w:ascii="Consolas" w:hAnsi="Consolas" w:eastAsia="맑은 고딕"/>
+                <w:b/>
+                <w:sz w:val="19"/>
+              </w:rPr>
+              <w:t xml:space="preserve">ERROR</w:t>
             </w:r>
           </w:p>
         </w:tc>
@@ -3806,9 +6122,26 @@
             <w:r>
               <w:rPr>
                 <w:rFonts w:ascii="맑은 고딕" w:hAnsi="맑은 고딕" w:eastAsia="맑은 고딕"/>
-                <w:sz w:val="19"/>
-              </w:rPr>
-              <w:t>**장애다. `ERROR` 열을 읽는다**</w:t>
+                <w:b/>
+                <w:sz w:val="19"/>
+              </w:rPr>
+              <w:t xml:space="preserve">장애다. </w:t>
+            </w:r>
+            <w:r>
+              <w:rPr>
+                <w:rFonts w:ascii="Consolas" w:hAnsi="Consolas" w:eastAsia="맑은 고딕"/>
+                <w:b/>
+                <w:sz w:val="19"/>
+              </w:rPr>
+              <w:t xml:space="preserve">ERROR</w:t>
+            </w:r>
+            <w:r>
+              <w:rPr>
+                <w:rFonts w:ascii="맑은 고딕" w:hAnsi="맑은 고딕" w:eastAsia="맑은 고딕"/>
+                <w:b/>
+                <w:sz w:val="19"/>
+              </w:rPr>
+              <w:t xml:space="preserve"> 열을 읽는다</w:t>
             </w:r>
           </w:p>
         </w:tc>
@@ -3821,10 +6154,10 @@
           <w:p>
             <w:r>
               <w:rPr>
-                <w:rFonts w:ascii="맑은 고딕" w:hAnsi="맑은 고딕" w:eastAsia="맑은 고딕"/>
-                <w:sz w:val="19"/>
-              </w:rPr>
-              <w:t>`RESET`</w:t>
+                <w:rFonts w:ascii="Consolas" w:hAnsi="Consolas" w:eastAsia="맑은 고딕"/>
+                <w:sz w:val="19"/>
+              </w:rPr>
+              <w:t xml:space="preserve">RESET</w:t>
             </w:r>
           </w:p>
         </w:tc>
@@ -3835,10 +6168,10 @@
           <w:p>
             <w:r>
               <w:rPr>
-                <w:rFonts w:ascii="맑은 고딕" w:hAnsi="맑은 고딕" w:eastAsia="맑은 고딕"/>
-                <w:sz w:val="19"/>
-              </w:rPr>
-              <w:t>`DEFERRED`</w:t>
+                <w:rFonts w:ascii="Consolas" w:hAnsi="Consolas" w:eastAsia="맑은 고딕"/>
+                <w:sz w:val="19"/>
+              </w:rPr>
+              <w:t xml:space="preserve">DEFERRED</w:t>
             </w:r>
           </w:p>
         </w:tc>
@@ -3865,10 +6198,10 @@
           <w:p>
             <w:r>
               <w:rPr>
-                <w:rFonts w:ascii="맑은 고딕" w:hAnsi="맑은 고딕" w:eastAsia="맑은 고딕"/>
-                <w:sz w:val="19"/>
-              </w:rPr>
-              <w:t>`DEFER`</w:t>
+                <w:rFonts w:ascii="Consolas" w:hAnsi="Consolas" w:eastAsia="맑은 고딕"/>
+                <w:sz w:val="19"/>
+              </w:rPr>
+              <w:t xml:space="preserve">DEFER</w:t>
             </w:r>
           </w:p>
         </w:tc>
@@ -3879,10 +6212,10 @@
           <w:p>
             <w:r>
               <w:rPr>
-                <w:rFonts w:ascii="맑은 고딕" w:hAnsi="맑은 고딕" w:eastAsia="맑은 고딕"/>
-                <w:sz w:val="19"/>
-              </w:rPr>
-              <w:t>`DEFERRED`</w:t>
+                <w:rFonts w:ascii="Consolas" w:hAnsi="Consolas" w:eastAsia="맑은 고딕"/>
+                <w:sz w:val="19"/>
+              </w:rPr>
+              <w:t xml:space="preserve">DEFERRED</w:t>
             </w:r>
           </w:p>
         </w:tc>
@@ -4062,16 +6395,134 @@
           <w:rFonts w:ascii="맑은 고딕" w:hAnsi="맑은 고딕" w:eastAsia="맑은 고딕"/>
           <w:sz w:val="21"/>
         </w:rPr>
-        <w:t>14장에서 정한 `ERROR_CODE &lt;&gt; 0` 조건이 실제로 무언가를 잡아냈다.</w:t>
+        <w:t xml:space="preserve">14장에서 정한 </w:t>
+      </w:r>
+      <w:r>
+        <w:rPr>
+          <w:rFonts w:ascii="Consolas" w:hAnsi="Consolas" w:eastAsia="맑은 고딕"/>
+          <w:sz w:val="21"/>
+        </w:rPr>
+        <w:t xml:space="preserve">ERROR_CODE &lt;&gt; 0</w:t>
+      </w:r>
+      <w:r>
+        <w:rPr>
+          <w:rFonts w:ascii="맑은 고딕" w:hAnsi="맑은 고딕" w:eastAsia="맑은 고딕"/>
+          <w:sz w:val="21"/>
+        </w:rPr>
+        <w:t xml:space="preserve"> 조건이 실제로 무언가를 잡아냈다.</w:t>
       </w:r>
     </w:p>
     <w:p>
       <w:r>
         <w:rPr>
           <w:rFonts w:ascii="맑은 고딕" w:hAnsi="맑은 고딕" w:eastAsia="맑은 고딕"/>
-          <w:sz w:val="21"/>
-        </w:rPr>
-        <w:t>**두 번째 행이 인상적이다.** `Check whether the listener is up and running.` — 조치까지 알려 준다. `SEVERITY`는 `Warning`인데 `ERROR_CODE`는 12541이다. **판정 기준은 `SEVERITY`가 아니라 `ERROR_CODE`다.**</w:t>
+          <w:b/>
+          <w:sz w:val="21"/>
+        </w:rPr>
+        <w:t xml:space="preserve">두 번째 행이 인상적이다.</w:t>
+      </w:r>
+      <w:r>
+        <w:rPr>
+          <w:rFonts w:ascii="맑은 고딕" w:hAnsi="맑은 고딕" w:eastAsia="맑은 고딕"/>
+          <w:sz w:val="21"/>
+        </w:rPr>
+        <w:t xml:space="preserve"> </w:t>
+      </w:r>
+      <w:r>
+        <w:rPr>
+          <w:rFonts w:ascii="Consolas" w:hAnsi="Consolas" w:eastAsia="맑은 고딕"/>
+          <w:sz w:val="21"/>
+        </w:rPr>
+        <w:t xml:space="preserve">Check whether the listener is up and running.</w:t>
+      </w:r>
+      <w:r>
+        <w:rPr>
+          <w:rFonts w:ascii="맑은 고딕" w:hAnsi="맑은 고딕" w:eastAsia="맑은 고딕"/>
+          <w:sz w:val="21"/>
+        </w:rPr>
+        <w:t xml:space="preserve"> — 조치까지 알려 준다. </w:t>
+      </w:r>
+      <w:r>
+        <w:rPr>
+          <w:rFonts w:ascii="Consolas" w:hAnsi="Consolas" w:eastAsia="맑은 고딕"/>
+          <w:sz w:val="21"/>
+        </w:rPr>
+        <w:t xml:space="preserve">SEVERITY</w:t>
+      </w:r>
+      <w:r>
+        <w:rPr>
+          <w:rFonts w:ascii="맑은 고딕" w:hAnsi="맑은 고딕" w:eastAsia="맑은 고딕"/>
+          <w:sz w:val="21"/>
+        </w:rPr>
+        <w:t xml:space="preserve">는 </w:t>
+      </w:r>
+      <w:r>
+        <w:rPr>
+          <w:rFonts w:ascii="Consolas" w:hAnsi="Consolas" w:eastAsia="맑은 고딕"/>
+          <w:sz w:val="21"/>
+        </w:rPr>
+        <w:t xml:space="preserve">Warning</w:t>
+      </w:r>
+      <w:r>
+        <w:rPr>
+          <w:rFonts w:ascii="맑은 고딕" w:hAnsi="맑은 고딕" w:eastAsia="맑은 고딕"/>
+          <w:sz w:val="21"/>
+        </w:rPr>
+        <w:t xml:space="preserve">인데 </w:t>
+      </w:r>
+      <w:r>
+        <w:rPr>
+          <w:rFonts w:ascii="Consolas" w:hAnsi="Consolas" w:eastAsia="맑은 고딕"/>
+          <w:sz w:val="21"/>
+        </w:rPr>
+        <w:t xml:space="preserve">ERROR_CODE</w:t>
+      </w:r>
+      <w:r>
+        <w:rPr>
+          <w:rFonts w:ascii="맑은 고딕" w:hAnsi="맑은 고딕" w:eastAsia="맑은 고딕"/>
+          <w:sz w:val="21"/>
+        </w:rPr>
+        <w:t xml:space="preserve">는 12541이다. </w:t>
+      </w:r>
+      <w:r>
+        <w:rPr>
+          <w:rFonts w:ascii="맑은 고딕" w:hAnsi="맑은 고딕" w:eastAsia="맑은 고딕"/>
+          <w:b/>
+          <w:sz w:val="21"/>
+        </w:rPr>
+        <w:t xml:space="preserve">판정 기준은 </w:t>
+      </w:r>
+      <w:r>
+        <w:rPr>
+          <w:rFonts w:ascii="Consolas" w:hAnsi="Consolas" w:eastAsia="맑은 고딕"/>
+          <w:b/>
+          <w:sz w:val="21"/>
+        </w:rPr>
+        <w:t xml:space="preserve">SEVERITY</w:t>
+      </w:r>
+      <w:r>
+        <w:rPr>
+          <w:rFonts w:ascii="맑은 고딕" w:hAnsi="맑은 고딕" w:eastAsia="맑은 고딕"/>
+          <w:b/>
+          <w:sz w:val="21"/>
+        </w:rPr>
+        <w:t xml:space="preserve">가 아니라 </w:t>
+      </w:r>
+      <w:r>
+        <w:rPr>
+          <w:rFonts w:ascii="Consolas" w:hAnsi="Consolas" w:eastAsia="맑은 고딕"/>
+          <w:b/>
+          <w:sz w:val="21"/>
+        </w:rPr>
+        <w:t xml:space="preserve">ERROR_CODE</w:t>
+      </w:r>
+      <w:r>
+        <w:rPr>
+          <w:rFonts w:ascii="맑은 고딕" w:hAnsi="맑은 고딕" w:eastAsia="맑은 고딕"/>
+          <w:b/>
+          <w:sz w:val="21"/>
+        </w:rPr>
+        <w:t xml:space="preserve">다.</w:t>
       </w:r>
     </w:p>
     <w:tbl>
@@ -4239,9 +6690,59 @@
       <w:r>
         <w:rPr>
           <w:rFonts w:ascii="맑은 고딕" w:hAnsi="맑은 고딕" w:eastAsia="맑은 고딕"/>
-          <w:sz w:val="21"/>
-        </w:rPr>
-        <w:t>**접속 문자열 전체** — `HOST`·`PORT`·`SERVICE_NAME`. tnsnames 설정 오류라면 여기서 드러난다.</w:t>
+          <w:b/>
+          <w:sz w:val="21"/>
+        </w:rPr>
+        <w:t xml:space="preserve">접속 문자열 전체</w:t>
+      </w:r>
+      <w:r>
+        <w:rPr>
+          <w:rFonts w:ascii="맑은 고딕" w:hAnsi="맑은 고딕" w:eastAsia="맑은 고딕"/>
+          <w:sz w:val="21"/>
+        </w:rPr>
+        <w:t xml:space="preserve"> — </w:t>
+      </w:r>
+      <w:r>
+        <w:rPr>
+          <w:rFonts w:ascii="Consolas" w:hAnsi="Consolas" w:eastAsia="맑은 고딕"/>
+          <w:sz w:val="21"/>
+        </w:rPr>
+        <w:t xml:space="preserve">HOST</w:t>
+      </w:r>
+      <w:r>
+        <w:rPr>
+          <w:rFonts w:ascii="맑은 고딕" w:hAnsi="맑은 고딕" w:eastAsia="맑은 고딕"/>
+          <w:sz w:val="21"/>
+        </w:rPr>
+        <w:t xml:space="preserve">·</w:t>
+      </w:r>
+      <w:r>
+        <w:rPr>
+          <w:rFonts w:ascii="Consolas" w:hAnsi="Consolas" w:eastAsia="맑은 고딕"/>
+          <w:sz w:val="21"/>
+        </w:rPr>
+        <w:t xml:space="preserve">PORT</w:t>
+      </w:r>
+      <w:r>
+        <w:rPr>
+          <w:rFonts w:ascii="맑은 고딕" w:hAnsi="맑은 고딕" w:eastAsia="맑은 고딕"/>
+          <w:sz w:val="21"/>
+        </w:rPr>
+        <w:t xml:space="preserve">·</w:t>
+      </w:r>
+      <w:r>
+        <w:rPr>
+          <w:rFonts w:ascii="Consolas" w:hAnsi="Consolas" w:eastAsia="맑은 고딕"/>
+          <w:sz w:val="21"/>
+        </w:rPr>
+        <w:t xml:space="preserve">SERVICE_NAME</w:t>
+      </w:r>
+      <w:r>
+        <w:rPr>
+          <w:rFonts w:ascii="맑은 고딕" w:hAnsi="맑은 고딕" w:eastAsia="맑은 고딕"/>
+          <w:sz w:val="21"/>
+        </w:rPr>
+        <w:t xml:space="preserve">. tnsnames 설정 오류라면 여기서 드러난다.</w:t>
       </w:r>
     </w:p>
     <w:p>
@@ -4251,9 +6752,31 @@
       <w:r>
         <w:rPr>
           <w:rFonts w:ascii="맑은 고딕" w:hAnsi="맑은 고딕" w:eastAsia="맑은 고딕"/>
-          <w:sz w:val="21"/>
-        </w:rPr>
-        <w:t>**어느 프로세스인가** — `ARC1 (PID:2482)`. 트레이스 파일과 연결된다.</w:t>
+          <w:b/>
+          <w:sz w:val="21"/>
+        </w:rPr>
+        <w:t xml:space="preserve">어느 프로세스인가</w:t>
+      </w:r>
+      <w:r>
+        <w:rPr>
+          <w:rFonts w:ascii="맑은 고딕" w:hAnsi="맑은 고딕" w:eastAsia="맑은 고딕"/>
+          <w:sz w:val="21"/>
+        </w:rPr>
+        <w:t xml:space="preserve"> — </w:t>
+      </w:r>
+      <w:r>
+        <w:rPr>
+          <w:rFonts w:ascii="Consolas" w:hAnsi="Consolas" w:eastAsia="맑은 고딕"/>
+          <w:sz w:val="21"/>
+        </w:rPr>
+        <w:t xml:space="preserve">ARC1 (PID:2482)</w:t>
+      </w:r>
+      <w:r>
+        <w:rPr>
+          <w:rFonts w:ascii="맑은 고딕" w:hAnsi="맑은 고딕" w:eastAsia="맑은 고딕"/>
+          <w:sz w:val="21"/>
+        </w:rPr>
+        <w:t xml:space="preserve">. 트레이스 파일과 연결된다.</w:t>
       </w:r>
     </w:p>
     <w:p>
@@ -4262,19 +6785,50 @@
       </w:pPr>
       <w:r>
         <w:rPr>
-          <w:rFonts w:ascii="맑은 고딕" w:hAnsi="맑은 고딕" w:eastAsia="맑은 고딕"/>
-          <w:sz w:val="21"/>
-        </w:rPr>
-        <w:t>**`ORA-16055`**(FAL request rejected)와 **`archiver continuing`** — 아카이버가 멈추지 않았다.</w:t>
+          <w:rFonts w:ascii="Consolas" w:hAnsi="Consolas" w:eastAsia="맑은 고딕"/>
+          <w:b/>
+          <w:sz w:val="21"/>
+        </w:rPr>
+        <w:t xml:space="preserve">ORA-16055</w:t>
+      </w:r>
+      <w:r>
+        <w:rPr>
+          <w:rFonts w:ascii="맑은 고딕" w:hAnsi="맑은 고딕" w:eastAsia="맑은 고딕"/>
+          <w:sz w:val="21"/>
+        </w:rPr>
+        <w:t xml:space="preserve">(FAL request rejected)와 </w:t>
+      </w:r>
+      <w:r>
+        <w:rPr>
+          <w:rFonts w:ascii="Consolas" w:hAnsi="Consolas" w:eastAsia="맑은 고딕"/>
+          <w:b/>
+          <w:sz w:val="21"/>
+        </w:rPr>
+        <w:t xml:space="preserve">archiver continuing</w:t>
+      </w:r>
+      <w:r>
+        <w:rPr>
+          <w:rFonts w:ascii="맑은 고딕" w:hAnsi="맑은 고딕" w:eastAsia="맑은 고딕"/>
+          <w:sz w:val="21"/>
+        </w:rPr>
+        <w:t xml:space="preserve"> — 아카이버가 멈추지 않았다.</w:t>
       </w:r>
     </w:p>
     <w:p>
       <w:r>
         <w:rPr>
           <w:rFonts w:ascii="맑은 고딕" w:hAnsi="맑은 고딕" w:eastAsia="맑은 고딕"/>
-          <w:sz w:val="21"/>
-        </w:rPr>
-        <w:t>**마지막 줄이 중요하다.** Standby로 보내지 못해도 Primary는 멈추지 않는다. MaxPerformance이기 때문이며 MaxProtection이었다면 멈췄을 것이다.</w:t>
+          <w:b/>
+          <w:sz w:val="21"/>
+        </w:rPr>
+        <w:t xml:space="preserve">마지막 줄이 중요하다.</w:t>
+      </w:r>
+      <w:r>
+        <w:rPr>
+          <w:rFonts w:ascii="맑은 고딕" w:hAnsi="맑은 고딕" w:eastAsia="맑은 고딕"/>
+          <w:sz w:val="21"/>
+        </w:rPr>
+        <w:t xml:space="preserve"> Standby로 보내지 못해도 Primary는 멈추지 않는다. MaxPerformance이기 때문이며 MaxProtection이었다면 멈췄을 것이다.</w:t>
       </w:r>
     </w:p>
     <w:p>
@@ -4438,9 +6992,32 @@
       <w:r>
         <w:rPr>
           <w:rFonts w:ascii="맑은 고딕" w:hAnsi="맑은 고딕" w:eastAsia="맑은 고딕"/>
-          <w:sz w:val="21"/>
-        </w:rPr>
-        <w:t>**또 0이다.** 14장의 그 성질이 장애 상황에서도 나타난다. **오지 않으니 늦지도 않는다.** 대신 두 가지가 달라졌다.</w:t>
+          <w:b/>
+          <w:sz w:val="21"/>
+        </w:rPr>
+        <w:t xml:space="preserve">또 0이다.</w:t>
+      </w:r>
+      <w:r>
+        <w:rPr>
+          <w:rFonts w:ascii="맑은 고딕" w:hAnsi="맑은 고딕" w:eastAsia="맑은 고딕"/>
+          <w:sz w:val="21"/>
+        </w:rPr>
+        <w:t xml:space="preserve"> 14장의 그 성질이 장애 상황에서도 나타난다. </w:t>
+      </w:r>
+      <w:r>
+        <w:rPr>
+          <w:rFonts w:ascii="맑은 고딕" w:hAnsi="맑은 고딕" w:eastAsia="맑은 고딕"/>
+          <w:b/>
+          <w:sz w:val="21"/>
+        </w:rPr>
+        <w:t xml:space="preserve">오지 않으니 늦지도 않는다.</w:t>
+      </w:r>
+      <w:r>
+        <w:rPr>
+          <w:rFonts w:ascii="맑은 고딕" w:hAnsi="맑은 고딕" w:eastAsia="맑은 고딕"/>
+          <w:sz w:val="21"/>
+        </w:rPr>
+        <w:t xml:space="preserve"> 대신 두 가지가 달라졌다.</w:t>
       </w:r>
     </w:p>
     <w:p>
@@ -4449,10 +7026,60 @@
       </w:pPr>
       <w:r>
         <w:rPr>
-          <w:rFonts w:ascii="맑은 고딕" w:hAnsi="맑은 고딕" w:eastAsia="맑은 고딕"/>
-          <w:sz w:val="21"/>
-        </w:rPr>
-        <w:t>`MRP0`가 `APPLYING_LOG`에서 **`WAIT_FOR_LOG`**로 바뀌었고 `SEQUENCE#`가 75다. 75번을 기다리는데 오지 않는다.</w:t>
+          <w:rFonts w:ascii="Consolas" w:hAnsi="Consolas" w:eastAsia="맑은 고딕"/>
+          <w:sz w:val="21"/>
+        </w:rPr>
+        <w:t xml:space="preserve">MRP0</w:t>
+      </w:r>
+      <w:r>
+        <w:rPr>
+          <w:rFonts w:ascii="맑은 고딕" w:hAnsi="맑은 고딕" w:eastAsia="맑은 고딕"/>
+          <w:sz w:val="21"/>
+        </w:rPr>
+        <w:t xml:space="preserve">가 </w:t>
+      </w:r>
+      <w:r>
+        <w:rPr>
+          <w:rFonts w:ascii="Consolas" w:hAnsi="Consolas" w:eastAsia="맑은 고딕"/>
+          <w:sz w:val="21"/>
+        </w:rPr>
+        <w:t xml:space="preserve">APPLYING_LOG</w:t>
+      </w:r>
+      <w:r>
+        <w:rPr>
+          <w:rFonts w:ascii="맑은 고딕" w:hAnsi="맑은 고딕" w:eastAsia="맑은 고딕"/>
+          <w:sz w:val="21"/>
+        </w:rPr>
+        <w:t xml:space="preserve">에서 </w:t>
+      </w:r>
+      <w:r>
+        <w:rPr>
+          <w:rFonts w:ascii="Consolas" w:hAnsi="Consolas" w:eastAsia="맑은 고딕"/>
+          <w:b/>
+          <w:sz w:val="21"/>
+        </w:rPr>
+        <w:t xml:space="preserve">WAIT_FOR_LOG</w:t>
+      </w:r>
+      <w:r>
+        <w:rPr>
+          <w:rFonts w:ascii="맑은 고딕" w:hAnsi="맑은 고딕" w:eastAsia="맑은 고딕"/>
+          <w:sz w:val="21"/>
+        </w:rPr>
+        <w:t xml:space="preserve">로 바뀌었고 </w:t>
+      </w:r>
+      <w:r>
+        <w:rPr>
+          <w:rFonts w:ascii="Consolas" w:hAnsi="Consolas" w:eastAsia="맑은 고딕"/>
+          <w:sz w:val="21"/>
+        </w:rPr>
+        <w:t xml:space="preserve">SEQUENCE#</w:t>
+      </w:r>
+      <w:r>
+        <w:rPr>
+          <w:rFonts w:ascii="맑은 고딕" w:hAnsi="맑은 고딕" w:eastAsia="맑은 고딕"/>
+          <w:sz w:val="21"/>
+        </w:rPr>
+        <w:t xml:space="preserve">가 75다. 75번을 기다리는데 오지 않는다.</w:t>
       </w:r>
     </w:p>
     <w:p>
@@ -4461,10 +7088,46 @@
       </w:pPr>
       <w:r>
         <w:rPr>
-          <w:rFonts w:ascii="맑은 고딕" w:hAnsi="맑은 고딕" w:eastAsia="맑은 고딕"/>
-          <w:sz w:val="21"/>
-        </w:rPr>
-        <w:t>`RFS`가 하나만 남았고 `SEQUENCE#`가 0이다. LGWR와 연결된 RFS가 사라졌다. **연결이 끊겼다는 직접적인 증거**다.</w:t>
+          <w:rFonts w:ascii="Consolas" w:hAnsi="Consolas" w:eastAsia="맑은 고딕"/>
+          <w:sz w:val="21"/>
+        </w:rPr>
+        <w:t xml:space="preserve">RFS</w:t>
+      </w:r>
+      <w:r>
+        <w:rPr>
+          <w:rFonts w:ascii="맑은 고딕" w:hAnsi="맑은 고딕" w:eastAsia="맑은 고딕"/>
+          <w:sz w:val="21"/>
+        </w:rPr>
+        <w:t xml:space="preserve">가 하나만 남았고 </w:t>
+      </w:r>
+      <w:r>
+        <w:rPr>
+          <w:rFonts w:ascii="Consolas" w:hAnsi="Consolas" w:eastAsia="맑은 고딕"/>
+          <w:sz w:val="21"/>
+        </w:rPr>
+        <w:t xml:space="preserve">SEQUENCE#</w:t>
+      </w:r>
+      <w:r>
+        <w:rPr>
+          <w:rFonts w:ascii="맑은 고딕" w:hAnsi="맑은 고딕" w:eastAsia="맑은 고딕"/>
+          <w:sz w:val="21"/>
+        </w:rPr>
+        <w:t xml:space="preserve">가 0이다. LGWR와 연결된 RFS가 사라졌다. </w:t>
+      </w:r>
+      <w:r>
+        <w:rPr>
+          <w:rFonts w:ascii="맑은 고딕" w:hAnsi="맑은 고딕" w:eastAsia="맑은 고딕"/>
+          <w:b/>
+          <w:sz w:val="21"/>
+        </w:rPr>
+        <w:t xml:space="preserve">연결이 끊겼다는 직접적인 증거</w:t>
+      </w:r>
+      <w:r>
+        <w:rPr>
+          <w:rFonts w:ascii="맑은 고딕" w:hAnsi="맑은 고딕" w:eastAsia="맑은 고딕"/>
+          <w:sz w:val="21"/>
+        </w:rPr>
+        <w:t xml:space="preserve">다.</w:t>
       </w:r>
     </w:p>
     <w:p>
@@ -4473,7 +7136,15 @@
           <w:rFonts w:ascii="맑은 고딕" w:hAnsi="맑은 고딕" w:eastAsia="맑은 고딕"/>
           <w:sz w:val="21"/>
         </w:rPr>
-        <w:t>Standby 쪽 판정은 **지연이 아니라 프로세스를 본다.**</w:t>
+        <w:t xml:space="preserve">Standby 쪽 판정은 </w:t>
+      </w:r>
+      <w:r>
+        <w:rPr>
+          <w:rFonts w:ascii="맑은 고딕" w:hAnsi="맑은 고딕" w:eastAsia="맑은 고딕"/>
+          <w:b/>
+          <w:sz w:val="21"/>
+        </w:rPr>
+        <w:t xml:space="preserve">지연이 아니라 프로세스를 본다.</w:t>
       </w:r>
     </w:p>
     <w:tbl>
@@ -4545,10 +7216,24 @@
           <w:p>
             <w:r>
               <w:rPr>
+                <w:rFonts w:ascii="Consolas" w:hAnsi="Consolas" w:eastAsia="맑은 고딕"/>
+                <w:sz w:val="19"/>
+              </w:rPr>
+              <w:t xml:space="preserve">MRP0</w:t>
+            </w:r>
+            <w:r>
+              <w:rPr>
                 <w:rFonts w:ascii="맑은 고딕" w:hAnsi="맑은 고딕" w:eastAsia="맑은 고딕"/>
                 <w:sz w:val="19"/>
               </w:rPr>
-              <w:t>`MRP0` `STATUS`</w:t>
+              <w:t xml:space="preserve"> </w:t>
+            </w:r>
+            <w:r>
+              <w:rPr>
+                <w:rFonts w:ascii="Consolas" w:hAnsi="Consolas" w:eastAsia="맑은 고딕"/>
+                <w:sz w:val="19"/>
+              </w:rPr>
+              <w:t xml:space="preserve">STATUS</w:t>
             </w:r>
           </w:p>
         </w:tc>
@@ -4559,10 +7244,10 @@
           <w:p>
             <w:r>
               <w:rPr>
-                <w:rFonts w:ascii="맑은 고딕" w:hAnsi="맑은 고딕" w:eastAsia="맑은 고딕"/>
-                <w:sz w:val="19"/>
-              </w:rPr>
-              <w:t>`APPLYING_LOG`</w:t>
+                <w:rFonts w:ascii="Consolas" w:hAnsi="Consolas" w:eastAsia="맑은 고딕"/>
+                <w:sz w:val="19"/>
+              </w:rPr>
+              <w:t xml:space="preserve">APPLYING_LOG</w:t>
             </w:r>
           </w:p>
         </w:tc>
@@ -4573,10 +7258,10 @@
           <w:p>
             <w:r>
               <w:rPr>
-                <w:rFonts w:ascii="맑은 고딕" w:hAnsi="맑은 고딕" w:eastAsia="맑은 고딕"/>
-                <w:sz w:val="19"/>
-              </w:rPr>
-              <w:t>`WAIT_FOR_LOG`</w:t>
+                <w:rFonts w:ascii="Consolas" w:hAnsi="Consolas" w:eastAsia="맑은 고딕"/>
+                <w:sz w:val="19"/>
+              </w:rPr>
+              <w:t xml:space="preserve">WAIT_FOR_LOG</w:t>
             </w:r>
           </w:p>
         </w:tc>
@@ -4589,10 +7274,24 @@
           <w:p>
             <w:r>
               <w:rPr>
+                <w:rFonts w:ascii="Consolas" w:hAnsi="Consolas" w:eastAsia="맑은 고딕"/>
+                <w:sz w:val="19"/>
+              </w:rPr>
+              <w:t xml:space="preserve">MRP0</w:t>
+            </w:r>
+            <w:r>
+              <w:rPr>
                 <w:rFonts w:ascii="맑은 고딕" w:hAnsi="맑은 고딕" w:eastAsia="맑은 고딕"/>
                 <w:sz w:val="19"/>
               </w:rPr>
-              <w:t>`MRP0` `SEQUENCE#`</w:t>
+              <w:t xml:space="preserve"> </w:t>
+            </w:r>
+            <w:r>
+              <w:rPr>
+                <w:rFonts w:ascii="Consolas" w:hAnsi="Consolas" w:eastAsia="맑은 고딕"/>
+                <w:sz w:val="19"/>
+              </w:rPr>
+              <w:t xml:space="preserve">SEQUENCE#</w:t>
             </w:r>
           </w:p>
         </w:tc>
@@ -4633,10 +7332,24 @@
           <w:p>
             <w:r>
               <w:rPr>
+                <w:rFonts w:ascii="Consolas" w:hAnsi="Consolas" w:eastAsia="맑은 고딕"/>
+                <w:sz w:val="19"/>
+              </w:rPr>
+              <w:t xml:space="preserve">RFS</w:t>
+            </w:r>
+            <w:r>
+              <w:rPr>
                 <w:rFonts w:ascii="맑은 고딕" w:hAnsi="맑은 고딕" w:eastAsia="맑은 고딕"/>
                 <w:sz w:val="19"/>
               </w:rPr>
-              <w:t>`RFS` `CLIENT_PROCESS='LGWR'`</w:t>
+              <w:t xml:space="preserve"> </w:t>
+            </w:r>
+            <w:r>
+              <w:rPr>
+                <w:rFonts w:ascii="Consolas" w:hAnsi="Consolas" w:eastAsia="맑은 고딕"/>
+                <w:sz w:val="19"/>
+              </w:rPr>
+              <w:t xml:space="preserve">CLIENT_PROCESS='LGWR'</w:t>
             </w:r>
           </w:p>
         </w:tc>
@@ -4662,9 +7375,10 @@
             <w:r>
               <w:rPr>
                 <w:rFonts w:ascii="맑은 고딕" w:hAnsi="맑은 고딕" w:eastAsia="맑은 고딕"/>
-                <w:sz w:val="19"/>
-              </w:rPr>
-              <w:t>**없음**</w:t>
+                <w:b/>
+                <w:sz w:val="19"/>
+              </w:rPr>
+              <w:t xml:space="preserve">없음</w:t>
             </w:r>
           </w:p>
         </w:tc>
@@ -4677,10 +7391,24 @@
           <w:p>
             <w:r>
               <w:rPr>
+                <w:rFonts w:ascii="Consolas" w:hAnsi="Consolas" w:eastAsia="맑은 고딕"/>
+                <w:sz w:val="19"/>
+              </w:rPr>
+              <w:t xml:space="preserve">V$STANDBY_LOG</w:t>
+            </w:r>
+            <w:r>
+              <w:rPr>
                 <w:rFonts w:ascii="맑은 고딕" w:hAnsi="맑은 고딕" w:eastAsia="맑은 고딕"/>
                 <w:sz w:val="19"/>
               </w:rPr>
-              <w:t>`V$STANDBY_LOG` `ACTIVE`</w:t>
+              <w:t xml:space="preserve"> </w:t>
+            </w:r>
+            <w:r>
+              <w:rPr>
+                <w:rFonts w:ascii="Consolas" w:hAnsi="Consolas" w:eastAsia="맑은 고딕"/>
+                <w:sz w:val="19"/>
+              </w:rPr>
+              <w:t xml:space="preserve">ACTIVE</w:t>
             </w:r>
           </w:p>
         </w:tc>
@@ -4750,9 +7478,10 @@
             <w:r>
               <w:rPr>
                 <w:rFonts w:ascii="맑은 고딕" w:hAnsi="맑은 고딕" w:eastAsia="맑은 고딕"/>
-                <w:sz w:val="19"/>
-              </w:rPr>
-              <w:t>**0 (변하지 않는다)**</w:t>
+                <w:b/>
+                <w:sz w:val="19"/>
+              </w:rPr>
+              <w:t xml:space="preserve">0 (변하지 않는다)</w:t>
             </w:r>
           </w:p>
         </w:tc>
@@ -4763,9 +7492,17 @@
       <w:r>
         <w:rPr>
           <w:rFonts w:ascii="맑은 고딕" w:hAnsi="맑은 고딕" w:eastAsia="맑은 고딕"/>
-          <w:sz w:val="21"/>
-        </w:rPr>
-        <w:t>**지연만 보는 감시는 끊김을 잡지 못한다.** 이 장에서 두 번째로 확인하는 사실이다.</w:t>
+          <w:b/>
+          <w:sz w:val="21"/>
+        </w:rPr>
+        <w:t xml:space="preserve">지연만 보는 감시는 끊김을 잡지 못한다.</w:t>
+      </w:r>
+      <w:r>
+        <w:rPr>
+          <w:rFonts w:ascii="맑은 고딕" w:hAnsi="맑은 고딕" w:eastAsia="맑은 고딕"/>
+          <w:sz w:val="21"/>
+        </w:rPr>
+        <w:t xml:space="preserve"> 이 장에서 두 번째로 확인하는 사실이다.</w:t>
       </w:r>
     </w:p>
     <w:p>
@@ -4942,9 +7679,103 @@
       <w:r>
         <w:rPr>
           <w:rFonts w:ascii="맑은 고딕" w:hAnsi="맑은 고딕" w:eastAsia="맑은 고딕"/>
-          <w:sz w:val="21"/>
-        </w:rPr>
-        <w:t>**이번에는 경보가 떴다.** 14장에서 속성으로 껐을 때는 `SUCCESS`였는데 지금은 `WARNING`이다. **의도한 상태가 아니고** `TransportDisconnectedThreshold`라는 **임계값이 있기** 때문이며, 기본값 30초가 지나 `ORA-16857`이 떴다.</w:t>
+          <w:b/>
+          <w:sz w:val="21"/>
+        </w:rPr>
+        <w:t xml:space="preserve">이번에는 경보가 떴다.</w:t>
+      </w:r>
+      <w:r>
+        <w:rPr>
+          <w:rFonts w:ascii="맑은 고딕" w:hAnsi="맑은 고딕" w:eastAsia="맑은 고딕"/>
+          <w:sz w:val="21"/>
+        </w:rPr>
+        <w:t xml:space="preserve"> 14장에서 속성으로 껐을 때는 </w:t>
+      </w:r>
+      <w:r>
+        <w:rPr>
+          <w:rFonts w:ascii="Consolas" w:hAnsi="Consolas" w:eastAsia="맑은 고딕"/>
+          <w:sz w:val="21"/>
+        </w:rPr>
+        <w:t xml:space="preserve">SUCCESS</w:t>
+      </w:r>
+      <w:r>
+        <w:rPr>
+          <w:rFonts w:ascii="맑은 고딕" w:hAnsi="맑은 고딕" w:eastAsia="맑은 고딕"/>
+          <w:sz w:val="21"/>
+        </w:rPr>
+        <w:t xml:space="preserve">였는데 지금은 </w:t>
+      </w:r>
+      <w:r>
+        <w:rPr>
+          <w:rFonts w:ascii="Consolas" w:hAnsi="Consolas" w:eastAsia="맑은 고딕"/>
+          <w:sz w:val="21"/>
+        </w:rPr>
+        <w:t xml:space="preserve">WARNING</w:t>
+      </w:r>
+      <w:r>
+        <w:rPr>
+          <w:rFonts w:ascii="맑은 고딕" w:hAnsi="맑은 고딕" w:eastAsia="맑은 고딕"/>
+          <w:sz w:val="21"/>
+        </w:rPr>
+        <w:t xml:space="preserve">이다. </w:t>
+      </w:r>
+      <w:r>
+        <w:rPr>
+          <w:rFonts w:ascii="맑은 고딕" w:hAnsi="맑은 고딕" w:eastAsia="맑은 고딕"/>
+          <w:b/>
+          <w:sz w:val="21"/>
+        </w:rPr>
+        <w:t xml:space="preserve">의도한 상태가 아니고</w:t>
+      </w:r>
+      <w:r>
+        <w:rPr>
+          <w:rFonts w:ascii="맑은 고딕" w:hAnsi="맑은 고딕" w:eastAsia="맑은 고딕"/>
+          <w:sz w:val="21"/>
+        </w:rPr>
+        <w:t xml:space="preserve"> </w:t>
+      </w:r>
+      <w:r>
+        <w:rPr>
+          <w:rFonts w:ascii="Consolas" w:hAnsi="Consolas" w:eastAsia="맑은 고딕"/>
+          <w:sz w:val="21"/>
+        </w:rPr>
+        <w:t xml:space="preserve">TransportDisconnectedThreshold</w:t>
+      </w:r>
+      <w:r>
+        <w:rPr>
+          <w:rFonts w:ascii="맑은 고딕" w:hAnsi="맑은 고딕" w:eastAsia="맑은 고딕"/>
+          <w:sz w:val="21"/>
+        </w:rPr>
+        <w:t xml:space="preserve">라는 </w:t>
+      </w:r>
+      <w:r>
+        <w:rPr>
+          <w:rFonts w:ascii="맑은 고딕" w:hAnsi="맑은 고딕" w:eastAsia="맑은 고딕"/>
+          <w:b/>
+          <w:sz w:val="21"/>
+        </w:rPr>
+        <w:t xml:space="preserve">임계값이 있기</w:t>
+      </w:r>
+      <w:r>
+        <w:rPr>
+          <w:rFonts w:ascii="맑은 고딕" w:hAnsi="맑은 고딕" w:eastAsia="맑은 고딕"/>
+          <w:sz w:val="21"/>
+        </w:rPr>
+        <w:t xml:space="preserve"> 때문이며, 기본값 30초가 지나 </w:t>
+      </w:r>
+      <w:r>
+        <w:rPr>
+          <w:rFonts w:ascii="Consolas" w:hAnsi="Consolas" w:eastAsia="맑은 고딕"/>
+          <w:sz w:val="21"/>
+        </w:rPr>
+        <w:t xml:space="preserve">ORA-16857</w:t>
+      </w:r>
+      <w:r>
+        <w:rPr>
+          <w:rFonts w:ascii="맑은 고딕" w:hAnsi="맑은 고딕" w:eastAsia="맑은 고딕"/>
+          <w:sz w:val="21"/>
+        </w:rPr>
+        <w:t xml:space="preserve">이 떴다.</w:t>
       </w:r>
     </w:p>
     <w:tbl>
@@ -5087,9 +7918,45 @@
       <w:r>
         <w:rPr>
           <w:rFonts w:ascii="맑은 고딕" w:hAnsi="맑은 고딕" w:eastAsia="맑은 고딕"/>
-          <w:sz w:val="21"/>
-        </w:rPr>
-        <w:t>**두 지연은 0인데 경보가 있다.** `Average Apply Rate`가 `0 Byte/s`인 것이 유일한 숫자 신호다.</w:t>
+          <w:b/>
+          <w:sz w:val="21"/>
+        </w:rPr>
+        <w:t xml:space="preserve">두 지연은 0인데 경보가 있다.</w:t>
+      </w:r>
+      <w:r>
+        <w:rPr>
+          <w:rFonts w:ascii="맑은 고딕" w:hAnsi="맑은 고딕" w:eastAsia="맑은 고딕"/>
+          <w:sz w:val="21"/>
+        </w:rPr>
+        <w:t xml:space="preserve"> </w:t>
+      </w:r>
+      <w:r>
+        <w:rPr>
+          <w:rFonts w:ascii="Consolas" w:hAnsi="Consolas" w:eastAsia="맑은 고딕"/>
+          <w:sz w:val="21"/>
+        </w:rPr>
+        <w:t xml:space="preserve">Average Apply Rate</w:t>
+      </w:r>
+      <w:r>
+        <w:rPr>
+          <w:rFonts w:ascii="맑은 고딕" w:hAnsi="맑은 고딕" w:eastAsia="맑은 고딕"/>
+          <w:sz w:val="21"/>
+        </w:rPr>
+        <w:t xml:space="preserve">가 </w:t>
+      </w:r>
+      <w:r>
+        <w:rPr>
+          <w:rFonts w:ascii="Consolas" w:hAnsi="Consolas" w:eastAsia="맑은 고딕"/>
+          <w:sz w:val="21"/>
+        </w:rPr>
+        <w:t xml:space="preserve">0 Byte/s</w:t>
+      </w:r>
+      <w:r>
+        <w:rPr>
+          <w:rFonts w:ascii="맑은 고딕" w:hAnsi="맑은 고딕" w:eastAsia="맑은 고딕"/>
+          <w:sz w:val="21"/>
+        </w:rPr>
+        <w:t xml:space="preserve">인 것이 유일한 숫자 신호다.</w:t>
       </w:r>
     </w:p>
     <w:p>
@@ -5098,7 +7965,46 @@
           <w:rFonts w:ascii="맑은 고딕" w:hAnsi="맑은 고딕" w:eastAsia="맑은 고딕"/>
           <w:sz w:val="21"/>
         </w:rPr>
-        <w:t>14장의 구도가 반복된다. **`SHOW`는 경고, `VALIDATE`는 전환 불가.** 이번에는 SQL 뷰가 원인까지 알려 준다는 점이 다르다.</w:t>
+        <w:t xml:space="preserve">14장의 구도가 반복된다. </w:t>
+      </w:r>
+      <w:r>
+        <w:rPr>
+          <w:rFonts w:ascii="Consolas" w:hAnsi="Consolas" w:eastAsia="맑은 고딕"/>
+          <w:b/>
+          <w:sz w:val="21"/>
+        </w:rPr>
+        <w:t xml:space="preserve">SHOW</w:t>
+      </w:r>
+      <w:r>
+        <w:rPr>
+          <w:rFonts w:ascii="맑은 고딕" w:hAnsi="맑은 고딕" w:eastAsia="맑은 고딕"/>
+          <w:b/>
+          <w:sz w:val="21"/>
+        </w:rPr>
+        <w:t xml:space="preserve">는 경고, </w:t>
+      </w:r>
+      <w:r>
+        <w:rPr>
+          <w:rFonts w:ascii="Consolas" w:hAnsi="Consolas" w:eastAsia="맑은 고딕"/>
+          <w:b/>
+          <w:sz w:val="21"/>
+        </w:rPr>
+        <w:t xml:space="preserve">VALIDATE</w:t>
+      </w:r>
+      <w:r>
+        <w:rPr>
+          <w:rFonts w:ascii="맑은 고딕" w:hAnsi="맑은 고딕" w:eastAsia="맑은 고딕"/>
+          <w:b/>
+          <w:sz w:val="21"/>
+        </w:rPr>
+        <w:t xml:space="preserve">는 전환 불가.</w:t>
+      </w:r>
+      <w:r>
+        <w:rPr>
+          <w:rFonts w:ascii="맑은 고딕" w:hAnsi="맑은 고딕" w:eastAsia="맑은 고딕"/>
+          <w:sz w:val="21"/>
+        </w:rPr>
+        <w:t xml:space="preserve"> 이번에는 SQL 뷰가 원인까지 알려 준다는 점이 다르다.</w:t>
       </w:r>
     </w:p>
     <w:tbl>
@@ -5170,10 +8076,10 @@
           <w:p>
             <w:r>
               <w:rPr>
-                <w:rFonts w:ascii="맑은 고딕" w:hAnsi="맑은 고딕" w:eastAsia="맑은 고딕"/>
-                <w:sz w:val="19"/>
-              </w:rPr>
-              <w:t>`SHOW CONFIGURATION`</w:t>
+                <w:rFonts w:ascii="Consolas" w:hAnsi="Consolas" w:eastAsia="맑은 고딕"/>
+                <w:sz w:val="19"/>
+              </w:rPr>
+              <w:t xml:space="preserve">SHOW CONFIGURATION</w:t>
             </w:r>
           </w:p>
         </w:tc>
@@ -5184,10 +8090,17 @@
           <w:p>
             <w:r>
               <w:rPr>
+                <w:rFonts w:ascii="Consolas" w:hAnsi="Consolas" w:eastAsia="맑은 고딕"/>
+                <w:sz w:val="19"/>
+              </w:rPr>
+              <w:t xml:space="preserve">WARNING</w:t>
+            </w:r>
+            <w:r>
+              <w:rPr>
                 <w:rFonts w:ascii="맑은 고딕" w:hAnsi="맑은 고딕" w:eastAsia="맑은 고딕"/>
                 <w:sz w:val="19"/>
               </w:rPr>
-              <w:t>`WARNING` + ORA-16857</w:t>
+              <w:t xml:space="preserve"> + ORA-16857</w:t>
             </w:r>
           </w:p>
         </w:tc>
@@ -5214,10 +8127,10 @@
           <w:p>
             <w:r>
               <w:rPr>
-                <w:rFonts w:ascii="맑은 고딕" w:hAnsi="맑은 고딕" w:eastAsia="맑은 고딕"/>
-                <w:sz w:val="19"/>
-              </w:rPr>
-              <w:t>`VALIDATE DATABASE`</w:t>
+                <w:rFonts w:ascii="Consolas" w:hAnsi="Consolas" w:eastAsia="맑은 고딕"/>
+                <w:sz w:val="19"/>
+              </w:rPr>
+              <w:t xml:space="preserve">VALIDATE DATABASE</w:t>
             </w:r>
           </w:p>
         </w:tc>
@@ -5228,10 +8141,10 @@
           <w:p>
             <w:r>
               <w:rPr>
-                <w:rFonts w:ascii="맑은 고딕" w:hAnsi="맑은 고딕" w:eastAsia="맑은 고딕"/>
-                <w:sz w:val="19"/>
-              </w:rPr>
-              <w:t>`Ready for Switchover: No`</w:t>
+                <w:rFonts w:ascii="Consolas" w:hAnsi="Consolas" w:eastAsia="맑은 고딕"/>
+                <w:sz w:val="19"/>
+              </w:rPr>
+              <w:t xml:space="preserve">Ready for Switchover: No</w:t>
             </w:r>
           </w:p>
         </w:tc>
@@ -5258,10 +8171,10 @@
           <w:p>
             <w:r>
               <w:rPr>
-                <w:rFonts w:ascii="맑은 고딕" w:hAnsi="맑은 고딕" w:eastAsia="맑은 고딕"/>
-                <w:sz w:val="19"/>
-              </w:rPr>
-              <w:t>`V$ARCHIVE_DEST`</w:t>
+                <w:rFonts w:ascii="Consolas" w:hAnsi="Consolas" w:eastAsia="맑은 고딕"/>
+                <w:sz w:val="19"/>
+              </w:rPr>
+              <w:t xml:space="preserve">V$ARCHIVE_DEST</w:t>
             </w:r>
           </w:p>
         </w:tc>
@@ -5272,10 +8185,25 @@
           <w:p>
             <w:r>
               <w:rPr>
+                <w:rFonts w:ascii="Consolas" w:hAnsi="Consolas" w:eastAsia="맑은 고딕"/>
+                <w:sz w:val="19"/>
+              </w:rPr>
+              <w:t xml:space="preserve">ERROR</w:t>
+            </w:r>
+            <w:r>
+              <w:rPr>
                 <w:rFonts w:ascii="맑은 고딕" w:hAnsi="맑은 고딕" w:eastAsia="맑은 고딕"/>
                 <w:sz w:val="19"/>
               </w:rPr>
-              <w:t>`ERROR` + **ORA-12541**</w:t>
+              <w:t xml:space="preserve"> + </w:t>
+            </w:r>
+            <w:r>
+              <w:rPr>
+                <w:rFonts w:ascii="맑은 고딕" w:hAnsi="맑은 고딕" w:eastAsia="맑은 고딕"/>
+                <w:b/>
+                <w:sz w:val="19"/>
+              </w:rPr>
+              <w:t xml:space="preserve">ORA-12541</w:t>
             </w:r>
           </w:p>
         </w:tc>
@@ -5287,9 +8215,10 @@
             <w:r>
               <w:rPr>
                 <w:rFonts w:ascii="맑은 고딕" w:hAnsi="맑은 고딕" w:eastAsia="맑은 고딕"/>
-                <w:sz w:val="19"/>
-              </w:rPr>
-              <w:t>**왜 그런지**</w:t>
+                <w:b/>
+                <w:sz w:val="19"/>
+              </w:rPr>
+              <w:t xml:space="preserve">왜 그런지</w:t>
             </w:r>
           </w:p>
         </w:tc>
@@ -5331,9 +8260,10 @@
             <w:r>
               <w:rPr>
                 <w:rFonts w:ascii="맑은 고딕" w:hAnsi="맑은 고딕" w:eastAsia="맑은 고딕"/>
-                <w:sz w:val="19"/>
-              </w:rPr>
-              <w:t>**어디를 고칠지**</w:t>
+                <w:b/>
+                <w:sz w:val="19"/>
+              </w:rPr>
+              <w:t xml:space="preserve">어디를 고칠지</w:t>
             </w:r>
           </w:p>
         </w:tc>
@@ -5344,9 +8274,10 @@
       <w:r>
         <w:rPr>
           <w:rFonts w:ascii="맑은 고딕" w:hAnsi="맑은 고딕" w:eastAsia="맑은 고딕"/>
-          <w:sz w:val="21"/>
-        </w:rPr>
-        <w:t>**층을 내려갈수록 구체적이 된다.**</w:t>
+          <w:b/>
+          <w:sz w:val="21"/>
+        </w:rPr>
+        <w:t xml:space="preserve">층을 내려갈수록 구체적이 된다.</w:t>
       </w:r>
     </w:p>
     <w:p>
@@ -5525,7 +8456,21 @@
           <w:rFonts w:ascii="맑은 고딕" w:hAnsi="맑은 고딕" w:eastAsia="맑은 고딕"/>
           <w:sz w:val="21"/>
         </w:rPr>
-        <w:t>앞 절에서 익힌 대로 `dest_id=2`만 본다.</w:t>
+        <w:t xml:space="preserve">앞 절에서 익힌 대로 </w:t>
+      </w:r>
+      <w:r>
+        <w:rPr>
+          <w:rFonts w:ascii="Consolas" w:hAnsi="Consolas" w:eastAsia="맑은 고딕"/>
+          <w:sz w:val="21"/>
+        </w:rPr>
+        <w:t xml:space="preserve">dest_id=2</w:t>
+      </w:r>
+      <w:r>
+        <w:rPr>
+          <w:rFonts w:ascii="맑은 고딕" w:hAnsi="맑은 고딕" w:eastAsia="맑은 고딕"/>
+          <w:sz w:val="21"/>
+        </w:rPr>
+        <w:t xml:space="preserve">만 본다.</w:t>
       </w:r>
     </w:p>
     <w:p>
@@ -5535,9 +8480,31 @@
       <w:r>
         <w:rPr>
           <w:rFonts w:ascii="맑은 고딕" w:hAnsi="맑은 고딕" w:eastAsia="맑은 고딕"/>
-          <w:sz w:val="21"/>
-        </w:rPr>
-        <w:t>**73번** — `APPLIED=YES`. 끊기기 전에 보냈고 적용됐다.</w:t>
+          <w:b/>
+          <w:sz w:val="21"/>
+        </w:rPr>
+        <w:t xml:space="preserve">73번</w:t>
+      </w:r>
+      <w:r>
+        <w:rPr>
+          <w:rFonts w:ascii="맑은 고딕" w:hAnsi="맑은 고딕" w:eastAsia="맑은 고딕"/>
+          <w:sz w:val="21"/>
+        </w:rPr>
+        <w:t xml:space="preserve"> — </w:t>
+      </w:r>
+      <w:r>
+        <w:rPr>
+          <w:rFonts w:ascii="Consolas" w:hAnsi="Consolas" w:eastAsia="맑은 고딕"/>
+          <w:sz w:val="21"/>
+        </w:rPr>
+        <w:t xml:space="preserve">APPLIED=YES</w:t>
+      </w:r>
+      <w:r>
+        <w:rPr>
+          <w:rFonts w:ascii="맑은 고딕" w:hAnsi="맑은 고딕" w:eastAsia="맑은 고딕"/>
+          <w:sz w:val="21"/>
+        </w:rPr>
+        <w:t xml:space="preserve">. 끊기기 전에 보냈고 적용됐다.</w:t>
       </w:r>
     </w:p>
     <w:p>
@@ -5547,9 +8514,31 @@
       <w:r>
         <w:rPr>
           <w:rFonts w:ascii="맑은 고딕" w:hAnsi="맑은 고딕" w:eastAsia="맑은 고딕"/>
-          <w:sz w:val="21"/>
-        </w:rPr>
-        <w:t>**74번** — 행은 있는데 `APPLIED=NO`. 목적지에 등록은 됐지만 실제로 가지 못했다.</w:t>
+          <w:b/>
+          <w:sz w:val="21"/>
+        </w:rPr>
+        <w:t xml:space="preserve">74번</w:t>
+      </w:r>
+      <w:r>
+        <w:rPr>
+          <w:rFonts w:ascii="맑은 고딕" w:hAnsi="맑은 고딕" w:eastAsia="맑은 고딕"/>
+          <w:sz w:val="21"/>
+        </w:rPr>
+        <w:t xml:space="preserve"> — 행은 있는데 </w:t>
+      </w:r>
+      <w:r>
+        <w:rPr>
+          <w:rFonts w:ascii="Consolas" w:hAnsi="Consolas" w:eastAsia="맑은 고딕"/>
+          <w:sz w:val="21"/>
+        </w:rPr>
+        <w:t xml:space="preserve">APPLIED=NO</w:t>
+      </w:r>
+      <w:r>
+        <w:rPr>
+          <w:rFonts w:ascii="맑은 고딕" w:hAnsi="맑은 고딕" w:eastAsia="맑은 고딕"/>
+          <w:sz w:val="21"/>
+        </w:rPr>
+        <w:t xml:space="preserve">. 목적지에 등록은 됐지만 실제로 가지 못했다.</w:t>
       </w:r>
     </w:p>
     <w:p>
@@ -5559,9 +8548,31 @@
       <w:r>
         <w:rPr>
           <w:rFonts w:ascii="맑은 고딕" w:hAnsi="맑은 고딕" w:eastAsia="맑은 고딕"/>
-          <w:sz w:val="21"/>
-        </w:rPr>
-        <w:t>**75번** — `dest_id=2` 행 자체가 없다. 만들 시도조차 못 했다.</w:t>
+          <w:b/>
+          <w:sz w:val="21"/>
+        </w:rPr>
+        <w:t xml:space="preserve">75번</w:t>
+      </w:r>
+      <w:r>
+        <w:rPr>
+          <w:rFonts w:ascii="맑은 고딕" w:hAnsi="맑은 고딕" w:eastAsia="맑은 고딕"/>
+          <w:sz w:val="21"/>
+        </w:rPr>
+        <w:t xml:space="preserve"> — </w:t>
+      </w:r>
+      <w:r>
+        <w:rPr>
+          <w:rFonts w:ascii="Consolas" w:hAnsi="Consolas" w:eastAsia="맑은 고딕"/>
+          <w:sz w:val="21"/>
+        </w:rPr>
+        <w:t xml:space="preserve">dest_id=2</w:t>
+      </w:r>
+      <w:r>
+        <w:rPr>
+          <w:rFonts w:ascii="맑은 고딕" w:hAnsi="맑은 고딕" w:eastAsia="맑은 고딕"/>
+          <w:sz w:val="21"/>
+        </w:rPr>
+        <w:t xml:space="preserve"> 행 자체가 없다. 만들 시도조차 못 했다.</w:t>
       </w:r>
     </w:p>
     <w:p>
@@ -5570,7 +8581,44 @@
           <w:rFonts w:ascii="맑은 고딕" w:hAnsi="맑은 고딕" w:eastAsia="맑은 고딕"/>
           <w:sz w:val="21"/>
         </w:rPr>
-        <w:t>이것이 **갭이 만들어지는 과정**이다. `V$ARCHIVE_GAP`은 비어 있는데, Standby가 못 받은 구간을 인식해야 채워지지만 지금은 연락 자체를 못 받고 있다. **갭 뷰가 비어 있다고 갭이 없는 것이 아니다.**</w:t>
+        <w:t xml:space="preserve">이것이 </w:t>
+      </w:r>
+      <w:r>
+        <w:rPr>
+          <w:rFonts w:ascii="맑은 고딕" w:hAnsi="맑은 고딕" w:eastAsia="맑은 고딕"/>
+          <w:b/>
+          <w:sz w:val="21"/>
+        </w:rPr>
+        <w:t xml:space="preserve">갭이 만들어지는 과정</w:t>
+      </w:r>
+      <w:r>
+        <w:rPr>
+          <w:rFonts w:ascii="맑은 고딕" w:hAnsi="맑은 고딕" w:eastAsia="맑은 고딕"/>
+          <w:sz w:val="21"/>
+        </w:rPr>
+        <w:t xml:space="preserve">이다. </w:t>
+      </w:r>
+      <w:r>
+        <w:rPr>
+          <w:rFonts w:ascii="Consolas" w:hAnsi="Consolas" w:eastAsia="맑은 고딕"/>
+          <w:sz w:val="21"/>
+        </w:rPr>
+        <w:t xml:space="preserve">V$ARCHIVE_GAP</w:t>
+      </w:r>
+      <w:r>
+        <w:rPr>
+          <w:rFonts w:ascii="맑은 고딕" w:hAnsi="맑은 고딕" w:eastAsia="맑은 고딕"/>
+          <w:sz w:val="21"/>
+        </w:rPr>
+        <w:t xml:space="preserve">은 비어 있는데, Standby가 못 받은 구간을 인식해야 채워지지만 지금은 연락 자체를 못 받고 있다. </w:t>
+      </w:r>
+      <w:r>
+        <w:rPr>
+          <w:rFonts w:ascii="맑은 고딕" w:hAnsi="맑은 고딕" w:eastAsia="맑은 고딕"/>
+          <w:b/>
+          <w:sz w:val="21"/>
+        </w:rPr>
+        <w:t xml:space="preserve">갭 뷰가 비어 있다고 갭이 없는 것이 아니다.</w:t>
       </w:r>
     </w:p>
     <w:p>
@@ -5645,7 +8693,21 @@
           <w:rFonts w:ascii="맑은 고딕" w:hAnsi="맑은 고딕" w:eastAsia="맑은 고딕"/>
           <w:sz w:val="21"/>
         </w:rPr>
-        <w:t>13장에서 등록한 `boston_DGMGRL`이 함께 올라온다. 그러나 곧바로 전송이 재개되지는 않는다.</w:t>
+        <w:t xml:space="preserve">13장에서 등록한 </w:t>
+      </w:r>
+      <w:r>
+        <w:rPr>
+          <w:rFonts w:ascii="Consolas" w:hAnsi="Consolas" w:eastAsia="맑은 고딕"/>
+          <w:sz w:val="21"/>
+        </w:rPr>
+        <w:t xml:space="preserve">boston_DGMGRL</w:t>
+      </w:r>
+      <w:r>
+        <w:rPr>
+          <w:rFonts w:ascii="맑은 고딕" w:hAnsi="맑은 고딕" w:eastAsia="맑은 고딕"/>
+          <w:sz w:val="21"/>
+        </w:rPr>
+        <w:t xml:space="preserve">이 함께 올라온다. 그러나 곧바로 전송이 재개되지는 않는다.</w:t>
       </w:r>
     </w:p>
     <w:tbl>
@@ -5723,9 +8785,31 @@
       <w:r>
         <w:rPr>
           <w:rFonts w:ascii="맑은 고딕" w:hAnsi="맑은 고딕" w:eastAsia="맑은 고딕"/>
-          <w:sz w:val="21"/>
-        </w:rPr>
-        <w:t>**약 4~5분이 걸렸다.** 그동안 오류 메시지는 `ORA-12541` 그대로였다. 리스너는 이미 살아 있는데도 그렇다.</w:t>
+          <w:b/>
+          <w:sz w:val="21"/>
+        </w:rPr>
+        <w:t xml:space="preserve">약 4~5분이 걸렸다.</w:t>
+      </w:r>
+      <w:r>
+        <w:rPr>
+          <w:rFonts w:ascii="맑은 고딕" w:hAnsi="맑은 고딕" w:eastAsia="맑은 고딕"/>
+          <w:sz w:val="21"/>
+        </w:rPr>
+        <w:t xml:space="preserve"> 그동안 오류 메시지는 </w:t>
+      </w:r>
+      <w:r>
+        <w:rPr>
+          <w:rFonts w:ascii="Consolas" w:hAnsi="Consolas" w:eastAsia="맑은 고딕"/>
+          <w:sz w:val="21"/>
+        </w:rPr>
+        <w:t xml:space="preserve">ORA-12541</w:t>
+      </w:r>
+      <w:r>
+        <w:rPr>
+          <w:rFonts w:ascii="맑은 고딕" w:hAnsi="맑은 고딕" w:eastAsia="맑은 고딕"/>
+          <w:sz w:val="21"/>
+        </w:rPr>
+        <w:t xml:space="preserve"> 그대로였다. 리스너는 이미 살아 있는데도 그렇다.</w:t>
       </w:r>
     </w:p>
     <w:p>
@@ -5734,7 +8818,36 @@
           <w:rFonts w:ascii="맑은 고딕" w:hAnsi="맑은 고딕" w:eastAsia="맑은 고딕"/>
           <w:sz w:val="21"/>
         </w:rPr>
-        <w:t>이유는 `ReopenSecs`다. 13장 실측값이 **300**이었다. 실패한 목적지를 즉시 다시 시도하지 않고 그만큼 기다린다. 죽은 목적지에 계속 접속하면 아카이버가 붙잡히기 때문이다.</w:t>
+        <w:t xml:space="preserve">이유는 </w:t>
+      </w:r>
+      <w:r>
+        <w:rPr>
+          <w:rFonts w:ascii="Consolas" w:hAnsi="Consolas" w:eastAsia="맑은 고딕"/>
+          <w:sz w:val="21"/>
+        </w:rPr>
+        <w:t xml:space="preserve">ReopenSecs</w:t>
+      </w:r>
+      <w:r>
+        <w:rPr>
+          <w:rFonts w:ascii="맑은 고딕" w:hAnsi="맑은 고딕" w:eastAsia="맑은 고딕"/>
+          <w:sz w:val="21"/>
+        </w:rPr>
+        <w:t xml:space="preserve">다. 13장 실측값이 </w:t>
+      </w:r>
+      <w:r>
+        <w:rPr>
+          <w:rFonts w:ascii="맑은 고딕" w:hAnsi="맑은 고딕" w:eastAsia="맑은 고딕"/>
+          <w:b/>
+          <w:sz w:val="21"/>
+        </w:rPr>
+        <w:t xml:space="preserve">300</w:t>
+      </w:r>
+      <w:r>
+        <w:rPr>
+          <w:rFonts w:ascii="맑은 고딕" w:hAnsi="맑은 고딕" w:eastAsia="맑은 고딕"/>
+          <w:sz w:val="21"/>
+        </w:rPr>
+        <w:t xml:space="preserve">이었다. 실패한 목적지를 즉시 다시 시도하지 않고 그만큼 기다린다. 죽은 목적지에 계속 접속하면 아카이버가 붙잡히기 때문이다.</w:t>
       </w:r>
     </w:p>
     <w:tbl>
@@ -5771,7 +8884,35 @@
                 <w:rFonts w:ascii="맑은 고딕" w:hAnsi="맑은 고딕" w:eastAsia="맑은 고딕"/>
                 <w:sz w:val="20"/>
               </w:rPr>
-              <w:t>급하면 재촉할 수 있다. Broker 환경이라면 `EDIT DATABASE 'boston' SET PROPERTY 'LogShipping'='OFF';` 후 다시 `'ON'`으로 주면 목적지 상태가 초기화되며 즉시 재시도한다.</w:t>
+              <w:t xml:space="preserve">급하면 재촉할 수 있다. Broker 환경이라면 </w:t>
+            </w:r>
+            <w:r>
+              <w:rPr>
+                <w:rFonts w:ascii="Consolas" w:hAnsi="Consolas" w:eastAsia="맑은 고딕"/>
+                <w:sz w:val="20"/>
+              </w:rPr>
+              <w:t xml:space="preserve">EDIT DATABASE 'boston' SET PROPERTY 'LogShipping'='OFF';</w:t>
+            </w:r>
+            <w:r>
+              <w:rPr>
+                <w:rFonts w:ascii="맑은 고딕" w:hAnsi="맑은 고딕" w:eastAsia="맑은 고딕"/>
+                <w:sz w:val="20"/>
+              </w:rPr>
+              <w:t xml:space="preserve"> 후 다시 </w:t>
+            </w:r>
+            <w:r>
+              <w:rPr>
+                <w:rFonts w:ascii="Consolas" w:hAnsi="Consolas" w:eastAsia="맑은 고딕"/>
+                <w:sz w:val="20"/>
+              </w:rPr>
+              <w:t xml:space="preserve">'ON'</w:t>
+            </w:r>
+            <w:r>
+              <w:rPr>
+                <w:rFonts w:ascii="맑은 고딕" w:hAnsi="맑은 고딕" w:eastAsia="맑은 고딕"/>
+                <w:sz w:val="20"/>
+              </w:rPr>
+              <w:t xml:space="preserve">으로 주면 목적지 상태가 초기화되며 즉시 재시도한다.</w:t>
             </w:r>
           </w:p>
           <w:p>
@@ -5783,7 +8924,50 @@
                 <w:rFonts w:ascii="맑은 고딕" w:hAnsi="맑은 고딕" w:eastAsia="맑은 고딕"/>
                 <w:sz w:val="20"/>
               </w:rPr>
-              <w:t>Broker가 없다면 `ALTER SYSTEM SET LOG_ARCHIVE_DEST_STATE_2=DEFER;` 후 `ENABLE`이다. **Broker 환경에서 이 SQL을 쓰면 안 된다.** Broker가 관리하는 파라미터이기 때문이다.</w:t>
+              <w:t xml:space="preserve">Broker가 없다면 </w:t>
+            </w:r>
+            <w:r>
+              <w:rPr>
+                <w:rFonts w:ascii="Consolas" w:hAnsi="Consolas" w:eastAsia="맑은 고딕"/>
+                <w:sz w:val="20"/>
+              </w:rPr>
+              <w:t xml:space="preserve">ALTER SYSTEM SET LOG_ARCHIVE_DEST_STATE_2=DEFER;</w:t>
+            </w:r>
+            <w:r>
+              <w:rPr>
+                <w:rFonts w:ascii="맑은 고딕" w:hAnsi="맑은 고딕" w:eastAsia="맑은 고딕"/>
+                <w:sz w:val="20"/>
+              </w:rPr>
+              <w:t xml:space="preserve"> 후 </w:t>
+            </w:r>
+            <w:r>
+              <w:rPr>
+                <w:rFonts w:ascii="Consolas" w:hAnsi="Consolas" w:eastAsia="맑은 고딕"/>
+                <w:sz w:val="20"/>
+              </w:rPr>
+              <w:t xml:space="preserve">ENABLE</w:t>
+            </w:r>
+            <w:r>
+              <w:rPr>
+                <w:rFonts w:ascii="맑은 고딕" w:hAnsi="맑은 고딕" w:eastAsia="맑은 고딕"/>
+                <w:sz w:val="20"/>
+              </w:rPr>
+              <w:t xml:space="preserve">이다. </w:t>
+            </w:r>
+            <w:r>
+              <w:rPr>
+                <w:rFonts w:ascii="맑은 고딕" w:hAnsi="맑은 고딕" w:eastAsia="맑은 고딕"/>
+                <w:b/>
+                <w:sz w:val="20"/>
+              </w:rPr>
+              <w:t xml:space="preserve">Broker 환경에서 이 SQL을 쓰면 안 된다.</w:t>
+            </w:r>
+            <w:r>
+              <w:rPr>
+                <w:rFonts w:ascii="맑은 고딕" w:hAnsi="맑은 고딕" w:eastAsia="맑은 고딕"/>
+                <w:sz w:val="20"/>
+              </w:rPr>
+              <w:t xml:space="preserve"> Broker가 관리하는 파라미터이기 때문이다.</w:t>
             </w:r>
           </w:p>
           <w:p>
@@ -5792,10 +8976,17 @@
             </w:pPr>
             <w:r>
               <w:rPr>
+                <w:rFonts w:ascii="Consolas" w:hAnsi="Consolas" w:eastAsia="맑은 고딕"/>
+                <w:sz w:val="20"/>
+              </w:rPr>
+              <w:t xml:space="preserve">ReopenSecs</w:t>
+            </w:r>
+            <w:r>
+              <w:rPr>
                 <w:rFonts w:ascii="맑은 고딕" w:hAnsi="맑은 고딕" w:eastAsia="맑은 고딕"/>
                 <w:sz w:val="20"/>
               </w:rPr>
-              <w:t>`ReopenSecs`를 줄일 수도 있으나 너무 짧으면 죽은 목적지에 계속 접속한다. 기본 300초가 균형점이다.</w:t>
+              <w:t xml:space="preserve">를 줄일 수도 있으나 너무 짧으면 죽은 목적지에 계속 접속한다. 기본 300초가 균형점이다.</w:t>
             </w:r>
           </w:p>
         </w:tc>
@@ -5888,7 +9079,37 @@
           <w:rFonts w:ascii="맑은 고딕" w:hAnsi="맑은 고딕" w:eastAsia="맑은 고딕"/>
           <w:sz w:val="21"/>
         </w:rPr>
-        <w:t>끊겨 있던 동안의 변경이 따라왔다. **데이터는 잃지 않았다.** 그러나 그동안 재해 복구 능력이 없었다는 사실은 남으며, 이번에는 그것이 **사람의 실수가 아니라 장애**였다.</w:t>
+        <w:t xml:space="preserve">끊겨 있던 동안의 변경이 따라왔다. </w:t>
+      </w:r>
+      <w:r>
+        <w:rPr>
+          <w:rFonts w:ascii="맑은 고딕" w:hAnsi="맑은 고딕" w:eastAsia="맑은 고딕"/>
+          <w:b/>
+          <w:sz w:val="21"/>
+        </w:rPr>
+        <w:t xml:space="preserve">데이터는 잃지 않았다.</w:t>
+      </w:r>
+      <w:r>
+        <w:rPr>
+          <w:rFonts w:ascii="맑은 고딕" w:hAnsi="맑은 고딕" w:eastAsia="맑은 고딕"/>
+          <w:sz w:val="21"/>
+        </w:rPr>
+        <w:t xml:space="preserve"> 그러나 그동안 재해 복구 능력이 없었다는 사실은 남으며, 이번에는 그것이 </w:t>
+      </w:r>
+      <w:r>
+        <w:rPr>
+          <w:rFonts w:ascii="맑은 고딕" w:hAnsi="맑은 고딕" w:eastAsia="맑은 고딕"/>
+          <w:b/>
+          <w:sz w:val="21"/>
+        </w:rPr>
+        <w:t xml:space="preserve">사람의 실수가 아니라 장애</w:t>
+      </w:r>
+      <w:r>
+        <w:rPr>
+          <w:rFonts w:ascii="맑은 고딕" w:hAnsi="맑은 고딕" w:eastAsia="맑은 고딕"/>
+          <w:sz w:val="21"/>
+        </w:rPr>
+        <w:t xml:space="preserve">였다.</w:t>
       </w:r>
     </w:p>
     <w:tbl>
@@ -6044,9 +9265,47 @@
       <w:r>
         <w:rPr>
           <w:rFonts w:ascii="맑은 고딕" w:hAnsi="맑은 고딕" w:eastAsia="맑은 고딕"/>
-          <w:sz w:val="21"/>
-        </w:rPr>
-        <w:t>**전송이 재개된 직후인데 오히려 `ERROR`로 나빠졌다.** 새로 `ORA-16778`까지 붙었다.</w:t>
+          <w:b/>
+          <w:sz w:val="21"/>
+        </w:rPr>
+        <w:t xml:space="preserve">전송이 재개된 직후인데 오히려 </w:t>
+      </w:r>
+      <w:r>
+        <w:rPr>
+          <w:rFonts w:ascii="Consolas" w:hAnsi="Consolas" w:eastAsia="맑은 고딕"/>
+          <w:b/>
+          <w:sz w:val="21"/>
+        </w:rPr>
+        <w:t xml:space="preserve">ERROR</w:t>
+      </w:r>
+      <w:r>
+        <w:rPr>
+          <w:rFonts w:ascii="맑은 고딕" w:hAnsi="맑은 고딕" w:eastAsia="맑은 고딕"/>
+          <w:b/>
+          <w:sz w:val="21"/>
+        </w:rPr>
+        <w:t xml:space="preserve">로 나빠졌다.</w:t>
+      </w:r>
+      <w:r>
+        <w:rPr>
+          <w:rFonts w:ascii="맑은 고딕" w:hAnsi="맑은 고딕" w:eastAsia="맑은 고딕"/>
+          <w:sz w:val="21"/>
+        </w:rPr>
+        <w:t xml:space="preserve"> 새로 </w:t>
+      </w:r>
+      <w:r>
+        <w:rPr>
+          <w:rFonts w:ascii="Consolas" w:hAnsi="Consolas" w:eastAsia="맑은 고딕"/>
+          <w:sz w:val="21"/>
+        </w:rPr>
+        <w:t xml:space="preserve">ORA-16778</w:t>
+      </w:r>
+      <w:r>
+        <w:rPr>
+          <w:rFonts w:ascii="맑은 고딕" w:hAnsi="맑은 고딕" w:eastAsia="맑은 고딕"/>
+          <w:sz w:val="21"/>
+        </w:rPr>
+        <w:t xml:space="preserve">까지 붙었다.</w:t>
       </w:r>
     </w:p>
     <w:p>
@@ -6055,7 +9314,21 @@
           <w:rFonts w:ascii="맑은 고딕" w:hAnsi="맑은 고딕" w:eastAsia="맑은 고딕"/>
           <w:sz w:val="21"/>
         </w:rPr>
-        <w:t>판정의 시차다. Broker 상태는 주기적으로 다시 계산되며 `status updated 58 seconds ago`가 그 증거다. 잠시 뒤 다시 조회하면 돌아온다.</w:t>
+        <w:t xml:space="preserve">판정의 시차다. Broker 상태는 주기적으로 다시 계산되며 </w:t>
+      </w:r>
+      <w:r>
+        <w:rPr>
+          <w:rFonts w:ascii="Consolas" w:hAnsi="Consolas" w:eastAsia="맑은 고딕"/>
+          <w:sz w:val="21"/>
+        </w:rPr>
+        <w:t xml:space="preserve">status updated 58 seconds ago</w:t>
+      </w:r>
+      <w:r>
+        <w:rPr>
+          <w:rFonts w:ascii="맑은 고딕" w:hAnsi="맑은 고딕" w:eastAsia="맑은 고딕"/>
+          <w:sz w:val="21"/>
+        </w:rPr>
+        <w:t xml:space="preserve">가 그 증거다. 잠시 뒤 다시 조회하면 돌아온다.</w:t>
       </w:r>
     </w:p>
     <w:tbl>
@@ -6172,9 +9445,39 @@
       <w:r>
         <w:rPr>
           <w:rFonts w:ascii="맑은 고딕" w:hAnsi="맑은 고딕" w:eastAsia="맑은 고딕"/>
-          <w:sz w:val="21"/>
-        </w:rPr>
-        <w:t>**고친 직후의 화면을 결론으로 삼지 않는다.** 한 주기를 기다리고 다시 본다. SQL 뷰는 이미 `VALID`였다. **아래층이 먼저 회복되고 요약이 나중에 따라온다.**</w:t>
+          <w:b/>
+          <w:sz w:val="21"/>
+        </w:rPr>
+        <w:t xml:space="preserve">고친 직후의 화면을 결론으로 삼지 않는다.</w:t>
+      </w:r>
+      <w:r>
+        <w:rPr>
+          <w:rFonts w:ascii="맑은 고딕" w:hAnsi="맑은 고딕" w:eastAsia="맑은 고딕"/>
+          <w:sz w:val="21"/>
+        </w:rPr>
+        <w:t xml:space="preserve"> 한 주기를 기다리고 다시 본다. SQL 뷰는 이미 </w:t>
+      </w:r>
+      <w:r>
+        <w:rPr>
+          <w:rFonts w:ascii="Consolas" w:hAnsi="Consolas" w:eastAsia="맑은 고딕"/>
+          <w:sz w:val="21"/>
+        </w:rPr>
+        <w:t xml:space="preserve">VALID</w:t>
+      </w:r>
+      <w:r>
+        <w:rPr>
+          <w:rFonts w:ascii="맑은 고딕" w:hAnsi="맑은 고딕" w:eastAsia="맑은 고딕"/>
+          <w:sz w:val="21"/>
+        </w:rPr>
+        <w:t xml:space="preserve">였다. </w:t>
+      </w:r>
+      <w:r>
+        <w:rPr>
+          <w:rFonts w:ascii="맑은 고딕" w:hAnsi="맑은 고딕" w:eastAsia="맑은 고딕"/>
+          <w:b/>
+          <w:sz w:val="21"/>
+        </w:rPr>
+        <w:t xml:space="preserve">아래층이 먼저 회복되고 요약이 나중에 따라온다.</w:t>
       </w:r>
     </w:p>
     <w:p>
@@ -6292,7 +9595,22 @@
           <w:rFonts w:ascii="맑은 고딕" w:hAnsi="맑은 고딕" w:eastAsia="맑은 고딕"/>
           <w:sz w:val="21"/>
         </w:rPr>
-        <w:t>기본값 0이며 **비트마스크**다.</w:t>
+        <w:t xml:space="preserve">기본값 0이며 </w:t>
+      </w:r>
+      <w:r>
+        <w:rPr>
+          <w:rFonts w:ascii="맑은 고딕" w:hAnsi="맑은 고딕" w:eastAsia="맑은 고딕"/>
+          <w:b/>
+          <w:sz w:val="21"/>
+        </w:rPr>
+        <w:t xml:space="preserve">비트마스크</w:t>
+      </w:r>
+      <w:r>
+        <w:rPr>
+          <w:rFonts w:ascii="맑은 고딕" w:hAnsi="맑은 고딕" w:eastAsia="맑은 고딕"/>
+          <w:sz w:val="21"/>
+        </w:rPr>
+        <w:t xml:space="preserve">다.</w:t>
       </w:r>
     </w:p>
     <w:tbl>
@@ -6347,10 +9665,24 @@
           <w:p>
             <w:r>
               <w:rPr>
+                <w:rFonts w:ascii="Consolas" w:hAnsi="Consolas" w:eastAsia="맑은 고딕"/>
+                <w:sz w:val="19"/>
+              </w:rPr>
+              <w:t xml:space="preserve">1</w:t>
+            </w:r>
+            <w:r>
+              <w:rPr>
                 <w:rFonts w:ascii="맑은 고딕" w:hAnsi="맑은 고딕" w:eastAsia="맑은 고딕"/>
                 <w:sz w:val="19"/>
               </w:rPr>
-              <w:t>`1`·`2`</w:t>
+              <w:t xml:space="preserve">·</w:t>
+            </w:r>
+            <w:r>
+              <w:rPr>
+                <w:rFonts w:ascii="Consolas" w:hAnsi="Consolas" w:eastAsia="맑은 고딕"/>
+                <w:sz w:val="19"/>
+              </w:rPr>
+              <w:t xml:space="preserve">2</w:t>
             </w:r>
           </w:p>
         </w:tc>
@@ -6377,10 +9709,24 @@
           <w:p>
             <w:r>
               <w:rPr>
+                <w:rFonts w:ascii="Consolas" w:hAnsi="Consolas" w:eastAsia="맑은 고딕"/>
+                <w:sz w:val="19"/>
+              </w:rPr>
+              <w:t xml:space="preserve">4</w:t>
+            </w:r>
+            <w:r>
+              <w:rPr>
                 <w:rFonts w:ascii="맑은 고딕" w:hAnsi="맑은 고딕" w:eastAsia="맑은 고딕"/>
                 <w:sz w:val="19"/>
               </w:rPr>
-              <w:t>`4`·`8`</w:t>
+              <w:t xml:space="preserve">·</w:t>
+            </w:r>
+            <w:r>
+              <w:rPr>
+                <w:rFonts w:ascii="Consolas" w:hAnsi="Consolas" w:eastAsia="맑은 고딕"/>
+                <w:sz w:val="19"/>
+              </w:rPr>
+              <w:t xml:space="preserve">8</w:t>
             </w:r>
           </w:p>
         </w:tc>
@@ -6407,10 +9753,38 @@
           <w:p>
             <w:r>
               <w:rPr>
+                <w:rFonts w:ascii="Consolas" w:hAnsi="Consolas" w:eastAsia="맑은 고딕"/>
+                <w:sz w:val="19"/>
+              </w:rPr>
+              <w:t xml:space="preserve">16</w:t>
+            </w:r>
+            <w:r>
+              <w:rPr>
                 <w:rFonts w:ascii="맑은 고딕" w:hAnsi="맑은 고딕" w:eastAsia="맑은 고딕"/>
                 <w:sz w:val="19"/>
               </w:rPr>
-              <w:t>`16` / `128`·`4096`</w:t>
+              <w:t xml:space="preserve"> / </w:t>
+            </w:r>
+            <w:r>
+              <w:rPr>
+                <w:rFonts w:ascii="Consolas" w:hAnsi="Consolas" w:eastAsia="맑은 고딕"/>
+                <w:sz w:val="19"/>
+              </w:rPr>
+              <w:t xml:space="preserve">128</w:t>
+            </w:r>
+            <w:r>
+              <w:rPr>
+                <w:rFonts w:ascii="맑은 고딕" w:hAnsi="맑은 고딕" w:eastAsia="맑은 고딕"/>
+                <w:sz w:val="19"/>
+              </w:rPr>
+              <w:t xml:space="preserve">·</w:t>
+            </w:r>
+            <w:r>
+              <w:rPr>
+                <w:rFonts w:ascii="Consolas" w:hAnsi="Consolas" w:eastAsia="맑은 고딕"/>
+                <w:sz w:val="19"/>
+              </w:rPr>
+              <w:t xml:space="preserve">4096</w:t>
             </w:r>
           </w:p>
         </w:tc>
@@ -6437,7 +9811,36 @@
           <w:rFonts w:ascii="맑은 고딕" w:hAnsi="맑은 고딕" w:eastAsia="맑은 고딕"/>
           <w:sz w:val="21"/>
         </w:rPr>
-        <w:t>12는 `4 + 8`이다. **동적 파라미터**이므로 재기동이 필요 없고 알림 로그에 변경 사실이 남는다.</w:t>
+        <w:t xml:space="preserve">12는 </w:t>
+      </w:r>
+      <w:r>
+        <w:rPr>
+          <w:rFonts w:ascii="Consolas" w:hAnsi="Consolas" w:eastAsia="맑은 고딕"/>
+          <w:sz w:val="21"/>
+        </w:rPr>
+        <w:t xml:space="preserve">4 + 8</w:t>
+      </w:r>
+      <w:r>
+        <w:rPr>
+          <w:rFonts w:ascii="맑은 고딕" w:hAnsi="맑은 고딕" w:eastAsia="맑은 고딕"/>
+          <w:sz w:val="21"/>
+        </w:rPr>
+        <w:t xml:space="preserve">이다. </w:t>
+      </w:r>
+      <w:r>
+        <w:rPr>
+          <w:rFonts w:ascii="맑은 고딕" w:hAnsi="맑은 고딕" w:eastAsia="맑은 고딕"/>
+          <w:b/>
+          <w:sz w:val="21"/>
+        </w:rPr>
+        <w:t xml:space="preserve">동적 파라미터</w:t>
+      </w:r>
+      <w:r>
+        <w:rPr>
+          <w:rFonts w:ascii="맑은 고딕" w:hAnsi="맑은 고딕" w:eastAsia="맑은 고딕"/>
+          <w:sz w:val="21"/>
+        </w:rPr>
+        <w:t xml:space="preserve">이므로 재기동이 필요 없고 알림 로그에 변경 사실이 남는다.</w:t>
       </w:r>
     </w:p>
     <w:tbl>
@@ -6488,10 +9891,32 @@
     <w:p>
       <w:r>
         <w:rPr>
-          <w:rFonts w:ascii="맑은 고딕" w:hAnsi="맑은 고딕" w:eastAsia="맑은 고딕"/>
-          <w:sz w:val="21"/>
-        </w:rPr>
-        <w:t>`SCOPE=BOTH`가 자동으로 붙었다. **다음 기동에도 유지되므로 반드시 되돌린다.** 잊으면 디스크가 찬다.</w:t>
+          <w:rFonts w:ascii="Consolas" w:hAnsi="Consolas" w:eastAsia="맑은 고딕"/>
+          <w:sz w:val="21"/>
+        </w:rPr>
+        <w:t xml:space="preserve">SCOPE=BOTH</w:t>
+      </w:r>
+      <w:r>
+        <w:rPr>
+          <w:rFonts w:ascii="맑은 고딕" w:hAnsi="맑은 고딕" w:eastAsia="맑은 고딕"/>
+          <w:sz w:val="21"/>
+        </w:rPr>
+        <w:t xml:space="preserve">가 자동으로 붙었다. </w:t>
+      </w:r>
+      <w:r>
+        <w:rPr>
+          <w:rFonts w:ascii="맑은 고딕" w:hAnsi="맑은 고딕" w:eastAsia="맑은 고딕"/>
+          <w:b/>
+          <w:sz w:val="21"/>
+        </w:rPr>
+        <w:t xml:space="preserve">다음 기동에도 유지되므로 반드시 되돌린다.</w:t>
+      </w:r>
+      <w:r>
+        <w:rPr>
+          <w:rFonts w:ascii="맑은 고딕" w:hAnsi="맑은 고딕" w:eastAsia="맑은 고딕"/>
+          <w:sz w:val="21"/>
+        </w:rPr>
+        <w:t xml:space="preserve"> 잊으면 디스크가 찬다.</w:t>
       </w:r>
     </w:p>
     <w:p>
@@ -6577,9 +10002,67 @@
       <w:r>
         <w:rPr>
           <w:rFonts w:ascii="맑은 고딕" w:hAnsi="맑은 고딕" w:eastAsia="맑은 고딕"/>
-          <w:sz w:val="21"/>
-        </w:rPr>
-        <w:t>**프로세스마다 파일이 따로 생긴다.** 이름은 `&lt;SID&gt;_&lt;프로세스&gt;_&lt;PID&gt;.trc`이며 위치는 14장의 `EXPORT CONFIGURATION`과 같은 ADR trace 디렉터리다. 알림 로그에서 본 `chicago_arc1_2482.trc`가 이 목록에 있다. **알림 로그가 파일 이름을 알려 준다.**</w:t>
+          <w:b/>
+          <w:sz w:val="21"/>
+        </w:rPr>
+        <w:t xml:space="preserve">프로세스마다 파일이 따로 생긴다.</w:t>
+      </w:r>
+      <w:r>
+        <w:rPr>
+          <w:rFonts w:ascii="맑은 고딕" w:hAnsi="맑은 고딕" w:eastAsia="맑은 고딕"/>
+          <w:sz w:val="21"/>
+        </w:rPr>
+        <w:t xml:space="preserve"> 이름은 </w:t>
+      </w:r>
+      <w:r>
+        <w:rPr>
+          <w:rFonts w:ascii="Consolas" w:hAnsi="Consolas" w:eastAsia="맑은 고딕"/>
+          <w:sz w:val="21"/>
+        </w:rPr>
+        <w:t xml:space="preserve">&lt;SID&gt;_&lt;프로세스&gt;_&lt;PID&gt;.trc</w:t>
+      </w:r>
+      <w:r>
+        <w:rPr>
+          <w:rFonts w:ascii="맑은 고딕" w:hAnsi="맑은 고딕" w:eastAsia="맑은 고딕"/>
+          <w:sz w:val="21"/>
+        </w:rPr>
+        <w:t xml:space="preserve">이며 위치는 14장의 </w:t>
+      </w:r>
+      <w:r>
+        <w:rPr>
+          <w:rFonts w:ascii="Consolas" w:hAnsi="Consolas" w:eastAsia="맑은 고딕"/>
+          <w:sz w:val="21"/>
+        </w:rPr>
+        <w:t xml:space="preserve">EXPORT CONFIGURATION</w:t>
+      </w:r>
+      <w:r>
+        <w:rPr>
+          <w:rFonts w:ascii="맑은 고딕" w:hAnsi="맑은 고딕" w:eastAsia="맑은 고딕"/>
+          <w:sz w:val="21"/>
+        </w:rPr>
+        <w:t xml:space="preserve">과 같은 ADR trace 디렉터리다. 알림 로그에서 본 </w:t>
+      </w:r>
+      <w:r>
+        <w:rPr>
+          <w:rFonts w:ascii="Consolas" w:hAnsi="Consolas" w:eastAsia="맑은 고딕"/>
+          <w:sz w:val="21"/>
+        </w:rPr>
+        <w:t xml:space="preserve">chicago_arc1_2482.trc</w:t>
+      </w:r>
+      <w:r>
+        <w:rPr>
+          <w:rFonts w:ascii="맑은 고딕" w:hAnsi="맑은 고딕" w:eastAsia="맑은 고딕"/>
+          <w:sz w:val="21"/>
+        </w:rPr>
+        <w:t xml:space="preserve">가 이 목록에 있다. </w:t>
+      </w:r>
+      <w:r>
+        <w:rPr>
+          <w:rFonts w:ascii="맑은 고딕" w:hAnsi="맑은 고딕" w:eastAsia="맑은 고딕"/>
+          <w:b/>
+          <w:sz w:val="21"/>
+        </w:rPr>
+        <w:t xml:space="preserve">알림 로그가 파일 이름을 알려 준다.</w:t>
       </w:r>
     </w:p>
     <w:tbl>
@@ -6634,10 +10117,10 @@
           <w:p>
             <w:r>
               <w:rPr>
-                <w:rFonts w:ascii="맑은 고딕" w:hAnsi="맑은 고딕" w:eastAsia="맑은 고딕"/>
-                <w:sz w:val="19"/>
-              </w:rPr>
-              <w:t>`ARCn`</w:t>
+                <w:rFonts w:ascii="Consolas" w:hAnsi="Consolas" w:eastAsia="맑은 고딕"/>
+                <w:sz w:val="19"/>
+              </w:rPr>
+              <w:t xml:space="preserve">ARCn</w:t>
             </w:r>
           </w:p>
         </w:tc>
@@ -6664,10 +10147,24 @@
           <w:p>
             <w:r>
               <w:rPr>
+                <w:rFonts w:ascii="Consolas" w:hAnsi="Consolas" w:eastAsia="맑은 고딕"/>
+                <w:sz w:val="19"/>
+              </w:rPr>
+              <w:t xml:space="preserve">TTnn</w:t>
+            </w:r>
+            <w:r>
+              <w:rPr>
                 <w:rFonts w:ascii="맑은 고딕" w:hAnsi="맑은 고딕" w:eastAsia="맑은 고딕"/>
                 <w:sz w:val="19"/>
               </w:rPr>
-              <w:t>`TTnn`·`NSAn`</w:t>
+              <w:t xml:space="preserve">·</w:t>
+            </w:r>
+            <w:r>
+              <w:rPr>
+                <w:rFonts w:ascii="Consolas" w:hAnsi="Consolas" w:eastAsia="맑은 고딕"/>
+                <w:sz w:val="19"/>
+              </w:rPr>
+              <w:t xml:space="preserve">NSAn</w:t>
             </w:r>
           </w:p>
         </w:tc>
@@ -6679,9 +10176,10 @@
             <w:r>
               <w:rPr>
                 <w:rFonts w:ascii="맑은 고딕" w:hAnsi="맑은 고딕" w:eastAsia="맑은 고딕"/>
-                <w:sz w:val="19"/>
-              </w:rPr>
-              <w:t>**LGWR 리두 전송(실시간)**</w:t>
+                <w:b/>
+                <w:sz w:val="19"/>
+              </w:rPr>
+              <w:t xml:space="preserve">LGWR 리두 전송(실시간)</w:t>
             </w:r>
           </w:p>
         </w:tc>
@@ -6694,10 +10192,10 @@
           <w:p>
             <w:r>
               <w:rPr>
-                <w:rFonts w:ascii="맑은 고딕" w:hAnsi="맑은 고딕" w:eastAsia="맑은 고딕"/>
-                <w:sz w:val="19"/>
-              </w:rPr>
-              <w:t>`NSSn`</w:t>
+                <w:rFonts w:ascii="Consolas" w:hAnsi="Consolas" w:eastAsia="맑은 고딕"/>
+                <w:sz w:val="19"/>
+              </w:rPr>
+              <w:t xml:space="preserve">NSSn</w:t>
             </w:r>
           </w:p>
         </w:tc>
@@ -6724,7 +10222,51 @@
           <w:rFonts w:ascii="맑은 고딕" w:hAnsi="맑은 고딕" w:eastAsia="맑은 고딕"/>
           <w:sz w:val="21"/>
         </w:rPr>
-        <w:t>실측에서 `chicago_tt04_7487.trc`가 **664KB**로 가장 컸다. 실시간 전송이 계속 일어나기 때문이며, **평소 진단에서 볼 것도 이 파일**이다.</w:t>
+        <w:t xml:space="preserve">실측에서 </w:t>
+      </w:r>
+      <w:r>
+        <w:rPr>
+          <w:rFonts w:ascii="Consolas" w:hAnsi="Consolas" w:eastAsia="맑은 고딕"/>
+          <w:sz w:val="21"/>
+        </w:rPr>
+        <w:t xml:space="preserve">chicago_tt04_7487.trc</w:t>
+      </w:r>
+      <w:r>
+        <w:rPr>
+          <w:rFonts w:ascii="맑은 고딕" w:hAnsi="맑은 고딕" w:eastAsia="맑은 고딕"/>
+          <w:sz w:val="21"/>
+        </w:rPr>
+        <w:t xml:space="preserve">가 </w:t>
+      </w:r>
+      <w:r>
+        <w:rPr>
+          <w:rFonts w:ascii="맑은 고딕" w:hAnsi="맑은 고딕" w:eastAsia="맑은 고딕"/>
+          <w:b/>
+          <w:sz w:val="21"/>
+        </w:rPr>
+        <w:t xml:space="preserve">664KB</w:t>
+      </w:r>
+      <w:r>
+        <w:rPr>
+          <w:rFonts w:ascii="맑은 고딕" w:hAnsi="맑은 고딕" w:eastAsia="맑은 고딕"/>
+          <w:sz w:val="21"/>
+        </w:rPr>
+        <w:t xml:space="preserve">로 가장 컸다. 실시간 전송이 계속 일어나기 때문이며, </w:t>
+      </w:r>
+      <w:r>
+        <w:rPr>
+          <w:rFonts w:ascii="맑은 고딕" w:hAnsi="맑은 고딕" w:eastAsia="맑은 고딕"/>
+          <w:b/>
+          <w:sz w:val="21"/>
+        </w:rPr>
+        <w:t xml:space="preserve">평소 진단에서 볼 것도 이 파일</w:t>
+      </w:r>
+      <w:r>
+        <w:rPr>
+          <w:rFonts w:ascii="맑은 고딕" w:hAnsi="맑은 고딕" w:eastAsia="맑은 고딕"/>
+          <w:sz w:val="21"/>
+        </w:rPr>
+        <w:t xml:space="preserve">이다.</w:t>
       </w:r>
     </w:p>
     <w:tbl>
@@ -6830,7 +10372,29 @@
           <w:rFonts w:ascii="맑은 고딕" w:hAnsi="맑은 고딕" w:eastAsia="맑은 고딕"/>
           <w:sz w:val="21"/>
         </w:rPr>
-        <w:t>읽기 어렵다. `krsu.c:10213`은 내부 소스의 위치이며 해석할 것이 아니다. **그래도 읽을 수 있는 것이 있다.**</w:t>
+        <w:t xml:space="preserve">읽기 어렵다. </w:t>
+      </w:r>
+      <w:r>
+        <w:rPr>
+          <w:rFonts w:ascii="Consolas" w:hAnsi="Consolas" w:eastAsia="맑은 고딕"/>
+          <w:sz w:val="21"/>
+        </w:rPr>
+        <w:t xml:space="preserve">krsu.c:10213</w:t>
+      </w:r>
+      <w:r>
+        <w:rPr>
+          <w:rFonts w:ascii="맑은 고딕" w:hAnsi="맑은 고딕" w:eastAsia="맑은 고딕"/>
+          <w:sz w:val="21"/>
+        </w:rPr>
+        <w:t xml:space="preserve">은 내부 소스의 위치이며 해석할 것이 아니다. </w:t>
+      </w:r>
+      <w:r>
+        <w:rPr>
+          <w:rFonts w:ascii="맑은 고딕" w:hAnsi="맑은 고딕" w:eastAsia="맑은 고딕"/>
+          <w:b/>
+          <w:sz w:val="21"/>
+        </w:rPr>
+        <w:t xml:space="preserve">그래도 읽을 수 있는 것이 있다.</w:t>
       </w:r>
     </w:p>
     <w:p>
@@ -6839,10 +10403,17 @@
       </w:pPr>
       <w:r>
         <w:rPr>
-          <w:rFonts w:ascii="맑은 고딕" w:hAnsi="맑은 고딕" w:eastAsia="맑은 고딕"/>
-          <w:sz w:val="21"/>
-        </w:rPr>
-        <w:t>`Acquiring LGWR NS Write latch` — 전송이 실제로 일어나고 있다.</w:t>
+          <w:rFonts w:ascii="Consolas" w:hAnsi="Consolas" w:eastAsia="맑은 고딕"/>
+          <w:sz w:val="21"/>
+        </w:rPr>
+        <w:t xml:space="preserve">Acquiring LGWR NS Write latch</w:t>
+      </w:r>
+      <w:r>
+        <w:rPr>
+          <w:rFonts w:ascii="맑은 고딕" w:hAnsi="맑은 고딕" w:eastAsia="맑은 고딕"/>
+          <w:sz w:val="21"/>
+        </w:rPr>
+        <w:t xml:space="preserve"> — 전송이 실제로 일어나고 있다.</w:t>
       </w:r>
     </w:p>
     <w:p>
@@ -6851,10 +10422,32 @@
       </w:pPr>
       <w:r>
         <w:rPr>
-          <w:rFonts w:ascii="맑은 고딕" w:hAnsi="맑은 고딕" w:eastAsia="맑은 고딕"/>
-          <w:sz w:val="21"/>
-        </w:rPr>
-        <w:t>`Sleeping for 100 centi-second(s)` — 1초씩 자며 기다린다. **한가하다는 뜻**이다.</w:t>
+          <w:rFonts w:ascii="Consolas" w:hAnsi="Consolas" w:eastAsia="맑은 고딕"/>
+          <w:sz w:val="21"/>
+        </w:rPr>
+        <w:t xml:space="preserve">Sleeping for 100 centi-second(s)</w:t>
+      </w:r>
+      <w:r>
+        <w:rPr>
+          <w:rFonts w:ascii="맑은 고딕" w:hAnsi="맑은 고딕" w:eastAsia="맑은 고딕"/>
+          <w:sz w:val="21"/>
+        </w:rPr>
+        <w:t xml:space="preserve"> — 1초씩 자며 기다린다. </w:t>
+      </w:r>
+      <w:r>
+        <w:rPr>
+          <w:rFonts w:ascii="맑은 고딕" w:hAnsi="맑은 고딕" w:eastAsia="맑은 고딕"/>
+          <w:b/>
+          <w:sz w:val="21"/>
+        </w:rPr>
+        <w:t xml:space="preserve">한가하다는 뜻</w:t>
+      </w:r>
+      <w:r>
+        <w:rPr>
+          <w:rFonts w:ascii="맑은 고딕" w:hAnsi="맑은 고딕" w:eastAsia="맑은 고딕"/>
+          <w:sz w:val="21"/>
+        </w:rPr>
+        <w:t xml:space="preserve">이다.</w:t>
       </w:r>
     </w:p>
     <w:p>
@@ -6866,16 +10459,38 @@
           <w:rFonts w:ascii="맑은 고딕" w:hAnsi="맑은 고딕" w:eastAsia="맑은 고딕"/>
           <w:sz w:val="21"/>
         </w:rPr>
-        <w:t>아카이버 쪽에는 `krss_find_work: No work found`가 반복됐다.</w:t>
+        <w:t xml:space="preserve">아카이버 쪽에는 </w:t>
+      </w:r>
+      <w:r>
+        <w:rPr>
+          <w:rFonts w:ascii="Consolas" w:hAnsi="Consolas" w:eastAsia="맑은 고딕"/>
+          <w:sz w:val="21"/>
+        </w:rPr>
+        <w:t xml:space="preserve">krss_find_work: No work found</w:t>
+      </w:r>
+      <w:r>
+        <w:rPr>
+          <w:rFonts w:ascii="맑은 고딕" w:hAnsi="맑은 고딕" w:eastAsia="맑은 고딕"/>
+          <w:sz w:val="21"/>
+        </w:rPr>
+        <w:t xml:space="preserve">가 반복됐다.</w:t>
       </w:r>
     </w:p>
     <w:p>
       <w:r>
         <w:rPr>
           <w:rFonts w:ascii="맑은 고딕" w:hAnsi="맑은 고딕" w:eastAsia="맑은 고딕"/>
-          <w:sz w:val="21"/>
-        </w:rPr>
-        <w:t>**정상일 때의 모습을 알아 두는 것**이 이 파일을 쓰는 방법이다.</w:t>
+          <w:b/>
+          <w:sz w:val="21"/>
+        </w:rPr>
+        <w:t xml:space="preserve">정상일 때의 모습을 알아 두는 것</w:t>
+      </w:r>
+      <w:r>
+        <w:rPr>
+          <w:rFonts w:ascii="맑은 고딕" w:hAnsi="맑은 고딕" w:eastAsia="맑은 고딕"/>
+          <w:sz w:val="21"/>
+        </w:rPr>
+        <w:t xml:space="preserve">이 이 파일을 쓰는 방법이다.</w:t>
       </w:r>
     </w:p>
     <w:p>
@@ -7026,9 +10641,31 @@
       <w:r>
         <w:rPr>
           <w:rFonts w:ascii="맑은 고딕" w:hAnsi="맑은 고딕" w:eastAsia="맑은 고딕"/>
-          <w:sz w:val="21"/>
-        </w:rPr>
-        <w:t>**두 경우가 같은 오류다.** 음수도 문자열도 `ORA-02017`이다.</w:t>
+          <w:b/>
+          <w:sz w:val="21"/>
+        </w:rPr>
+        <w:t xml:space="preserve">두 경우가 같은 오류다.</w:t>
+      </w:r>
+      <w:r>
+        <w:rPr>
+          <w:rFonts w:ascii="맑은 고딕" w:hAnsi="맑은 고딕" w:eastAsia="맑은 고딕"/>
+          <w:sz w:val="21"/>
+        </w:rPr>
+        <w:t xml:space="preserve"> 음수도 문자열도 </w:t>
+      </w:r>
+      <w:r>
+        <w:rPr>
+          <w:rFonts w:ascii="Consolas" w:hAnsi="Consolas" w:eastAsia="맑은 고딕"/>
+          <w:sz w:val="21"/>
+        </w:rPr>
+        <w:t xml:space="preserve">ORA-02017</w:t>
+      </w:r>
+      <w:r>
+        <w:rPr>
+          <w:rFonts w:ascii="맑은 고딕" w:hAnsi="맑은 고딕" w:eastAsia="맑은 고딕"/>
+          <w:sz w:val="21"/>
+        </w:rPr>
+        <w:t xml:space="preserve">이다.</w:t>
       </w:r>
     </w:p>
     <w:p>
@@ -7037,7 +10674,37 @@
           <w:rFonts w:ascii="맑은 고딕" w:hAnsi="맑은 고딕" w:eastAsia="맑은 고딕"/>
           <w:sz w:val="21"/>
         </w:rPr>
-        <w:t>음수가 "정수가 아니다"라는 것은 어색하지만 **부호 없는 정수**를 받기 때문이다. **오류 메시지가 원인을 정확히 설명하지 않는 예**다. 끌 때는 0이다.</w:t>
+        <w:t xml:space="preserve">음수가 "정수가 아니다"라는 것은 어색하지만 </w:t>
+      </w:r>
+      <w:r>
+        <w:rPr>
+          <w:rFonts w:ascii="맑은 고딕" w:hAnsi="맑은 고딕" w:eastAsia="맑은 고딕"/>
+          <w:b/>
+          <w:sz w:val="21"/>
+        </w:rPr>
+        <w:t xml:space="preserve">부호 없는 정수</w:t>
+      </w:r>
+      <w:r>
+        <w:rPr>
+          <w:rFonts w:ascii="맑은 고딕" w:hAnsi="맑은 고딕" w:eastAsia="맑은 고딕"/>
+          <w:sz w:val="21"/>
+        </w:rPr>
+        <w:t xml:space="preserve">를 받기 때문이다. </w:t>
+      </w:r>
+      <w:r>
+        <w:rPr>
+          <w:rFonts w:ascii="맑은 고딕" w:hAnsi="맑은 고딕" w:eastAsia="맑은 고딕"/>
+          <w:b/>
+          <w:sz w:val="21"/>
+        </w:rPr>
+        <w:t xml:space="preserve">오류 메시지가 원인을 정확히 설명하지 않는 예</w:t>
+      </w:r>
+      <w:r>
+        <w:rPr>
+          <w:rFonts w:ascii="맑은 고딕" w:hAnsi="맑은 고딕" w:eastAsia="맑은 고딕"/>
+          <w:sz w:val="21"/>
+        </w:rPr>
+        <w:t xml:space="preserve">다. 끌 때는 0이다.</w:t>
       </w:r>
     </w:p>
     <w:tbl>
@@ -7130,9 +10797,45 @@
             <w:r>
               <w:rPr>
                 <w:rFonts w:ascii="맑은 고딕" w:hAnsi="맑은 고딕" w:eastAsia="맑은 고딕"/>
+                <w:b/>
                 <w:sz w:val="20"/>
               </w:rPr>
-              <w:t>**① 필요한 수준만 켠다.** 전부 켜는 `4095`는 파일이 폭발한다. 수준 12만으로도 `tt04`가 664KB였다.</w:t>
+              <w:t xml:space="preserve">① 필요한 수준만 켠다.</w:t>
+            </w:r>
+            <w:r>
+              <w:rPr>
+                <w:rFonts w:ascii="맑은 고딕" w:hAnsi="맑은 고딕" w:eastAsia="맑은 고딕"/>
+                <w:sz w:val="20"/>
+              </w:rPr>
+              <w:t xml:space="preserve"> 전부 켜는 </w:t>
+            </w:r>
+            <w:r>
+              <w:rPr>
+                <w:rFonts w:ascii="Consolas" w:hAnsi="Consolas" w:eastAsia="맑은 고딕"/>
+                <w:sz w:val="20"/>
+              </w:rPr>
+              <w:t xml:space="preserve">4095</w:t>
+            </w:r>
+            <w:r>
+              <w:rPr>
+                <w:rFonts w:ascii="맑은 고딕" w:hAnsi="맑은 고딕" w:eastAsia="맑은 고딕"/>
+                <w:sz w:val="20"/>
+              </w:rPr>
+              <w:t xml:space="preserve">는 파일이 폭발한다. 수준 12만으로도 </w:t>
+            </w:r>
+            <w:r>
+              <w:rPr>
+                <w:rFonts w:ascii="Consolas" w:hAnsi="Consolas" w:eastAsia="맑은 고딕"/>
+                <w:sz w:val="20"/>
+              </w:rPr>
+              <w:t xml:space="preserve">tt04</w:t>
+            </w:r>
+            <w:r>
+              <w:rPr>
+                <w:rFonts w:ascii="맑은 고딕" w:hAnsi="맑은 고딕" w:eastAsia="맑은 고딕"/>
+                <w:sz w:val="20"/>
+              </w:rPr>
+              <w:t xml:space="preserve">가 664KB였다.</w:t>
             </w:r>
           </w:p>
           <w:p>
@@ -7142,9 +10845,17 @@
             <w:r>
               <w:rPr>
                 <w:rFonts w:ascii="맑은 고딕" w:hAnsi="맑은 고딕" w:eastAsia="맑은 고딕"/>
+                <w:b/>
                 <w:sz w:val="20"/>
               </w:rPr>
-              <w:t>**② 시간을 정해 둔다.** "재현될 때까지"가 아니라 "30분간"처럼 정한다.</w:t>
+              <w:t xml:space="preserve">② 시간을 정해 둔다.</w:t>
+            </w:r>
+            <w:r>
+              <w:rPr>
+                <w:rFonts w:ascii="맑은 고딕" w:hAnsi="맑은 고딕" w:eastAsia="맑은 고딕"/>
+                <w:sz w:val="20"/>
+              </w:rPr>
+              <w:t xml:space="preserve"> "재현될 때까지"가 아니라 "30분간"처럼 정한다.</w:t>
             </w:r>
           </w:p>
           <w:p>
@@ -7154,9 +10865,17 @@
             <w:r>
               <w:rPr>
                 <w:rFonts w:ascii="맑은 고딕" w:hAnsi="맑은 고딕" w:eastAsia="맑은 고딕"/>
+                <w:b/>
                 <w:sz w:val="20"/>
               </w:rPr>
-              <w:t>**③ 켜기 전에 공간을 확인한다.** ADR 파일 시스템이 차면 인스턴스에 영향을 준다.</w:t>
+              <w:t xml:space="preserve">③ 켜기 전에 공간을 확인한다.</w:t>
+            </w:r>
+            <w:r>
+              <w:rPr>
+                <w:rFonts w:ascii="맑은 고딕" w:hAnsi="맑은 고딕" w:eastAsia="맑은 고딕"/>
+                <w:sz w:val="20"/>
+              </w:rPr>
+              <w:t xml:space="preserve"> ADR 파일 시스템이 차면 인스턴스에 영향을 준다.</w:t>
             </w:r>
           </w:p>
           <w:p>
@@ -7166,9 +10885,58 @@
             <w:r>
               <w:rPr>
                 <w:rFonts w:ascii="맑은 고딕" w:hAnsi="맑은 고딕" w:eastAsia="맑은 고딕"/>
+                <w:b/>
                 <w:sz w:val="20"/>
               </w:rPr>
-              <w:t>**④ 끈 뒤 `V$PARAMETER`로 0인지 확인하고, 오래된 트레이스는 `adrci`의 `purge`로 정리한다.**</w:t>
+              <w:t xml:space="preserve">④ 끈 뒤 </w:t>
+            </w:r>
+            <w:r>
+              <w:rPr>
+                <w:rFonts w:ascii="Consolas" w:hAnsi="Consolas" w:eastAsia="맑은 고딕"/>
+                <w:b/>
+                <w:sz w:val="20"/>
+              </w:rPr>
+              <w:t xml:space="preserve">V$PARAMETER</w:t>
+            </w:r>
+            <w:r>
+              <w:rPr>
+                <w:rFonts w:ascii="맑은 고딕" w:hAnsi="맑은 고딕" w:eastAsia="맑은 고딕"/>
+                <w:b/>
+                <w:sz w:val="20"/>
+              </w:rPr>
+              <w:t xml:space="preserve">로 0인지 확인하고, 오래된 트레이스는 </w:t>
+            </w:r>
+            <w:r>
+              <w:rPr>
+                <w:rFonts w:ascii="Consolas" w:hAnsi="Consolas" w:eastAsia="맑은 고딕"/>
+                <w:b/>
+                <w:sz w:val="20"/>
+              </w:rPr>
+              <w:t xml:space="preserve">adrci</w:t>
+            </w:r>
+            <w:r>
+              <w:rPr>
+                <w:rFonts w:ascii="맑은 고딕" w:hAnsi="맑은 고딕" w:eastAsia="맑은 고딕"/>
+                <w:b/>
+                <w:sz w:val="20"/>
+              </w:rPr>
+              <w:t xml:space="preserve">의 </w:t>
+            </w:r>
+            <w:r>
+              <w:rPr>
+                <w:rFonts w:ascii="Consolas" w:hAnsi="Consolas" w:eastAsia="맑은 고딕"/>
+                <w:b/>
+                <w:sz w:val="20"/>
+              </w:rPr>
+              <w:t xml:space="preserve">purge</w:t>
+            </w:r>
+            <w:r>
+              <w:rPr>
+                <w:rFonts w:ascii="맑은 고딕" w:hAnsi="맑은 고딕" w:eastAsia="맑은 고딕"/>
+                <w:b/>
+                <w:sz w:val="20"/>
+              </w:rPr>
+              <w:t xml:space="preserve">로 정리한다.</w:t>
             </w:r>
           </w:p>
         </w:tc>
@@ -7430,10 +11198,68 @@
     <w:p>
       <w:r>
         <w:rPr>
-          <w:rFonts w:ascii="맑은 고딕" w:hAnsi="맑은 고딕" w:eastAsia="맑은 고딕"/>
-          <w:sz w:val="21"/>
-        </w:rPr>
-        <w:t>**`MRP0`가 없다.** Logical Standby는 MRP가 아니라 SQL Apply로 적용하므로 `V$MANAGED_STANDBY`에는 `ARCH`와 `DGRD`만 남는다.</w:t>
+          <w:rFonts w:ascii="Consolas" w:hAnsi="Consolas" w:eastAsia="맑은 고딕"/>
+          <w:b/>
+          <w:sz w:val="21"/>
+        </w:rPr>
+        <w:t xml:space="preserve">MRP0</w:t>
+      </w:r>
+      <w:r>
+        <w:rPr>
+          <w:rFonts w:ascii="맑은 고딕" w:hAnsi="맑은 고딕" w:eastAsia="맑은 고딕"/>
+          <w:b/>
+          <w:sz w:val="21"/>
+        </w:rPr>
+        <w:t xml:space="preserve">가 없다.</w:t>
+      </w:r>
+      <w:r>
+        <w:rPr>
+          <w:rFonts w:ascii="맑은 고딕" w:hAnsi="맑은 고딕" w:eastAsia="맑은 고딕"/>
+          <w:sz w:val="21"/>
+        </w:rPr>
+        <w:t xml:space="preserve"> Logical Standby는 MRP가 아니라 SQL Apply로 적용하므로 </w:t>
+      </w:r>
+      <w:r>
+        <w:rPr>
+          <w:rFonts w:ascii="Consolas" w:hAnsi="Consolas" w:eastAsia="맑은 고딕"/>
+          <w:sz w:val="21"/>
+        </w:rPr>
+        <w:t xml:space="preserve">V$MANAGED_STANDBY</w:t>
+      </w:r>
+      <w:r>
+        <w:rPr>
+          <w:rFonts w:ascii="맑은 고딕" w:hAnsi="맑은 고딕" w:eastAsia="맑은 고딕"/>
+          <w:sz w:val="21"/>
+        </w:rPr>
+        <w:t xml:space="preserve">에는 </w:t>
+      </w:r>
+      <w:r>
+        <w:rPr>
+          <w:rFonts w:ascii="Consolas" w:hAnsi="Consolas" w:eastAsia="맑은 고딕"/>
+          <w:sz w:val="21"/>
+        </w:rPr>
+        <w:t xml:space="preserve">ARCH</w:t>
+      </w:r>
+      <w:r>
+        <w:rPr>
+          <w:rFonts w:ascii="맑은 고딕" w:hAnsi="맑은 고딕" w:eastAsia="맑은 고딕"/>
+          <w:sz w:val="21"/>
+        </w:rPr>
+        <w:t xml:space="preserve">와 </w:t>
+      </w:r>
+      <w:r>
+        <w:rPr>
+          <w:rFonts w:ascii="Consolas" w:hAnsi="Consolas" w:eastAsia="맑은 고딕"/>
+          <w:sz w:val="21"/>
+        </w:rPr>
+        <w:t xml:space="preserve">DGRD</w:t>
+      </w:r>
+      <w:r>
+        <w:rPr>
+          <w:rFonts w:ascii="맑은 고딕" w:hAnsi="맑은 고딕" w:eastAsia="맑은 고딕"/>
+          <w:sz w:val="21"/>
+        </w:rPr>
+        <w:t xml:space="preserve">만 남는다.</w:t>
       </w:r>
     </w:p>
     <w:p>
@@ -7442,7 +11268,74 @@
           <w:rFonts w:ascii="맑은 고딕" w:hAnsi="맑은 고딕" w:eastAsia="맑은 고딕"/>
           <w:sz w:val="21"/>
         </w:rPr>
-        <w:t>더 중요한 것은 그다음이다. **`V$DATAGUARD_STATS`가 `no rows selected`다.** `transport lag`·`apply lag`이 아예 없어 15.7절 점검표의 보조 지표가 통째로 사라진다.</w:t>
+        <w:t xml:space="preserve">더 중요한 것은 그다음이다. </w:t>
+      </w:r>
+      <w:r>
+        <w:rPr>
+          <w:rFonts w:ascii="Consolas" w:hAnsi="Consolas" w:eastAsia="맑은 고딕"/>
+          <w:b/>
+          <w:sz w:val="21"/>
+        </w:rPr>
+        <w:t xml:space="preserve">V$DATAGUARD_STATS</w:t>
+      </w:r>
+      <w:r>
+        <w:rPr>
+          <w:rFonts w:ascii="맑은 고딕" w:hAnsi="맑은 고딕" w:eastAsia="맑은 고딕"/>
+          <w:b/>
+          <w:sz w:val="21"/>
+        </w:rPr>
+        <w:t xml:space="preserve">가 </w:t>
+      </w:r>
+      <w:r>
+        <w:rPr>
+          <w:rFonts w:ascii="Consolas" w:hAnsi="Consolas" w:eastAsia="맑은 고딕"/>
+          <w:b/>
+          <w:sz w:val="21"/>
+        </w:rPr>
+        <w:t xml:space="preserve">no rows selected</w:t>
+      </w:r>
+      <w:r>
+        <w:rPr>
+          <w:rFonts w:ascii="맑은 고딕" w:hAnsi="맑은 고딕" w:eastAsia="맑은 고딕"/>
+          <w:b/>
+          <w:sz w:val="21"/>
+        </w:rPr>
+        <w:t xml:space="preserve">다.</w:t>
+      </w:r>
+      <w:r>
+        <w:rPr>
+          <w:rFonts w:ascii="맑은 고딕" w:hAnsi="맑은 고딕" w:eastAsia="맑은 고딕"/>
+          <w:sz w:val="21"/>
+        </w:rPr>
+        <w:t xml:space="preserve"> </w:t>
+      </w:r>
+      <w:r>
+        <w:rPr>
+          <w:rFonts w:ascii="Consolas" w:hAnsi="Consolas" w:eastAsia="맑은 고딕"/>
+          <w:sz w:val="21"/>
+        </w:rPr>
+        <w:t xml:space="preserve">transport lag</w:t>
+      </w:r>
+      <w:r>
+        <w:rPr>
+          <w:rFonts w:ascii="맑은 고딕" w:hAnsi="맑은 고딕" w:eastAsia="맑은 고딕"/>
+          <w:sz w:val="21"/>
+        </w:rPr>
+        <w:t xml:space="preserve">·</w:t>
+      </w:r>
+      <w:r>
+        <w:rPr>
+          <w:rFonts w:ascii="Consolas" w:hAnsi="Consolas" w:eastAsia="맑은 고딕"/>
+          <w:sz w:val="21"/>
+        </w:rPr>
+        <w:t xml:space="preserve">apply lag</w:t>
+      </w:r>
+      <w:r>
+        <w:rPr>
+          <w:rFonts w:ascii="맑은 고딕" w:hAnsi="맑은 고딕" w:eastAsia="맑은 고딕"/>
+          <w:sz w:val="21"/>
+        </w:rPr>
+        <w:t xml:space="preserve">이 아예 없어 15.7절 점검표의 보조 지표가 통째로 사라진다.</w:t>
       </w:r>
     </w:p>
     <w:p>
@@ -7451,7 +11344,22 @@
           <w:rFonts w:ascii="맑은 고딕" w:hAnsi="맑은 고딕" w:eastAsia="맑은 고딕"/>
           <w:sz w:val="21"/>
         </w:rPr>
-        <w:t>15.2.2절에서 "뷰가 조회된다고 값이 있는 것이 아니다"라고 했는데, 여기서는 **역할이 바뀌면 뷰가 통째로 비어 버린다.** 감시 스크립트가 이것을 장애로 읽으면 안 된다.</w:t>
+        <w:t xml:space="preserve">15.2.2절에서 "뷰가 조회된다고 값이 있는 것이 아니다"라고 했는데, 여기서는 </w:t>
+      </w:r>
+      <w:r>
+        <w:rPr>
+          <w:rFonts w:ascii="맑은 고딕" w:hAnsi="맑은 고딕" w:eastAsia="맑은 고딕"/>
+          <w:b/>
+          <w:sz w:val="21"/>
+        </w:rPr>
+        <w:t xml:space="preserve">역할이 바뀌면 뷰가 통째로 비어 버린다.</w:t>
+      </w:r>
+      <w:r>
+        <w:rPr>
+          <w:rFonts w:ascii="맑은 고딕" w:hAnsi="맑은 고딕" w:eastAsia="맑은 고딕"/>
+          <w:sz w:val="21"/>
+        </w:rPr>
+        <w:t xml:space="preserve"> 감시 스크립트가 이것을 장애로 읽으면 안 된다.</w:t>
       </w:r>
     </w:p>
     <w:tbl>
@@ -7537,10 +11445,24 @@
           <w:p>
             <w:r>
               <w:rPr>
+                <w:rFonts w:ascii="Consolas" w:hAnsi="Consolas" w:eastAsia="맑은 고딕"/>
+                <w:sz w:val="19"/>
+              </w:rPr>
+              <w:t xml:space="preserve">V$MANAGED_STANDBY</w:t>
+            </w:r>
+            <w:r>
+              <w:rPr>
                 <w:rFonts w:ascii="맑은 고딕" w:hAnsi="맑은 고딕" w:eastAsia="맑은 고딕"/>
                 <w:sz w:val="19"/>
               </w:rPr>
-              <w:t>`V$MANAGED_STANDBY`의 `MRP0`</w:t>
+              <w:t xml:space="preserve">의 </w:t>
+            </w:r>
+            <w:r>
+              <w:rPr>
+                <w:rFonts w:ascii="Consolas" w:hAnsi="Consolas" w:eastAsia="맑은 고딕"/>
+                <w:sz w:val="19"/>
+              </w:rPr>
+              <w:t xml:space="preserve">MRP0</w:t>
             </w:r>
           </w:p>
         </w:tc>
@@ -7551,10 +11473,24 @@
           <w:p>
             <w:r>
               <w:rPr>
+                <w:rFonts w:ascii="Consolas" w:hAnsi="Consolas" w:eastAsia="맑은 고딕"/>
+                <w:sz w:val="19"/>
+              </w:rPr>
+              <w:t xml:space="preserve">V$LOGSTDBY_PROCESS</w:t>
+            </w:r>
+            <w:r>
+              <w:rPr>
                 <w:rFonts w:ascii="맑은 고딕" w:hAnsi="맑은 고딕" w:eastAsia="맑은 고딕"/>
                 <w:sz w:val="19"/>
               </w:rPr>
-              <w:t>`V$LOGSTDBY_PROCESS`·`V$LOGSTDBY_STATE`</w:t>
+              <w:t xml:space="preserve">·</w:t>
+            </w:r>
+            <w:r>
+              <w:rPr>
+                <w:rFonts w:ascii="Consolas" w:hAnsi="Consolas" w:eastAsia="맑은 고딕"/>
+                <w:sz w:val="19"/>
+              </w:rPr>
+              <w:t xml:space="preserve">V$LOGSTDBY_STATE</w:t>
             </w:r>
           </w:p>
         </w:tc>
@@ -7581,10 +11517,17 @@
           <w:p>
             <w:r>
               <w:rPr>
+                <w:rFonts w:ascii="Consolas" w:hAnsi="Consolas" w:eastAsia="맑은 고딕"/>
+                <w:sz w:val="19"/>
+              </w:rPr>
+              <w:t xml:space="preserve">V$DATAGUARD_STATS</w:t>
+            </w:r>
+            <w:r>
+              <w:rPr>
                 <w:rFonts w:ascii="맑은 고딕" w:hAnsi="맑은 고딕" w:eastAsia="맑은 고딕"/>
                 <w:sz w:val="19"/>
               </w:rPr>
-              <w:t>`V$DATAGUARD_STATS` 두 값</w:t>
+              <w:t xml:space="preserve"> 두 값</w:t>
             </w:r>
           </w:p>
         </w:tc>
@@ -7596,9 +11539,31 @@
             <w:r>
               <w:rPr>
                 <w:rFonts w:ascii="맑은 고딕" w:hAnsi="맑은 고딕" w:eastAsia="맑은 고딕"/>
-                <w:sz w:val="19"/>
-              </w:rPr>
-              <w:t>**없음** (`no rows`)</w:t>
+                <w:b/>
+                <w:sz w:val="19"/>
+              </w:rPr>
+              <w:t xml:space="preserve">없음</w:t>
+            </w:r>
+            <w:r>
+              <w:rPr>
+                <w:rFonts w:ascii="맑은 고딕" w:hAnsi="맑은 고딕" w:eastAsia="맑은 고딕"/>
+                <w:sz w:val="19"/>
+              </w:rPr>
+              <w:t xml:space="preserve"> (</w:t>
+            </w:r>
+            <w:r>
+              <w:rPr>
+                <w:rFonts w:ascii="Consolas" w:hAnsi="Consolas" w:eastAsia="맑은 고딕"/>
+                <w:sz w:val="19"/>
+              </w:rPr>
+              <w:t xml:space="preserve">no rows</w:t>
+            </w:r>
+            <w:r>
+              <w:rPr>
+                <w:rFonts w:ascii="맑은 고딕" w:hAnsi="맑은 고딕" w:eastAsia="맑은 고딕"/>
+                <w:sz w:val="19"/>
+              </w:rPr>
+              <w:t xml:space="preserve">)</w:t>
             </w:r>
           </w:p>
         </w:tc>
@@ -7625,10 +11590,10 @@
           <w:p>
             <w:r>
               <w:rPr>
-                <w:rFonts w:ascii="맑은 고딕" w:hAnsi="맑은 고딕" w:eastAsia="맑은 고딕"/>
-                <w:sz w:val="19"/>
-              </w:rPr>
-              <w:t>`MRP0.SEQUENCE#`</w:t>
+                <w:rFonts w:ascii="Consolas" w:hAnsi="Consolas" w:eastAsia="맑은 고딕"/>
+                <w:sz w:val="19"/>
+              </w:rPr>
+              <w:t xml:space="preserve">MRP0.SEQUENCE#</w:t>
             </w:r>
           </w:p>
         </w:tc>
@@ -7639,10 +11604,17 @@
           <w:p>
             <w:r>
               <w:rPr>
+                <w:rFonts w:ascii="Consolas" w:hAnsi="Consolas" w:eastAsia="맑은 고딕"/>
+                <w:sz w:val="19"/>
+              </w:rPr>
+              <w:t xml:space="preserve">DBA_LOGSTDBY_PROGRESS</w:t>
+            </w:r>
+            <w:r>
+              <w:rPr>
                 <w:rFonts w:ascii="맑은 고딕" w:hAnsi="맑은 고딕" w:eastAsia="맑은 고딕"/>
                 <w:sz w:val="19"/>
               </w:rPr>
-              <w:t>`DBA_LOGSTDBY_PROGRESS`의 세 SCN</w:t>
+              <w:t xml:space="preserve">의 세 SCN</w:t>
             </w:r>
           </w:p>
         </w:tc>
@@ -7652,10 +11624,96 @@
     <w:p>
       <w:r>
         <w:rPr>
-          <w:rFonts w:ascii="맑은 고딕" w:hAnsi="맑은 고딕" w:eastAsia="맑은 고딕"/>
-          <w:sz w:val="21"/>
-        </w:rPr>
-        <w:t>`V$LOGSTDBY_STATE`의 `STATE`가 `MRP0` 유무에 해당하는 판정값이다. `IDLE`이 정상, `APPLYING`이 적용 중, **`SQL APPLY NOT ON`이면 멈춘 것**이다.</w:t>
+          <w:rFonts w:ascii="Consolas" w:hAnsi="Consolas" w:eastAsia="맑은 고딕"/>
+          <w:sz w:val="21"/>
+        </w:rPr>
+        <w:t xml:space="preserve">V$LOGSTDBY_STATE</w:t>
+      </w:r>
+      <w:r>
+        <w:rPr>
+          <w:rFonts w:ascii="맑은 고딕" w:hAnsi="맑은 고딕" w:eastAsia="맑은 고딕"/>
+          <w:sz w:val="21"/>
+        </w:rPr>
+        <w:t xml:space="preserve">의 </w:t>
+      </w:r>
+      <w:r>
+        <w:rPr>
+          <w:rFonts w:ascii="Consolas" w:hAnsi="Consolas" w:eastAsia="맑은 고딕"/>
+          <w:sz w:val="21"/>
+        </w:rPr>
+        <w:t xml:space="preserve">STATE</w:t>
+      </w:r>
+      <w:r>
+        <w:rPr>
+          <w:rFonts w:ascii="맑은 고딕" w:hAnsi="맑은 고딕" w:eastAsia="맑은 고딕"/>
+          <w:sz w:val="21"/>
+        </w:rPr>
+        <w:t xml:space="preserve">가 </w:t>
+      </w:r>
+      <w:r>
+        <w:rPr>
+          <w:rFonts w:ascii="Consolas" w:hAnsi="Consolas" w:eastAsia="맑은 고딕"/>
+          <w:sz w:val="21"/>
+        </w:rPr>
+        <w:t xml:space="preserve">MRP0</w:t>
+      </w:r>
+      <w:r>
+        <w:rPr>
+          <w:rFonts w:ascii="맑은 고딕" w:hAnsi="맑은 고딕" w:eastAsia="맑은 고딕"/>
+          <w:sz w:val="21"/>
+        </w:rPr>
+        <w:t xml:space="preserve"> 유무에 해당하는 판정값이다. </w:t>
+      </w:r>
+      <w:r>
+        <w:rPr>
+          <w:rFonts w:ascii="Consolas" w:hAnsi="Consolas" w:eastAsia="맑은 고딕"/>
+          <w:sz w:val="21"/>
+        </w:rPr>
+        <w:t xml:space="preserve">IDLE</w:t>
+      </w:r>
+      <w:r>
+        <w:rPr>
+          <w:rFonts w:ascii="맑은 고딕" w:hAnsi="맑은 고딕" w:eastAsia="맑은 고딕"/>
+          <w:sz w:val="21"/>
+        </w:rPr>
+        <w:t xml:space="preserve">이 정상, </w:t>
+      </w:r>
+      <w:r>
+        <w:rPr>
+          <w:rFonts w:ascii="Consolas" w:hAnsi="Consolas" w:eastAsia="맑은 고딕"/>
+          <w:sz w:val="21"/>
+        </w:rPr>
+        <w:t xml:space="preserve">APPLYING</w:t>
+      </w:r>
+      <w:r>
+        <w:rPr>
+          <w:rFonts w:ascii="맑은 고딕" w:hAnsi="맑은 고딕" w:eastAsia="맑은 고딕"/>
+          <w:sz w:val="21"/>
+        </w:rPr>
+        <w:t xml:space="preserve">이 적용 중, </w:t>
+      </w:r>
+      <w:r>
+        <w:rPr>
+          <w:rFonts w:ascii="Consolas" w:hAnsi="Consolas" w:eastAsia="맑은 고딕"/>
+          <w:b/>
+          <w:sz w:val="21"/>
+        </w:rPr>
+        <w:t xml:space="preserve">SQL APPLY NOT ON</w:t>
+      </w:r>
+      <w:r>
+        <w:rPr>
+          <w:rFonts w:ascii="맑은 고딕" w:hAnsi="맑은 고딕" w:eastAsia="맑은 고딕"/>
+          <w:b/>
+          <w:sz w:val="21"/>
+        </w:rPr>
+        <w:t xml:space="preserve">이면 멈춘 것</w:t>
+      </w:r>
+      <w:r>
+        <w:rPr>
+          <w:rFonts w:ascii="맑은 고딕" w:hAnsi="맑은 고딕" w:eastAsia="맑은 고딕"/>
+          <w:sz w:val="21"/>
+        </w:rPr>
+        <w:t xml:space="preserve">이다.</w:t>
       </w:r>
     </w:p>
     <w:p>
@@ -7672,7 +11730,22 @@
           <w:rFonts w:ascii="맑은 고딕" w:hAnsi="맑은 고딕" w:eastAsia="맑은 고딕"/>
           <w:sz w:val="21"/>
         </w:rPr>
-        <w:t>Logical Standby에는 Physical에 없는 것이 하나 더 있다. **무엇을 적용하고 있는지 트랜잭션 단위로 볼 수 있다.** 그런데 문서의 열 이름을 그대로 쓰면 조회되지 않는다.</w:t>
+        <w:t xml:space="preserve">Logical Standby에는 Physical에 없는 것이 하나 더 있다. </w:t>
+      </w:r>
+      <w:r>
+        <w:rPr>
+          <w:rFonts w:ascii="맑은 고딕" w:hAnsi="맑은 고딕" w:eastAsia="맑은 고딕"/>
+          <w:b/>
+          <w:sz w:val="21"/>
+        </w:rPr>
+        <w:t xml:space="preserve">무엇을 적용하고 있는지 트랜잭션 단위로 볼 수 있다.</w:t>
+      </w:r>
+      <w:r>
+        <w:rPr>
+          <w:rFonts w:ascii="맑은 고딕" w:hAnsi="맑은 고딕" w:eastAsia="맑은 고딕"/>
+          <w:sz w:val="21"/>
+        </w:rPr>
+        <w:t xml:space="preserve"> 그런데 문서의 열 이름을 그대로 쓰면 조회되지 않는다.</w:t>
       </w:r>
     </w:p>
     <w:tbl>
@@ -7845,7 +11918,108 @@
           <w:rFonts w:ascii="맑은 고딕" w:hAnsi="맑은 고딕" w:eastAsia="맑은 고딕"/>
           <w:sz w:val="21"/>
         </w:rPr>
-        <w:t>200만 행을 한 트랜잭션으로 넣었더니 `STATE`가 `APPLYING`인 구간이 **약 2분**이었고 그동안 행이 나타났다 사라졌다. `SRC_CON_ID` **3**은 CDB의 PDB에서 온 변경이라는 뜻이고, `PRIMARY_START_TIME` 17:19:58과 조회 시각 17:20:50의 차이 **52초**가 이 트랜잭션이 붙잡고 있는 시간이다.</w:t>
+        <w:t xml:space="preserve">200만 행을 한 트랜잭션으로 넣었더니 </w:t>
+      </w:r>
+      <w:r>
+        <w:rPr>
+          <w:rFonts w:ascii="Consolas" w:hAnsi="Consolas" w:eastAsia="맑은 고딕"/>
+          <w:sz w:val="21"/>
+        </w:rPr>
+        <w:t xml:space="preserve">STATE</w:t>
+      </w:r>
+      <w:r>
+        <w:rPr>
+          <w:rFonts w:ascii="맑은 고딕" w:hAnsi="맑은 고딕" w:eastAsia="맑은 고딕"/>
+          <w:sz w:val="21"/>
+        </w:rPr>
+        <w:t xml:space="preserve">가 </w:t>
+      </w:r>
+      <w:r>
+        <w:rPr>
+          <w:rFonts w:ascii="Consolas" w:hAnsi="Consolas" w:eastAsia="맑은 고딕"/>
+          <w:sz w:val="21"/>
+        </w:rPr>
+        <w:t xml:space="preserve">APPLYING</w:t>
+      </w:r>
+      <w:r>
+        <w:rPr>
+          <w:rFonts w:ascii="맑은 고딕" w:hAnsi="맑은 고딕" w:eastAsia="맑은 고딕"/>
+          <w:sz w:val="21"/>
+        </w:rPr>
+        <w:t xml:space="preserve">인 구간이 </w:t>
+      </w:r>
+      <w:r>
+        <w:rPr>
+          <w:rFonts w:ascii="맑은 고딕" w:hAnsi="맑은 고딕" w:eastAsia="맑은 고딕"/>
+          <w:b/>
+          <w:sz w:val="21"/>
+        </w:rPr>
+        <w:t xml:space="preserve">약 2분</w:t>
+      </w:r>
+      <w:r>
+        <w:rPr>
+          <w:rFonts w:ascii="맑은 고딕" w:hAnsi="맑은 고딕" w:eastAsia="맑은 고딕"/>
+          <w:sz w:val="21"/>
+        </w:rPr>
+        <w:t xml:space="preserve">이었고 그동안 행이 나타났다 사라졌다. </w:t>
+      </w:r>
+      <w:r>
+        <w:rPr>
+          <w:rFonts w:ascii="Consolas" w:hAnsi="Consolas" w:eastAsia="맑은 고딕"/>
+          <w:sz w:val="21"/>
+        </w:rPr>
+        <w:t xml:space="preserve">SRC_CON_ID</w:t>
+      </w:r>
+      <w:r>
+        <w:rPr>
+          <w:rFonts w:ascii="맑은 고딕" w:hAnsi="맑은 고딕" w:eastAsia="맑은 고딕"/>
+          <w:sz w:val="21"/>
+        </w:rPr>
+        <w:t xml:space="preserve"> </w:t>
+      </w:r>
+      <w:r>
+        <w:rPr>
+          <w:rFonts w:ascii="맑은 고딕" w:hAnsi="맑은 고딕" w:eastAsia="맑은 고딕"/>
+          <w:b/>
+          <w:sz w:val="21"/>
+        </w:rPr>
+        <w:t xml:space="preserve">3</w:t>
+      </w:r>
+      <w:r>
+        <w:rPr>
+          <w:rFonts w:ascii="맑은 고딕" w:hAnsi="맑은 고딕" w:eastAsia="맑은 고딕"/>
+          <w:sz w:val="21"/>
+        </w:rPr>
+        <w:t xml:space="preserve">은 CDB의 PDB에서 온 변경이라는 뜻이고, </w:t>
+      </w:r>
+      <w:r>
+        <w:rPr>
+          <w:rFonts w:ascii="Consolas" w:hAnsi="Consolas" w:eastAsia="맑은 고딕"/>
+          <w:sz w:val="21"/>
+        </w:rPr>
+        <w:t xml:space="preserve">PRIMARY_START_TIME</w:t>
+      </w:r>
+      <w:r>
+        <w:rPr>
+          <w:rFonts w:ascii="맑은 고딕" w:hAnsi="맑은 고딕" w:eastAsia="맑은 고딕"/>
+          <w:sz w:val="21"/>
+        </w:rPr>
+        <w:t xml:space="preserve"> 17:19:58과 조회 시각 17:20:50의 차이 </w:t>
+      </w:r>
+      <w:r>
+        <w:rPr>
+          <w:rFonts w:ascii="맑은 고딕" w:hAnsi="맑은 고딕" w:eastAsia="맑은 고딕"/>
+          <w:b/>
+          <w:sz w:val="21"/>
+        </w:rPr>
+        <w:t xml:space="preserve">52초</w:t>
+      </w:r>
+      <w:r>
+        <w:rPr>
+          <w:rFonts w:ascii="맑은 고딕" w:hAnsi="맑은 고딕" w:eastAsia="맑은 고딕"/>
+          <w:sz w:val="21"/>
+        </w:rPr>
+        <w:t xml:space="preserve">가 이 트랜잭션이 붙잡고 있는 시간이다.</w:t>
       </w:r>
     </w:p>
     <w:p>
@@ -7854,7 +12028,107 @@
           <w:rFonts w:ascii="맑은 고딕" w:hAnsi="맑은 고딕" w:eastAsia="맑은 고딕"/>
           <w:sz w:val="21"/>
         </w:rPr>
-        <w:t>한가해지면 이 뷰는 다시 빈다. 그때의 진행은 `DBA_LOGSTDBY_PROGRESS`가 답한다. 실측은 `APPLIED_SCN` 2,988,122 / `READ_SCN` 2,988,125 / `NEWEST_SCN` 2,988,129였다. **세 값이 거의 같으면 따라잡은 것**이고 `NEWEST_SCN`과의 차이가 밀린 양이며, **두 지연을 대신하는 것이 이 세 SCN**이다.</w:t>
+        <w:t xml:space="preserve">한가해지면 이 뷰는 다시 빈다. 그때의 진행은 </w:t>
+      </w:r>
+      <w:r>
+        <w:rPr>
+          <w:rFonts w:ascii="Consolas" w:hAnsi="Consolas" w:eastAsia="맑은 고딕"/>
+          <w:sz w:val="21"/>
+        </w:rPr>
+        <w:t xml:space="preserve">DBA_LOGSTDBY_PROGRESS</w:t>
+      </w:r>
+      <w:r>
+        <w:rPr>
+          <w:rFonts w:ascii="맑은 고딕" w:hAnsi="맑은 고딕" w:eastAsia="맑은 고딕"/>
+          <w:sz w:val="21"/>
+        </w:rPr>
+        <w:t xml:space="preserve">가 답한다. 실측은 </w:t>
+      </w:r>
+      <w:r>
+        <w:rPr>
+          <w:rFonts w:ascii="Consolas" w:hAnsi="Consolas" w:eastAsia="맑은 고딕"/>
+          <w:sz w:val="21"/>
+        </w:rPr>
+        <w:t xml:space="preserve">APPLIED_SCN</w:t>
+      </w:r>
+      <w:r>
+        <w:rPr>
+          <w:rFonts w:ascii="맑은 고딕" w:hAnsi="맑은 고딕" w:eastAsia="맑은 고딕"/>
+          <w:sz w:val="21"/>
+        </w:rPr>
+        <w:t xml:space="preserve"> 2,988,122 / </w:t>
+      </w:r>
+      <w:r>
+        <w:rPr>
+          <w:rFonts w:ascii="Consolas" w:hAnsi="Consolas" w:eastAsia="맑은 고딕"/>
+          <w:sz w:val="21"/>
+        </w:rPr>
+        <w:t xml:space="preserve">READ_SCN</w:t>
+      </w:r>
+      <w:r>
+        <w:rPr>
+          <w:rFonts w:ascii="맑은 고딕" w:hAnsi="맑은 고딕" w:eastAsia="맑은 고딕"/>
+          <w:sz w:val="21"/>
+        </w:rPr>
+        <w:t xml:space="preserve"> 2,988,125 / </w:t>
+      </w:r>
+      <w:r>
+        <w:rPr>
+          <w:rFonts w:ascii="Consolas" w:hAnsi="Consolas" w:eastAsia="맑은 고딕"/>
+          <w:sz w:val="21"/>
+        </w:rPr>
+        <w:t xml:space="preserve">NEWEST_SCN</w:t>
+      </w:r>
+      <w:r>
+        <w:rPr>
+          <w:rFonts w:ascii="맑은 고딕" w:hAnsi="맑은 고딕" w:eastAsia="맑은 고딕"/>
+          <w:sz w:val="21"/>
+        </w:rPr>
+        <w:t xml:space="preserve"> 2,988,129였다. </w:t>
+      </w:r>
+      <w:r>
+        <w:rPr>
+          <w:rFonts w:ascii="맑은 고딕" w:hAnsi="맑은 고딕" w:eastAsia="맑은 고딕"/>
+          <w:b/>
+          <w:sz w:val="21"/>
+        </w:rPr>
+        <w:t xml:space="preserve">세 값이 거의 같으면 따라잡은 것</w:t>
+      </w:r>
+      <w:r>
+        <w:rPr>
+          <w:rFonts w:ascii="맑은 고딕" w:hAnsi="맑은 고딕" w:eastAsia="맑은 고딕"/>
+          <w:sz w:val="21"/>
+        </w:rPr>
+        <w:t xml:space="preserve">이고 </w:t>
+      </w:r>
+      <w:r>
+        <w:rPr>
+          <w:rFonts w:ascii="Consolas" w:hAnsi="Consolas" w:eastAsia="맑은 고딕"/>
+          <w:sz w:val="21"/>
+        </w:rPr>
+        <w:t xml:space="preserve">NEWEST_SCN</w:t>
+      </w:r>
+      <w:r>
+        <w:rPr>
+          <w:rFonts w:ascii="맑은 고딕" w:hAnsi="맑은 고딕" w:eastAsia="맑은 고딕"/>
+          <w:sz w:val="21"/>
+        </w:rPr>
+        <w:t xml:space="preserve">과의 차이가 밀린 양이며, </w:t>
+      </w:r>
+      <w:r>
+        <w:rPr>
+          <w:rFonts w:ascii="맑은 고딕" w:hAnsi="맑은 고딕" w:eastAsia="맑은 고딕"/>
+          <w:b/>
+          <w:sz w:val="21"/>
+        </w:rPr>
+        <w:t xml:space="preserve">두 지연을 대신하는 것이 이 세 SCN</w:t>
+      </w:r>
+      <w:r>
+        <w:rPr>
+          <w:rFonts w:ascii="맑은 고딕" w:hAnsi="맑은 고딕" w:eastAsia="맑은 고딕"/>
+          <w:sz w:val="21"/>
+        </w:rPr>
+        <w:t xml:space="preserve">이다.</w:t>
       </w:r>
     </w:p>
     <w:p>
@@ -7863,7 +12137,131 @@
           <w:rFonts w:ascii="맑은 고딕" w:hAnsi="맑은 고딕" w:eastAsia="맑은 고딕"/>
           <w:sz w:val="21"/>
         </w:rPr>
-        <w:t>15.3.2절의 `ORA-00904`가 또 나온다. **뷰는 있는데 열 이름이 다르다.** `DESC`로 보면 전부 `PRIMARY_` 접두어가 붙는데, 이 뷰의 XID가 Standby가 아니라 **Primary에서 그 트랜잭션이 받았던 번호**이기 때문이다. 문서의 `SAVEPOINT_SCN`·`COMMIT_SCN`도 19c에는 없다. **열 이름은 외우지 말고 `DESC`로 확인한다.**</w:t>
+        <w:t xml:space="preserve">15.3.2절의 </w:t>
+      </w:r>
+      <w:r>
+        <w:rPr>
+          <w:rFonts w:ascii="Consolas" w:hAnsi="Consolas" w:eastAsia="맑은 고딕"/>
+          <w:sz w:val="21"/>
+        </w:rPr>
+        <w:t xml:space="preserve">ORA-00904</w:t>
+      </w:r>
+      <w:r>
+        <w:rPr>
+          <w:rFonts w:ascii="맑은 고딕" w:hAnsi="맑은 고딕" w:eastAsia="맑은 고딕"/>
+          <w:sz w:val="21"/>
+        </w:rPr>
+        <w:t xml:space="preserve">가 또 나온다. </w:t>
+      </w:r>
+      <w:r>
+        <w:rPr>
+          <w:rFonts w:ascii="맑은 고딕" w:hAnsi="맑은 고딕" w:eastAsia="맑은 고딕"/>
+          <w:b/>
+          <w:sz w:val="21"/>
+        </w:rPr>
+        <w:t xml:space="preserve">뷰는 있는데 열 이름이 다르다.</w:t>
+      </w:r>
+      <w:r>
+        <w:rPr>
+          <w:rFonts w:ascii="맑은 고딕" w:hAnsi="맑은 고딕" w:eastAsia="맑은 고딕"/>
+          <w:sz w:val="21"/>
+        </w:rPr>
+        <w:t xml:space="preserve"> </w:t>
+      </w:r>
+      <w:r>
+        <w:rPr>
+          <w:rFonts w:ascii="Consolas" w:hAnsi="Consolas" w:eastAsia="맑은 고딕"/>
+          <w:sz w:val="21"/>
+        </w:rPr>
+        <w:t xml:space="preserve">DESC</w:t>
+      </w:r>
+      <w:r>
+        <w:rPr>
+          <w:rFonts w:ascii="맑은 고딕" w:hAnsi="맑은 고딕" w:eastAsia="맑은 고딕"/>
+          <w:sz w:val="21"/>
+        </w:rPr>
+        <w:t xml:space="preserve">로 보면 전부 </w:t>
+      </w:r>
+      <w:r>
+        <w:rPr>
+          <w:rFonts w:ascii="Consolas" w:hAnsi="Consolas" w:eastAsia="맑은 고딕"/>
+          <w:sz w:val="21"/>
+        </w:rPr>
+        <w:t xml:space="preserve">PRIMARY_</w:t>
+      </w:r>
+      <w:r>
+        <w:rPr>
+          <w:rFonts w:ascii="맑은 고딕" w:hAnsi="맑은 고딕" w:eastAsia="맑은 고딕"/>
+          <w:sz w:val="21"/>
+        </w:rPr>
+        <w:t xml:space="preserve"> 접두어가 붙는데, 이 뷰의 XID가 Standby가 아니라 </w:t>
+      </w:r>
+      <w:r>
+        <w:rPr>
+          <w:rFonts w:ascii="맑은 고딕" w:hAnsi="맑은 고딕" w:eastAsia="맑은 고딕"/>
+          <w:b/>
+          <w:sz w:val="21"/>
+        </w:rPr>
+        <w:t xml:space="preserve">Primary에서 그 트랜잭션이 받았던 번호</w:t>
+      </w:r>
+      <w:r>
+        <w:rPr>
+          <w:rFonts w:ascii="맑은 고딕" w:hAnsi="맑은 고딕" w:eastAsia="맑은 고딕"/>
+          <w:sz w:val="21"/>
+        </w:rPr>
+        <w:t xml:space="preserve">이기 때문이다. 문서의 </w:t>
+      </w:r>
+      <w:r>
+        <w:rPr>
+          <w:rFonts w:ascii="Consolas" w:hAnsi="Consolas" w:eastAsia="맑은 고딕"/>
+          <w:sz w:val="21"/>
+        </w:rPr>
+        <w:t xml:space="preserve">SAVEPOINT_SCN</w:t>
+      </w:r>
+      <w:r>
+        <w:rPr>
+          <w:rFonts w:ascii="맑은 고딕" w:hAnsi="맑은 고딕" w:eastAsia="맑은 고딕"/>
+          <w:sz w:val="21"/>
+        </w:rPr>
+        <w:t xml:space="preserve">·</w:t>
+      </w:r>
+      <w:r>
+        <w:rPr>
+          <w:rFonts w:ascii="Consolas" w:hAnsi="Consolas" w:eastAsia="맑은 고딕"/>
+          <w:sz w:val="21"/>
+        </w:rPr>
+        <w:t xml:space="preserve">COMMIT_SCN</w:t>
+      </w:r>
+      <w:r>
+        <w:rPr>
+          <w:rFonts w:ascii="맑은 고딕" w:hAnsi="맑은 고딕" w:eastAsia="맑은 고딕"/>
+          <w:sz w:val="21"/>
+        </w:rPr>
+        <w:t xml:space="preserve">도 19c에는 없다. </w:t>
+      </w:r>
+      <w:r>
+        <w:rPr>
+          <w:rFonts w:ascii="맑은 고딕" w:hAnsi="맑은 고딕" w:eastAsia="맑은 고딕"/>
+          <w:b/>
+          <w:sz w:val="21"/>
+        </w:rPr>
+        <w:t xml:space="preserve">열 이름은 외우지 말고 </w:t>
+      </w:r>
+      <w:r>
+        <w:rPr>
+          <w:rFonts w:ascii="Consolas" w:hAnsi="Consolas" w:eastAsia="맑은 고딕"/>
+          <w:b/>
+          <w:sz w:val="21"/>
+        </w:rPr>
+        <w:t xml:space="preserve">DESC</w:t>
+      </w:r>
+      <w:r>
+        <w:rPr>
+          <w:rFonts w:ascii="맑은 고딕" w:hAnsi="맑은 고딕" w:eastAsia="맑은 고딕"/>
+          <w:b/>
+          <w:sz w:val="21"/>
+        </w:rPr>
+        <w:t xml:space="preserve">로 확인한다.</w:t>
       </w:r>
     </w:p>
     <w:tbl>
@@ -7935,10 +12333,10 @@
           <w:p>
             <w:r>
               <w:rPr>
-                <w:rFonts w:ascii="맑은 고딕" w:hAnsi="맑은 고딕" w:eastAsia="맑은 고딕"/>
-                <w:sz w:val="19"/>
-              </w:rPr>
-              <w:t>`PRIMARY_XID*`</w:t>
+                <w:rFonts w:ascii="Consolas" w:hAnsi="Consolas" w:eastAsia="맑은 고딕"/>
+                <w:sz w:val="19"/>
+              </w:rPr>
+              <w:t xml:space="preserve">PRIMARY_XID*</w:t>
             </w:r>
           </w:p>
         </w:tc>
@@ -7963,10 +12361,17 @@
           <w:p>
             <w:r>
               <w:rPr>
+                <w:rFonts w:ascii="Consolas" w:hAnsi="Consolas" w:eastAsia="맑은 고딕"/>
+                <w:sz w:val="19"/>
+              </w:rPr>
+              <w:t xml:space="preserve">usn.slt.sqn</w:t>
+            </w:r>
+            <w:r>
+              <w:rPr>
                 <w:rFonts w:ascii="맑은 고딕" w:hAnsi="맑은 고딕" w:eastAsia="맑은 고딕"/>
                 <w:sz w:val="19"/>
               </w:rPr>
-              <w:t>`usn.slt.sqn` 세 값이 한 벌</w:t>
+              <w:t xml:space="preserve"> 세 값이 한 벌</w:t>
             </w:r>
           </w:p>
         </w:tc>
@@ -7979,10 +12384,10 @@
           <w:p>
             <w:r>
               <w:rPr>
-                <w:rFonts w:ascii="맑은 고딕" w:hAnsi="맑은 고딕" w:eastAsia="맑은 고딕"/>
-                <w:sz w:val="19"/>
-              </w:rPr>
-              <w:t>`PRIMARY_START_TIME`</w:t>
+                <w:rFonts w:ascii="Consolas" w:hAnsi="Consolas" w:eastAsia="맑은 고딕"/>
+                <w:sz w:val="19"/>
+              </w:rPr>
+              <w:t xml:space="preserve">PRIMARY_START_TIME</w:t>
             </w:r>
           </w:p>
         </w:tc>
@@ -8010,7 +12415,15 @@
                 <w:rFonts w:ascii="맑은 고딕" w:hAnsi="맑은 고딕" w:eastAsia="맑은 고딕"/>
                 <w:sz w:val="19"/>
               </w:rPr>
-              <w:t>지금 시각과 빼면 **얼마나 오래 걸리는지**</w:t>
+              <w:t xml:space="preserve">지금 시각과 빼면 </w:t>
+            </w:r>
+            <w:r>
+              <w:rPr>
+                <w:rFonts w:ascii="맑은 고딕" w:hAnsi="맑은 고딕" w:eastAsia="맑은 고딕"/>
+                <w:b/>
+                <w:sz w:val="19"/>
+              </w:rPr>
+              <w:t xml:space="preserve">얼마나 오래 걸리는지</w:t>
             </w:r>
           </w:p>
         </w:tc>
@@ -8023,10 +12436,10 @@
           <w:p>
             <w:r>
               <w:rPr>
-                <w:rFonts w:ascii="맑은 고딕" w:hAnsi="맑은 고딕" w:eastAsia="맑은 고딕"/>
-                <w:sz w:val="19"/>
-              </w:rPr>
-              <w:t>`TYPE`</w:t>
+                <w:rFonts w:ascii="Consolas" w:hAnsi="Consolas" w:eastAsia="맑은 고딕"/>
+                <w:sz w:val="19"/>
+              </w:rPr>
+              <w:t xml:space="preserve">TYPE</w:t>
             </w:r>
           </w:p>
         </w:tc>
@@ -8054,7 +12467,28 @@
                 <w:rFonts w:ascii="맑은 고딕" w:hAnsi="맑은 고딕" w:eastAsia="맑은 고딕"/>
                 <w:sz w:val="19"/>
               </w:rPr>
-              <w:t>실측 `DML`. DDL이면 `DDL`</w:t>
+              <w:t xml:space="preserve">실측 </w:t>
+            </w:r>
+            <w:r>
+              <w:rPr>
+                <w:rFonts w:ascii="Consolas" w:hAnsi="Consolas" w:eastAsia="맑은 고딕"/>
+                <w:sz w:val="19"/>
+              </w:rPr>
+              <w:t xml:space="preserve">DML</w:t>
+            </w:r>
+            <w:r>
+              <w:rPr>
+                <w:rFonts w:ascii="맑은 고딕" w:hAnsi="맑은 고딕" w:eastAsia="맑은 고딕"/>
+                <w:sz w:val="19"/>
+              </w:rPr>
+              <w:t xml:space="preserve">. DDL이면 </w:t>
+            </w:r>
+            <w:r>
+              <w:rPr>
+                <w:rFonts w:ascii="Consolas" w:hAnsi="Consolas" w:eastAsia="맑은 고딕"/>
+                <w:sz w:val="19"/>
+              </w:rPr>
+              <w:t xml:space="preserve">DDL</w:t>
             </w:r>
           </w:p>
         </w:tc>
@@ -8067,10 +12501,24 @@
           <w:p>
             <w:r>
               <w:rPr>
+                <w:rFonts w:ascii="Consolas" w:hAnsi="Consolas" w:eastAsia="맑은 고딕"/>
+                <w:sz w:val="19"/>
+              </w:rPr>
+              <w:t xml:space="preserve">MINING_STATUS</w:t>
+            </w:r>
+            <w:r>
+              <w:rPr>
                 <w:rFonts w:ascii="맑은 고딕" w:hAnsi="맑은 고딕" w:eastAsia="맑은 고딕"/>
                 <w:sz w:val="19"/>
               </w:rPr>
-              <w:t>`MINING_STATUS`·`APPLY_STATUS`</w:t>
+              <w:t xml:space="preserve">·</w:t>
+            </w:r>
+            <w:r>
+              <w:rPr>
+                <w:rFonts w:ascii="Consolas" w:hAnsi="Consolas" w:eastAsia="맑은 고딕"/>
+                <w:sz w:val="19"/>
+              </w:rPr>
+              <w:t xml:space="preserve">APPLY_STATUS</w:t>
             </w:r>
           </w:p>
         </w:tc>
@@ -8098,7 +12546,28 @@
                 <w:rFonts w:ascii="맑은 고딕" w:hAnsi="맑은 고딕" w:eastAsia="맑은 고딕"/>
                 <w:sz w:val="19"/>
               </w:rPr>
-              <w:t>실측 `MINING COMPLETE`/`APPLY NONE`</w:t>
+              <w:t xml:space="preserve">실측 </w:t>
+            </w:r>
+            <w:r>
+              <w:rPr>
+                <w:rFonts w:ascii="Consolas" w:hAnsi="Consolas" w:eastAsia="맑은 고딕"/>
+                <w:sz w:val="19"/>
+              </w:rPr>
+              <w:t xml:space="preserve">MINING COMPLETE</w:t>
+            </w:r>
+            <w:r>
+              <w:rPr>
+                <w:rFonts w:ascii="맑은 고딕" w:hAnsi="맑은 고딕" w:eastAsia="맑은 고딕"/>
+                <w:sz w:val="19"/>
+              </w:rPr>
+              <w:t xml:space="preserve">/</w:t>
+            </w:r>
+            <w:r>
+              <w:rPr>
+                <w:rFonts w:ascii="Consolas" w:hAnsi="Consolas" w:eastAsia="맑은 고딕"/>
+                <w:sz w:val="19"/>
+              </w:rPr>
+              <w:t xml:space="preserve">APPLY NONE</w:t>
             </w:r>
           </w:p>
         </w:tc>
@@ -8111,10 +12580,10 @@
           <w:p>
             <w:r>
               <w:rPr>
-                <w:rFonts w:ascii="맑은 고딕" w:hAnsi="맑은 고딕" w:eastAsia="맑은 고딕"/>
-                <w:sz w:val="19"/>
-              </w:rPr>
-              <w:t>`SRC_CON_ID`</w:t>
+                <w:rFonts w:ascii="Consolas" w:hAnsi="Consolas" w:eastAsia="맑은 고딕"/>
+                <w:sz w:val="19"/>
+              </w:rPr>
+              <w:t xml:space="preserve">SRC_CON_ID</w:t>
             </w:r>
           </w:p>
         </w:tc>
@@ -8181,9 +12650,74 @@
             <w:r>
               <w:rPr>
                 <w:rFonts w:ascii="맑은 고딕" w:hAnsi="맑은 고딕" w:eastAsia="맑은 고딕"/>
+                <w:b/>
                 <w:sz w:val="20"/>
               </w:rPr>
-              <w:t>**① 적용이 느릴 때.** `STATE`가 `APPLYING`인데 진도가 안 나가면 **큰 트랜잭션 하나가 잡고 있는지** 본다. `PRIMARY_START_TIME`이 오래됐으면 그것이다.</w:t>
+              <w:t xml:space="preserve">① 적용이 느릴 때.</w:t>
+            </w:r>
+            <w:r>
+              <w:rPr>
+                <w:rFonts w:ascii="맑은 고딕" w:hAnsi="맑은 고딕" w:eastAsia="맑은 고딕"/>
+                <w:sz w:val="20"/>
+              </w:rPr>
+              <w:t xml:space="preserve"> </w:t>
+            </w:r>
+            <w:r>
+              <w:rPr>
+                <w:rFonts w:ascii="Consolas" w:hAnsi="Consolas" w:eastAsia="맑은 고딕"/>
+                <w:sz w:val="20"/>
+              </w:rPr>
+              <w:t xml:space="preserve">STATE</w:t>
+            </w:r>
+            <w:r>
+              <w:rPr>
+                <w:rFonts w:ascii="맑은 고딕" w:hAnsi="맑은 고딕" w:eastAsia="맑은 고딕"/>
+                <w:sz w:val="20"/>
+              </w:rPr>
+              <w:t xml:space="preserve">가 </w:t>
+            </w:r>
+            <w:r>
+              <w:rPr>
+                <w:rFonts w:ascii="Consolas" w:hAnsi="Consolas" w:eastAsia="맑은 고딕"/>
+                <w:sz w:val="20"/>
+              </w:rPr>
+              <w:t xml:space="preserve">APPLYING</w:t>
+            </w:r>
+            <w:r>
+              <w:rPr>
+                <w:rFonts w:ascii="맑은 고딕" w:hAnsi="맑은 고딕" w:eastAsia="맑은 고딕"/>
+                <w:sz w:val="20"/>
+              </w:rPr>
+              <w:t xml:space="preserve">인데 진도가 안 나가면 </w:t>
+            </w:r>
+            <w:r>
+              <w:rPr>
+                <w:rFonts w:ascii="맑은 고딕" w:hAnsi="맑은 고딕" w:eastAsia="맑은 고딕"/>
+                <w:b/>
+                <w:sz w:val="20"/>
+              </w:rPr>
+              <w:t xml:space="preserve">큰 트랜잭션 하나가 잡고 있는지</w:t>
+            </w:r>
+            <w:r>
+              <w:rPr>
+                <w:rFonts w:ascii="맑은 고딕" w:hAnsi="맑은 고딕" w:eastAsia="맑은 고딕"/>
+                <w:sz w:val="20"/>
+              </w:rPr>
+              <w:t xml:space="preserve"> 본다. </w:t>
+            </w:r>
+            <w:r>
+              <w:rPr>
+                <w:rFonts w:ascii="Consolas" w:hAnsi="Consolas" w:eastAsia="맑은 고딕"/>
+                <w:sz w:val="20"/>
+              </w:rPr>
+              <w:t xml:space="preserve">PRIMARY_START_TIME</w:t>
+            </w:r>
+            <w:r>
+              <w:rPr>
+                <w:rFonts w:ascii="맑은 고딕" w:hAnsi="맑은 고딕" w:eastAsia="맑은 고딕"/>
+                <w:sz w:val="20"/>
+              </w:rPr>
+              <w:t xml:space="preserve">이 오래됐으면 그것이다.</w:t>
             </w:r>
           </w:p>
           <w:p>
@@ -8193,9 +12727,54 @@
             <w:r>
               <w:rPr>
                 <w:rFonts w:ascii="맑은 고딕" w:hAnsi="맑은 고딕" w:eastAsia="맑은 고딕"/>
+                <w:b/>
                 <w:sz w:val="20"/>
               </w:rPr>
-              <w:t>**② 멈췄을 때는 이 뷰가 답하지 않는다.** 적용이 멈추면 **`no rows selected`가 되므로** 문제의 XID는 `DBA_LOGSTDBY_EVENTS`에서 찾는다. 실습 07에서 확인한다.</w:t>
+              <w:t xml:space="preserve">② 멈췄을 때는 이 뷰가 답하지 않는다.</w:t>
+            </w:r>
+            <w:r>
+              <w:rPr>
+                <w:rFonts w:ascii="맑은 고딕" w:hAnsi="맑은 고딕" w:eastAsia="맑은 고딕"/>
+                <w:sz w:val="20"/>
+              </w:rPr>
+              <w:t xml:space="preserve"> 적용이 멈추면 </w:t>
+            </w:r>
+            <w:r>
+              <w:rPr>
+                <w:rFonts w:ascii="Consolas" w:hAnsi="Consolas" w:eastAsia="맑은 고딕"/>
+                <w:b/>
+                <w:sz w:val="20"/>
+              </w:rPr>
+              <w:t xml:space="preserve">no rows selected</w:t>
+            </w:r>
+            <w:r>
+              <w:rPr>
+                <w:rFonts w:ascii="맑은 고딕" w:hAnsi="맑은 고딕" w:eastAsia="맑은 고딕"/>
+                <w:b/>
+                <w:sz w:val="20"/>
+              </w:rPr>
+              <w:t xml:space="preserve">가 되므로</w:t>
+            </w:r>
+            <w:r>
+              <w:rPr>
+                <w:rFonts w:ascii="맑은 고딕" w:hAnsi="맑은 고딕" w:eastAsia="맑은 고딕"/>
+                <w:sz w:val="20"/>
+              </w:rPr>
+              <w:t xml:space="preserve"> 문제의 XID는 </w:t>
+            </w:r>
+            <w:r>
+              <w:rPr>
+                <w:rFonts w:ascii="Consolas" w:hAnsi="Consolas" w:eastAsia="맑은 고딕"/>
+                <w:sz w:val="20"/>
+              </w:rPr>
+              <w:t xml:space="preserve">DBA_LOGSTDBY_EVENTS</w:t>
+            </w:r>
+            <w:r>
+              <w:rPr>
+                <w:rFonts w:ascii="맑은 고딕" w:hAnsi="맑은 고딕" w:eastAsia="맑은 고딕"/>
+                <w:sz w:val="20"/>
+              </w:rPr>
+              <w:t xml:space="preserve">에서 찾는다. 실습 07에서 확인한다.</w:t>
             </w:r>
           </w:p>
         </w:tc>
@@ -8216,7 +12795,22 @@
           <w:rFonts w:ascii="맑은 고딕" w:hAnsi="맑은 고딕" w:eastAsia="맑은 고딕"/>
           <w:sz w:val="21"/>
         </w:rPr>
-        <w:t>지금까지 본 것을 묶는다. **한 번 실행해 "지금 정상인가"에 답하는 것**이 목표다.</w:t>
+        <w:t xml:space="preserve">지금까지 본 것을 묶는다. </w:t>
+      </w:r>
+      <w:r>
+        <w:rPr>
+          <w:rFonts w:ascii="맑은 고딕" w:hAnsi="맑은 고딕" w:eastAsia="맑은 고딕"/>
+          <w:b/>
+          <w:sz w:val="21"/>
+        </w:rPr>
+        <w:t xml:space="preserve">한 번 실행해 "지금 정상인가"에 답하는 것</w:t>
+      </w:r>
+      <w:r>
+        <w:rPr>
+          <w:rFonts w:ascii="맑은 고딕" w:hAnsi="맑은 고딕" w:eastAsia="맑은 고딕"/>
+          <w:sz w:val="21"/>
+        </w:rPr>
+        <w:t xml:space="preserve">이 목표다.</w:t>
       </w:r>
     </w:p>
     <w:p>
@@ -8234,9 +12828,45 @@
       <w:r>
         <w:rPr>
           <w:rFonts w:ascii="맑은 고딕" w:hAnsi="맑은 고딕" w:eastAsia="맑은 고딕"/>
-          <w:sz w:val="21"/>
-        </w:rPr>
-        <w:t>**① 역할에 따라 다른 것을 본다.** `V$DATAGUARD_STATS`는 Primary에서 `no rows`다.</w:t>
+          <w:b/>
+          <w:sz w:val="21"/>
+        </w:rPr>
+        <w:t xml:space="preserve">① 역할에 따라 다른 것을 본다.</w:t>
+      </w:r>
+      <w:r>
+        <w:rPr>
+          <w:rFonts w:ascii="맑은 고딕" w:hAnsi="맑은 고딕" w:eastAsia="맑은 고딕"/>
+          <w:sz w:val="21"/>
+        </w:rPr>
+        <w:t xml:space="preserve"> </w:t>
+      </w:r>
+      <w:r>
+        <w:rPr>
+          <w:rFonts w:ascii="Consolas" w:hAnsi="Consolas" w:eastAsia="맑은 고딕"/>
+          <w:sz w:val="21"/>
+        </w:rPr>
+        <w:t xml:space="preserve">V$DATAGUARD_STATS</w:t>
+      </w:r>
+      <w:r>
+        <w:rPr>
+          <w:rFonts w:ascii="맑은 고딕" w:hAnsi="맑은 고딕" w:eastAsia="맑은 고딕"/>
+          <w:sz w:val="21"/>
+        </w:rPr>
+        <w:t xml:space="preserve">는 Primary에서 </w:t>
+      </w:r>
+      <w:r>
+        <w:rPr>
+          <w:rFonts w:ascii="Consolas" w:hAnsi="Consolas" w:eastAsia="맑은 고딕"/>
+          <w:sz w:val="21"/>
+        </w:rPr>
+        <w:t xml:space="preserve">no rows</w:t>
+      </w:r>
+      <w:r>
+        <w:rPr>
+          <w:rFonts w:ascii="맑은 고딕" w:hAnsi="맑은 고딕" w:eastAsia="맑은 고딕"/>
+          <w:sz w:val="21"/>
+        </w:rPr>
+        <w:t xml:space="preserve">다.</w:t>
       </w:r>
     </w:p>
     <w:p>
@@ -8246,9 +12876,31 @@
       <w:r>
         <w:rPr>
           <w:rFonts w:ascii="맑은 고딕" w:hAnsi="맑은 고딕" w:eastAsia="맑은 고딕"/>
-          <w:sz w:val="21"/>
-        </w:rPr>
-        <w:t>**② 판정 가능한 숫자로 만든다.** `count(*)`로 뽑아 스크립트가 비교할 수 있게 한다.</w:t>
+          <w:b/>
+          <w:sz w:val="21"/>
+        </w:rPr>
+        <w:t xml:space="preserve">② 판정 가능한 숫자로 만든다.</w:t>
+      </w:r>
+      <w:r>
+        <w:rPr>
+          <w:rFonts w:ascii="맑은 고딕" w:hAnsi="맑은 고딕" w:eastAsia="맑은 고딕"/>
+          <w:sz w:val="21"/>
+        </w:rPr>
+        <w:t xml:space="preserve"> </w:t>
+      </w:r>
+      <w:r>
+        <w:rPr>
+          <w:rFonts w:ascii="Consolas" w:hAnsi="Consolas" w:eastAsia="맑은 고딕"/>
+          <w:sz w:val="21"/>
+        </w:rPr>
+        <w:t xml:space="preserve">count(*)</w:t>
+      </w:r>
+      <w:r>
+        <w:rPr>
+          <w:rFonts w:ascii="맑은 고딕" w:hAnsi="맑은 고딕" w:eastAsia="맑은 고딕"/>
+          <w:sz w:val="21"/>
+        </w:rPr>
+        <w:t xml:space="preserve">로 뽑아 스크립트가 비교할 수 있게 한다.</w:t>
       </w:r>
     </w:p>
     <w:p>
@@ -8258,9 +12910,17 @@
       <w:r>
         <w:rPr>
           <w:rFonts w:ascii="맑은 고딕" w:hAnsi="맑은 고딕" w:eastAsia="맑은 고딕"/>
-          <w:sz w:val="21"/>
-        </w:rPr>
-        <w:t>**③ 정상값을 미리 정한다.** 기댓값을 알아야 이상을 판정할 수 있다.</w:t>
+          <w:b/>
+          <w:sz w:val="21"/>
+        </w:rPr>
+        <w:t xml:space="preserve">③ 정상값을 미리 정한다.</w:t>
+      </w:r>
+      <w:r>
+        <w:rPr>
+          <w:rFonts w:ascii="맑은 고딕" w:hAnsi="맑은 고딕" w:eastAsia="맑은 고딕"/>
+          <w:sz w:val="21"/>
+        </w:rPr>
+        <w:t xml:space="preserve"> 기댓값을 알아야 이상을 판정할 수 있다.</w:t>
       </w:r>
     </w:p>
     <w:p>
@@ -8270,9 +12930,31 @@
       <w:r>
         <w:rPr>
           <w:rFonts w:ascii="맑은 고딕" w:hAnsi="맑은 고딕" w:eastAsia="맑은 고딕"/>
-          <w:sz w:val="21"/>
-        </w:rPr>
-        <w:t>**④ 시간 조건을 넣는다.** `V$DATAGUARD_STATUS`는 과거 기록을 들고 있다.</w:t>
+          <w:b/>
+          <w:sz w:val="21"/>
+        </w:rPr>
+        <w:t xml:space="preserve">④ 시간 조건을 넣는다.</w:t>
+      </w:r>
+      <w:r>
+        <w:rPr>
+          <w:rFonts w:ascii="맑은 고딕" w:hAnsi="맑은 고딕" w:eastAsia="맑은 고딕"/>
+          <w:sz w:val="21"/>
+        </w:rPr>
+        <w:t xml:space="preserve"> </w:t>
+      </w:r>
+      <w:r>
+        <w:rPr>
+          <w:rFonts w:ascii="Consolas" w:hAnsi="Consolas" w:eastAsia="맑은 고딕"/>
+          <w:sz w:val="21"/>
+        </w:rPr>
+        <w:t xml:space="preserve">V$DATAGUARD_STATUS</w:t>
+      </w:r>
+      <w:r>
+        <w:rPr>
+          <w:rFonts w:ascii="맑은 고딕" w:hAnsi="맑은 고딕" w:eastAsia="맑은 고딕"/>
+          <w:sz w:val="21"/>
+        </w:rPr>
+        <w:t xml:space="preserve">는 과거 기록을 들고 있다.</w:t>
       </w:r>
     </w:p>
     <w:p>
@@ -8282,9 +12964,17 @@
       <w:r>
         <w:rPr>
           <w:rFonts w:ascii="맑은 고딕" w:hAnsi="맑은 고딕" w:eastAsia="맑은 고딕"/>
-          <w:sz w:val="21"/>
-        </w:rPr>
-        <w:t>**⑤ 조회 대상을 최소로 한다.** 자주 돌리므로 무거우면 안 된다.</w:t>
+          <w:b/>
+          <w:sz w:val="21"/>
+        </w:rPr>
+        <w:t xml:space="preserve">⑤ 조회 대상을 최소로 한다.</w:t>
+      </w:r>
+      <w:r>
+        <w:rPr>
+          <w:rFonts w:ascii="맑은 고딕" w:hAnsi="맑은 고딕" w:eastAsia="맑은 고딕"/>
+          <w:sz w:val="21"/>
+        </w:rPr>
+        <w:t xml:space="preserve"> 자주 돌리므로 무거우면 안 된다.</w:t>
       </w:r>
     </w:p>
     <w:p>
@@ -8500,10 +13190,10 @@
           <w:p>
             <w:r>
               <w:rPr>
-                <w:rFonts w:ascii="맑은 고딕" w:hAnsi="맑은 고딕" w:eastAsia="맑은 고딕"/>
-                <w:sz w:val="19"/>
-              </w:rPr>
-              <w:t>`INFO`</w:t>
+                <w:rFonts w:ascii="Consolas" w:hAnsi="Consolas" w:eastAsia="맑은 고딕"/>
+                <w:sz w:val="19"/>
+              </w:rPr>
+              <w:t xml:space="preserve">INFO</w:t>
             </w:r>
           </w:p>
         </w:tc>
@@ -8514,10 +13204,10 @@
           <w:p>
             <w:r>
               <w:rPr>
-                <w:rFonts w:ascii="맑은 고딕" w:hAnsi="맑은 고딕" w:eastAsia="맑은 고딕"/>
-                <w:sz w:val="19"/>
-              </w:rPr>
-              <w:t>`PRIMARY / READ WRITE`</w:t>
+                <w:rFonts w:ascii="Consolas" w:hAnsi="Consolas" w:eastAsia="맑은 고딕"/>
+                <w:sz w:val="19"/>
+              </w:rPr>
+              <w:t xml:space="preserve">PRIMARY / READ WRITE</w:t>
             </w:r>
           </w:p>
         </w:tc>
@@ -8544,10 +13234,10 @@
           <w:p>
             <w:r>
               <w:rPr>
-                <w:rFonts w:ascii="맑은 고딕" w:hAnsi="맑은 고딕" w:eastAsia="맑은 고딕"/>
-                <w:sz w:val="19"/>
-              </w:rPr>
-              <w:t>`STATUS`</w:t>
+                <w:rFonts w:ascii="Consolas" w:hAnsi="Consolas" w:eastAsia="맑은 고딕"/>
+                <w:sz w:val="19"/>
+              </w:rPr>
+              <w:t xml:space="preserve">STATUS</w:t>
             </w:r>
           </w:p>
         </w:tc>
@@ -8561,7 +13251,14 @@
                 <w:rFonts w:ascii="맑은 고딕" w:hAnsi="맑은 고딕" w:eastAsia="맑은 고딕"/>
                 <w:sz w:val="19"/>
               </w:rPr>
-              <w:t>두 목적지 모두 `VALID`</w:t>
+              <w:t xml:space="preserve">두 목적지 모두 </w:t>
+            </w:r>
+            <w:r>
+              <w:rPr>
+                <w:rFonts w:ascii="Consolas" w:hAnsi="Consolas" w:eastAsia="맑은 고딕"/>
+                <w:sz w:val="19"/>
+              </w:rPr>
+              <w:t xml:space="preserve">VALID</w:t>
             </w:r>
           </w:p>
         </w:tc>
@@ -8572,10 +13269,17 @@
           <w:p>
             <w:r>
               <w:rPr>
+                <w:rFonts w:ascii="Consolas" w:hAnsi="Consolas" w:eastAsia="맑은 고딕"/>
+                <w:sz w:val="19"/>
+              </w:rPr>
+              <w:t xml:space="preserve">ERROR</w:t>
+            </w:r>
+            <w:r>
+              <w:rPr>
                 <w:rFonts w:ascii="맑은 고딕" w:hAnsi="맑은 고딕" w:eastAsia="맑은 고딕"/>
                 <w:sz w:val="19"/>
               </w:rPr>
-              <w:t>`ERROR` 열을 읽는다</w:t>
+              <w:t xml:space="preserve"> 열을 읽는다</w:t>
             </w:r>
           </w:p>
         </w:tc>
@@ -8588,10 +13292,24 @@
           <w:p>
             <w:r>
               <w:rPr>
+                <w:rFonts w:ascii="Consolas" w:hAnsi="Consolas" w:eastAsia="맑은 고딕"/>
+                <w:sz w:val="19"/>
+              </w:rPr>
+              <w:t xml:space="preserve">LOG_ABNORMAL</w:t>
+            </w:r>
+            <w:r>
+              <w:rPr>
                 <w:rFonts w:ascii="맑은 고딕" w:hAnsi="맑은 고딕" w:eastAsia="맑은 고딕"/>
                 <w:sz w:val="19"/>
               </w:rPr>
-              <w:t>`LOG_ABNORMAL`·`DG_ERR`</w:t>
+              <w:t xml:space="preserve">·</w:t>
+            </w:r>
+            <w:r>
+              <w:rPr>
+                <w:rFonts w:ascii="Consolas" w:hAnsi="Consolas" w:eastAsia="맑은 고딕"/>
+                <w:sz w:val="19"/>
+              </w:rPr>
+              <w:t xml:space="preserve">DG_ERR</w:t>
             </w:r>
           </w:p>
         </w:tc>
@@ -8603,9 +13321,10 @@
             <w:r>
               <w:rPr>
                 <w:rFonts w:ascii="맑은 고딕" w:hAnsi="맑은 고딕" w:eastAsia="맑은 고딕"/>
-                <w:sz w:val="19"/>
-              </w:rPr>
-              <w:t>**0**</w:t>
+                <w:b/>
+                <w:sz w:val="19"/>
+              </w:rPr>
+              <w:t xml:space="preserve">0</w:t>
             </w:r>
           </w:p>
         </w:tc>
@@ -8632,10 +13351,10 @@
           <w:p>
             <w:r>
               <w:rPr>
-                <w:rFonts w:ascii="맑은 고딕" w:hAnsi="맑은 고딕" w:eastAsia="맑은 고딕"/>
-                <w:sz w:val="19"/>
-              </w:rPr>
-              <w:t>`CUR_SEQ`</w:t>
+                <w:rFonts w:ascii="Consolas" w:hAnsi="Consolas" w:eastAsia="맑은 고딕"/>
+                <w:sz w:val="19"/>
+              </w:rPr>
+              <w:t xml:space="preserve">CUR_SEQ</w:t>
             </w:r>
           </w:p>
         </w:tc>
@@ -8673,10 +13392,34 @@
     <w:p>
       <w:r>
         <w:rPr>
-          <w:rFonts w:ascii="맑은 고딕" w:hAnsi="맑은 고딕" w:eastAsia="맑은 고딕"/>
-          <w:sz w:val="21"/>
-        </w:rPr>
-        <w:t>**`DG_ERR`가 3으로 나왔다.** 리스너를 내렸던 흔적이며 시간 조건이 있어 한 시간 뒤 0이 된다. 이 값이 **"지금 봐야 할 일이 있는가"를 숫자 하나로 답한다.**</w:t>
+          <w:rFonts w:ascii="Consolas" w:hAnsi="Consolas" w:eastAsia="맑은 고딕"/>
+          <w:b/>
+          <w:sz w:val="21"/>
+        </w:rPr>
+        <w:t xml:space="preserve">DG_ERR</w:t>
+      </w:r>
+      <w:r>
+        <w:rPr>
+          <w:rFonts w:ascii="맑은 고딕" w:hAnsi="맑은 고딕" w:eastAsia="맑은 고딕"/>
+          <w:b/>
+          <w:sz w:val="21"/>
+        </w:rPr>
+        <w:t xml:space="preserve">가 3으로 나왔다.</w:t>
+      </w:r>
+      <w:r>
+        <w:rPr>
+          <w:rFonts w:ascii="맑은 고딕" w:hAnsi="맑은 고딕" w:eastAsia="맑은 고딕"/>
+          <w:sz w:val="21"/>
+        </w:rPr>
+        <w:t xml:space="preserve"> 리스너를 내렸던 흔적이며 시간 조건이 있어 한 시간 뒤 0이 된다. 이 값이 </w:t>
+      </w:r>
+      <w:r>
+        <w:rPr>
+          <w:rFonts w:ascii="맑은 고딕" w:hAnsi="맑은 고딕" w:eastAsia="맑은 고딕"/>
+          <w:b/>
+          <w:sz w:val="21"/>
+        </w:rPr>
+        <w:t xml:space="preserve">"지금 봐야 할 일이 있는가"를 숫자 하나로 답한다.</w:t>
       </w:r>
     </w:p>
     <w:p>
@@ -8918,10 +13661,10 @@
           <w:p>
             <w:r>
               <w:rPr>
-                <w:rFonts w:ascii="맑은 고딕" w:hAnsi="맑은 고딕" w:eastAsia="맑은 고딕"/>
-                <w:sz w:val="19"/>
-              </w:rPr>
-              <w:t>`MRP0`</w:t>
+                <w:rFonts w:ascii="Consolas" w:hAnsi="Consolas" w:eastAsia="맑은 고딕"/>
+                <w:sz w:val="19"/>
+              </w:rPr>
+              <w:t xml:space="preserve">MRP0</w:t>
             </w:r>
           </w:p>
         </w:tc>
@@ -8935,7 +13678,14 @@
                 <w:rFonts w:ascii="맑은 고딕" w:hAnsi="맑은 고딕" w:eastAsia="맑은 고딕"/>
                 <w:sz w:val="19"/>
               </w:rPr>
-              <w:t>행이 있고 `APPLYING_LOG`</w:t>
+              <w:t xml:space="preserve">행이 있고 </w:t>
+            </w:r>
+            <w:r>
+              <w:rPr>
+                <w:rFonts w:ascii="Consolas" w:hAnsi="Consolas" w:eastAsia="맑은 고딕"/>
+                <w:sz w:val="19"/>
+              </w:rPr>
+              <w:t xml:space="preserve">APPLYING_LOG</w:t>
             </w:r>
           </w:p>
         </w:tc>
@@ -8949,7 +13699,15 @@
                 <w:rFonts w:ascii="맑은 고딕" w:hAnsi="맑은 고딕" w:eastAsia="맑은 고딕"/>
                 <w:sz w:val="19"/>
               </w:rPr>
-              <w:t>행이 없으면 **적용 정지**</w:t>
+              <w:t xml:space="preserve">행이 없으면 </w:t>
+            </w:r>
+            <w:r>
+              <w:rPr>
+                <w:rFonts w:ascii="맑은 고딕" w:hAnsi="맑은 고딕" w:eastAsia="맑은 고딕"/>
+                <w:b/>
+                <w:sz w:val="19"/>
+              </w:rPr>
+              <w:t xml:space="preserve">적용 정지</w:t>
             </w:r>
           </w:p>
         </w:tc>
@@ -8962,10 +13720,10 @@
           <w:p>
             <w:r>
               <w:rPr>
-                <w:rFonts w:ascii="맑은 고딕" w:hAnsi="맑은 고딕" w:eastAsia="맑은 고딕"/>
-                <w:sz w:val="19"/>
-              </w:rPr>
-              <w:t>`SEQUENCE#`</w:t>
+                <w:rFonts w:ascii="Consolas" w:hAnsi="Consolas" w:eastAsia="맑은 고딕"/>
+                <w:sz w:val="19"/>
+              </w:rPr>
+              <w:t xml:space="preserve">SEQUENCE#</w:t>
             </w:r>
           </w:p>
         </w:tc>
@@ -8979,7 +13737,21 @@
                 <w:rFonts w:ascii="맑은 고딕" w:hAnsi="맑은 고딕" w:eastAsia="맑은 고딕"/>
                 <w:sz w:val="19"/>
               </w:rPr>
-              <w:t>Primary의 `CUR_SEQ`와 같음</w:t>
+              <w:t xml:space="preserve">Primary의 </w:t>
+            </w:r>
+            <w:r>
+              <w:rPr>
+                <w:rFonts w:ascii="Consolas" w:hAnsi="Consolas" w:eastAsia="맑은 고딕"/>
+                <w:sz w:val="19"/>
+              </w:rPr>
+              <w:t xml:space="preserve">CUR_SEQ</w:t>
+            </w:r>
+            <w:r>
+              <w:rPr>
+                <w:rFonts w:ascii="맑은 고딕" w:hAnsi="맑은 고딕" w:eastAsia="맑은 고딕"/>
+                <w:sz w:val="19"/>
+              </w:rPr>
+              <w:t xml:space="preserve">와 같음</w:t>
             </w:r>
           </w:p>
         </w:tc>
@@ -9006,10 +13778,10 @@
           <w:p>
             <w:r>
               <w:rPr>
-                <w:rFonts w:ascii="맑은 고딕" w:hAnsi="맑은 고딕" w:eastAsia="맑은 고딕"/>
-                <w:sz w:val="19"/>
-              </w:rPr>
-              <w:t>`RECOVERY_MODE`</w:t>
+                <w:rFonts w:ascii="Consolas" w:hAnsi="Consolas" w:eastAsia="맑은 고딕"/>
+                <w:sz w:val="19"/>
+              </w:rPr>
+              <w:t xml:space="preserve">RECOVERY_MODE</w:t>
             </w:r>
           </w:p>
         </w:tc>
@@ -9020,10 +13792,10 @@
           <w:p>
             <w:r>
               <w:rPr>
-                <w:rFonts w:ascii="맑은 고딕" w:hAnsi="맑은 고딕" w:eastAsia="맑은 고딕"/>
-                <w:sz w:val="19"/>
-              </w:rPr>
-              <w:t>`MANAGED REAL TIME APPLY`</w:t>
+                <w:rFonts w:ascii="Consolas" w:hAnsi="Consolas" w:eastAsia="맑은 고딕"/>
+                <w:sz w:val="19"/>
+              </w:rPr>
+              <w:t xml:space="preserve">MANAGED REAL TIME APPLY</w:t>
             </w:r>
           </w:p>
         </w:tc>
@@ -9050,10 +13822,10 @@
           <w:p>
             <w:r>
               <w:rPr>
-                <w:rFonts w:ascii="맑은 고딕" w:hAnsi="맑은 고딕" w:eastAsia="맑은 고딕"/>
-                <w:sz w:val="19"/>
-              </w:rPr>
-              <w:t>`SRL_ACTIVE`</w:t>
+                <w:rFonts w:ascii="Consolas" w:hAnsi="Consolas" w:eastAsia="맑은 고딕"/>
+                <w:sz w:val="19"/>
+              </w:rPr>
+              <w:t xml:space="preserve">SRL_ACTIVE</w:t>
             </w:r>
           </w:p>
         </w:tc>
@@ -9065,9 +13837,10 @@
             <w:r>
               <w:rPr>
                 <w:rFonts w:ascii="맑은 고딕" w:hAnsi="맑은 고딕" w:eastAsia="맑은 고딕"/>
-                <w:sz w:val="19"/>
-              </w:rPr>
-              <w:t>**1**</w:t>
+                <w:b/>
+                <w:sz w:val="19"/>
+              </w:rPr>
+              <w:t xml:space="preserve">1</w:t>
             </w:r>
           </w:p>
         </w:tc>
@@ -9094,10 +13867,24 @@
           <w:p>
             <w:r>
               <w:rPr>
+                <w:rFonts w:ascii="Consolas" w:hAnsi="Consolas" w:eastAsia="맑은 고딕"/>
+                <w:sz w:val="19"/>
+              </w:rPr>
+              <w:t xml:space="preserve">GAP_CNT</w:t>
+            </w:r>
+            <w:r>
+              <w:rPr>
                 <w:rFonts w:ascii="맑은 고딕" w:hAnsi="맑은 고딕" w:eastAsia="맑은 고딕"/>
                 <w:sz w:val="19"/>
               </w:rPr>
-              <w:t>`GAP_CNT`·`DG_ERR`</w:t>
+              <w:t xml:space="preserve">·</w:t>
+            </w:r>
+            <w:r>
+              <w:rPr>
+                <w:rFonts w:ascii="Consolas" w:hAnsi="Consolas" w:eastAsia="맑은 고딕"/>
+                <w:sz w:val="19"/>
+              </w:rPr>
+              <w:t xml:space="preserve">DG_ERR</w:t>
             </w:r>
           </w:p>
         </w:tc>
@@ -9109,9 +13896,10 @@
             <w:r>
               <w:rPr>
                 <w:rFonts w:ascii="맑은 고딕" w:hAnsi="맑은 고딕" w:eastAsia="맑은 고딕"/>
-                <w:sz w:val="19"/>
-              </w:rPr>
-              <w:t>**0**</w:t>
+                <w:b/>
+                <w:sz w:val="19"/>
+              </w:rPr>
+              <w:t xml:space="preserve">0</w:t>
             </w:r>
           </w:p>
         </w:tc>
@@ -9135,10 +13923,26 @@
     <w:p>
       <w:r>
         <w:rPr>
-          <w:rFonts w:ascii="맑은 고딕" w:hAnsi="맑은 고딕" w:eastAsia="맑은 고딕"/>
-          <w:sz w:val="21"/>
-        </w:rPr>
-        <w:t>**`SRL_ACTIVE`가 이 점검표의 핵심**이다. 전송이 끊기면 두 지연은 0인데 이 값이 0이 된다.</w:t>
+          <w:rFonts w:ascii="Consolas" w:hAnsi="Consolas" w:eastAsia="맑은 고딕"/>
+          <w:b/>
+          <w:sz w:val="21"/>
+        </w:rPr>
+        <w:t xml:space="preserve">SRL_ACTIVE</w:t>
+      </w:r>
+      <w:r>
+        <w:rPr>
+          <w:rFonts w:ascii="맑은 고딕" w:hAnsi="맑은 고딕" w:eastAsia="맑은 고딕"/>
+          <w:b/>
+          <w:sz w:val="21"/>
+        </w:rPr>
+        <w:t xml:space="preserve">가 이 점검표의 핵심</w:t>
+      </w:r>
+      <w:r>
+        <w:rPr>
+          <w:rFonts w:ascii="맑은 고딕" w:hAnsi="맑은 고딕" w:eastAsia="맑은 고딕"/>
+          <w:sz w:val="21"/>
+        </w:rPr>
+        <w:t xml:space="preserve">이다. 전송이 끊기면 두 지연은 0인데 이 값이 0이 된다.</w:t>
       </w:r>
     </w:p>
     <w:tbl>
@@ -9175,7 +13979,37 @@
                 <w:rFonts w:ascii="맑은 고딕" w:hAnsi="맑은 고딕" w:eastAsia="맑은 고딕"/>
                 <w:sz w:val="20"/>
               </w:rPr>
-              <w:t>14장에서는 속성으로 껐을 때, 15장에서는 리스너를 내렸을 때 — **두 경우 모두 지연이 0이었다.** 그러므로 지연은 **보조 지표**로 두고, 주 지표는 흐름 자체가 있는지 보는 것들로 한다.</w:t>
+              <w:t xml:space="preserve">14장에서는 속성으로 껐을 때, 15장에서는 리스너를 내렸을 때 — </w:t>
+            </w:r>
+            <w:r>
+              <w:rPr>
+                <w:rFonts w:ascii="맑은 고딕" w:hAnsi="맑은 고딕" w:eastAsia="맑은 고딕"/>
+                <w:b/>
+                <w:sz w:val="20"/>
+              </w:rPr>
+              <w:t xml:space="preserve">두 경우 모두 지연이 0이었다.</w:t>
+            </w:r>
+            <w:r>
+              <w:rPr>
+                <w:rFonts w:ascii="맑은 고딕" w:hAnsi="맑은 고딕" w:eastAsia="맑은 고딕"/>
+                <w:sz w:val="20"/>
+              </w:rPr>
+              <w:t xml:space="preserve"> 그러므로 지연은 </w:t>
+            </w:r>
+            <w:r>
+              <w:rPr>
+                <w:rFonts w:ascii="맑은 고딕" w:hAnsi="맑은 고딕" w:eastAsia="맑은 고딕"/>
+                <w:b/>
+                <w:sz w:val="20"/>
+              </w:rPr>
+              <w:t xml:space="preserve">보조 지표</w:t>
+            </w:r>
+            <w:r>
+              <w:rPr>
+                <w:rFonts w:ascii="맑은 고딕" w:hAnsi="맑은 고딕" w:eastAsia="맑은 고딕"/>
+                <w:sz w:val="20"/>
+              </w:rPr>
+              <w:t xml:space="preserve">로 두고, 주 지표는 흐름 자체가 있는지 보는 것들로 한다.</w:t>
             </w:r>
           </w:p>
           <w:p>
@@ -9185,9 +14019,87 @@
             <w:r>
               <w:rPr>
                 <w:rFonts w:ascii="맑은 고딕" w:hAnsi="맑은 고딕" w:eastAsia="맑은 고딕"/>
+                <w:b/>
                 <w:sz w:val="20"/>
               </w:rPr>
-              <w:t>**주 지표** — `SRL_ACTIVE`가 1인가, `MRP0`가 있는가, 두 `SEQUENCE#`가 같은가, 목적지 `STATUS`가 `VALID`인가.</w:t>
+              <w:t xml:space="preserve">주 지표</w:t>
+            </w:r>
+            <w:r>
+              <w:rPr>
+                <w:rFonts w:ascii="맑은 고딕" w:hAnsi="맑은 고딕" w:eastAsia="맑은 고딕"/>
+                <w:sz w:val="20"/>
+              </w:rPr>
+              <w:t xml:space="preserve"> — </w:t>
+            </w:r>
+            <w:r>
+              <w:rPr>
+                <w:rFonts w:ascii="Consolas" w:hAnsi="Consolas" w:eastAsia="맑은 고딕"/>
+                <w:sz w:val="20"/>
+              </w:rPr>
+              <w:t xml:space="preserve">SRL_ACTIVE</w:t>
+            </w:r>
+            <w:r>
+              <w:rPr>
+                <w:rFonts w:ascii="맑은 고딕" w:hAnsi="맑은 고딕" w:eastAsia="맑은 고딕"/>
+                <w:sz w:val="20"/>
+              </w:rPr>
+              <w:t xml:space="preserve">가 1인가, </w:t>
+            </w:r>
+            <w:r>
+              <w:rPr>
+                <w:rFonts w:ascii="Consolas" w:hAnsi="Consolas" w:eastAsia="맑은 고딕"/>
+                <w:sz w:val="20"/>
+              </w:rPr>
+              <w:t xml:space="preserve">MRP0</w:t>
+            </w:r>
+            <w:r>
+              <w:rPr>
+                <w:rFonts w:ascii="맑은 고딕" w:hAnsi="맑은 고딕" w:eastAsia="맑은 고딕"/>
+                <w:sz w:val="20"/>
+              </w:rPr>
+              <w:t xml:space="preserve">가 있는가, 두 </w:t>
+            </w:r>
+            <w:r>
+              <w:rPr>
+                <w:rFonts w:ascii="Consolas" w:hAnsi="Consolas" w:eastAsia="맑은 고딕"/>
+                <w:sz w:val="20"/>
+              </w:rPr>
+              <w:t xml:space="preserve">SEQUENCE#</w:t>
+            </w:r>
+            <w:r>
+              <w:rPr>
+                <w:rFonts w:ascii="맑은 고딕" w:hAnsi="맑은 고딕" w:eastAsia="맑은 고딕"/>
+                <w:sz w:val="20"/>
+              </w:rPr>
+              <w:t xml:space="preserve">가 같은가, 목적지 </w:t>
+            </w:r>
+            <w:r>
+              <w:rPr>
+                <w:rFonts w:ascii="Consolas" w:hAnsi="Consolas" w:eastAsia="맑은 고딕"/>
+                <w:sz w:val="20"/>
+              </w:rPr>
+              <w:t xml:space="preserve">STATUS</w:t>
+            </w:r>
+            <w:r>
+              <w:rPr>
+                <w:rFonts w:ascii="맑은 고딕" w:hAnsi="맑은 고딕" w:eastAsia="맑은 고딕"/>
+                <w:sz w:val="20"/>
+              </w:rPr>
+              <w:t xml:space="preserve">가 </w:t>
+            </w:r>
+            <w:r>
+              <w:rPr>
+                <w:rFonts w:ascii="Consolas" w:hAnsi="Consolas" w:eastAsia="맑은 고딕"/>
+                <w:sz w:val="20"/>
+              </w:rPr>
+              <w:t xml:space="preserve">VALID</w:t>
+            </w:r>
+            <w:r>
+              <w:rPr>
+                <w:rFonts w:ascii="맑은 고딕" w:hAnsi="맑은 고딕" w:eastAsia="맑은 고딕"/>
+                <w:sz w:val="20"/>
+              </w:rPr>
+              <w:t xml:space="preserve">인가.</w:t>
             </w:r>
           </w:p>
           <w:p>
@@ -9197,9 +14109,45 @@
             <w:r>
               <w:rPr>
                 <w:rFonts w:ascii="맑은 고딕" w:hAnsi="맑은 고딕" w:eastAsia="맑은 고딕"/>
+                <w:b/>
                 <w:sz w:val="20"/>
               </w:rPr>
-              <w:t>**보조 지표** — `transport lag`, `apply lag`. 흐르는데 느린 상황을 잡는다. 둘을 함께 두면 "끊겼다"와 "느리다"를 구별할 수 있다.</w:t>
+              <w:t xml:space="preserve">보조 지표</w:t>
+            </w:r>
+            <w:r>
+              <w:rPr>
+                <w:rFonts w:ascii="맑은 고딕" w:hAnsi="맑은 고딕" w:eastAsia="맑은 고딕"/>
+                <w:sz w:val="20"/>
+              </w:rPr>
+              <w:t xml:space="preserve"> — </w:t>
+            </w:r>
+            <w:r>
+              <w:rPr>
+                <w:rFonts w:ascii="Consolas" w:hAnsi="Consolas" w:eastAsia="맑은 고딕"/>
+                <w:sz w:val="20"/>
+              </w:rPr>
+              <w:t xml:space="preserve">transport lag</w:t>
+            </w:r>
+            <w:r>
+              <w:rPr>
+                <w:rFonts w:ascii="맑은 고딕" w:hAnsi="맑은 고딕" w:eastAsia="맑은 고딕"/>
+                <w:sz w:val="20"/>
+              </w:rPr>
+              <w:t xml:space="preserve">, </w:t>
+            </w:r>
+            <w:r>
+              <w:rPr>
+                <w:rFonts w:ascii="Consolas" w:hAnsi="Consolas" w:eastAsia="맑은 고딕"/>
+                <w:sz w:val="20"/>
+              </w:rPr>
+              <w:t xml:space="preserve">apply lag</w:t>
+            </w:r>
+            <w:r>
+              <w:rPr>
+                <w:rFonts w:ascii="맑은 고딕" w:hAnsi="맑은 고딕" w:eastAsia="맑은 고딕"/>
+                <w:sz w:val="20"/>
+              </w:rPr>
+              <w:t xml:space="preserve">. 흐르는데 느린 상황을 잡는다. 둘을 함께 두면 "끊겼다"와 "느리다"를 구별할 수 있다.</w:t>
             </w:r>
           </w:p>
         </w:tc>
@@ -9267,9 +14215,10 @@
             <w:r>
               <w:rPr>
                 <w:rFonts w:ascii="맑은 고딕" w:hAnsi="맑은 고딕" w:eastAsia="맑은 고딕"/>
-                <w:sz w:val="19"/>
-              </w:rPr>
-              <w:t>**정상**</w:t>
+                <w:b/>
+                <w:sz w:val="19"/>
+              </w:rPr>
+              <w:t xml:space="preserve">정상</w:t>
             </w:r>
           </w:p>
         </w:tc>
@@ -9297,9 +14246,10 @@
             <w:r>
               <w:rPr>
                 <w:rFonts w:ascii="맑은 고딕" w:hAnsi="맑은 고딕" w:eastAsia="맑은 고딕"/>
-                <w:sz w:val="19"/>
-              </w:rPr>
-              <w:t>**주의**</w:t>
+                <w:b/>
+                <w:sz w:val="19"/>
+              </w:rPr>
+              <w:t xml:space="preserve">주의</w:t>
             </w:r>
           </w:p>
         </w:tc>
@@ -9313,7 +14263,21 @@
                 <w:rFonts w:ascii="맑은 고딕" w:hAnsi="맑은 고딕" w:eastAsia="맑은 고딕"/>
                 <w:sz w:val="19"/>
               </w:rPr>
-              <w:t>지연이 임계값을 넘음 (`SRL_ACTIVE=1`인 상태에서)</w:t>
+              <w:t xml:space="preserve">지연이 임계값을 넘음 (</w:t>
+            </w:r>
+            <w:r>
+              <w:rPr>
+                <w:rFonts w:ascii="Consolas" w:hAnsi="Consolas" w:eastAsia="맑은 고딕"/>
+                <w:sz w:val="19"/>
+              </w:rPr>
+              <w:t xml:space="preserve">SRL_ACTIVE=1</w:t>
+            </w:r>
+            <w:r>
+              <w:rPr>
+                <w:rFonts w:ascii="맑은 고딕" w:hAnsi="맑은 고딕" w:eastAsia="맑은 고딕"/>
+                <w:sz w:val="19"/>
+              </w:rPr>
+              <w:t xml:space="preserve">인 상태에서)</w:t>
             </w:r>
           </w:p>
         </w:tc>
@@ -9327,9 +14291,10 @@
             <w:r>
               <w:rPr>
                 <w:rFonts w:ascii="맑은 고딕" w:hAnsi="맑은 고딕" w:eastAsia="맑은 고딕"/>
-                <w:sz w:val="19"/>
-              </w:rPr>
-              <w:t>**경고**</w:t>
+                <w:b/>
+                <w:sz w:val="19"/>
+              </w:rPr>
+              <w:t xml:space="preserve">경고</w:t>
             </w:r>
           </w:p>
         </w:tc>
@@ -9340,10 +14305,31 @@
           <w:p>
             <w:r>
               <w:rPr>
+                <w:rFonts w:ascii="Consolas" w:hAnsi="Consolas" w:eastAsia="맑은 고딕"/>
+                <w:sz w:val="19"/>
+              </w:rPr>
+              <w:t xml:space="preserve">DG_ERR &gt; 0</w:t>
+            </w:r>
+            <w:r>
+              <w:rPr>
                 <w:rFonts w:ascii="맑은 고딕" w:hAnsi="맑은 고딕" w:eastAsia="맑은 고딕"/>
                 <w:sz w:val="19"/>
               </w:rPr>
-              <w:t>`DG_ERR &gt; 0` 또는 `SEQUENCE#` 차이가 2 이상</w:t>
+              <w:t xml:space="preserve"> 또는 </w:t>
+            </w:r>
+            <w:r>
+              <w:rPr>
+                <w:rFonts w:ascii="Consolas" w:hAnsi="Consolas" w:eastAsia="맑은 고딕"/>
+                <w:sz w:val="19"/>
+              </w:rPr>
+              <w:t xml:space="preserve">SEQUENCE#</w:t>
+            </w:r>
+            <w:r>
+              <w:rPr>
+                <w:rFonts w:ascii="맑은 고딕" w:hAnsi="맑은 고딕" w:eastAsia="맑은 고딕"/>
+                <w:sz w:val="19"/>
+              </w:rPr>
+              <w:t xml:space="preserve"> 차이가 2 이상</w:t>
             </w:r>
           </w:p>
         </w:tc>
@@ -9357,9 +14343,10 @@
             <w:r>
               <w:rPr>
                 <w:rFonts w:ascii="맑은 고딕" w:hAnsi="맑은 고딕" w:eastAsia="맑은 고딕"/>
-                <w:sz w:val="19"/>
-              </w:rPr>
-              <w:t>**심각**</w:t>
+                <w:b/>
+                <w:sz w:val="19"/>
+              </w:rPr>
+              <w:t xml:space="preserve">심각</w:t>
             </w:r>
           </w:p>
         </w:tc>
@@ -9370,10 +14357,38 @@
           <w:p>
             <w:r>
               <w:rPr>
+                <w:rFonts w:ascii="Consolas" w:hAnsi="Consolas" w:eastAsia="맑은 고딕"/>
+                <w:sz w:val="19"/>
+              </w:rPr>
+              <w:t xml:space="preserve">SRL_ACTIVE=0</w:t>
+            </w:r>
+            <w:r>
+              <w:rPr>
                 <w:rFonts w:ascii="맑은 고딕" w:hAnsi="맑은 고딕" w:eastAsia="맑은 고딕"/>
                 <w:sz w:val="19"/>
               </w:rPr>
-              <w:t>`SRL_ACTIVE=0` 또는 `MRP0` 없음 또는 목적지 `STATUS='ERROR'`</w:t>
+              <w:t xml:space="preserve"> 또는 </w:t>
+            </w:r>
+            <w:r>
+              <w:rPr>
+                <w:rFonts w:ascii="Consolas" w:hAnsi="Consolas" w:eastAsia="맑은 고딕"/>
+                <w:sz w:val="19"/>
+              </w:rPr>
+              <w:t xml:space="preserve">MRP0</w:t>
+            </w:r>
+            <w:r>
+              <w:rPr>
+                <w:rFonts w:ascii="맑은 고딕" w:hAnsi="맑은 고딕" w:eastAsia="맑은 고딕"/>
+                <w:sz w:val="19"/>
+              </w:rPr>
+              <w:t xml:space="preserve"> 없음 또는 목적지 </w:t>
+            </w:r>
+            <w:r>
+              <w:rPr>
+                <w:rFonts w:ascii="Consolas" w:hAnsi="Consolas" w:eastAsia="맑은 고딕"/>
+                <w:sz w:val="19"/>
+              </w:rPr>
+              <w:t xml:space="preserve">STATUS='ERROR'</w:t>
             </w:r>
           </w:p>
         </w:tc>
@@ -9384,9 +14399,59 @@
       <w:r>
         <w:rPr>
           <w:rFonts w:ascii="맑은 고딕" w:hAnsi="맑은 고딕" w:eastAsia="맑은 고딕"/>
-          <w:sz w:val="21"/>
-        </w:rPr>
-        <w:t>**모든 이상을 같은 무게로 알리면 아무도 보지 않는다.** `심각`은 즉시, `경고`는 근무 시간에, `주의`는 추세만 기록한다.</w:t>
+          <w:b/>
+          <w:sz w:val="21"/>
+        </w:rPr>
+        <w:t xml:space="preserve">모든 이상을 같은 무게로 알리면 아무도 보지 않는다.</w:t>
+      </w:r>
+      <w:r>
+        <w:rPr>
+          <w:rFonts w:ascii="맑은 고딕" w:hAnsi="맑은 고딕" w:eastAsia="맑은 고딕"/>
+          <w:sz w:val="21"/>
+        </w:rPr>
+        <w:t xml:space="preserve"> </w:t>
+      </w:r>
+      <w:r>
+        <w:rPr>
+          <w:rFonts w:ascii="Consolas" w:hAnsi="Consolas" w:eastAsia="맑은 고딕"/>
+          <w:sz w:val="21"/>
+        </w:rPr>
+        <w:t xml:space="preserve">심각</w:t>
+      </w:r>
+      <w:r>
+        <w:rPr>
+          <w:rFonts w:ascii="맑은 고딕" w:hAnsi="맑은 고딕" w:eastAsia="맑은 고딕"/>
+          <w:sz w:val="21"/>
+        </w:rPr>
+        <w:t xml:space="preserve">은 즉시, </w:t>
+      </w:r>
+      <w:r>
+        <w:rPr>
+          <w:rFonts w:ascii="Consolas" w:hAnsi="Consolas" w:eastAsia="맑은 고딕"/>
+          <w:sz w:val="21"/>
+        </w:rPr>
+        <w:t xml:space="preserve">경고</w:t>
+      </w:r>
+      <w:r>
+        <w:rPr>
+          <w:rFonts w:ascii="맑은 고딕" w:hAnsi="맑은 고딕" w:eastAsia="맑은 고딕"/>
+          <w:sz w:val="21"/>
+        </w:rPr>
+        <w:t xml:space="preserve">는 근무 시간에, </w:t>
+      </w:r>
+      <w:r>
+        <w:rPr>
+          <w:rFonts w:ascii="Consolas" w:hAnsi="Consolas" w:eastAsia="맑은 고딕"/>
+          <w:sz w:val="21"/>
+        </w:rPr>
+        <w:t xml:space="preserve">주의</w:t>
+      </w:r>
+      <w:r>
+        <w:rPr>
+          <w:rFonts w:ascii="맑은 고딕" w:hAnsi="맑은 고딕" w:eastAsia="맑은 고딕"/>
+          <w:sz w:val="21"/>
+        </w:rPr>
+        <w:t xml:space="preserve">는 추세만 기록한다.</w:t>
       </w:r>
     </w:p>
     <w:tbl>
@@ -9421,9 +14486,17 @@
             <w:r>
               <w:rPr>
                 <w:rFonts w:ascii="맑은 고딕" w:hAnsi="맑은 고딕" w:eastAsia="맑은 고딕"/>
+                <w:b/>
                 <w:sz w:val="20"/>
               </w:rPr>
-              <w:t>**쉬운 것** — 지금까지 본 SQL은 전부 숫자나 짧은 문자열을 낸다. 5분마다 돌리고 판정 규칙을 적용한다.</w:t>
+              <w:t xml:space="preserve">쉬운 것</w:t>
+            </w:r>
+            <w:r>
+              <w:rPr>
+                <w:rFonts w:ascii="맑은 고딕" w:hAnsi="맑은 고딕" w:eastAsia="맑은 고딕"/>
+                <w:sz w:val="20"/>
+              </w:rPr>
+              <w:t xml:space="preserve"> — 지금까지 본 SQL은 전부 숫자나 짧은 문자열을 낸다. 5분마다 돌리고 판정 규칙을 적용한다.</w:t>
             </w:r>
           </w:p>
           <w:p>
@@ -9433,9 +14506,60 @@
             <w:r>
               <w:rPr>
                 <w:rFonts w:ascii="맑은 고딕" w:hAnsi="맑은 고딕" w:eastAsia="맑은 고딕"/>
+                <w:b/>
                 <w:sz w:val="20"/>
               </w:rPr>
-              <w:t>**어려운 것** — 14장의 `VALIDATE DATABASE`. 출력이 문장과 표라 파싱이 번거로우며, **타협안**은 `dgmgrl ... | grep 'Ready for Switchover'` 한 줄이다.</w:t>
+              <w:t xml:space="preserve">어려운 것</w:t>
+            </w:r>
+            <w:r>
+              <w:rPr>
+                <w:rFonts w:ascii="맑은 고딕" w:hAnsi="맑은 고딕" w:eastAsia="맑은 고딕"/>
+                <w:sz w:val="20"/>
+              </w:rPr>
+              <w:t xml:space="preserve"> — 14장의 </w:t>
+            </w:r>
+            <w:r>
+              <w:rPr>
+                <w:rFonts w:ascii="Consolas" w:hAnsi="Consolas" w:eastAsia="맑은 고딕"/>
+                <w:sz w:val="20"/>
+              </w:rPr>
+              <w:t xml:space="preserve">VALIDATE DATABASE</w:t>
+            </w:r>
+            <w:r>
+              <w:rPr>
+                <w:rFonts w:ascii="맑은 고딕" w:hAnsi="맑은 고딕" w:eastAsia="맑은 고딕"/>
+                <w:sz w:val="20"/>
+              </w:rPr>
+              <w:t xml:space="preserve">. 출력이 문장과 표라 파싱이 번거로우며, </w:t>
+            </w:r>
+            <w:r>
+              <w:rPr>
+                <w:rFonts w:ascii="맑은 고딕" w:hAnsi="맑은 고딕" w:eastAsia="맑은 고딕"/>
+                <w:b/>
+                <w:sz w:val="20"/>
+              </w:rPr>
+              <w:t xml:space="preserve">타협안</w:t>
+            </w:r>
+            <w:r>
+              <w:rPr>
+                <w:rFonts w:ascii="맑은 고딕" w:hAnsi="맑은 고딕" w:eastAsia="맑은 고딕"/>
+                <w:sz w:val="20"/>
+              </w:rPr>
+              <w:t xml:space="preserve">은 </w:t>
+            </w:r>
+            <w:r>
+              <w:rPr>
+                <w:rFonts w:ascii="Consolas" w:hAnsi="Consolas" w:eastAsia="맑은 고딕"/>
+                <w:sz w:val="20"/>
+              </w:rPr>
+              <w:t xml:space="preserve">dgmgrl ... | grep 'Ready for Switchover'</w:t>
+            </w:r>
+            <w:r>
+              <w:rPr>
+                <w:rFonts w:ascii="맑은 고딕" w:hAnsi="맑은 고딕" w:eastAsia="맑은 고딕"/>
+                <w:sz w:val="20"/>
+              </w:rPr>
+              <w:t xml:space="preserve"> 한 줄이다.</w:t>
             </w:r>
           </w:p>
           <w:p>
@@ -9445,9 +14569,60 @@
             <w:r>
               <w:rPr>
                 <w:rFonts w:ascii="맑은 고딕" w:hAnsi="맑은 고딕" w:eastAsia="맑은 고딕"/>
+                <w:b/>
                 <w:sz w:val="20"/>
               </w:rPr>
-              <w:t>**기록의 가치** — **점검의 목적은 이상을 잡는 것만이 아니라 정상을 아는 것**이다. 5분마다 SQL 점검, 하루 한 번 `VALIDATE`, 주 1회 사람이 읽는 세 층으로 짜고, 점검 계정에는 개별 `V_$` 뷰 권한만 준다.</w:t>
+              <w:t xml:space="preserve">기록의 가치</w:t>
+            </w:r>
+            <w:r>
+              <w:rPr>
+                <w:rFonts w:ascii="맑은 고딕" w:hAnsi="맑은 고딕" w:eastAsia="맑은 고딕"/>
+                <w:sz w:val="20"/>
+              </w:rPr>
+              <w:t xml:space="preserve"> — </w:t>
+            </w:r>
+            <w:r>
+              <w:rPr>
+                <w:rFonts w:ascii="맑은 고딕" w:hAnsi="맑은 고딕" w:eastAsia="맑은 고딕"/>
+                <w:b/>
+                <w:sz w:val="20"/>
+              </w:rPr>
+              <w:t xml:space="preserve">점검의 목적은 이상을 잡는 것만이 아니라 정상을 아는 것</w:t>
+            </w:r>
+            <w:r>
+              <w:rPr>
+                <w:rFonts w:ascii="맑은 고딕" w:hAnsi="맑은 고딕" w:eastAsia="맑은 고딕"/>
+                <w:sz w:val="20"/>
+              </w:rPr>
+              <w:t xml:space="preserve">이다. 5분마다 SQL 점검, 하루 한 번 </w:t>
+            </w:r>
+            <w:r>
+              <w:rPr>
+                <w:rFonts w:ascii="Consolas" w:hAnsi="Consolas" w:eastAsia="맑은 고딕"/>
+                <w:sz w:val="20"/>
+              </w:rPr>
+              <w:t xml:space="preserve">VALIDATE</w:t>
+            </w:r>
+            <w:r>
+              <w:rPr>
+                <w:rFonts w:ascii="맑은 고딕" w:hAnsi="맑은 고딕" w:eastAsia="맑은 고딕"/>
+                <w:sz w:val="20"/>
+              </w:rPr>
+              <w:t xml:space="preserve">, 주 1회 사람이 읽는 세 층으로 짜고, 점검 계정에는 개별 </w:t>
+            </w:r>
+            <w:r>
+              <w:rPr>
+                <w:rFonts w:ascii="Consolas" w:hAnsi="Consolas" w:eastAsia="맑은 고딕"/>
+                <w:sz w:val="20"/>
+              </w:rPr>
+              <w:t xml:space="preserve">V_$</w:t>
+            </w:r>
+            <w:r>
+              <w:rPr>
+                <w:rFonts w:ascii="맑은 고딕" w:hAnsi="맑은 고딕" w:eastAsia="맑은 고딕"/>
+                <w:sz w:val="20"/>
+              </w:rPr>
+              <w:t xml:space="preserve"> 뷰 권한만 준다.</w:t>
             </w:r>
           </w:p>
         </w:tc>
@@ -9498,9 +14673,102 @@
             <w:r>
               <w:rPr>
                 <w:rFonts w:ascii="맑은 고딕" w:hAnsi="맑은 고딕" w:eastAsia="맑은 고딕"/>
+                <w:b/>
                 <w:sz w:val="20"/>
               </w:rPr>
-              <w:t>**①** Standby의 `V$LOG`에서 `SEQUENCE#`가 모두 0이다. **②** `dest_id=1` 행의 `APPLIED`가 전부 `NO`다.</w:t>
+              <w:t xml:space="preserve">①</w:t>
+            </w:r>
+            <w:r>
+              <w:rPr>
+                <w:rFonts w:ascii="맑은 고딕" w:hAnsi="맑은 고딕" w:eastAsia="맑은 고딕"/>
+                <w:sz w:val="20"/>
+              </w:rPr>
+              <w:t xml:space="preserve"> Standby의 </w:t>
+            </w:r>
+            <w:r>
+              <w:rPr>
+                <w:rFonts w:ascii="Consolas" w:hAnsi="Consolas" w:eastAsia="맑은 고딕"/>
+                <w:sz w:val="20"/>
+              </w:rPr>
+              <w:t xml:space="preserve">V$LOG</w:t>
+            </w:r>
+            <w:r>
+              <w:rPr>
+                <w:rFonts w:ascii="맑은 고딕" w:hAnsi="맑은 고딕" w:eastAsia="맑은 고딕"/>
+                <w:sz w:val="20"/>
+              </w:rPr>
+              <w:t xml:space="preserve">에서 </w:t>
+            </w:r>
+            <w:r>
+              <w:rPr>
+                <w:rFonts w:ascii="Consolas" w:hAnsi="Consolas" w:eastAsia="맑은 고딕"/>
+                <w:sz w:val="20"/>
+              </w:rPr>
+              <w:t xml:space="preserve">SEQUENCE#</w:t>
+            </w:r>
+            <w:r>
+              <w:rPr>
+                <w:rFonts w:ascii="맑은 고딕" w:hAnsi="맑은 고딕" w:eastAsia="맑은 고딕"/>
+                <w:sz w:val="20"/>
+              </w:rPr>
+              <w:t xml:space="preserve">가 모두 0이다. </w:t>
+            </w:r>
+            <w:r>
+              <w:rPr>
+                <w:rFonts w:ascii="맑은 고딕" w:hAnsi="맑은 고딕" w:eastAsia="맑은 고딕"/>
+                <w:b/>
+                <w:sz w:val="20"/>
+              </w:rPr>
+              <w:t xml:space="preserve">②</w:t>
+            </w:r>
+            <w:r>
+              <w:rPr>
+                <w:rFonts w:ascii="맑은 고딕" w:hAnsi="맑은 고딕" w:eastAsia="맑은 고딕"/>
+                <w:sz w:val="20"/>
+              </w:rPr>
+              <w:t xml:space="preserve"> </w:t>
+            </w:r>
+            <w:r>
+              <w:rPr>
+                <w:rFonts w:ascii="Consolas" w:hAnsi="Consolas" w:eastAsia="맑은 고딕"/>
+                <w:sz w:val="20"/>
+              </w:rPr>
+              <w:t xml:space="preserve">dest_id=1</w:t>
+            </w:r>
+            <w:r>
+              <w:rPr>
+                <w:rFonts w:ascii="맑은 고딕" w:hAnsi="맑은 고딕" w:eastAsia="맑은 고딕"/>
+                <w:sz w:val="20"/>
+              </w:rPr>
+              <w:t xml:space="preserve"> 행의 </w:t>
+            </w:r>
+            <w:r>
+              <w:rPr>
+                <w:rFonts w:ascii="Consolas" w:hAnsi="Consolas" w:eastAsia="맑은 고딕"/>
+                <w:sz w:val="20"/>
+              </w:rPr>
+              <w:t xml:space="preserve">APPLIED</w:t>
+            </w:r>
+            <w:r>
+              <w:rPr>
+                <w:rFonts w:ascii="맑은 고딕" w:hAnsi="맑은 고딕" w:eastAsia="맑은 고딕"/>
+                <w:sz w:val="20"/>
+              </w:rPr>
+              <w:t xml:space="preserve">가 전부 </w:t>
+            </w:r>
+            <w:r>
+              <w:rPr>
+                <w:rFonts w:ascii="Consolas" w:hAnsi="Consolas" w:eastAsia="맑은 고딕"/>
+                <w:sz w:val="20"/>
+              </w:rPr>
+              <w:t xml:space="preserve">NO</w:t>
+            </w:r>
+            <w:r>
+              <w:rPr>
+                <w:rFonts w:ascii="맑은 고딕" w:hAnsi="맑은 고딕" w:eastAsia="맑은 고딕"/>
+                <w:sz w:val="20"/>
+              </w:rPr>
+              <w:t xml:space="preserve">다.</w:t>
             </w:r>
           </w:p>
           <w:p>
@@ -9510,9 +14778,102 @@
             <w:r>
               <w:rPr>
                 <w:rFonts w:ascii="맑은 고딕" w:hAnsi="맑은 고딕" w:eastAsia="맑은 고딕"/>
+                <w:b/>
                 <w:sz w:val="20"/>
               </w:rPr>
-              <w:t>**③** Standby의 `APPLIED_SEQ#`가 0이고 `RECOVERY_MODE`는 `MANAGED REAL TIME APPLY`다. **④** `VALID_NOW`가 `UNKNOWN`인 목적지가 29개다.</w:t>
+              <w:t xml:space="preserve">③</w:t>
+            </w:r>
+            <w:r>
+              <w:rPr>
+                <w:rFonts w:ascii="맑은 고딕" w:hAnsi="맑은 고딕" w:eastAsia="맑은 고딕"/>
+                <w:sz w:val="20"/>
+              </w:rPr>
+              <w:t xml:space="preserve"> Standby의 </w:t>
+            </w:r>
+            <w:r>
+              <w:rPr>
+                <w:rFonts w:ascii="Consolas" w:hAnsi="Consolas" w:eastAsia="맑은 고딕"/>
+                <w:sz w:val="20"/>
+              </w:rPr>
+              <w:t xml:space="preserve">APPLIED_SEQ#</w:t>
+            </w:r>
+            <w:r>
+              <w:rPr>
+                <w:rFonts w:ascii="맑은 고딕" w:hAnsi="맑은 고딕" w:eastAsia="맑은 고딕"/>
+                <w:sz w:val="20"/>
+              </w:rPr>
+              <w:t xml:space="preserve">가 0이고 </w:t>
+            </w:r>
+            <w:r>
+              <w:rPr>
+                <w:rFonts w:ascii="Consolas" w:hAnsi="Consolas" w:eastAsia="맑은 고딕"/>
+                <w:sz w:val="20"/>
+              </w:rPr>
+              <w:t xml:space="preserve">RECOVERY_MODE</w:t>
+            </w:r>
+            <w:r>
+              <w:rPr>
+                <w:rFonts w:ascii="맑은 고딕" w:hAnsi="맑은 고딕" w:eastAsia="맑은 고딕"/>
+                <w:sz w:val="20"/>
+              </w:rPr>
+              <w:t xml:space="preserve">는 </w:t>
+            </w:r>
+            <w:r>
+              <w:rPr>
+                <w:rFonts w:ascii="Consolas" w:hAnsi="Consolas" w:eastAsia="맑은 고딕"/>
+                <w:sz w:val="20"/>
+              </w:rPr>
+              <w:t xml:space="preserve">MANAGED REAL TIME APPLY</w:t>
+            </w:r>
+            <w:r>
+              <w:rPr>
+                <w:rFonts w:ascii="맑은 고딕" w:hAnsi="맑은 고딕" w:eastAsia="맑은 고딕"/>
+                <w:sz w:val="20"/>
+              </w:rPr>
+              <w:t xml:space="preserve">다. </w:t>
+            </w:r>
+            <w:r>
+              <w:rPr>
+                <w:rFonts w:ascii="맑은 고딕" w:hAnsi="맑은 고딕" w:eastAsia="맑은 고딕"/>
+                <w:b/>
+                <w:sz w:val="20"/>
+              </w:rPr>
+              <w:t xml:space="preserve">④</w:t>
+            </w:r>
+            <w:r>
+              <w:rPr>
+                <w:rFonts w:ascii="맑은 고딕" w:hAnsi="맑은 고딕" w:eastAsia="맑은 고딕"/>
+                <w:sz w:val="20"/>
+              </w:rPr>
+              <w:t xml:space="preserve"> </w:t>
+            </w:r>
+            <w:r>
+              <w:rPr>
+                <w:rFonts w:ascii="Consolas" w:hAnsi="Consolas" w:eastAsia="맑은 고딕"/>
+                <w:sz w:val="20"/>
+              </w:rPr>
+              <w:t xml:space="preserve">VALID_NOW</w:t>
+            </w:r>
+            <w:r>
+              <w:rPr>
+                <w:rFonts w:ascii="맑은 고딕" w:hAnsi="맑은 고딕" w:eastAsia="맑은 고딕"/>
+                <w:sz w:val="20"/>
+              </w:rPr>
+              <w:t xml:space="preserve">가 </w:t>
+            </w:r>
+            <w:r>
+              <w:rPr>
+                <w:rFonts w:ascii="Consolas" w:hAnsi="Consolas" w:eastAsia="맑은 고딕"/>
+                <w:sz w:val="20"/>
+              </w:rPr>
+              <w:t xml:space="preserve">UNKNOWN</w:t>
+            </w:r>
+            <w:r>
+              <w:rPr>
+                <w:rFonts w:ascii="맑은 고딕" w:hAnsi="맑은 고딕" w:eastAsia="맑은 고딕"/>
+                <w:sz w:val="20"/>
+              </w:rPr>
+              <w:t xml:space="preserve">인 목적지가 29개다.</w:t>
             </w:r>
           </w:p>
           <w:p>
@@ -9522,9 +14883,103 @@
             <w:r>
               <w:rPr>
                 <w:rFonts w:ascii="맑은 고딕" w:hAnsi="맑은 고딕" w:eastAsia="맑은 고딕"/>
+                <w:b/>
                 <w:sz w:val="20"/>
               </w:rPr>
-              <w:t>**⑤** 두 지연이 모두 0인데 `SRL_ACTIVE`가 0이다. **⑥** 리스너를 올린 지 3분인데 `ORA-12541`이 그대로다. **⑦** Logical Standby에서 `V$DATAGUARD_STATS`가 `no rows selected`다.</w:t>
+              <w:t xml:space="preserve">⑤</w:t>
+            </w:r>
+            <w:r>
+              <w:rPr>
+                <w:rFonts w:ascii="맑은 고딕" w:hAnsi="맑은 고딕" w:eastAsia="맑은 고딕"/>
+                <w:sz w:val="20"/>
+              </w:rPr>
+              <w:t xml:space="preserve"> 두 지연이 모두 0인데 </w:t>
+            </w:r>
+            <w:r>
+              <w:rPr>
+                <w:rFonts w:ascii="Consolas" w:hAnsi="Consolas" w:eastAsia="맑은 고딕"/>
+                <w:sz w:val="20"/>
+              </w:rPr>
+              <w:t xml:space="preserve">SRL_ACTIVE</w:t>
+            </w:r>
+            <w:r>
+              <w:rPr>
+                <w:rFonts w:ascii="맑은 고딕" w:hAnsi="맑은 고딕" w:eastAsia="맑은 고딕"/>
+                <w:sz w:val="20"/>
+              </w:rPr>
+              <w:t xml:space="preserve">가 0이다. </w:t>
+            </w:r>
+            <w:r>
+              <w:rPr>
+                <w:rFonts w:ascii="맑은 고딕" w:hAnsi="맑은 고딕" w:eastAsia="맑은 고딕"/>
+                <w:b/>
+                <w:sz w:val="20"/>
+              </w:rPr>
+              <w:t xml:space="preserve">⑥</w:t>
+            </w:r>
+            <w:r>
+              <w:rPr>
+                <w:rFonts w:ascii="맑은 고딕" w:hAnsi="맑은 고딕" w:eastAsia="맑은 고딕"/>
+                <w:sz w:val="20"/>
+              </w:rPr>
+              <w:t xml:space="preserve"> 리스너를 올린 지 3분인데 </w:t>
+            </w:r>
+            <w:r>
+              <w:rPr>
+                <w:rFonts w:ascii="Consolas" w:hAnsi="Consolas" w:eastAsia="맑은 고딕"/>
+                <w:sz w:val="20"/>
+              </w:rPr>
+              <w:t xml:space="preserve">ORA-12541</w:t>
+            </w:r>
+            <w:r>
+              <w:rPr>
+                <w:rFonts w:ascii="맑은 고딕" w:hAnsi="맑은 고딕" w:eastAsia="맑은 고딕"/>
+                <w:sz w:val="20"/>
+              </w:rPr>
+              <w:t xml:space="preserve">이 그대로다. </w:t>
+            </w:r>
+            <w:r>
+              <w:rPr>
+                <w:rFonts w:ascii="맑은 고딕" w:hAnsi="맑은 고딕" w:eastAsia="맑은 고딕"/>
+                <w:b/>
+                <w:sz w:val="20"/>
+              </w:rPr>
+              <w:t xml:space="preserve">⑦</w:t>
+            </w:r>
+            <w:r>
+              <w:rPr>
+                <w:rFonts w:ascii="맑은 고딕" w:hAnsi="맑은 고딕" w:eastAsia="맑은 고딕"/>
+                <w:sz w:val="20"/>
+              </w:rPr>
+              <w:t xml:space="preserve"> Logical Standby에서 </w:t>
+            </w:r>
+            <w:r>
+              <w:rPr>
+                <w:rFonts w:ascii="Consolas" w:hAnsi="Consolas" w:eastAsia="맑은 고딕"/>
+                <w:sz w:val="20"/>
+              </w:rPr>
+              <w:t xml:space="preserve">V$DATAGUARD_STATS</w:t>
+            </w:r>
+            <w:r>
+              <w:rPr>
+                <w:rFonts w:ascii="맑은 고딕" w:hAnsi="맑은 고딕" w:eastAsia="맑은 고딕"/>
+                <w:sz w:val="20"/>
+              </w:rPr>
+              <w:t xml:space="preserve">가 </w:t>
+            </w:r>
+            <w:r>
+              <w:rPr>
+                <w:rFonts w:ascii="Consolas" w:hAnsi="Consolas" w:eastAsia="맑은 고딕"/>
+                <w:sz w:val="20"/>
+              </w:rPr>
+              <w:t xml:space="preserve">no rows selected</w:t>
+            </w:r>
+            <w:r>
+              <w:rPr>
+                <w:rFonts w:ascii="맑은 고딕" w:hAnsi="맑은 고딕" w:eastAsia="맑은 고딕"/>
+                <w:sz w:val="20"/>
+              </w:rPr>
+              <w:t xml:space="preserve">다.</w:t>
             </w:r>
           </w:p>
           <w:p>
@@ -9536,7 +14991,65 @@
                 <w:rFonts w:ascii="맑은 고딕" w:hAnsi="맑은 고딕" w:eastAsia="맑은 고딕"/>
                 <w:sz w:val="20"/>
               </w:rPr>
-              <w:t>판정 — ①정상 ②정상(`dest_id=2`를 봐야 한다) ③정상(실시간 적용은 SRL에서 읽는다) ④정상(쓰지 않는 목적지다) ⑤**조치 필요** ⑥**판단 보류**(`ReopenSecs` 300) ⑦정상(SQL Apply는 이 뷰를 채우지 않는다).</w:t>
+              <w:t xml:space="preserve">판정 — ①정상 ②정상(</w:t>
+            </w:r>
+            <w:r>
+              <w:rPr>
+                <w:rFonts w:ascii="Consolas" w:hAnsi="Consolas" w:eastAsia="맑은 고딕"/>
+                <w:sz w:val="20"/>
+              </w:rPr>
+              <w:t xml:space="preserve">dest_id=2</w:t>
+            </w:r>
+            <w:r>
+              <w:rPr>
+                <w:rFonts w:ascii="맑은 고딕" w:hAnsi="맑은 고딕" w:eastAsia="맑은 고딕"/>
+                <w:sz w:val="20"/>
+              </w:rPr>
+              <w:t xml:space="preserve">를 봐야 한다) ③정상(실시간 적용은 SRL에서 읽는다) ④정상(쓰지 않는 목적지다) ⑤</w:t>
+            </w:r>
+            <w:r>
+              <w:rPr>
+                <w:rFonts w:ascii="맑은 고딕" w:hAnsi="맑은 고딕" w:eastAsia="맑은 고딕"/>
+                <w:b/>
+                <w:sz w:val="20"/>
+              </w:rPr>
+              <w:t xml:space="preserve">조치 필요</w:t>
+            </w:r>
+            <w:r>
+              <w:rPr>
+                <w:rFonts w:ascii="맑은 고딕" w:hAnsi="맑은 고딕" w:eastAsia="맑은 고딕"/>
+                <w:sz w:val="20"/>
+              </w:rPr>
+              <w:t xml:space="preserve"> ⑥</w:t>
+            </w:r>
+            <w:r>
+              <w:rPr>
+                <w:rFonts w:ascii="맑은 고딕" w:hAnsi="맑은 고딕" w:eastAsia="맑은 고딕"/>
+                <w:b/>
+                <w:sz w:val="20"/>
+              </w:rPr>
+              <w:t xml:space="preserve">판단 보류</w:t>
+            </w:r>
+            <w:r>
+              <w:rPr>
+                <w:rFonts w:ascii="맑은 고딕" w:hAnsi="맑은 고딕" w:eastAsia="맑은 고딕"/>
+                <w:sz w:val="20"/>
+              </w:rPr>
+              <w:t xml:space="preserve">(</w:t>
+            </w:r>
+            <w:r>
+              <w:rPr>
+                <w:rFonts w:ascii="Consolas" w:hAnsi="Consolas" w:eastAsia="맑은 고딕"/>
+                <w:sz w:val="20"/>
+              </w:rPr>
+              <w:t xml:space="preserve">ReopenSecs</w:t>
+            </w:r>
+            <w:r>
+              <w:rPr>
+                <w:rFonts w:ascii="맑은 고딕" w:hAnsi="맑은 고딕" w:eastAsia="맑은 고딕"/>
+                <w:sz w:val="20"/>
+              </w:rPr>
+              <w:t xml:space="preserve"> 300) ⑦정상(SQL Apply는 이 뷰를 채우지 않는다).</w:t>
             </w:r>
           </w:p>
           <w:p>
@@ -9548,7 +15061,22 @@
                 <w:rFonts w:ascii="맑은 고딕" w:hAnsi="맑은 고딕" w:eastAsia="맑은 고딕"/>
                 <w:sz w:val="20"/>
               </w:rPr>
-              <w:t>일곱 중 다섯이 정상이고 하나가 판단 보류다. **뷰의 값을 곧바로 이상 신호로 읽지 않는 것**이 이 장의 태도다.</w:t>
+              <w:t xml:space="preserve">일곱 중 다섯이 정상이고 하나가 판단 보류다. </w:t>
+            </w:r>
+            <w:r>
+              <w:rPr>
+                <w:rFonts w:ascii="맑은 고딕" w:hAnsi="맑은 고딕" w:eastAsia="맑은 고딕"/>
+                <w:b/>
+                <w:sz w:val="20"/>
+              </w:rPr>
+              <w:t xml:space="preserve">뷰의 값을 곧바로 이상 신호로 읽지 않는 것</w:t>
+            </w:r>
+            <w:r>
+              <w:rPr>
+                <w:rFonts w:ascii="맑은 고딕" w:hAnsi="맑은 고딕" w:eastAsia="맑은 고딕"/>
+                <w:sz w:val="20"/>
+              </w:rPr>
+              <w:t xml:space="preserve">이 이 장의 태도다.</w:t>
             </w:r>
           </w:p>
         </w:tc>
@@ -9569,10 +15097,88 @@
       </w:pPr>
       <w:r>
         <w:rPr>
-          <w:rFonts w:ascii="맑은 고딕" w:hAnsi="맑은 고딕" w:eastAsia="맑은 고딕"/>
-          <w:sz w:val="21"/>
-        </w:rPr>
-        <w:t>`V$LOG`의 `CURRENT`는 하나여야 하고 그 그룹만 `ARCHIVED=NO`인 것이 정상, `V$LOGFILE`의 `STATUS`는 **비어 있는 것이 정상**이다.</w:t>
+          <w:rFonts w:ascii="Consolas" w:hAnsi="Consolas" w:eastAsia="맑은 고딕"/>
+          <w:sz w:val="21"/>
+        </w:rPr>
+        <w:t xml:space="preserve">V$LOG</w:t>
+      </w:r>
+      <w:r>
+        <w:rPr>
+          <w:rFonts w:ascii="맑은 고딕" w:hAnsi="맑은 고딕" w:eastAsia="맑은 고딕"/>
+          <w:sz w:val="21"/>
+        </w:rPr>
+        <w:t xml:space="preserve">의 </w:t>
+      </w:r>
+      <w:r>
+        <w:rPr>
+          <w:rFonts w:ascii="Consolas" w:hAnsi="Consolas" w:eastAsia="맑은 고딕"/>
+          <w:sz w:val="21"/>
+        </w:rPr>
+        <w:t xml:space="preserve">CURRENT</w:t>
+      </w:r>
+      <w:r>
+        <w:rPr>
+          <w:rFonts w:ascii="맑은 고딕" w:hAnsi="맑은 고딕" w:eastAsia="맑은 고딕"/>
+          <w:sz w:val="21"/>
+        </w:rPr>
+        <w:t xml:space="preserve">는 하나여야 하고 그 그룹만 </w:t>
+      </w:r>
+      <w:r>
+        <w:rPr>
+          <w:rFonts w:ascii="Consolas" w:hAnsi="Consolas" w:eastAsia="맑은 고딕"/>
+          <w:sz w:val="21"/>
+        </w:rPr>
+        <w:t xml:space="preserve">ARCHIVED=NO</w:t>
+      </w:r>
+      <w:r>
+        <w:rPr>
+          <w:rFonts w:ascii="맑은 고딕" w:hAnsi="맑은 고딕" w:eastAsia="맑은 고딕"/>
+          <w:sz w:val="21"/>
+        </w:rPr>
+        <w:t xml:space="preserve">인 것이 정상, </w:t>
+      </w:r>
+      <w:r>
+        <w:rPr>
+          <w:rFonts w:ascii="Consolas" w:hAnsi="Consolas" w:eastAsia="맑은 고딕"/>
+          <w:sz w:val="21"/>
+        </w:rPr>
+        <w:t xml:space="preserve">V$LOGFILE</w:t>
+      </w:r>
+      <w:r>
+        <w:rPr>
+          <w:rFonts w:ascii="맑은 고딕" w:hAnsi="맑은 고딕" w:eastAsia="맑은 고딕"/>
+          <w:sz w:val="21"/>
+        </w:rPr>
+        <w:t xml:space="preserve">의 </w:t>
+      </w:r>
+      <w:r>
+        <w:rPr>
+          <w:rFonts w:ascii="Consolas" w:hAnsi="Consolas" w:eastAsia="맑은 고딕"/>
+          <w:sz w:val="21"/>
+        </w:rPr>
+        <w:t xml:space="preserve">STATUS</w:t>
+      </w:r>
+      <w:r>
+        <w:rPr>
+          <w:rFonts w:ascii="맑은 고딕" w:hAnsi="맑은 고딕" w:eastAsia="맑은 고딕"/>
+          <w:sz w:val="21"/>
+        </w:rPr>
+        <w:t xml:space="preserve">는 </w:t>
+      </w:r>
+      <w:r>
+        <w:rPr>
+          <w:rFonts w:ascii="맑은 고딕" w:hAnsi="맑은 고딕" w:eastAsia="맑은 고딕"/>
+          <w:b/>
+          <w:sz w:val="21"/>
+        </w:rPr>
+        <w:t xml:space="preserve">비어 있는 것이 정상</w:t>
+      </w:r>
+      <w:r>
+        <w:rPr>
+          <w:rFonts w:ascii="맑은 고딕" w:hAnsi="맑은 고딕" w:eastAsia="맑은 고딕"/>
+          <w:sz w:val="21"/>
+        </w:rPr>
+        <w:t xml:space="preserve">이다.</w:t>
       </w:r>
     </w:p>
     <w:p>
@@ -9582,9 +15188,99 @@
       <w:r>
         <w:rPr>
           <w:rFonts w:ascii="맑은 고딕" w:hAnsi="맑은 고딕" w:eastAsia="맑은 고딕"/>
-          <w:sz w:val="21"/>
-        </w:rPr>
-        <w:t>**Standby의 온라인 리두는 `SEQUENCE#`가 0**이며 Primary의 SRL은 전부 `UNASSIGNED`다. **뷰가 조회된다고 값이 있는 것이 아니다.** SRL은 **`ACTIVE`가 정확히 하나**여야 하고 그 `SEQUENCE#`가 Primary의 현재 시퀀스와 같아야 한다.</w:t>
+          <w:b/>
+          <w:sz w:val="21"/>
+        </w:rPr>
+        <w:t xml:space="preserve">Standby의 온라인 리두는 </w:t>
+      </w:r>
+      <w:r>
+        <w:rPr>
+          <w:rFonts w:ascii="Consolas" w:hAnsi="Consolas" w:eastAsia="맑은 고딕"/>
+          <w:b/>
+          <w:sz w:val="21"/>
+        </w:rPr>
+        <w:t xml:space="preserve">SEQUENCE#</w:t>
+      </w:r>
+      <w:r>
+        <w:rPr>
+          <w:rFonts w:ascii="맑은 고딕" w:hAnsi="맑은 고딕" w:eastAsia="맑은 고딕"/>
+          <w:b/>
+          <w:sz w:val="21"/>
+        </w:rPr>
+        <w:t xml:space="preserve">가 0</w:t>
+      </w:r>
+      <w:r>
+        <w:rPr>
+          <w:rFonts w:ascii="맑은 고딕" w:hAnsi="맑은 고딕" w:eastAsia="맑은 고딕"/>
+          <w:sz w:val="21"/>
+        </w:rPr>
+        <w:t xml:space="preserve">이며 Primary의 SRL은 전부 </w:t>
+      </w:r>
+      <w:r>
+        <w:rPr>
+          <w:rFonts w:ascii="Consolas" w:hAnsi="Consolas" w:eastAsia="맑은 고딕"/>
+          <w:sz w:val="21"/>
+        </w:rPr>
+        <w:t xml:space="preserve">UNASSIGNED</w:t>
+      </w:r>
+      <w:r>
+        <w:rPr>
+          <w:rFonts w:ascii="맑은 고딕" w:hAnsi="맑은 고딕" w:eastAsia="맑은 고딕"/>
+          <w:sz w:val="21"/>
+        </w:rPr>
+        <w:t xml:space="preserve">다. </w:t>
+      </w:r>
+      <w:r>
+        <w:rPr>
+          <w:rFonts w:ascii="맑은 고딕" w:hAnsi="맑은 고딕" w:eastAsia="맑은 고딕"/>
+          <w:b/>
+          <w:sz w:val="21"/>
+        </w:rPr>
+        <w:t xml:space="preserve">뷰가 조회된다고 값이 있는 것이 아니다.</w:t>
+      </w:r>
+      <w:r>
+        <w:rPr>
+          <w:rFonts w:ascii="맑은 고딕" w:hAnsi="맑은 고딕" w:eastAsia="맑은 고딕"/>
+          <w:sz w:val="21"/>
+        </w:rPr>
+        <w:t xml:space="preserve"> SRL은 </w:t>
+      </w:r>
+      <w:r>
+        <w:rPr>
+          <w:rFonts w:ascii="Consolas" w:hAnsi="Consolas" w:eastAsia="맑은 고딕"/>
+          <w:b/>
+          <w:sz w:val="21"/>
+        </w:rPr>
+        <w:t xml:space="preserve">ACTIVE</w:t>
+      </w:r>
+      <w:r>
+        <w:rPr>
+          <w:rFonts w:ascii="맑은 고딕" w:hAnsi="맑은 고딕" w:eastAsia="맑은 고딕"/>
+          <w:b/>
+          <w:sz w:val="21"/>
+        </w:rPr>
+        <w:t xml:space="preserve">가 정확히 하나</w:t>
+      </w:r>
+      <w:r>
+        <w:rPr>
+          <w:rFonts w:ascii="맑은 고딕" w:hAnsi="맑은 고딕" w:eastAsia="맑은 고딕"/>
+          <w:sz w:val="21"/>
+        </w:rPr>
+        <w:t xml:space="preserve">여야 하고 그 </w:t>
+      </w:r>
+      <w:r>
+        <w:rPr>
+          <w:rFonts w:ascii="Consolas" w:hAnsi="Consolas" w:eastAsia="맑은 고딕"/>
+          <w:sz w:val="21"/>
+        </w:rPr>
+        <w:t xml:space="preserve">SEQUENCE#</w:t>
+      </w:r>
+      <w:r>
+        <w:rPr>
+          <w:rFonts w:ascii="맑은 고딕" w:hAnsi="맑은 고딕" w:eastAsia="맑은 고딕"/>
+          <w:sz w:val="21"/>
+        </w:rPr>
+        <w:t xml:space="preserve">가 Primary의 현재 시퀀스와 같아야 한다.</w:t>
       </w:r>
     </w:p>
     <w:p>
@@ -9593,10 +15289,146 @@
       </w:pPr>
       <w:r>
         <w:rPr>
-          <w:rFonts w:ascii="맑은 고딕" w:hAnsi="맑은 고딕" w:eastAsia="맑은 고딕"/>
-          <w:sz w:val="21"/>
-        </w:rPr>
-        <w:t>`V$ARCHIVE_DEST`는 **설정**을 `_STATUS`는 **지금 상태**를 보며, `V$MANAGED_STANDBY`에서 **`RFS(LGWR)`와 `MRP0`의 `SEQUENCE#`·`BLOCK#`이 같으면** 실시간 적용 중이다.</w:t>
+          <w:rFonts w:ascii="Consolas" w:hAnsi="Consolas" w:eastAsia="맑은 고딕"/>
+          <w:sz w:val="21"/>
+        </w:rPr>
+        <w:t xml:space="preserve">V$ARCHIVE_DEST</w:t>
+      </w:r>
+      <w:r>
+        <w:rPr>
+          <w:rFonts w:ascii="맑은 고딕" w:hAnsi="맑은 고딕" w:eastAsia="맑은 고딕"/>
+          <w:sz w:val="21"/>
+        </w:rPr>
+        <w:t xml:space="preserve">는 </w:t>
+      </w:r>
+      <w:r>
+        <w:rPr>
+          <w:rFonts w:ascii="맑은 고딕" w:hAnsi="맑은 고딕" w:eastAsia="맑은 고딕"/>
+          <w:b/>
+          <w:sz w:val="21"/>
+        </w:rPr>
+        <w:t xml:space="preserve">설정</w:t>
+      </w:r>
+      <w:r>
+        <w:rPr>
+          <w:rFonts w:ascii="맑은 고딕" w:hAnsi="맑은 고딕" w:eastAsia="맑은 고딕"/>
+          <w:sz w:val="21"/>
+        </w:rPr>
+        <w:t xml:space="preserve">을 </w:t>
+      </w:r>
+      <w:r>
+        <w:rPr>
+          <w:rFonts w:ascii="Consolas" w:hAnsi="Consolas" w:eastAsia="맑은 고딕"/>
+          <w:sz w:val="21"/>
+        </w:rPr>
+        <w:t xml:space="preserve">_STATUS</w:t>
+      </w:r>
+      <w:r>
+        <w:rPr>
+          <w:rFonts w:ascii="맑은 고딕" w:hAnsi="맑은 고딕" w:eastAsia="맑은 고딕"/>
+          <w:sz w:val="21"/>
+        </w:rPr>
+        <w:t xml:space="preserve">는 </w:t>
+      </w:r>
+      <w:r>
+        <w:rPr>
+          <w:rFonts w:ascii="맑은 고딕" w:hAnsi="맑은 고딕" w:eastAsia="맑은 고딕"/>
+          <w:b/>
+          <w:sz w:val="21"/>
+        </w:rPr>
+        <w:t xml:space="preserve">지금 상태</w:t>
+      </w:r>
+      <w:r>
+        <w:rPr>
+          <w:rFonts w:ascii="맑은 고딕" w:hAnsi="맑은 고딕" w:eastAsia="맑은 고딕"/>
+          <w:sz w:val="21"/>
+        </w:rPr>
+        <w:t xml:space="preserve">를 보며, </w:t>
+      </w:r>
+      <w:r>
+        <w:rPr>
+          <w:rFonts w:ascii="Consolas" w:hAnsi="Consolas" w:eastAsia="맑은 고딕"/>
+          <w:sz w:val="21"/>
+        </w:rPr>
+        <w:t xml:space="preserve">V$MANAGED_STANDBY</w:t>
+      </w:r>
+      <w:r>
+        <w:rPr>
+          <w:rFonts w:ascii="맑은 고딕" w:hAnsi="맑은 고딕" w:eastAsia="맑은 고딕"/>
+          <w:sz w:val="21"/>
+        </w:rPr>
+        <w:t xml:space="preserve">에서 </w:t>
+      </w:r>
+      <w:r>
+        <w:rPr>
+          <w:rFonts w:ascii="Consolas" w:hAnsi="Consolas" w:eastAsia="맑은 고딕"/>
+          <w:b/>
+          <w:sz w:val="21"/>
+        </w:rPr>
+        <w:t xml:space="preserve">RFS(LGWR)</w:t>
+      </w:r>
+      <w:r>
+        <w:rPr>
+          <w:rFonts w:ascii="맑은 고딕" w:hAnsi="맑은 고딕" w:eastAsia="맑은 고딕"/>
+          <w:b/>
+          <w:sz w:val="21"/>
+        </w:rPr>
+        <w:t xml:space="preserve">와 </w:t>
+      </w:r>
+      <w:r>
+        <w:rPr>
+          <w:rFonts w:ascii="Consolas" w:hAnsi="Consolas" w:eastAsia="맑은 고딕"/>
+          <w:b/>
+          <w:sz w:val="21"/>
+        </w:rPr>
+        <w:t xml:space="preserve">MRP0</w:t>
+      </w:r>
+      <w:r>
+        <w:rPr>
+          <w:rFonts w:ascii="맑은 고딕" w:hAnsi="맑은 고딕" w:eastAsia="맑은 고딕"/>
+          <w:b/>
+          <w:sz w:val="21"/>
+        </w:rPr>
+        <w:t xml:space="preserve">의 </w:t>
+      </w:r>
+      <w:r>
+        <w:rPr>
+          <w:rFonts w:ascii="Consolas" w:hAnsi="Consolas" w:eastAsia="맑은 고딕"/>
+          <w:b/>
+          <w:sz w:val="21"/>
+        </w:rPr>
+        <w:t xml:space="preserve">SEQUENCE#</w:t>
+      </w:r>
+      <w:r>
+        <w:rPr>
+          <w:rFonts w:ascii="맑은 고딕" w:hAnsi="맑은 고딕" w:eastAsia="맑은 고딕"/>
+          <w:b/>
+          <w:sz w:val="21"/>
+        </w:rPr>
+        <w:t xml:space="preserve">·</w:t>
+      </w:r>
+      <w:r>
+        <w:rPr>
+          <w:rFonts w:ascii="Consolas" w:hAnsi="Consolas" w:eastAsia="맑은 고딕"/>
+          <w:b/>
+          <w:sz w:val="21"/>
+        </w:rPr>
+        <w:t xml:space="preserve">BLOCK#</w:t>
+      </w:r>
+      <w:r>
+        <w:rPr>
+          <w:rFonts w:ascii="맑은 고딕" w:hAnsi="맑은 고딕" w:eastAsia="맑은 고딕"/>
+          <w:b/>
+          <w:sz w:val="21"/>
+        </w:rPr>
+        <w:t xml:space="preserve">이 같으면</w:t>
+      </w:r>
+      <w:r>
+        <w:rPr>
+          <w:rFonts w:ascii="맑은 고딕" w:hAnsi="맑은 고딕" w:eastAsia="맑은 고딕"/>
+          <w:sz w:val="21"/>
+        </w:rPr>
+        <w:t xml:space="preserve"> 실시간 적용 중이다.</w:t>
       </w:r>
     </w:p>
     <w:p>
@@ -9605,10 +15437,68 @@
       </w:pPr>
       <w:r>
         <w:rPr>
-          <w:rFonts w:ascii="맑은 고딕" w:hAnsi="맑은 고딕" w:eastAsia="맑은 고딕"/>
-          <w:sz w:val="21"/>
-        </w:rPr>
-        <w:t>`V$ARCHIVED_LOG`의 `APPLIED`는 **`dest_id=2`만 의미가 있고** `APPLIED_SEQ#`가 0인 것도 정상이다.</w:t>
+          <w:rFonts w:ascii="Consolas" w:hAnsi="Consolas" w:eastAsia="맑은 고딕"/>
+          <w:sz w:val="21"/>
+        </w:rPr>
+        <w:t xml:space="preserve">V$ARCHIVED_LOG</w:t>
+      </w:r>
+      <w:r>
+        <w:rPr>
+          <w:rFonts w:ascii="맑은 고딕" w:hAnsi="맑은 고딕" w:eastAsia="맑은 고딕"/>
+          <w:sz w:val="21"/>
+        </w:rPr>
+        <w:t xml:space="preserve">의 </w:t>
+      </w:r>
+      <w:r>
+        <w:rPr>
+          <w:rFonts w:ascii="Consolas" w:hAnsi="Consolas" w:eastAsia="맑은 고딕"/>
+          <w:sz w:val="21"/>
+        </w:rPr>
+        <w:t xml:space="preserve">APPLIED</w:t>
+      </w:r>
+      <w:r>
+        <w:rPr>
+          <w:rFonts w:ascii="맑은 고딕" w:hAnsi="맑은 고딕" w:eastAsia="맑은 고딕"/>
+          <w:sz w:val="21"/>
+        </w:rPr>
+        <w:t xml:space="preserve">는 </w:t>
+      </w:r>
+      <w:r>
+        <w:rPr>
+          <w:rFonts w:ascii="Consolas" w:hAnsi="Consolas" w:eastAsia="맑은 고딕"/>
+          <w:b/>
+          <w:sz w:val="21"/>
+        </w:rPr>
+        <w:t xml:space="preserve">dest_id=2</w:t>
+      </w:r>
+      <w:r>
+        <w:rPr>
+          <w:rFonts w:ascii="맑은 고딕" w:hAnsi="맑은 고딕" w:eastAsia="맑은 고딕"/>
+          <w:b/>
+          <w:sz w:val="21"/>
+        </w:rPr>
+        <w:t xml:space="preserve">만 의미가 있고</w:t>
+      </w:r>
+      <w:r>
+        <w:rPr>
+          <w:rFonts w:ascii="맑은 고딕" w:hAnsi="맑은 고딕" w:eastAsia="맑은 고딕"/>
+          <w:sz w:val="21"/>
+        </w:rPr>
+        <w:t xml:space="preserve"> </w:t>
+      </w:r>
+      <w:r>
+        <w:rPr>
+          <w:rFonts w:ascii="Consolas" w:hAnsi="Consolas" w:eastAsia="맑은 고딕"/>
+          <w:sz w:val="21"/>
+        </w:rPr>
+        <w:t xml:space="preserve">APPLIED_SEQ#</w:t>
+      </w:r>
+      <w:r>
+        <w:rPr>
+          <w:rFonts w:ascii="맑은 고딕" w:hAnsi="맑은 고딕" w:eastAsia="맑은 고딕"/>
+          <w:sz w:val="21"/>
+        </w:rPr>
+        <w:t xml:space="preserve">가 0인 것도 정상이다.</w:t>
       </w:r>
     </w:p>
     <w:p>
@@ -9620,7 +15510,124 @@
           <w:rFonts w:ascii="맑은 고딕" w:hAnsi="맑은 고딕" w:eastAsia="맑은 고딕"/>
           <w:sz w:val="21"/>
         </w:rPr>
-        <w:t>리스너를 내리면 `STATUS=ERROR`, `VALID_NOW=INACTIVE`, `ERROR=ORA-12541`이고 그때도 **두 지연은 0**이었다. `LOG_ARCHIVE_DEST_STATE_2`는 `ENABLE` 그대로여서 **`RESET`(Broker)·`DEFER`(사람)와 구별된다.**</w:t>
+        <w:t xml:space="preserve">리스너를 내리면 </w:t>
+      </w:r>
+      <w:r>
+        <w:rPr>
+          <w:rFonts w:ascii="Consolas" w:hAnsi="Consolas" w:eastAsia="맑은 고딕"/>
+          <w:sz w:val="21"/>
+        </w:rPr>
+        <w:t xml:space="preserve">STATUS=ERROR</w:t>
+      </w:r>
+      <w:r>
+        <w:rPr>
+          <w:rFonts w:ascii="맑은 고딕" w:hAnsi="맑은 고딕" w:eastAsia="맑은 고딕"/>
+          <w:sz w:val="21"/>
+        </w:rPr>
+        <w:t xml:space="preserve">, </w:t>
+      </w:r>
+      <w:r>
+        <w:rPr>
+          <w:rFonts w:ascii="Consolas" w:hAnsi="Consolas" w:eastAsia="맑은 고딕"/>
+          <w:sz w:val="21"/>
+        </w:rPr>
+        <w:t xml:space="preserve">VALID_NOW=INACTIVE</w:t>
+      </w:r>
+      <w:r>
+        <w:rPr>
+          <w:rFonts w:ascii="맑은 고딕" w:hAnsi="맑은 고딕" w:eastAsia="맑은 고딕"/>
+          <w:sz w:val="21"/>
+        </w:rPr>
+        <w:t xml:space="preserve">, </w:t>
+      </w:r>
+      <w:r>
+        <w:rPr>
+          <w:rFonts w:ascii="Consolas" w:hAnsi="Consolas" w:eastAsia="맑은 고딕"/>
+          <w:sz w:val="21"/>
+        </w:rPr>
+        <w:t xml:space="preserve">ERROR=ORA-12541</w:t>
+      </w:r>
+      <w:r>
+        <w:rPr>
+          <w:rFonts w:ascii="맑은 고딕" w:hAnsi="맑은 고딕" w:eastAsia="맑은 고딕"/>
+          <w:sz w:val="21"/>
+        </w:rPr>
+        <w:t xml:space="preserve">이고 그때도 </w:t>
+      </w:r>
+      <w:r>
+        <w:rPr>
+          <w:rFonts w:ascii="맑은 고딕" w:hAnsi="맑은 고딕" w:eastAsia="맑은 고딕"/>
+          <w:b/>
+          <w:sz w:val="21"/>
+        </w:rPr>
+        <w:t xml:space="preserve">두 지연은 0</w:t>
+      </w:r>
+      <w:r>
+        <w:rPr>
+          <w:rFonts w:ascii="맑은 고딕" w:hAnsi="맑은 고딕" w:eastAsia="맑은 고딕"/>
+          <w:sz w:val="21"/>
+        </w:rPr>
+        <w:t xml:space="preserve">이었다. </w:t>
+      </w:r>
+      <w:r>
+        <w:rPr>
+          <w:rFonts w:ascii="Consolas" w:hAnsi="Consolas" w:eastAsia="맑은 고딕"/>
+          <w:sz w:val="21"/>
+        </w:rPr>
+        <w:t xml:space="preserve">LOG_ARCHIVE_DEST_STATE_2</w:t>
+      </w:r>
+      <w:r>
+        <w:rPr>
+          <w:rFonts w:ascii="맑은 고딕" w:hAnsi="맑은 고딕" w:eastAsia="맑은 고딕"/>
+          <w:sz w:val="21"/>
+        </w:rPr>
+        <w:t xml:space="preserve">는 </w:t>
+      </w:r>
+      <w:r>
+        <w:rPr>
+          <w:rFonts w:ascii="Consolas" w:hAnsi="Consolas" w:eastAsia="맑은 고딕"/>
+          <w:sz w:val="21"/>
+        </w:rPr>
+        <w:t xml:space="preserve">ENABLE</w:t>
+      </w:r>
+      <w:r>
+        <w:rPr>
+          <w:rFonts w:ascii="맑은 고딕" w:hAnsi="맑은 고딕" w:eastAsia="맑은 고딕"/>
+          <w:sz w:val="21"/>
+        </w:rPr>
+        <w:t xml:space="preserve"> 그대로여서 </w:t>
+      </w:r>
+      <w:r>
+        <w:rPr>
+          <w:rFonts w:ascii="Consolas" w:hAnsi="Consolas" w:eastAsia="맑은 고딕"/>
+          <w:b/>
+          <w:sz w:val="21"/>
+        </w:rPr>
+        <w:t xml:space="preserve">RESET</w:t>
+      </w:r>
+      <w:r>
+        <w:rPr>
+          <w:rFonts w:ascii="맑은 고딕" w:hAnsi="맑은 고딕" w:eastAsia="맑은 고딕"/>
+          <w:b/>
+          <w:sz w:val="21"/>
+        </w:rPr>
+        <w:t xml:space="preserve">(Broker)·</w:t>
+      </w:r>
+      <w:r>
+        <w:rPr>
+          <w:rFonts w:ascii="Consolas" w:hAnsi="Consolas" w:eastAsia="맑은 고딕"/>
+          <w:b/>
+          <w:sz w:val="21"/>
+        </w:rPr>
+        <w:t xml:space="preserve">DEFER</w:t>
+      </w:r>
+      <w:r>
+        <w:rPr>
+          <w:rFonts w:ascii="맑은 고딕" w:hAnsi="맑은 고딕" w:eastAsia="맑은 고딕"/>
+          <w:b/>
+          <w:sz w:val="21"/>
+        </w:rPr>
+        <w:t xml:space="preserve">(사람)와 구별된다.</w:t>
       </w:r>
     </w:p>
     <w:p>
@@ -9632,7 +15639,36 @@
           <w:rFonts w:ascii="맑은 고딕" w:hAnsi="맑은 고딕" w:eastAsia="맑은 고딕"/>
           <w:sz w:val="21"/>
         </w:rPr>
-        <w:t>알림 로그에는 **접속 문자열·프로세스·트레이스 파일 이름**이 있고, `archiver continuing`이므로 Primary는 멈추지 않는다.</w:t>
+        <w:t xml:space="preserve">알림 로그에는 </w:t>
+      </w:r>
+      <w:r>
+        <w:rPr>
+          <w:rFonts w:ascii="맑은 고딕" w:hAnsi="맑은 고딕" w:eastAsia="맑은 고딕"/>
+          <w:b/>
+          <w:sz w:val="21"/>
+        </w:rPr>
+        <w:t xml:space="preserve">접속 문자열·프로세스·트레이스 파일 이름</w:t>
+      </w:r>
+      <w:r>
+        <w:rPr>
+          <w:rFonts w:ascii="맑은 고딕" w:hAnsi="맑은 고딕" w:eastAsia="맑은 고딕"/>
+          <w:sz w:val="21"/>
+        </w:rPr>
+        <w:t xml:space="preserve">이 있고, </w:t>
+      </w:r>
+      <w:r>
+        <w:rPr>
+          <w:rFonts w:ascii="Consolas" w:hAnsi="Consolas" w:eastAsia="맑은 고딕"/>
+          <w:sz w:val="21"/>
+        </w:rPr>
+        <w:t xml:space="preserve">archiver continuing</w:t>
+      </w:r>
+      <w:r>
+        <w:rPr>
+          <w:rFonts w:ascii="맑은 고딕" w:hAnsi="맑은 고딕" w:eastAsia="맑은 고딕"/>
+          <w:sz w:val="21"/>
+        </w:rPr>
+        <w:t xml:space="preserve">이므로 Primary는 멈추지 않는다.</w:t>
       </w:r>
     </w:p>
     <w:p>
@@ -9644,7 +15680,51 @@
           <w:rFonts w:ascii="맑은 고딕" w:hAnsi="맑은 고딕" w:eastAsia="맑은 고딕"/>
           <w:sz w:val="21"/>
         </w:rPr>
-        <w:t>Broker는 **ORA-16857**로 경보했고, 리스너를 올려도 재개까지 **약 4~5분**(`ReopenSecs` 300) 걸렸다.</w:t>
+        <w:t xml:space="preserve">Broker는 </w:t>
+      </w:r>
+      <w:r>
+        <w:rPr>
+          <w:rFonts w:ascii="맑은 고딕" w:hAnsi="맑은 고딕" w:eastAsia="맑은 고딕"/>
+          <w:b/>
+          <w:sz w:val="21"/>
+        </w:rPr>
+        <w:t xml:space="preserve">ORA-16857</w:t>
+      </w:r>
+      <w:r>
+        <w:rPr>
+          <w:rFonts w:ascii="맑은 고딕" w:hAnsi="맑은 고딕" w:eastAsia="맑은 고딕"/>
+          <w:sz w:val="21"/>
+        </w:rPr>
+        <w:t xml:space="preserve">로 경보했고, 리스너를 올려도 재개까지 </w:t>
+      </w:r>
+      <w:r>
+        <w:rPr>
+          <w:rFonts w:ascii="맑은 고딕" w:hAnsi="맑은 고딕" w:eastAsia="맑은 고딕"/>
+          <w:b/>
+          <w:sz w:val="21"/>
+        </w:rPr>
+        <w:t xml:space="preserve">약 4~5분</w:t>
+      </w:r>
+      <w:r>
+        <w:rPr>
+          <w:rFonts w:ascii="맑은 고딕" w:hAnsi="맑은 고딕" w:eastAsia="맑은 고딕"/>
+          <w:sz w:val="21"/>
+        </w:rPr>
+        <w:t xml:space="preserve">(</w:t>
+      </w:r>
+      <w:r>
+        <w:rPr>
+          <w:rFonts w:ascii="Consolas" w:hAnsi="Consolas" w:eastAsia="맑은 고딕"/>
+          <w:sz w:val="21"/>
+        </w:rPr>
+        <w:t xml:space="preserve">ReopenSecs</w:t>
+      </w:r>
+      <w:r>
+        <w:rPr>
+          <w:rFonts w:ascii="맑은 고딕" w:hAnsi="맑은 고딕" w:eastAsia="맑은 고딕"/>
+          <w:sz w:val="21"/>
+        </w:rPr>
+        <w:t xml:space="preserve"> 300) 걸렸다.</w:t>
       </w:r>
     </w:p>
     <w:p>
@@ -9656,7 +15736,91 @@
           <w:rFonts w:ascii="맑은 고딕" w:hAnsi="맑은 고딕" w:eastAsia="맑은 고딕"/>
           <w:sz w:val="21"/>
         </w:rPr>
-        <w:t>Standby에서는 **`MRP0`가 `WAIT_FOR_LOG`가 되고 `RFS(LGWR)`가 사라진다.** 조치 직후의 `ERROR`는 **판정의 시차**다.</w:t>
+        <w:t xml:space="preserve">Standby에서는 </w:t>
+      </w:r>
+      <w:r>
+        <w:rPr>
+          <w:rFonts w:ascii="Consolas" w:hAnsi="Consolas" w:eastAsia="맑은 고딕"/>
+          <w:b/>
+          <w:sz w:val="21"/>
+        </w:rPr>
+        <w:t xml:space="preserve">MRP0</w:t>
+      </w:r>
+      <w:r>
+        <w:rPr>
+          <w:rFonts w:ascii="맑은 고딕" w:hAnsi="맑은 고딕" w:eastAsia="맑은 고딕"/>
+          <w:b/>
+          <w:sz w:val="21"/>
+        </w:rPr>
+        <w:t xml:space="preserve">가 </w:t>
+      </w:r>
+      <w:r>
+        <w:rPr>
+          <w:rFonts w:ascii="Consolas" w:hAnsi="Consolas" w:eastAsia="맑은 고딕"/>
+          <w:b/>
+          <w:sz w:val="21"/>
+        </w:rPr>
+        <w:t xml:space="preserve">WAIT_FOR_LOG</w:t>
+      </w:r>
+      <w:r>
+        <w:rPr>
+          <w:rFonts w:ascii="맑은 고딕" w:hAnsi="맑은 고딕" w:eastAsia="맑은 고딕"/>
+          <w:b/>
+          <w:sz w:val="21"/>
+        </w:rPr>
+        <w:t xml:space="preserve">가 되고 </w:t>
+      </w:r>
+      <w:r>
+        <w:rPr>
+          <w:rFonts w:ascii="Consolas" w:hAnsi="Consolas" w:eastAsia="맑은 고딕"/>
+          <w:b/>
+          <w:sz w:val="21"/>
+        </w:rPr>
+        <w:t xml:space="preserve">RFS(LGWR)</w:t>
+      </w:r>
+      <w:r>
+        <w:rPr>
+          <w:rFonts w:ascii="맑은 고딕" w:hAnsi="맑은 고딕" w:eastAsia="맑은 고딕"/>
+          <w:b/>
+          <w:sz w:val="21"/>
+        </w:rPr>
+        <w:t xml:space="preserve">가 사라진다.</w:t>
+      </w:r>
+      <w:r>
+        <w:rPr>
+          <w:rFonts w:ascii="맑은 고딕" w:hAnsi="맑은 고딕" w:eastAsia="맑은 고딕"/>
+          <w:sz w:val="21"/>
+        </w:rPr>
+        <w:t xml:space="preserve"> 조치 직후의 </w:t>
+      </w:r>
+      <w:r>
+        <w:rPr>
+          <w:rFonts w:ascii="Consolas" w:hAnsi="Consolas" w:eastAsia="맑은 고딕"/>
+          <w:sz w:val="21"/>
+        </w:rPr>
+        <w:t xml:space="preserve">ERROR</w:t>
+      </w:r>
+      <w:r>
+        <w:rPr>
+          <w:rFonts w:ascii="맑은 고딕" w:hAnsi="맑은 고딕" w:eastAsia="맑은 고딕"/>
+          <w:sz w:val="21"/>
+        </w:rPr>
+        <w:t xml:space="preserve">는 </w:t>
+      </w:r>
+      <w:r>
+        <w:rPr>
+          <w:rFonts w:ascii="맑은 고딕" w:hAnsi="맑은 고딕" w:eastAsia="맑은 고딕"/>
+          <w:b/>
+          <w:sz w:val="21"/>
+        </w:rPr>
+        <w:t xml:space="preserve">판정의 시차</w:t>
+      </w:r>
+      <w:r>
+        <w:rPr>
+          <w:rFonts w:ascii="맑은 고딕" w:hAnsi="맑은 고딕" w:eastAsia="맑은 고딕"/>
+          <w:sz w:val="21"/>
+        </w:rPr>
+        <w:t xml:space="preserve">다.</w:t>
       </w:r>
     </w:p>
     <w:p>
@@ -9665,10 +15829,62 @@
       </w:pPr>
       <w:r>
         <w:rPr>
-          <w:rFonts w:ascii="맑은 고딕" w:hAnsi="맑은 고딕" w:eastAsia="맑은 고딕"/>
-          <w:sz w:val="21"/>
-        </w:rPr>
-        <w:t>`LOG_ARCHIVE_TRACE`는 **비트마스크**이며 잘못된 값은 **ORA-02017**이다. 실시간 전송은 **`TTnn`** 파일에 남는다(664KB).</w:t>
+          <w:rFonts w:ascii="Consolas" w:hAnsi="Consolas" w:eastAsia="맑은 고딕"/>
+          <w:sz w:val="21"/>
+        </w:rPr>
+        <w:t xml:space="preserve">LOG_ARCHIVE_TRACE</w:t>
+      </w:r>
+      <w:r>
+        <w:rPr>
+          <w:rFonts w:ascii="맑은 고딕" w:hAnsi="맑은 고딕" w:eastAsia="맑은 고딕"/>
+          <w:sz w:val="21"/>
+        </w:rPr>
+        <w:t xml:space="preserve">는 </w:t>
+      </w:r>
+      <w:r>
+        <w:rPr>
+          <w:rFonts w:ascii="맑은 고딕" w:hAnsi="맑은 고딕" w:eastAsia="맑은 고딕"/>
+          <w:b/>
+          <w:sz w:val="21"/>
+        </w:rPr>
+        <w:t xml:space="preserve">비트마스크</w:t>
+      </w:r>
+      <w:r>
+        <w:rPr>
+          <w:rFonts w:ascii="맑은 고딕" w:hAnsi="맑은 고딕" w:eastAsia="맑은 고딕"/>
+          <w:sz w:val="21"/>
+        </w:rPr>
+        <w:t xml:space="preserve">이며 잘못된 값은 </w:t>
+      </w:r>
+      <w:r>
+        <w:rPr>
+          <w:rFonts w:ascii="맑은 고딕" w:hAnsi="맑은 고딕" w:eastAsia="맑은 고딕"/>
+          <w:b/>
+          <w:sz w:val="21"/>
+        </w:rPr>
+        <w:t xml:space="preserve">ORA-02017</w:t>
+      </w:r>
+      <w:r>
+        <w:rPr>
+          <w:rFonts w:ascii="맑은 고딕" w:hAnsi="맑은 고딕" w:eastAsia="맑은 고딕"/>
+          <w:sz w:val="21"/>
+        </w:rPr>
+        <w:t xml:space="preserve">이다. 실시간 전송은 </w:t>
+      </w:r>
+      <w:r>
+        <w:rPr>
+          <w:rFonts w:ascii="Consolas" w:hAnsi="Consolas" w:eastAsia="맑은 고딕"/>
+          <w:b/>
+          <w:sz w:val="21"/>
+        </w:rPr>
+        <w:t xml:space="preserve">TTnn</w:t>
+      </w:r>
+      <w:r>
+        <w:rPr>
+          <w:rFonts w:ascii="맑은 고딕" w:hAnsi="맑은 고딕" w:eastAsia="맑은 고딕"/>
+          <w:sz w:val="21"/>
+        </w:rPr>
+        <w:t xml:space="preserve"> 파일에 남는다(664KB).</w:t>
       </w:r>
     </w:p>
     <w:p>
@@ -9680,7 +15896,62 @@
           <w:rFonts w:ascii="맑은 고딕" w:hAnsi="맑은 고딕" w:eastAsia="맑은 고딕"/>
           <w:sz w:val="21"/>
         </w:rPr>
-        <w:t>점검표의 주 지표는 **`SRL_ACTIVE`·`MRP0`·`SEQUENCE#` 비교**다. 지연은 보조 지표다.</w:t>
+        <w:t xml:space="preserve">점검표의 주 지표는 </w:t>
+      </w:r>
+      <w:r>
+        <w:rPr>
+          <w:rFonts w:ascii="Consolas" w:hAnsi="Consolas" w:eastAsia="맑은 고딕"/>
+          <w:b/>
+          <w:sz w:val="21"/>
+        </w:rPr>
+        <w:t xml:space="preserve">SRL_ACTIVE</w:t>
+      </w:r>
+      <w:r>
+        <w:rPr>
+          <w:rFonts w:ascii="맑은 고딕" w:hAnsi="맑은 고딕" w:eastAsia="맑은 고딕"/>
+          <w:b/>
+          <w:sz w:val="21"/>
+        </w:rPr>
+        <w:t xml:space="preserve">·</w:t>
+      </w:r>
+      <w:r>
+        <w:rPr>
+          <w:rFonts w:ascii="Consolas" w:hAnsi="Consolas" w:eastAsia="맑은 고딕"/>
+          <w:b/>
+          <w:sz w:val="21"/>
+        </w:rPr>
+        <w:t xml:space="preserve">MRP0</w:t>
+      </w:r>
+      <w:r>
+        <w:rPr>
+          <w:rFonts w:ascii="맑은 고딕" w:hAnsi="맑은 고딕" w:eastAsia="맑은 고딕"/>
+          <w:b/>
+          <w:sz w:val="21"/>
+        </w:rPr>
+        <w:t xml:space="preserve">·</w:t>
+      </w:r>
+      <w:r>
+        <w:rPr>
+          <w:rFonts w:ascii="Consolas" w:hAnsi="Consolas" w:eastAsia="맑은 고딕"/>
+          <w:b/>
+          <w:sz w:val="21"/>
+        </w:rPr>
+        <w:t xml:space="preserve">SEQUENCE#</w:t>
+      </w:r>
+      <w:r>
+        <w:rPr>
+          <w:rFonts w:ascii="맑은 고딕" w:hAnsi="맑은 고딕" w:eastAsia="맑은 고딕"/>
+          <w:b/>
+          <w:sz w:val="21"/>
+        </w:rPr>
+        <w:t xml:space="preserve"> 비교</w:t>
+      </w:r>
+      <w:r>
+        <w:rPr>
+          <w:rFonts w:ascii="맑은 고딕" w:hAnsi="맑은 고딕" w:eastAsia="맑은 고딕"/>
+          <w:sz w:val="21"/>
+        </w:rPr>
+        <w:t xml:space="preserve">다. 지연은 보조 지표다.</w:t>
       </w:r>
     </w:p>
     <w:p>
@@ -9690,9 +15961,109 @@
       <w:r>
         <w:rPr>
           <w:rFonts w:ascii="맑은 고딕" w:hAnsi="맑은 고딕" w:eastAsia="맑은 고딕"/>
-          <w:sz w:val="21"/>
-        </w:rPr>
-        <w:t>**Logical Standby에서는 `V$MANAGED_STANDBY`에 `MRP0`가 없고 `V$DATAGUARD_STATS`가 `no rows`다.** 판정은 `V$LOGSTDBY_STATE`와 `DBA_LOGSTDBY_PROGRESS`의 세 SCN으로 한다.</w:t>
+          <w:b/>
+          <w:sz w:val="21"/>
+        </w:rPr>
+        <w:t xml:space="preserve">Logical Standby에서는 </w:t>
+      </w:r>
+      <w:r>
+        <w:rPr>
+          <w:rFonts w:ascii="Consolas" w:hAnsi="Consolas" w:eastAsia="맑은 고딕"/>
+          <w:b/>
+          <w:sz w:val="21"/>
+        </w:rPr>
+        <w:t xml:space="preserve">V$MANAGED_STANDBY</w:t>
+      </w:r>
+      <w:r>
+        <w:rPr>
+          <w:rFonts w:ascii="맑은 고딕" w:hAnsi="맑은 고딕" w:eastAsia="맑은 고딕"/>
+          <w:b/>
+          <w:sz w:val="21"/>
+        </w:rPr>
+        <w:t xml:space="preserve">에 </w:t>
+      </w:r>
+      <w:r>
+        <w:rPr>
+          <w:rFonts w:ascii="Consolas" w:hAnsi="Consolas" w:eastAsia="맑은 고딕"/>
+          <w:b/>
+          <w:sz w:val="21"/>
+        </w:rPr>
+        <w:t xml:space="preserve">MRP0</w:t>
+      </w:r>
+      <w:r>
+        <w:rPr>
+          <w:rFonts w:ascii="맑은 고딕" w:hAnsi="맑은 고딕" w:eastAsia="맑은 고딕"/>
+          <w:b/>
+          <w:sz w:val="21"/>
+        </w:rPr>
+        <w:t xml:space="preserve">가 없고 </w:t>
+      </w:r>
+      <w:r>
+        <w:rPr>
+          <w:rFonts w:ascii="Consolas" w:hAnsi="Consolas" w:eastAsia="맑은 고딕"/>
+          <w:b/>
+          <w:sz w:val="21"/>
+        </w:rPr>
+        <w:t xml:space="preserve">V$DATAGUARD_STATS</w:t>
+      </w:r>
+      <w:r>
+        <w:rPr>
+          <w:rFonts w:ascii="맑은 고딕" w:hAnsi="맑은 고딕" w:eastAsia="맑은 고딕"/>
+          <w:b/>
+          <w:sz w:val="21"/>
+        </w:rPr>
+        <w:t xml:space="preserve">가 </w:t>
+      </w:r>
+      <w:r>
+        <w:rPr>
+          <w:rFonts w:ascii="Consolas" w:hAnsi="Consolas" w:eastAsia="맑은 고딕"/>
+          <w:b/>
+          <w:sz w:val="21"/>
+        </w:rPr>
+        <w:t xml:space="preserve">no rows</w:t>
+      </w:r>
+      <w:r>
+        <w:rPr>
+          <w:rFonts w:ascii="맑은 고딕" w:hAnsi="맑은 고딕" w:eastAsia="맑은 고딕"/>
+          <w:b/>
+          <w:sz w:val="21"/>
+        </w:rPr>
+        <w:t xml:space="preserve">다.</w:t>
+      </w:r>
+      <w:r>
+        <w:rPr>
+          <w:rFonts w:ascii="맑은 고딕" w:hAnsi="맑은 고딕" w:eastAsia="맑은 고딕"/>
+          <w:sz w:val="21"/>
+        </w:rPr>
+        <w:t xml:space="preserve"> 판정은 </w:t>
+      </w:r>
+      <w:r>
+        <w:rPr>
+          <w:rFonts w:ascii="Consolas" w:hAnsi="Consolas" w:eastAsia="맑은 고딕"/>
+          <w:sz w:val="21"/>
+        </w:rPr>
+        <w:t xml:space="preserve">V$LOGSTDBY_STATE</w:t>
+      </w:r>
+      <w:r>
+        <w:rPr>
+          <w:rFonts w:ascii="맑은 고딕" w:hAnsi="맑은 고딕" w:eastAsia="맑은 고딕"/>
+          <w:sz w:val="21"/>
+        </w:rPr>
+        <w:t xml:space="preserve">와 </w:t>
+      </w:r>
+      <w:r>
+        <w:rPr>
+          <w:rFonts w:ascii="Consolas" w:hAnsi="Consolas" w:eastAsia="맑은 고딕"/>
+          <w:sz w:val="21"/>
+        </w:rPr>
+        <w:t xml:space="preserve">DBA_LOGSTDBY_PROGRESS</w:t>
+      </w:r>
+      <w:r>
+        <w:rPr>
+          <w:rFonts w:ascii="맑은 고딕" w:hAnsi="맑은 고딕" w:eastAsia="맑은 고딕"/>
+          <w:sz w:val="21"/>
+        </w:rPr>
+        <w:t xml:space="preserve">의 세 SCN으로 한다.</w:t>
       </w:r>
     </w:p>
     <w:p>
@@ -9701,10 +16072,69 @@
       </w:pPr>
       <w:r>
         <w:rPr>
-          <w:rFonts w:ascii="맑은 고딕" w:hAnsi="맑은 고딕" w:eastAsia="맑은 고딕"/>
-          <w:sz w:val="21"/>
-        </w:rPr>
-        <w:t>`V$LOGSTDBY_TRANSACTION`의 열은 전부 **`PRIMARY_` 접두어**이며 **적용이 도는 동안에만** 채워진다. 멈춘 뒤의 XID는 `DBA_LOGSTDBY_EVENTS`에서 찾는다.</w:t>
+          <w:rFonts w:ascii="Consolas" w:hAnsi="Consolas" w:eastAsia="맑은 고딕"/>
+          <w:sz w:val="21"/>
+        </w:rPr>
+        <w:t xml:space="preserve">V$LOGSTDBY_TRANSACTION</w:t>
+      </w:r>
+      <w:r>
+        <w:rPr>
+          <w:rFonts w:ascii="맑은 고딕" w:hAnsi="맑은 고딕" w:eastAsia="맑은 고딕"/>
+          <w:sz w:val="21"/>
+        </w:rPr>
+        <w:t xml:space="preserve">의 열은 전부 </w:t>
+      </w:r>
+      <w:r>
+        <w:rPr>
+          <w:rFonts w:ascii="Consolas" w:hAnsi="Consolas" w:eastAsia="맑은 고딕"/>
+          <w:b/>
+          <w:sz w:val="21"/>
+        </w:rPr>
+        <w:t xml:space="preserve">PRIMARY_</w:t>
+      </w:r>
+      <w:r>
+        <w:rPr>
+          <w:rFonts w:ascii="맑은 고딕" w:hAnsi="맑은 고딕" w:eastAsia="맑은 고딕"/>
+          <w:b/>
+          <w:sz w:val="21"/>
+        </w:rPr>
+        <w:t xml:space="preserve"> 접두어</w:t>
+      </w:r>
+      <w:r>
+        <w:rPr>
+          <w:rFonts w:ascii="맑은 고딕" w:hAnsi="맑은 고딕" w:eastAsia="맑은 고딕"/>
+          <w:sz w:val="21"/>
+        </w:rPr>
+        <w:t xml:space="preserve">이며 </w:t>
+      </w:r>
+      <w:r>
+        <w:rPr>
+          <w:rFonts w:ascii="맑은 고딕" w:hAnsi="맑은 고딕" w:eastAsia="맑은 고딕"/>
+          <w:b/>
+          <w:sz w:val="21"/>
+        </w:rPr>
+        <w:t xml:space="preserve">적용이 도는 동안에만</w:t>
+      </w:r>
+      <w:r>
+        <w:rPr>
+          <w:rFonts w:ascii="맑은 고딕" w:hAnsi="맑은 고딕" w:eastAsia="맑은 고딕"/>
+          <w:sz w:val="21"/>
+        </w:rPr>
+        <w:t xml:space="preserve"> 채워진다. 멈춘 뒤의 XID는 </w:t>
+      </w:r>
+      <w:r>
+        <w:rPr>
+          <w:rFonts w:ascii="Consolas" w:hAnsi="Consolas" w:eastAsia="맑은 고딕"/>
+          <w:sz w:val="21"/>
+        </w:rPr>
+        <w:t xml:space="preserve">DBA_LOGSTDBY_EVENTS</w:t>
+      </w:r>
+      <w:r>
+        <w:rPr>
+          <w:rFonts w:ascii="맑은 고딕" w:hAnsi="맑은 고딕" w:eastAsia="맑은 고딕"/>
+          <w:sz w:val="21"/>
+        </w:rPr>
+        <w:t xml:space="preserve">에서 찾는다.</w:t>
       </w:r>
     </w:p>
     <w:p>
@@ -9721,10 +16151,31 @@
       </w:pPr>
       <w:r>
         <w:rPr>
-          <w:rFonts w:ascii="맑은 고딕" w:hAnsi="맑은 고딕" w:eastAsia="맑은 고딕"/>
-          <w:sz w:val="21"/>
-        </w:rPr>
-        <w:t>`V$ARCHIVE_DEST`와 `V$ARCHIVE_DEST_STATUS`의 차이와 각각 언제 보는지 답하라.</w:t>
+          <w:rFonts w:ascii="Consolas" w:hAnsi="Consolas" w:eastAsia="맑은 고딕"/>
+          <w:sz w:val="21"/>
+        </w:rPr>
+        <w:t xml:space="preserve">V$ARCHIVE_DEST</w:t>
+      </w:r>
+      <w:r>
+        <w:rPr>
+          <w:rFonts w:ascii="맑은 고딕" w:hAnsi="맑은 고딕" w:eastAsia="맑은 고딕"/>
+          <w:sz w:val="21"/>
+        </w:rPr>
+        <w:t xml:space="preserve">와 </w:t>
+      </w:r>
+      <w:r>
+        <w:rPr>
+          <w:rFonts w:ascii="Consolas" w:hAnsi="Consolas" w:eastAsia="맑은 고딕"/>
+          <w:sz w:val="21"/>
+        </w:rPr>
+        <w:t xml:space="preserve">V$ARCHIVE_DEST_STATUS</w:t>
+      </w:r>
+      <w:r>
+        <w:rPr>
+          <w:rFonts w:ascii="맑은 고딕" w:hAnsi="맑은 고딕" w:eastAsia="맑은 고딕"/>
+          <w:sz w:val="21"/>
+        </w:rPr>
+        <w:t xml:space="preserve">의 차이와 각각 언제 보는지 답하라.</w:t>
       </w:r>
     </w:p>
     <w:p>
@@ -9736,7 +16187,35 @@
           <w:rFonts w:ascii="맑은 고딕" w:hAnsi="맑은 고딕" w:eastAsia="맑은 고딕"/>
           <w:sz w:val="21"/>
         </w:rPr>
-        <w:t>Standby의 `V$LOG`에서 `SEQUENCE#`가 0인 이유를 설명하라.</w:t>
+        <w:t xml:space="preserve">Standby의 </w:t>
+      </w:r>
+      <w:r>
+        <w:rPr>
+          <w:rFonts w:ascii="Consolas" w:hAnsi="Consolas" w:eastAsia="맑은 고딕"/>
+          <w:sz w:val="21"/>
+        </w:rPr>
+        <w:t xml:space="preserve">V$LOG</w:t>
+      </w:r>
+      <w:r>
+        <w:rPr>
+          <w:rFonts w:ascii="맑은 고딕" w:hAnsi="맑은 고딕" w:eastAsia="맑은 고딕"/>
+          <w:sz w:val="21"/>
+        </w:rPr>
+        <w:t xml:space="preserve">에서 </w:t>
+      </w:r>
+      <w:r>
+        <w:rPr>
+          <w:rFonts w:ascii="Consolas" w:hAnsi="Consolas" w:eastAsia="맑은 고딕"/>
+          <w:sz w:val="21"/>
+        </w:rPr>
+        <w:t xml:space="preserve">SEQUENCE#</w:t>
+      </w:r>
+      <w:r>
+        <w:rPr>
+          <w:rFonts w:ascii="맑은 고딕" w:hAnsi="맑은 고딕" w:eastAsia="맑은 고딕"/>
+          <w:sz w:val="21"/>
+        </w:rPr>
+        <w:t xml:space="preserve">가 0인 이유를 설명하라.</w:t>
       </w:r>
     </w:p>
     <w:p>
@@ -9745,10 +16224,31 @@
       </w:pPr>
       <w:r>
         <w:rPr>
-          <w:rFonts w:ascii="맑은 고딕" w:hAnsi="맑은 고딕" w:eastAsia="맑은 고딕"/>
-          <w:sz w:val="21"/>
-        </w:rPr>
-        <w:t>`V$ARCHIVED_LOG`의 `APPLIED` 열을 읽을 때 반드시 필요한 조건과 그 이유를 설명하라.</w:t>
+          <w:rFonts w:ascii="Consolas" w:hAnsi="Consolas" w:eastAsia="맑은 고딕"/>
+          <w:sz w:val="21"/>
+        </w:rPr>
+        <w:t xml:space="preserve">V$ARCHIVED_LOG</w:t>
+      </w:r>
+      <w:r>
+        <w:rPr>
+          <w:rFonts w:ascii="맑은 고딕" w:hAnsi="맑은 고딕" w:eastAsia="맑은 고딕"/>
+          <w:sz w:val="21"/>
+        </w:rPr>
+        <w:t xml:space="preserve">의 </w:t>
+      </w:r>
+      <w:r>
+        <w:rPr>
+          <w:rFonts w:ascii="Consolas" w:hAnsi="Consolas" w:eastAsia="맑은 고딕"/>
+          <w:sz w:val="21"/>
+        </w:rPr>
+        <w:t xml:space="preserve">APPLIED</w:t>
+      </w:r>
+      <w:r>
+        <w:rPr>
+          <w:rFonts w:ascii="맑은 고딕" w:hAnsi="맑은 고딕" w:eastAsia="맑은 고딕"/>
+          <w:sz w:val="21"/>
+        </w:rPr>
+        <w:t xml:space="preserve"> 열을 읽을 때 반드시 필요한 조건과 그 이유를 설명하라.</w:t>
       </w:r>
     </w:p>
     <w:p>
@@ -9769,10 +16269,59 @@
       </w:pPr>
       <w:r>
         <w:rPr>
-          <w:rFonts w:ascii="맑은 고딕" w:hAnsi="맑은 고딕" w:eastAsia="맑은 고딕"/>
-          <w:sz w:val="21"/>
-        </w:rPr>
-        <w:t>`LOG_ARCHIVE_DEST_STATE_2`의 값 `ENABLE`·`RESET`·`DEFER`가 각각 무엇을 뜻하는지 정리하라.</w:t>
+          <w:rFonts w:ascii="Consolas" w:hAnsi="Consolas" w:eastAsia="맑은 고딕"/>
+          <w:sz w:val="21"/>
+        </w:rPr>
+        <w:t xml:space="preserve">LOG_ARCHIVE_DEST_STATE_2</w:t>
+      </w:r>
+      <w:r>
+        <w:rPr>
+          <w:rFonts w:ascii="맑은 고딕" w:hAnsi="맑은 고딕" w:eastAsia="맑은 고딕"/>
+          <w:sz w:val="21"/>
+        </w:rPr>
+        <w:t xml:space="preserve">의 값 </w:t>
+      </w:r>
+      <w:r>
+        <w:rPr>
+          <w:rFonts w:ascii="Consolas" w:hAnsi="Consolas" w:eastAsia="맑은 고딕"/>
+          <w:sz w:val="21"/>
+        </w:rPr>
+        <w:t xml:space="preserve">ENABLE</w:t>
+      </w:r>
+      <w:r>
+        <w:rPr>
+          <w:rFonts w:ascii="맑은 고딕" w:hAnsi="맑은 고딕" w:eastAsia="맑은 고딕"/>
+          <w:sz w:val="21"/>
+        </w:rPr>
+        <w:t xml:space="preserve">·</w:t>
+      </w:r>
+      <w:r>
+        <w:rPr>
+          <w:rFonts w:ascii="Consolas" w:hAnsi="Consolas" w:eastAsia="맑은 고딕"/>
+          <w:sz w:val="21"/>
+        </w:rPr>
+        <w:t xml:space="preserve">RESET</w:t>
+      </w:r>
+      <w:r>
+        <w:rPr>
+          <w:rFonts w:ascii="맑은 고딕" w:hAnsi="맑은 고딕" w:eastAsia="맑은 고딕"/>
+          <w:sz w:val="21"/>
+        </w:rPr>
+        <w:t xml:space="preserve">·</w:t>
+      </w:r>
+      <w:r>
+        <w:rPr>
+          <w:rFonts w:ascii="Consolas" w:hAnsi="Consolas" w:eastAsia="맑은 고딕"/>
+          <w:sz w:val="21"/>
+        </w:rPr>
+        <w:t xml:space="preserve">DEFER</w:t>
+      </w:r>
+      <w:r>
+        <w:rPr>
+          <w:rFonts w:ascii="맑은 고딕" w:hAnsi="맑은 고딕" w:eastAsia="맑은 고딕"/>
+          <w:sz w:val="21"/>
+        </w:rPr>
+        <w:t xml:space="preserve">가 각각 무엇을 뜻하는지 정리하라.</w:t>
       </w:r>
     </w:p>
     <w:p>
@@ -9793,10 +16342,17 @@
       </w:pPr>
       <w:r>
         <w:rPr>
-          <w:rFonts w:ascii="맑은 고딕" w:hAnsi="맑은 고딕" w:eastAsia="맑은 고딕"/>
-          <w:sz w:val="21"/>
-        </w:rPr>
-        <w:t>`LOG_ARCHIVE_TRACE`를 켤 때 지켜야 할 원칙을 다섯 가지 들라.</w:t>
+          <w:rFonts w:ascii="Consolas" w:hAnsi="Consolas" w:eastAsia="맑은 고딕"/>
+          <w:sz w:val="21"/>
+        </w:rPr>
+        <w:t xml:space="preserve">LOG_ARCHIVE_TRACE</w:t>
+      </w:r>
+      <w:r>
+        <w:rPr>
+          <w:rFonts w:ascii="맑은 고딕" w:hAnsi="맑은 고딕" w:eastAsia="맑은 고딕"/>
+          <w:sz w:val="21"/>
+        </w:rPr>
+        <w:t xml:space="preserve">를 켤 때 지켜야 할 원칙을 다섯 가지 들라.</w:t>
       </w:r>
     </w:p>
     <w:p>
@@ -9808,7 +16364,21 @@
           <w:rFonts w:ascii="맑은 고딕" w:hAnsi="맑은 고딕" w:eastAsia="맑은 고딕"/>
           <w:sz w:val="21"/>
         </w:rPr>
-        <w:t>Logical Standby에서 `V$DATAGUARD_STATS`가 비는 이유와, 그때 지연 대신 볼 지표를 답하라.</w:t>
+        <w:t xml:space="preserve">Logical Standby에서 </w:t>
+      </w:r>
+      <w:r>
+        <w:rPr>
+          <w:rFonts w:ascii="Consolas" w:hAnsi="Consolas" w:eastAsia="맑은 고딕"/>
+          <w:sz w:val="21"/>
+        </w:rPr>
+        <w:t xml:space="preserve">V$DATAGUARD_STATS</w:t>
+      </w:r>
+      <w:r>
+        <w:rPr>
+          <w:rFonts w:ascii="맑은 고딕" w:hAnsi="맑은 고딕" w:eastAsia="맑은 고딕"/>
+          <w:sz w:val="21"/>
+        </w:rPr>
+        <w:t xml:space="preserve">가 비는 이유와, 그때 지연 대신 볼 지표를 답하라.</w:t>
       </w:r>
     </w:p>
     <w:p>
@@ -9828,7 +16398,49 @@
           <w:rFonts w:ascii="맑은 고딕" w:hAnsi="맑은 고딕" w:eastAsia="맑은 고딕"/>
           <w:sz w:val="21"/>
         </w:rPr>
-        <w:t>실습 01 — 로그 파일과 SRL: `V$LOG`·`V$LOGFILE`·`V$STANDBY_LOG`를 역할별로 읽는다.</w:t>
+        <w:t xml:space="preserve">실습 01 — 로그 파일과 SRL: </w:t>
+      </w:r>
+      <w:r>
+        <w:rPr>
+          <w:rFonts w:ascii="Consolas" w:hAnsi="Consolas" w:eastAsia="맑은 고딕"/>
+          <w:sz w:val="21"/>
+        </w:rPr>
+        <w:t xml:space="preserve">V$LOG</w:t>
+      </w:r>
+      <w:r>
+        <w:rPr>
+          <w:rFonts w:ascii="맑은 고딕" w:hAnsi="맑은 고딕" w:eastAsia="맑은 고딕"/>
+          <w:sz w:val="21"/>
+        </w:rPr>
+        <w:t xml:space="preserve">·</w:t>
+      </w:r>
+      <w:r>
+        <w:rPr>
+          <w:rFonts w:ascii="Consolas" w:hAnsi="Consolas" w:eastAsia="맑은 고딕"/>
+          <w:sz w:val="21"/>
+        </w:rPr>
+        <w:t xml:space="preserve">V$LOGFILE</w:t>
+      </w:r>
+      <w:r>
+        <w:rPr>
+          <w:rFonts w:ascii="맑은 고딕" w:hAnsi="맑은 고딕" w:eastAsia="맑은 고딕"/>
+          <w:sz w:val="21"/>
+        </w:rPr>
+        <w:t xml:space="preserve">·</w:t>
+      </w:r>
+      <w:r>
+        <w:rPr>
+          <w:rFonts w:ascii="Consolas" w:hAnsi="Consolas" w:eastAsia="맑은 고딕"/>
+          <w:sz w:val="21"/>
+        </w:rPr>
+        <w:t xml:space="preserve">V$STANDBY_LOG</w:t>
+      </w:r>
+      <w:r>
+        <w:rPr>
+          <w:rFonts w:ascii="맑은 고딕" w:hAnsi="맑은 고딕" w:eastAsia="맑은 고딕"/>
+          <w:sz w:val="21"/>
+        </w:rPr>
+        <w:t xml:space="preserve">를 역할별로 읽는다.</w:t>
       </w:r>
     </w:p>
     <w:p>
@@ -9840,7 +16452,35 @@
           <w:rFonts w:ascii="맑은 고딕" w:hAnsi="맑은 고딕" w:eastAsia="맑은 고딕"/>
           <w:sz w:val="21"/>
         </w:rPr>
-        <w:t>실습 02 — 아카이브 목적지: 두 뷰의 차이와 `VALID_NOW`·`VALID_TYPE`을 판독한다.</w:t>
+        <w:t xml:space="preserve">실습 02 — 아카이브 목적지: 두 뷰의 차이와 </w:t>
+      </w:r>
+      <w:r>
+        <w:rPr>
+          <w:rFonts w:ascii="Consolas" w:hAnsi="Consolas" w:eastAsia="맑은 고딕"/>
+          <w:sz w:val="21"/>
+        </w:rPr>
+        <w:t xml:space="preserve">VALID_NOW</w:t>
+      </w:r>
+      <w:r>
+        <w:rPr>
+          <w:rFonts w:ascii="맑은 고딕" w:hAnsi="맑은 고딕" w:eastAsia="맑은 고딕"/>
+          <w:sz w:val="21"/>
+        </w:rPr>
+        <w:t xml:space="preserve">·</w:t>
+      </w:r>
+      <w:r>
+        <w:rPr>
+          <w:rFonts w:ascii="Consolas" w:hAnsi="Consolas" w:eastAsia="맑은 고딕"/>
+          <w:sz w:val="21"/>
+        </w:rPr>
+        <w:t xml:space="preserve">VALID_TYPE</w:t>
+      </w:r>
+      <w:r>
+        <w:rPr>
+          <w:rFonts w:ascii="맑은 고딕" w:hAnsi="맑은 고딕" w:eastAsia="맑은 고딕"/>
+          <w:sz w:val="21"/>
+        </w:rPr>
+        <w:t xml:space="preserve">을 판독한다.</w:t>
       </w:r>
     </w:p>
     <w:p>
@@ -9852,7 +16492,21 @@
           <w:rFonts w:ascii="맑은 고딕" w:hAnsi="맑은 고딕" w:eastAsia="맑은 고딕"/>
           <w:sz w:val="21"/>
         </w:rPr>
-        <w:t>실습 03 — 전송 중단 재현: Standby 리스너를 내려 `ORA-12541`을 만들고 복구까지 확인한다.</w:t>
+        <w:t xml:space="preserve">실습 03 — 전송 중단 재현: Standby 리스너를 내려 </w:t>
+      </w:r>
+      <w:r>
+        <w:rPr>
+          <w:rFonts w:ascii="Consolas" w:hAnsi="Consolas" w:eastAsia="맑은 고딕"/>
+          <w:sz w:val="21"/>
+        </w:rPr>
+        <w:t xml:space="preserve">ORA-12541</w:t>
+      </w:r>
+      <w:r>
+        <w:rPr>
+          <w:rFonts w:ascii="맑은 고딕" w:hAnsi="맑은 고딕" w:eastAsia="맑은 고딕"/>
+          <w:sz w:val="21"/>
+        </w:rPr>
+        <w:t xml:space="preserve">을 만들고 복구까지 확인한다.</w:t>
       </w:r>
     </w:p>
     <w:p>
@@ -9864,7 +16518,35 @@
           <w:rFonts w:ascii="맑은 고딕" w:hAnsi="맑은 고딕" w:eastAsia="맑은 고딕"/>
           <w:sz w:val="21"/>
         </w:rPr>
-        <w:t>실습 04 — 적용의 진행: `V$MANAGED_STANDBY`와 `V$ARCHIVED_LOG`의 함정을 확인한다.</w:t>
+        <w:t xml:space="preserve">실습 04 — 적용의 진행: </w:t>
+      </w:r>
+      <w:r>
+        <w:rPr>
+          <w:rFonts w:ascii="Consolas" w:hAnsi="Consolas" w:eastAsia="맑은 고딕"/>
+          <w:sz w:val="21"/>
+        </w:rPr>
+        <w:t xml:space="preserve">V$MANAGED_STANDBY</w:t>
+      </w:r>
+      <w:r>
+        <w:rPr>
+          <w:rFonts w:ascii="맑은 고딕" w:hAnsi="맑은 고딕" w:eastAsia="맑은 고딕"/>
+          <w:sz w:val="21"/>
+        </w:rPr>
+        <w:t xml:space="preserve">와 </w:t>
+      </w:r>
+      <w:r>
+        <w:rPr>
+          <w:rFonts w:ascii="Consolas" w:hAnsi="Consolas" w:eastAsia="맑은 고딕"/>
+          <w:sz w:val="21"/>
+        </w:rPr>
+        <w:t xml:space="preserve">V$ARCHIVED_LOG</w:t>
+      </w:r>
+      <w:r>
+        <w:rPr>
+          <w:rFonts w:ascii="맑은 고딕" w:hAnsi="맑은 고딕" w:eastAsia="맑은 고딕"/>
+          <w:sz w:val="21"/>
+        </w:rPr>
+        <w:t xml:space="preserve">의 함정을 확인한다.</w:t>
       </w:r>
     </w:p>
     <w:p>
@@ -9876,7 +16558,21 @@
           <w:rFonts w:ascii="맑은 고딕" w:hAnsi="맑은 고딕" w:eastAsia="맑은 고딕"/>
           <w:sz w:val="21"/>
         </w:rPr>
-        <w:t>실습 05 — 추적: `LOG_ARCHIVE_TRACE`를 켜고 트레이스 파일을 읽는다.</w:t>
+        <w:t xml:space="preserve">실습 05 — 추적: </w:t>
+      </w:r>
+      <w:r>
+        <w:rPr>
+          <w:rFonts w:ascii="Consolas" w:hAnsi="Consolas" w:eastAsia="맑은 고딕"/>
+          <w:sz w:val="21"/>
+        </w:rPr>
+        <w:t xml:space="preserve">LOG_ARCHIVE_TRACE</w:t>
+      </w:r>
+      <w:r>
+        <w:rPr>
+          <w:rFonts w:ascii="맑은 고딕" w:hAnsi="맑은 고딕" w:eastAsia="맑은 고딕"/>
+          <w:sz w:val="21"/>
+        </w:rPr>
+        <w:t xml:space="preserve">를 켜고 트레이스 파일을 읽는다.</w:t>
       </w:r>
     </w:p>
     <w:p>
@@ -9900,7 +16596,21 @@
           <w:rFonts w:ascii="맑은 고딕" w:hAnsi="맑은 고딕" w:eastAsia="맑은 고딕"/>
           <w:sz w:val="21"/>
         </w:rPr>
-        <w:t>실습 07 — Logical Standby 모니터링: `V$LOGSTDBY_TRANSACTION`으로 적용 중인 트랜잭션을 추적하고, 멈춘 적용을 진단해 되살린다.</w:t>
+        <w:t xml:space="preserve">실습 07 — Logical Standby 모니터링: </w:t>
+      </w:r>
+      <w:r>
+        <w:rPr>
+          <w:rFonts w:ascii="Consolas" w:hAnsi="Consolas" w:eastAsia="맑은 고딕"/>
+          <w:sz w:val="21"/>
+        </w:rPr>
+        <w:t xml:space="preserve">V$LOGSTDBY_TRANSACTION</w:t>
+      </w:r>
+      <w:r>
+        <w:rPr>
+          <w:rFonts w:ascii="맑은 고딕" w:hAnsi="맑은 고딕" w:eastAsia="맑은 고딕"/>
+          <w:sz w:val="21"/>
+        </w:rPr>
+        <w:t xml:space="preserve">으로 적용 중인 트랜잭션을 추적하고, 멈춘 적용을 진단해 되살린다.</w:t>
       </w:r>
     </w:p>
     <w:p>
@@ -9909,10 +16619,85 @@
           <w:rFonts w:ascii="맑은 고딕" w:hAnsi="맑은 고딕" w:eastAsia="맑은 고딕"/>
           <w:sz w:val="21"/>
         </w:rPr>
-        <w:t>실습 03은 **실제로 장애를 만든다.** 복구에 `ReopenSecs` 만큼 기다려야 하므로 시간을 넉넉히 잡는다. 실습 05는 `SCOPE=BOTH`로 저장되므로 **반드시 0으로 되돌린 것을 확인하고 끝낸다.** 실습 07은 **되돌릴 수 없는 전환**을 포함하므로 반드시 스냅샷을 먼저 뜬다.</w:t>
+        <w:t xml:space="preserve">실습 03은 </w:t>
+      </w:r>
+      <w:r>
+        <w:rPr>
+          <w:rFonts w:ascii="맑은 고딕" w:hAnsi="맑은 고딕" w:eastAsia="맑은 고딕"/>
+          <w:b/>
+          <w:sz w:val="21"/>
+        </w:rPr>
+        <w:t xml:space="preserve">실제로 장애를 만든다.</w:t>
+      </w:r>
+      <w:r>
+        <w:rPr>
+          <w:rFonts w:ascii="맑은 고딕" w:hAnsi="맑은 고딕" w:eastAsia="맑은 고딕"/>
+          <w:sz w:val="21"/>
+        </w:rPr>
+        <w:t xml:space="preserve"> 복구에 </w:t>
+      </w:r>
+      <w:r>
+        <w:rPr>
+          <w:rFonts w:ascii="Consolas" w:hAnsi="Consolas" w:eastAsia="맑은 고딕"/>
+          <w:sz w:val="21"/>
+        </w:rPr>
+        <w:t xml:space="preserve">ReopenSecs</w:t>
+      </w:r>
+      <w:r>
+        <w:rPr>
+          <w:rFonts w:ascii="맑은 고딕" w:hAnsi="맑은 고딕" w:eastAsia="맑은 고딕"/>
+          <w:sz w:val="21"/>
+        </w:rPr>
+        <w:t xml:space="preserve"> 만큼 기다려야 하므로 시간을 넉넉히 잡는다. 실습 05는 </w:t>
+      </w:r>
+      <w:r>
+        <w:rPr>
+          <w:rFonts w:ascii="Consolas" w:hAnsi="Consolas" w:eastAsia="맑은 고딕"/>
+          <w:sz w:val="21"/>
+        </w:rPr>
+        <w:t xml:space="preserve">SCOPE=BOTH</w:t>
+      </w:r>
+      <w:r>
+        <w:rPr>
+          <w:rFonts w:ascii="맑은 고딕" w:hAnsi="맑은 고딕" w:eastAsia="맑은 고딕"/>
+          <w:sz w:val="21"/>
+        </w:rPr>
+        <w:t xml:space="preserve">로 저장되므로 </w:t>
+      </w:r>
+      <w:r>
+        <w:rPr>
+          <w:rFonts w:ascii="맑은 고딕" w:hAnsi="맑은 고딕" w:eastAsia="맑은 고딕"/>
+          <w:b/>
+          <w:sz w:val="21"/>
+        </w:rPr>
+        <w:t xml:space="preserve">반드시 0으로 되돌린 것을 확인하고 끝낸다.</w:t>
+      </w:r>
+      <w:r>
+        <w:rPr>
+          <w:rFonts w:ascii="맑은 고딕" w:hAnsi="맑은 고딕" w:eastAsia="맑은 고딕"/>
+          <w:sz w:val="21"/>
+        </w:rPr>
+        <w:t xml:space="preserve"> 실습 07은 </w:t>
+      </w:r>
+      <w:r>
+        <w:rPr>
+          <w:rFonts w:ascii="맑은 고딕" w:hAnsi="맑은 고딕" w:eastAsia="맑은 고딕"/>
+          <w:b/>
+          <w:sz w:val="21"/>
+        </w:rPr>
+        <w:t xml:space="preserve">되돌릴 수 없는 전환</w:t>
+      </w:r>
+      <w:r>
+        <w:rPr>
+          <w:rFonts w:ascii="맑은 고딕" w:hAnsi="맑은 고딕" w:eastAsia="맑은 고딕"/>
+          <w:sz w:val="21"/>
+        </w:rPr>
+        <w:t xml:space="preserve">을 포함하므로 반드시 스냅샷을 먼저 뜬다.</w:t>
       </w:r>
     </w:p>
     <w:sectPr>
+      <w:headerReference w:type="default" r:id="rId9"/>
+      <w:footerReference w:type="default" r:id="rId10"/>
       <w:pgSz w:w="12240" w:h="15840"/>
       <w:pgMar w:top="1440" w:right="1800" w:bottom="1440" w:left="1800" w:header="720" w:footer="720" w:gutter="0"/>
       <w:cols w:space="720"/>
@@ -9920,6 +16705,26 @@
     </w:sectPr>
   </w:body>
 </w:document>
+</file>
+
+<file path=word/footer1.xml><?xml version="1.0" encoding="utf-8"?>
+<w:ftr xmlns:m="http://schemas.openxmlformats.org/officeDocument/2006/math" xmlns:mc="http://schemas.openxmlformats.org/markup-compatibility/2006" xmlns:mo="http://schemas.microsoft.com/office/mac/office/2008/main" xmlns:mv="urn:schemas-microsoft-com:mac:vml" xmlns:o="urn:schemas-microsoft-com:office:office" xmlns:r="http://schemas.openxmlformats.org/officeDocument/2006/relationships" xmlns:v="urn:schemas-microsoft-com:vml" xmlns:w10="urn:schemas-microsoft-com:office:word" xmlns:w14="http://schemas.microsoft.com/office/word/2010/wordml" xmlns:w="http://schemas.openxmlformats.org/wordprocessingml/2006/main" xmlns:wne="http://schemas.microsoft.com/office/word/2006/wordml" xmlns:wp14="http://schemas.microsoft.com/office/word/2010/wordprocessingDrawing" xmlns:wp="http://schemas.openxmlformats.org/drawingml/2006/wordprocessingDrawing" xmlns:wpc="http://schemas.microsoft.com/office/word/2010/wordprocessingCanvas" xmlns:wpg="http://schemas.microsoft.com/office/word/2010/wordprocessingGroup" xmlns:wpi="http://schemas.microsoft.com/office/word/2010/wordprocessingInk" xmlns:wps="http://schemas.microsoft.com/office/word/2010/wordprocessingShape" mc:Ignorable="w14 wp14">
+  <w:p>
+    <w:pPr>
+      <w:pStyle w:val="Footer"/>
+    </w:pPr>
+  </w:p>
+</w:ftr>
+</file>
+
+<file path=word/header1.xml><?xml version="1.0" encoding="utf-8"?>
+<w:hdr xmlns:m="http://schemas.openxmlformats.org/officeDocument/2006/math" xmlns:mc="http://schemas.openxmlformats.org/markup-compatibility/2006" xmlns:mo="http://schemas.microsoft.com/office/mac/office/2008/main" xmlns:mv="urn:schemas-microsoft-com:mac:vml" xmlns:o="urn:schemas-microsoft-com:office:office" xmlns:r="http://schemas.openxmlformats.org/officeDocument/2006/relationships" xmlns:v="urn:schemas-microsoft-com:vml" xmlns:w10="urn:schemas-microsoft-com:office:word" xmlns:w14="http://schemas.microsoft.com/office/word/2010/wordml" xmlns:w="http://schemas.openxmlformats.org/wordprocessingml/2006/main" xmlns:wne="http://schemas.microsoft.com/office/word/2006/wordml" xmlns:wp14="http://schemas.microsoft.com/office/word/2010/wordprocessingDrawing" xmlns:wp="http://schemas.openxmlformats.org/drawingml/2006/wordprocessingDrawing" xmlns:wpc="http://schemas.microsoft.com/office/word/2010/wordprocessingCanvas" xmlns:wpg="http://schemas.microsoft.com/office/word/2010/wordprocessingGroup" xmlns:wpi="http://schemas.microsoft.com/office/word/2010/wordprocessingInk" xmlns:wps="http://schemas.microsoft.com/office/word/2010/wordprocessingShape" mc:Ignorable="w14 wp14">
+  <w:p>
+    <w:pPr>
+      <w:pStyle w:val="Header"/>
+    </w:pPr>
+  </w:p>
+</w:hdr>
 </file>
 
 <file path=word/numbering.xml><?xml version="1.0" encoding="utf-8"?>
